--- a/docs/troubleshooting/AURIX_MediRun_07_트러블슈팅_INFRA.docx
+++ b/docs/troubleshooting/AURIX_MediRun_07_트러블슈팅_INFRA.docx
@@ -2786,7 +2786,7 @@
                 <w:sz w:val="17"/>
                 <w:szCs w:val="17"/>
               </w:rPr>
-              <w:t xml:space="preserve">(증상 한 줄)</w:t>
+              <w:t>초기 위치 지정해도 지도 위 로봇 마커가 안 움직임(AMCL 미기동)</w:t>
             </w:r>
           </w:p>
         </w:tc>
@@ -2819,7 +2819,7 @@
                 <w:sz w:val="17"/>
                 <w:szCs w:val="17"/>
               </w:rPr>
-              <w:t xml:space="preserve">MAJOR</w:t>
+              <w:t>MAJOR</w:t>
             </w:r>
           </w:p>
         </w:tc>
@@ -2852,7 +2852,7 @@
                 <w:sz w:val="17"/>
                 <w:szCs w:val="17"/>
               </w:rPr>
-              <w:t xml:space="preserve">OPEN</w:t>
+              <w:t>RESOLVED</w:t>
             </w:r>
           </w:p>
         </w:tc>
@@ -2887,7 +2887,7 @@
                 <w:sz w:val="17"/>
                 <w:szCs w:val="17"/>
               </w:rPr>
-              <w:t xml:space="preserve">TS-INFRA-02</w:t>
+              <w:t>TS-INFRA-02</w:t>
             </w:r>
           </w:p>
         </w:tc>
@@ -2913,6 +2913,9 @@
             <w:pPr>
               <w:spacing w:after="0" w:before="0" w:line="260"/>
             </w:pPr>
+            <w:r>
+              <w:t>카메라 재실행 시 Device or resource busy로 기동 실패</w:t>
+            </w:r>
           </w:p>
         </w:tc>
         <w:tc>
@@ -2938,6 +2941,9 @@
               <w:spacing w:after="0" w:before="0" w:line="260"/>
               <w:jc w:val="center"/>
             </w:pPr>
+            <w:r>
+              <w:t>MAJOR</w:t>
+            </w:r>
           </w:p>
         </w:tc>
         <w:tc>
@@ -2963,6 +2969,9 @@
               <w:spacing w:after="0" w:before="0" w:line="260"/>
               <w:jc w:val="center"/>
             </w:pPr>
+            <w:r>
+              <w:t>WORKAROUND</w:t>
+            </w:r>
           </w:p>
         </w:tc>
       </w:tr>
@@ -3443,7 +3452,7 @@
                 <w:sz w:val="17"/>
                 <w:szCs w:val="17"/>
               </w:rPr>
-              <w:t xml:space="preserve">0 / 0 / 0</w:t>
+              <w:t>2 / 1 / 1</w:t>
             </w:r>
           </w:p>
         </w:tc>
@@ -3511,7 +3520,7 @@
                 <w:sz w:val="17"/>
                 <w:szCs w:val="17"/>
               </w:rPr>
-              <w:t xml:space="preserve">0</w:t>
+              <w:t>0</w:t>
             </w:r>
           </w:p>
         </w:tc>
@@ -3603,7 +3612,7 @@
           <w:sz w:val="26"/>
           <w:szCs w:val="26"/>
         </w:rPr>
-        <w:t xml:space="preserve">4.1 TS-INFRA-01 (증상 제목을 여기에)</w:t>
+        <w:t>4.1 TS-INFRA-01 (초기 위치 지정 시 지도 위 로봇 마커 미갱신 — AMCL 미기동)</w:t>
       </w:r>
     </w:p>
     <w:p>
@@ -3709,7 +3718,7 @@
                 <w:sz w:val="17"/>
                 <w:szCs w:val="17"/>
               </w:rPr>
-              <w:t xml:space="preserve">내용</w:t>
+              <w:t>내용</w:t>
             </w:r>
           </w:p>
         </w:tc>
@@ -3775,7 +3784,7 @@
                 <w:sz w:val="17"/>
                 <w:szCs w:val="17"/>
               </w:rPr>
-              <w:t xml:space="preserve">MAJOR / OPEN</w:t>
+              <w:t>MAJOR / RESOLVED</w:t>
             </w:r>
           </w:p>
         </w:tc>
@@ -3843,7 +3852,7 @@
                 <w:sz w:val="17"/>
                 <w:szCs w:val="17"/>
               </w:rPr>
-              <w:t xml:space="preserve">2026-00-00 / 2026-00-00</w:t>
+              <w:t>2026-08-02 / 2026-08-02</w:t>
             </w:r>
           </w:p>
         </w:tc>
@@ -3909,7 +3918,7 @@
                 <w:sz w:val="17"/>
                 <w:szCs w:val="17"/>
               </w:rPr>
-              <w:t xml:space="preserve">이름</w:t>
+              <w:t>GUI 담당</w:t>
             </w:r>
           </w:p>
         </w:tc>
@@ -3977,7 +3986,7 @@
                 <w:sz w:val="17"/>
                 <w:szCs w:val="17"/>
               </w:rPr>
-              <w:t xml:space="preserve">ROS 2 Humble · VM(hj) / Pi(aurix) · 패키지명 · 커밋 해시</w:t>
+              <w:t>ROS 2 Humble · Pi(로봇) · medirun_gui, medirun_bringup · feature/nav2-navigation-controls</w:t>
             </w:r>
           </w:p>
         </w:tc>
@@ -4043,7 +4052,7 @@
                 <w:sz w:val="17"/>
                 <w:szCs w:val="17"/>
               </w:rPr>
-              <w:t xml:space="preserve">연관 이슈 ID, 커밋, 문서 절</w:t>
+              <w:t>연관 이슈 없음 / README GUI 실행 안내 절</w:t>
             </w:r>
           </w:p>
         </w:tc>
@@ -4077,7 +4086,7 @@
           <w:sz w:val="17"/>
           <w:szCs w:val="17"/>
         </w:rPr>
-        <w:t xml:space="preserve">관측된 현상만 적는다. 로그 메시지나 수치가 있으면 그대로 옮긴다.</w:t>
+        <w:t>원격제어/웨이포인트 페이지에서 초기 위치(2D Pose Estimate)를 클릭으로 지정해도 지도 위 로봇 위치 마커가 갱신되지 않고 그대로 멈춰 있었다.</w:t>
       </w:r>
     </w:p>
     <w:tbl>
@@ -4138,7 +4147,7 @@
                 <w:sz w:val="16"/>
                 <w:szCs w:val="16"/>
               </w:rPr>
-              <w:t xml:space="preserve">출력 또는 에러 메시지</w:t>
+              <w:t>$ ros2 node list | grep amcl / ros2 topic list | grep amcl_pose  →  둘 다 결과 없음</w:t>
             </w:r>
           </w:p>
         </w:tc>
@@ -4342,6 +4351,9 @@
             <w:pPr>
               <w:spacing w:after="0" w:before="0" w:line="260"/>
             </w:pPr>
+            <w:r>
+              <w:t>medirun_gui_app을 --mock 없이 단독 실행한다</w:t>
+            </w:r>
           </w:p>
         </w:tc>
         <w:tc>
@@ -4365,6 +4377,9 @@
             <w:pPr>
               <w:spacing w:after="0" w:before="0" w:line="260"/>
             </w:pPr>
+            <w:r>
+              <w:t>GUI는 정상 기동됨</w:t>
+            </w:r>
           </w:p>
         </w:tc>
       </w:tr>
@@ -4424,6 +4439,9 @@
             <w:pPr>
               <w:spacing w:after="0" w:before="0" w:line="260"/>
             </w:pPr>
+            <w:r>
+              <w:t>지도를 불러오고 초기 위치를 클릭으로 지정한다</w:t>
+            </w:r>
           </w:p>
         </w:tc>
         <w:tc>
@@ -4448,6 +4466,9 @@
             <w:pPr>
               <w:spacing w:after="0" w:before="0" w:line="260"/>
             </w:pPr>
+            <w:r>
+              <w:t>마커가 반응하지 않음</w:t>
+            </w:r>
           </w:p>
         </w:tc>
       </w:tr>
@@ -4505,6 +4526,9 @@
             <w:pPr>
               <w:spacing w:after="0" w:before="0" w:line="260"/>
             </w:pPr>
+            <w:r>
+              <w:t>ros2 node list로 실행 중인 노드를 확인한다</w:t>
+            </w:r>
           </w:p>
         </w:tc>
         <w:tc>
@@ -4528,6 +4552,9 @@
             <w:pPr>
               <w:spacing w:after="0" w:before="0" w:line="260"/>
             </w:pPr>
+            <w:r>
+              <w:t>amcl 노드가 목록에 없음</w:t>
+            </w:r>
           </w:p>
         </w:tc>
       </w:tr>
@@ -4543,7 +4570,7 @@
           <w:sz w:val="17"/>
           <w:szCs w:val="17"/>
         </w:rPr>
-        <w:t xml:space="preserve">재현율: n/m 회. 간헐적이면 반드시 명시한다.</w:t>
+        <w:t>재현율: 3/3회 (원인 확인 전까지 항상 재현)</w:t>
       </w:r>
     </w:p>
     <w:p>
@@ -4712,6 +4739,9 @@
             <w:pPr>
               <w:spacing w:after="0" w:before="0" w:line="260"/>
             </w:pPr>
+            <w:r>
+              <w:t>GUI 포즈 설정 제스처(mousePress/Release) 코드 버그다</w:t>
+            </w:r>
           </w:p>
         </w:tc>
         <w:tc>
@@ -4735,6 +4765,9 @@
             <w:pPr>
               <w:spacing w:after="0" w:before="0" w:line="260"/>
             </w:pPr>
+            <w:r>
+              <w:t>NavigationService::setInitialPose 호출 로그·좌표 변환 로직 재검토</w:t>
+            </w:r>
           </w:p>
         </w:tc>
         <w:tc>
@@ -4765,7 +4798,7 @@
                 <w:sz w:val="17"/>
                 <w:szCs w:val="17"/>
               </w:rPr>
-              <w:t xml:space="preserve">아님 — 근거</w:t>
+              <w:t>아님 — 좌표 변환과 /initialpose 퍼블리시는 정상 동작 중이었음</w:t>
             </w:r>
           </w:p>
         </w:tc>
@@ -4793,6 +4826,9 @@
             <w:pPr>
               <w:spacing w:after="0" w:before="0" w:line="260"/>
             </w:pPr>
+            <w:r>
+              <w:t>AMCL 노드 자체가 기동돼 있지 않다</w:t>
+            </w:r>
           </w:p>
         </w:tc>
         <w:tc>
@@ -4817,6 +4853,9 @@
             <w:pPr>
               <w:spacing w:after="0" w:before="0" w:line="260"/>
             </w:pPr>
+            <w:r>
+              <w:t>ros2 node list | grep amcl, ros2 topic list | grep amcl_pose</w:t>
+            </w:r>
           </w:p>
         </w:tc>
         <w:tc>
@@ -4848,7 +4887,7 @@
                 <w:sz w:val="17"/>
                 <w:szCs w:val="17"/>
               </w:rPr>
-              <w:t xml:space="preserve">맞음 — 근거</w:t>
+              <w:t>맞음 — 두 명령 모두 결과 없음, /amcl_pose 토픽이 아예 없었음</w:t>
             </w:r>
           </w:p>
         </w:tc>
@@ -4882,7 +4921,7 @@
           <w:sz w:val="17"/>
           <w:szCs w:val="17"/>
         </w:rPr>
-        <w:t xml:space="preserve">확인된 근본 원인을 한 문단으로 적는다. 확인하지 못했으면 "미확인"이라고 쓰고 어디까지 좁혔는지 남긴다.</w:t>
+        <w:t>확인됨. 세션 내내 medirun_gui_app 실행 파일만 단독 실행했고, Nav2/AMCL 전체 스택을 띄우는 ./scripts/run.sh(ros2 launch medirun_bringup bringup.launch.py)를 실행하지 않아 AMCL 노드 자체가 기동되지 않은 상태였다. GUI의 초기 위치 설정 코드는 정상이었고, 구독 대상인 /amcl_pose가 애초에 발행되지 않고 있었을 뿐이다.</w:t>
       </w:r>
     </w:p>
     <w:p>
@@ -5058,7 +5097,7 @@
                 <w:sz w:val="17"/>
                 <w:szCs w:val="17"/>
               </w:rPr>
-              <w:t xml:space="preserve">파일 / 파라미터</w:t>
+              <w:t>실행 방법</w:t>
             </w:r>
           </w:p>
         </w:tc>
@@ -5083,6 +5122,9 @@
             <w:pPr>
               <w:spacing w:after="0" w:before="0" w:line="260"/>
             </w:pPr>
+            <w:r>
+              <w:t>medirun_gui_app 단독 실행</w:t>
+            </w:r>
           </w:p>
         </w:tc>
         <w:tc>
@@ -5106,6 +5148,9 @@
             <w:pPr>
               <w:spacing w:after="0" w:before="0" w:line="260"/>
             </w:pPr>
+            <w:r>
+              <w:t>./scripts/run.sh(Nav2 전체 스택 + GUI)로 실행</w:t>
+            </w:r>
           </w:p>
         </w:tc>
       </w:tr>
@@ -5168,7 +5213,9 @@
                 <w:sz w:val="16"/>
                 <w:szCs w:val="16"/>
               </w:rPr>
-              <w:t xml:space="preserve">colcon build --packages-select &lt;pkg&gt; --symlink-install</w:t>
+              <w:t># 적용 명령</w:t>
+              <w:br/>
+              <w:t>./scripts/run.sh</w:t>
             </w:r>
           </w:p>
         </w:tc>
@@ -5207,7 +5254,7 @@
           <w:sz w:val="17"/>
           <w:szCs w:val="17"/>
         </w:rPr>
-        <w:t xml:space="preserve">무엇을 관측해 해결로 판단했는가 (수치·로그·화면)</w:t>
+        <w:t>./scripts/run.sh로 재실행 후 ros2 node list에 amcl이 나타나고 /amcl_pose가 발행되는지 확인</w:t>
       </w:r>
     </w:p>
     <w:p>
@@ -5226,7 +5273,7 @@
           <w:sz w:val="17"/>
           <w:szCs w:val="17"/>
         </w:rPr>
-        <w:t xml:space="preserve">재현 절차를 다시 수행한 결과와 횟수</w:t>
+        <w:t>초기 위치를 클릭으로 지정하면 마커가 해당 위치에 표시되고 이후 실시간으로 로봇 위치를 따라 갱신됨을 확인. 재현 절차 재수행 결과 1/1회 정상 동작, 이후 재발 없음</w:t>
       </w:r>
     </w:p>
     <w:p>
@@ -5366,7 +5413,7 @@
                 <w:sz w:val="17"/>
                 <w:szCs w:val="17"/>
               </w:rPr>
-              <w:t xml:space="preserve">개발 규칙서 / 체크리스트 / 코드 / 없음</w:t>
+              <w:t>문서(README)</w:t>
             </w:r>
           </w:p>
         </w:tc>
@@ -5391,6 +5438,1862 @@
             <w:pPr>
               <w:spacing w:after="0" w:before="0" w:line="260"/>
             </w:pPr>
+            <w:r>
+              <w:t>README GUI 실행 안내에 ./scripts/run.sh 사용법이 이미 명시돼 있어 별도 코드 변경 없음. medirun_gui_app 단독 실행은 --mock 전용 용도로만 사용하기로 함</w:t>
+            </w:r>
+          </w:p>
+        </w:tc>
+      </w:tr>
+    </w:tbl>
+    <w:p>
+      <w:pPr>
+        <w:pStyle w:val="Heading2"/>
+        <w:pBdr>
+          <w:left w:val="single" w:color="D9A441" w:sz="24" w:space="8"/>
+        </w:pBdr>
+        <w:spacing w:after="180" w:before="380" w:line="280"/>
+        <w:ind w:left="140"/>
+      </w:pPr>
+      <w:r>
+        <w:rPr>
+          <w:rFonts w:ascii="맑은 고딕" w:cs="맑은 고딕" w:eastAsia="맑은 고딕" w:hAnsi="맑은 고딕"/>
+          <w:b/>
+          <w:bCs/>
+          <w:color w:val="241B12"/>
+          <w:sz w:val="26"/>
+          <w:szCs w:val="26"/>
+        </w:rPr>
+        <w:t>4.2 TS-INFRA-02 (카메라 재실행 시 Device or resource busy로 기동 실패)</w:t>
+      </w:r>
+    </w:p>
+    <w:p>
+      <w:pPr>
+        <w:pStyle w:val="Heading3"/>
+        <w:spacing w:after="120" w:before="260" w:line="260"/>
+      </w:pPr>
+      <w:r>
+        <w:rPr>
+          <w:rFonts w:ascii="맑은 고딕" w:cs="맑은 고딕" w:eastAsia="맑은 고딕" w:hAnsi="맑은 고딕"/>
+          <w:b/>
+          <w:bCs/>
+          <w:color w:val="241B12"/>
+          <w:sz w:val="21"/>
+          <w:szCs w:val="21"/>
+        </w:rPr>
+        <w:t xml:space="preserve">개요</w:t>
+      </w:r>
+    </w:p>
+    <w:tbl>
+      <w:tblPr>
+        <w:tblW w:type="dxa" w:w="9746"/>
+        <w:tblBorders>
+          <w:top w:val="single" w:color="DEDEDE" w:sz="6"/>
+          <w:left w:val="single" w:color="DEDEDE" w:sz="6"/>
+          <w:bottom w:val="single" w:color="DEDEDE" w:sz="6"/>
+          <w:right w:val="single" w:color="DEDEDE" w:sz="6"/>
+          <w:insideH w:val="single" w:color="DEDEDE" w:sz="6"/>
+          <w:insideV w:val="single" w:color="DEDEDE" w:sz="6"/>
+        </w:tblBorders>
+      </w:tblPr>
+      <w:tblGrid>
+        <w:gridCol w:w="2600"/>
+        <w:gridCol w:w="7146"/>
+      </w:tblGrid>
+      <w:tr>
+        <w:trPr>
+          <w:tblHeader/>
+        </w:trPr>
+        <w:tc>
+          <w:tcPr>
+            <w:tcW w:type="dxa" w:w="2600"/>
+            <w:tcBorders>
+              <w:top w:val="single" w:color="49361D" w:sz="6"/>
+              <w:left w:val="single" w:color="49361D" w:sz="6"/>
+              <w:bottom w:val="single" w:color="49361D" w:sz="6"/>
+              <w:right w:val="single" w:color="49361D" w:sz="6"/>
+            </w:tcBorders>
+            <w:shd w:fill="241B12" w:color="auto" w:val="clear"/>
+            <w:tcMar>
+              <w:top w:type="dxa" w:w="90"/>
+              <w:left w:type="dxa" w:w="110"/>
+              <w:bottom w:type="dxa" w:w="90"/>
+              <w:right w:type="dxa" w:w="110"/>
+            </w:tcMar>
+            <w:vAlign w:val="center"/>
+          </w:tcPr>
+          <w:p>
+            <w:pPr>
+              <w:spacing w:after="0" w:before="0" w:line="260"/>
+            </w:pPr>
+            <w:r>
+              <w:rPr>
+                <w:rFonts w:ascii="맑은 고딕" w:cs="맑은 고딕" w:eastAsia="맑은 고딕" w:hAnsi="맑은 고딕"/>
+                <w:b/>
+                <w:bCs/>
+                <w:color w:val="F4CF87"/>
+                <w:sz w:val="17"/>
+                <w:szCs w:val="17"/>
+              </w:rPr>
+              <w:t xml:space="preserve">항목</w:t>
+            </w:r>
+          </w:p>
+        </w:tc>
+        <w:tc>
+          <w:tcPr>
+            <w:tcW w:type="dxa" w:w="7146"/>
+            <w:tcBorders>
+              <w:top w:val="single" w:color="49361D" w:sz="6"/>
+              <w:left w:val="single" w:color="49361D" w:sz="6"/>
+              <w:bottom w:val="single" w:color="49361D" w:sz="6"/>
+              <w:right w:val="single" w:color="49361D" w:sz="6"/>
+            </w:tcBorders>
+            <w:shd w:fill="241B12" w:color="auto" w:val="clear"/>
+            <w:tcMar>
+              <w:top w:type="dxa" w:w="90"/>
+              <w:left w:type="dxa" w:w="110"/>
+              <w:bottom w:type="dxa" w:w="90"/>
+              <w:right w:type="dxa" w:w="110"/>
+            </w:tcMar>
+            <w:vAlign w:val="center"/>
+          </w:tcPr>
+          <w:p>
+            <w:pPr>
+              <w:spacing w:after="0" w:before="0" w:line="260"/>
+            </w:pPr>
+            <w:r>
+              <w:rPr>
+                <w:rFonts w:ascii="맑은 고딕" w:cs="맑은 고딕" w:eastAsia="맑은 고딕" w:hAnsi="맑은 고딕"/>
+                <w:b/>
+                <w:bCs/>
+                <w:color w:val="F4CF87"/>
+                <w:sz w:val="17"/>
+                <w:szCs w:val="17"/>
+              </w:rPr>
+              <w:t>내용</w:t>
+            </w:r>
+          </w:p>
+        </w:tc>
+      </w:tr>
+      <w:tr>
+        <w:tc>
+          <w:tcPr>
+            <w:tcW w:type="dxa" w:w="2600"/>
+            <w:tcBorders>
+              <w:top w:val="single" w:color="DEDEDE" w:sz="6"/>
+              <w:left w:val="single" w:color="DEDEDE" w:sz="6"/>
+              <w:bottom w:val="single" w:color="DEDEDE" w:sz="6"/>
+              <w:right w:val="single" w:color="DEDEDE" w:sz="6"/>
+            </w:tcBorders>
+            <w:tcMar>
+              <w:top w:type="dxa" w:w="70"/>
+              <w:left w:type="dxa" w:w="110"/>
+              <w:bottom w:type="dxa" w:w="70"/>
+              <w:right w:type="dxa" w:w="110"/>
+            </w:tcMar>
+            <w:vAlign w:val="center"/>
+          </w:tcPr>
+          <w:p>
+            <w:pPr>
+              <w:spacing w:after="0" w:before="0" w:line="260"/>
+            </w:pPr>
+            <w:r>
+              <w:rPr>
+                <w:rFonts w:ascii="맑은 고딕" w:cs="맑은 고딕" w:eastAsia="맑은 고딕" w:hAnsi="맑은 고딕"/>
+                <w:color w:val="3C3429"/>
+                <w:sz w:val="17"/>
+                <w:szCs w:val="17"/>
+              </w:rPr>
+              <w:t xml:space="preserve">심각도 / 상태</w:t>
+            </w:r>
+          </w:p>
+        </w:tc>
+        <w:tc>
+          <w:tcPr>
+            <w:tcW w:type="dxa" w:w="7146"/>
+            <w:tcBorders>
+              <w:top w:val="single" w:color="DEDEDE" w:sz="6"/>
+              <w:left w:val="single" w:color="DEDEDE" w:sz="6"/>
+              <w:bottom w:val="single" w:color="DEDEDE" w:sz="6"/>
+              <w:right w:val="single" w:color="DEDEDE" w:sz="6"/>
+            </w:tcBorders>
+            <w:tcMar>
+              <w:top w:type="dxa" w:w="70"/>
+              <w:left w:type="dxa" w:w="110"/>
+              <w:bottom w:type="dxa" w:w="70"/>
+              <w:right w:type="dxa" w:w="110"/>
+            </w:tcMar>
+            <w:vAlign w:val="center"/>
+          </w:tcPr>
+          <w:p>
+            <w:pPr>
+              <w:spacing w:after="0" w:before="0" w:line="260"/>
+            </w:pPr>
+            <w:r>
+              <w:rPr>
+                <w:rFonts w:ascii="맑은 고딕" w:cs="맑은 고딕" w:eastAsia="맑은 고딕" w:hAnsi="맑은 고딕"/>
+                <w:color w:val="3C3429"/>
+                <w:sz w:val="17"/>
+                <w:szCs w:val="17"/>
+              </w:rPr>
+              <w:t>MAJOR / WORKAROUND</w:t>
+            </w:r>
+          </w:p>
+        </w:tc>
+      </w:tr>
+      <w:tr>
+        <w:tc>
+          <w:tcPr>
+            <w:tcW w:type="dxa" w:w="2600"/>
+            <w:tcBorders>
+              <w:top w:val="single" w:color="DEDEDE" w:sz="6"/>
+              <w:left w:val="single" w:color="DEDEDE" w:sz="6"/>
+              <w:bottom w:val="single" w:color="DEDEDE" w:sz="6"/>
+              <w:right w:val="single" w:color="DEDEDE" w:sz="6"/>
+            </w:tcBorders>
+            <w:shd w:fill="FAFAFA" w:color="auto" w:val="clear"/>
+            <w:tcMar>
+              <w:top w:type="dxa" w:w="70"/>
+              <w:left w:type="dxa" w:w="110"/>
+              <w:bottom w:type="dxa" w:w="70"/>
+              <w:right w:type="dxa" w:w="110"/>
+            </w:tcMar>
+            <w:vAlign w:val="center"/>
+          </w:tcPr>
+          <w:p>
+            <w:pPr>
+              <w:spacing w:after="0" w:before="0" w:line="260"/>
+            </w:pPr>
+            <w:r>
+              <w:rPr>
+                <w:rFonts w:ascii="맑은 고딕" w:cs="맑은 고딕" w:eastAsia="맑은 고딕" w:hAnsi="맑은 고딕"/>
+                <w:color w:val="3C3429"/>
+                <w:sz w:val="17"/>
+                <w:szCs w:val="17"/>
+              </w:rPr>
+              <w:t xml:space="preserve">발생일 / 해결일</w:t>
+            </w:r>
+          </w:p>
+        </w:tc>
+        <w:tc>
+          <w:tcPr>
+            <w:tcW w:type="dxa" w:w="7146"/>
+            <w:tcBorders>
+              <w:top w:val="single" w:color="DEDEDE" w:sz="6"/>
+              <w:left w:val="single" w:color="DEDEDE" w:sz="6"/>
+              <w:bottom w:val="single" w:color="DEDEDE" w:sz="6"/>
+              <w:right w:val="single" w:color="DEDEDE" w:sz="6"/>
+            </w:tcBorders>
+            <w:shd w:fill="FAFAFA" w:color="auto" w:val="clear"/>
+            <w:tcMar>
+              <w:top w:type="dxa" w:w="70"/>
+              <w:left w:type="dxa" w:w="110"/>
+              <w:bottom w:type="dxa" w:w="70"/>
+              <w:right w:type="dxa" w:w="110"/>
+            </w:tcMar>
+            <w:vAlign w:val="center"/>
+          </w:tcPr>
+          <w:p>
+            <w:pPr>
+              <w:spacing w:after="0" w:before="0" w:line="260"/>
+            </w:pPr>
+            <w:r>
+              <w:rPr>
+                <w:rFonts w:ascii="맑은 고딕" w:cs="맑은 고딕" w:eastAsia="맑은 고딕" w:hAnsi="맑은 고딕"/>
+                <w:color w:val="3C3429"/>
+                <w:sz w:val="17"/>
+                <w:szCs w:val="17"/>
+              </w:rPr>
+              <w:t>2026-08-02 / 미해결(WORKAROUND, 근본 조치 없음)</w:t>
+            </w:r>
+          </w:p>
+        </w:tc>
+      </w:tr>
+      <w:tr>
+        <w:tc>
+          <w:tcPr>
+            <w:tcW w:type="dxa" w:w="2600"/>
+            <w:tcBorders>
+              <w:top w:val="single" w:color="DEDEDE" w:sz="6"/>
+              <w:left w:val="single" w:color="DEDEDE" w:sz="6"/>
+              <w:bottom w:val="single" w:color="DEDEDE" w:sz="6"/>
+              <w:right w:val="single" w:color="DEDEDE" w:sz="6"/>
+            </w:tcBorders>
+            <w:tcMar>
+              <w:top w:type="dxa" w:w="70"/>
+              <w:left w:type="dxa" w:w="110"/>
+              <w:bottom w:type="dxa" w:w="70"/>
+              <w:right w:type="dxa" w:w="110"/>
+            </w:tcMar>
+            <w:vAlign w:val="center"/>
+          </w:tcPr>
+          <w:p>
+            <w:pPr>
+              <w:spacing w:after="0" w:before="0" w:line="260"/>
+            </w:pPr>
+            <w:r>
+              <w:rPr>
+                <w:rFonts w:ascii="맑은 고딕" w:cs="맑은 고딕" w:eastAsia="맑은 고딕" w:hAnsi="맑은 고딕"/>
+                <w:color w:val="3C3429"/>
+                <w:sz w:val="17"/>
+                <w:szCs w:val="17"/>
+              </w:rPr>
+              <w:t xml:space="preserve">담당</w:t>
+            </w:r>
+          </w:p>
+        </w:tc>
+        <w:tc>
+          <w:tcPr>
+            <w:tcW w:type="dxa" w:w="7146"/>
+            <w:tcBorders>
+              <w:top w:val="single" w:color="DEDEDE" w:sz="6"/>
+              <w:left w:val="single" w:color="DEDEDE" w:sz="6"/>
+              <w:bottom w:val="single" w:color="DEDEDE" w:sz="6"/>
+              <w:right w:val="single" w:color="DEDEDE" w:sz="6"/>
+            </w:tcBorders>
+            <w:tcMar>
+              <w:top w:type="dxa" w:w="70"/>
+              <w:left w:type="dxa" w:w="110"/>
+              <w:bottom w:type="dxa" w:w="70"/>
+              <w:right w:type="dxa" w:w="110"/>
+            </w:tcMar>
+            <w:vAlign w:val="center"/>
+          </w:tcPr>
+          <w:p>
+            <w:pPr>
+              <w:spacing w:after="0" w:before="0" w:line="260"/>
+            </w:pPr>
+            <w:r>
+              <w:rPr>
+                <w:rFonts w:ascii="맑은 고딕" w:cs="맑은 고딕" w:eastAsia="맑은 고딕" w:hAnsi="맑은 고딕"/>
+                <w:color w:val="3C3429"/>
+                <w:sz w:val="17"/>
+                <w:szCs w:val="17"/>
+              </w:rPr>
+              <w:t>GUI 담당</w:t>
+            </w:r>
+          </w:p>
+        </w:tc>
+      </w:tr>
+      <w:tr>
+        <w:tc>
+          <w:tcPr>
+            <w:tcW w:type="dxa" w:w="2600"/>
+            <w:tcBorders>
+              <w:top w:val="single" w:color="DEDEDE" w:sz="6"/>
+              <w:left w:val="single" w:color="DEDEDE" w:sz="6"/>
+              <w:bottom w:val="single" w:color="DEDEDE" w:sz="6"/>
+              <w:right w:val="single" w:color="DEDEDE" w:sz="6"/>
+            </w:tcBorders>
+            <w:shd w:fill="FAFAFA" w:color="auto" w:val="clear"/>
+            <w:tcMar>
+              <w:top w:type="dxa" w:w="70"/>
+              <w:left w:type="dxa" w:w="110"/>
+              <w:bottom w:type="dxa" w:w="70"/>
+              <w:right w:type="dxa" w:w="110"/>
+            </w:tcMar>
+            <w:vAlign w:val="center"/>
+          </w:tcPr>
+          <w:p>
+            <w:pPr>
+              <w:spacing w:after="0" w:before="0" w:line="260"/>
+            </w:pPr>
+            <w:r>
+              <w:rPr>
+                <w:rFonts w:ascii="맑은 고딕" w:cs="맑은 고딕" w:eastAsia="맑은 고딕" w:hAnsi="맑은 고딕"/>
+                <w:color w:val="3C3429"/>
+                <w:sz w:val="17"/>
+                <w:szCs w:val="17"/>
+              </w:rPr>
+              <w:t xml:space="preserve">환경</w:t>
+            </w:r>
+          </w:p>
+        </w:tc>
+        <w:tc>
+          <w:tcPr>
+            <w:tcW w:type="dxa" w:w="7146"/>
+            <w:tcBorders>
+              <w:top w:val="single" w:color="DEDEDE" w:sz="6"/>
+              <w:left w:val="single" w:color="DEDEDE" w:sz="6"/>
+              <w:bottom w:val="single" w:color="DEDEDE" w:sz="6"/>
+              <w:right w:val="single" w:color="DEDEDE" w:sz="6"/>
+            </w:tcBorders>
+            <w:shd w:fill="FAFAFA" w:color="auto" w:val="clear"/>
+            <w:tcMar>
+              <w:top w:type="dxa" w:w="70"/>
+              <w:left w:type="dxa" w:w="110"/>
+              <w:bottom w:type="dxa" w:w="70"/>
+              <w:right w:type="dxa" w:w="110"/>
+            </w:tcMar>
+            <w:vAlign w:val="center"/>
+          </w:tcPr>
+          <w:p>
+            <w:pPr>
+              <w:spacing w:after="0" w:before="0" w:line="260"/>
+            </w:pPr>
+            <w:r>
+              <w:rPr>
+                <w:rFonts w:ascii="맑은 고딕" w:cs="맑은 고딕" w:eastAsia="맑은 고딕" w:hAnsi="맑은 고딕"/>
+                <w:color w:val="3C3429"/>
+                <w:sz w:val="17"/>
+                <w:szCs w:val="17"/>
+              </w:rPr>
+              <w:t>ROS 2 Humble · Pi(로봇, CSI 카메라 IMX219) · turtlebot3_bringup(camera_ros) · medirun_gui</w:t>
+            </w:r>
+          </w:p>
+        </w:tc>
+      </w:tr>
+      <w:tr>
+        <w:tc>
+          <w:tcPr>
+            <w:tcW w:type="dxa" w:w="2600"/>
+            <w:tcBorders>
+              <w:top w:val="single" w:color="DEDEDE" w:sz="6"/>
+              <w:left w:val="single" w:color="DEDEDE" w:sz="6"/>
+              <w:bottom w:val="single" w:color="DEDEDE" w:sz="6"/>
+              <w:right w:val="single" w:color="DEDEDE" w:sz="6"/>
+            </w:tcBorders>
+            <w:tcMar>
+              <w:top w:type="dxa" w:w="70"/>
+              <w:left w:type="dxa" w:w="110"/>
+              <w:bottom w:type="dxa" w:w="70"/>
+              <w:right w:type="dxa" w:w="110"/>
+            </w:tcMar>
+            <w:vAlign w:val="center"/>
+          </w:tcPr>
+          <w:p>
+            <w:pPr>
+              <w:spacing w:after="0" w:before="0" w:line="260"/>
+            </w:pPr>
+            <w:r>
+              <w:rPr>
+                <w:rFonts w:ascii="맑은 고딕" w:cs="맑은 고딕" w:eastAsia="맑은 고딕" w:hAnsi="맑은 고딕"/>
+                <w:color w:val="3C3429"/>
+                <w:sz w:val="17"/>
+                <w:szCs w:val="17"/>
+              </w:rPr>
+              <w:t xml:space="preserve">관련</w:t>
+            </w:r>
+          </w:p>
+        </w:tc>
+        <w:tc>
+          <w:tcPr>
+            <w:tcW w:type="dxa" w:w="7146"/>
+            <w:tcBorders>
+              <w:top w:val="single" w:color="DEDEDE" w:sz="6"/>
+              <w:left w:val="single" w:color="DEDEDE" w:sz="6"/>
+              <w:bottom w:val="single" w:color="DEDEDE" w:sz="6"/>
+              <w:right w:val="single" w:color="DEDEDE" w:sz="6"/>
+            </w:tcBorders>
+            <w:tcMar>
+              <w:top w:type="dxa" w:w="70"/>
+              <w:left w:type="dxa" w:w="110"/>
+              <w:bottom w:type="dxa" w:w="70"/>
+              <w:right w:type="dxa" w:w="110"/>
+            </w:tcMar>
+            <w:vAlign w:val="center"/>
+          </w:tcPr>
+          <w:p>
+            <w:pPr>
+              <w:spacing w:after="0" w:before="0" w:line="260"/>
+            </w:pPr>
+            <w:r>
+              <w:rPr>
+                <w:rFonts w:ascii="맑은 고딕" w:cs="맑은 고딕" w:eastAsia="맑은 고딕" w:hAnsi="맑은 고딕"/>
+                <w:color w:val="3C3429"/>
+                <w:sz w:val="17"/>
+                <w:szCs w:val="17"/>
+              </w:rPr>
+              <w:t>연관 이슈 없음 / README 카메라 실행 안내 절</w:t>
+            </w:r>
+          </w:p>
+        </w:tc>
+      </w:tr>
+    </w:tbl>
+    <w:p>
+      <w:pPr>
+        <w:pStyle w:val="Heading3"/>
+        <w:spacing w:after="120" w:before="260" w:line="260"/>
+      </w:pPr>
+      <w:r>
+        <w:rPr>
+          <w:rFonts w:ascii="맑은 고딕" w:cs="맑은 고딕" w:eastAsia="맑은 고딕" w:hAnsi="맑은 고딕"/>
+          <w:b/>
+          <w:bCs/>
+          <w:color w:val="241B12"/>
+          <w:sz w:val="21"/>
+          <w:szCs w:val="21"/>
+        </w:rPr>
+        <w:t xml:space="preserve">증상</w:t>
+      </w:r>
+    </w:p>
+    <w:p>
+      <w:pPr>
+        <w:spacing w:after="140" w:before="0" w:line="260"/>
+      </w:pPr>
+      <w:r>
+        <w:rPr>
+          <w:rFonts w:ascii="맑은 고딕" w:cs="맑은 고딕" w:eastAsia="맑은 고딕" w:hAnsi="맑은 고딕"/>
+          <w:color w:val="3C3429"/>
+          <w:sz w:val="17"/>
+          <w:szCs w:val="17"/>
+        </w:rPr>
+        <w:t>Pi에서 ros2 launch turtlebot3_bringup camera.launch.py를 재실행했을 때, 이전 실행 프로세스가 남아 있으면 카메라 장치를 다시 열지 못하고 에러가 발생했다.</w:t>
+      </w:r>
+    </w:p>
+    <w:tbl>
+      <w:tblPr>
+        <w:tblW w:type="dxa" w:w="9746"/>
+        <w:tblBorders>
+          <w:top w:val="single" w:color="DEDEDE" w:sz="6"/>
+          <w:left w:val="single" w:color="DEDEDE" w:sz="6"/>
+          <w:bottom w:val="single" w:color="DEDEDE" w:sz="6"/>
+          <w:right w:val="single" w:color="DEDEDE" w:sz="6"/>
+          <w:insideH w:val="single" w:color="DEDEDE" w:sz="6"/>
+          <w:insideV w:val="single" w:color="DEDEDE" w:sz="6"/>
+        </w:tblBorders>
+      </w:tblPr>
+      <w:tblGrid>
+        <w:gridCol w:w="9746"/>
+      </w:tblGrid>
+      <w:tr>
+        <w:tc>
+          <w:tcPr>
+            <w:tcW w:type="dxa" w:w="9746"/>
+            <w:tcBorders>
+              <w:top w:val="single" w:color="DEDEDE" w:sz="6"/>
+              <w:left w:val="single" w:color="DEDEDE" w:sz="6"/>
+              <w:bottom w:val="single" w:color="DEDEDE" w:sz="6"/>
+              <w:right w:val="single" w:color="DEDEDE" w:sz="6"/>
+            </w:tcBorders>
+            <w:shd w:fill="F7F8FA" w:color="auto" w:val="clear"/>
+            <w:tcMar>
+              <w:top w:type="dxa" w:w="140"/>
+              <w:left w:type="dxa" w:w="160"/>
+              <w:bottom w:type="dxa" w:w="140"/>
+              <w:right w:type="dxa" w:w="160"/>
+            </w:tcMar>
+          </w:tcPr>
+          <w:p>
+            <w:pPr>
+              <w:spacing w:after="20" w:line="240"/>
+            </w:pPr>
+            <w:r>
+              <w:rPr>
+                <w:rFonts w:ascii="Consolas" w:cs="Consolas" w:eastAsia="Consolas" w:hAnsi="Consolas"/>
+                <w:color w:val="3C3429"/>
+                <w:sz w:val="16"/>
+                <w:szCs w:val="16"/>
+              </w:rPr>
+              <w:t xml:space="preserve">$ 명령어</w:t>
+            </w:r>
+          </w:p>
+          <w:p>
+            <w:pPr>
+              <w:spacing w:after="20" w:line="240"/>
+            </w:pPr>
+            <w:r>
+              <w:rPr>
+                <w:rFonts w:ascii="Consolas" w:cs="Consolas" w:eastAsia="Consolas" w:hAnsi="Consolas"/>
+                <w:color w:val="3C3429"/>
+                <w:sz w:val="16"/>
+                <w:szCs w:val="16"/>
+              </w:rPr>
+              <w:t>$ ros2 launch turtlebot3_bringup camera.launch.py format:=BGR888  →  [ERROR] ... Device or resource busy</w:t>
+            </w:r>
+          </w:p>
+        </w:tc>
+      </w:tr>
+    </w:tbl>
+    <w:p>
+      <w:pPr>
+        <w:pStyle w:val="Heading3"/>
+        <w:spacing w:after="120" w:before="260" w:line="260"/>
+      </w:pPr>
+      <w:r>
+        <w:rPr>
+          <w:rFonts w:ascii="맑은 고딕" w:cs="맑은 고딕" w:eastAsia="맑은 고딕" w:hAnsi="맑은 고딕"/>
+          <w:b/>
+          <w:bCs/>
+          <w:color w:val="241B12"/>
+          <w:sz w:val="21"/>
+          <w:szCs w:val="21"/>
+        </w:rPr>
+        <w:t xml:space="preserve">재현 절차</w:t>
+      </w:r>
+    </w:p>
+    <w:tbl>
+      <w:tblPr>
+        <w:tblW w:type="dxa" w:w="9746"/>
+        <w:tblBorders>
+          <w:top w:val="single" w:color="DEDEDE" w:sz="6"/>
+          <w:left w:val="single" w:color="DEDEDE" w:sz="6"/>
+          <w:bottom w:val="single" w:color="DEDEDE" w:sz="6"/>
+          <w:right w:val="single" w:color="DEDEDE" w:sz="6"/>
+          <w:insideH w:val="single" w:color="DEDEDE" w:sz="6"/>
+          <w:insideV w:val="single" w:color="DEDEDE" w:sz="6"/>
+        </w:tblBorders>
+      </w:tblPr>
+      <w:tblGrid>
+        <w:gridCol w:w="1500"/>
+        <w:gridCol w:w="3000"/>
+        <w:gridCol w:w="5246"/>
+      </w:tblGrid>
+      <w:tr>
+        <w:trPr>
+          <w:tblHeader/>
+        </w:trPr>
+        <w:tc>
+          <w:tcPr>
+            <w:tcW w:type="dxa" w:w="1500"/>
+            <w:tcBorders>
+              <w:top w:val="single" w:color="49361D" w:sz="6"/>
+              <w:left w:val="single" w:color="49361D" w:sz="6"/>
+              <w:bottom w:val="single" w:color="49361D" w:sz="6"/>
+              <w:right w:val="single" w:color="49361D" w:sz="6"/>
+            </w:tcBorders>
+            <w:shd w:fill="241B12" w:color="auto" w:val="clear"/>
+            <w:tcMar>
+              <w:top w:type="dxa" w:w="90"/>
+              <w:left w:type="dxa" w:w="110"/>
+              <w:bottom w:type="dxa" w:w="90"/>
+              <w:right w:type="dxa" w:w="110"/>
+            </w:tcMar>
+            <w:vAlign w:val="center"/>
+          </w:tcPr>
+          <w:p>
+            <w:pPr>
+              <w:spacing w:after="0" w:before="0" w:line="260"/>
+            </w:pPr>
+            <w:r>
+              <w:rPr>
+                <w:rFonts w:ascii="맑은 고딕" w:cs="맑은 고딕" w:eastAsia="맑은 고딕" w:hAnsi="맑은 고딕"/>
+                <w:b/>
+                <w:bCs/>
+                <w:color w:val="F4CF87"/>
+                <w:sz w:val="17"/>
+                <w:szCs w:val="17"/>
+              </w:rPr>
+              <w:t xml:space="preserve">#</w:t>
+            </w:r>
+          </w:p>
+        </w:tc>
+        <w:tc>
+          <w:tcPr>
+            <w:tcW w:type="dxa" w:w="3000"/>
+            <w:tcBorders>
+              <w:top w:val="single" w:color="49361D" w:sz="6"/>
+              <w:left w:val="single" w:color="49361D" w:sz="6"/>
+              <w:bottom w:val="single" w:color="49361D" w:sz="6"/>
+              <w:right w:val="single" w:color="49361D" w:sz="6"/>
+            </w:tcBorders>
+            <w:shd w:fill="241B12" w:color="auto" w:val="clear"/>
+            <w:tcMar>
+              <w:top w:type="dxa" w:w="90"/>
+              <w:left w:type="dxa" w:w="110"/>
+              <w:bottom w:type="dxa" w:w="90"/>
+              <w:right w:type="dxa" w:w="110"/>
+            </w:tcMar>
+            <w:vAlign w:val="center"/>
+          </w:tcPr>
+          <w:p>
+            <w:pPr>
+              <w:spacing w:after="0" w:before="0" w:line="260"/>
+            </w:pPr>
+            <w:r>
+              <w:rPr>
+                <w:rFonts w:ascii="맑은 고딕" w:cs="맑은 고딕" w:eastAsia="맑은 고딕" w:hAnsi="맑은 고딕"/>
+                <w:b/>
+                <w:bCs/>
+                <w:color w:val="F4CF87"/>
+                <w:sz w:val="17"/>
+                <w:szCs w:val="17"/>
+              </w:rPr>
+              <w:t xml:space="preserve">동작</w:t>
+            </w:r>
+          </w:p>
+        </w:tc>
+        <w:tc>
+          <w:tcPr>
+            <w:tcW w:type="dxa" w:w="5246"/>
+            <w:tcBorders>
+              <w:top w:val="single" w:color="49361D" w:sz="6"/>
+              <w:left w:val="single" w:color="49361D" w:sz="6"/>
+              <w:bottom w:val="single" w:color="49361D" w:sz="6"/>
+              <w:right w:val="single" w:color="49361D" w:sz="6"/>
+            </w:tcBorders>
+            <w:shd w:fill="241B12" w:color="auto" w:val="clear"/>
+            <w:tcMar>
+              <w:top w:type="dxa" w:w="90"/>
+              <w:left w:type="dxa" w:w="110"/>
+              <w:bottom w:type="dxa" w:w="90"/>
+              <w:right w:type="dxa" w:w="110"/>
+            </w:tcMar>
+            <w:vAlign w:val="center"/>
+          </w:tcPr>
+          <w:p>
+            <w:pPr>
+              <w:spacing w:after="0" w:before="0" w:line="260"/>
+            </w:pPr>
+            <w:r>
+              <w:rPr>
+                <w:rFonts w:ascii="맑은 고딕" w:cs="맑은 고딕" w:eastAsia="맑은 고딕" w:hAnsi="맑은 고딕"/>
+                <w:b/>
+                <w:bCs/>
+                <w:color w:val="F4CF87"/>
+                <w:sz w:val="17"/>
+                <w:szCs w:val="17"/>
+              </w:rPr>
+              <w:t xml:space="preserve">결과</w:t>
+            </w:r>
+          </w:p>
+        </w:tc>
+      </w:tr>
+      <w:tr>
+        <w:tc>
+          <w:tcPr>
+            <w:tcW w:type="dxa" w:w="1500"/>
+            <w:tcBorders>
+              <w:top w:val="single" w:color="DEDEDE" w:sz="6"/>
+              <w:left w:val="single" w:color="DEDEDE" w:sz="6"/>
+              <w:bottom w:val="single" w:color="DEDEDE" w:sz="6"/>
+              <w:right w:val="single" w:color="DEDEDE" w:sz="6"/>
+            </w:tcBorders>
+            <w:tcMar>
+              <w:top w:type="dxa" w:w="70"/>
+              <w:left w:type="dxa" w:w="110"/>
+              <w:bottom w:type="dxa" w:w="70"/>
+              <w:right w:type="dxa" w:w="110"/>
+            </w:tcMar>
+            <w:vAlign w:val="center"/>
+          </w:tcPr>
+          <w:p>
+            <w:pPr>
+              <w:spacing w:after="0" w:before="0" w:line="260"/>
+            </w:pPr>
+            <w:r>
+              <w:rPr>
+                <w:rFonts w:ascii="맑은 고딕" w:cs="맑은 고딕" w:eastAsia="맑은 고딕" w:hAnsi="맑은 고딕"/>
+                <w:color w:val="3C3429"/>
+                <w:sz w:val="17"/>
+                <w:szCs w:val="17"/>
+              </w:rPr>
+              <w:t xml:space="preserve">1</w:t>
+            </w:r>
+          </w:p>
+        </w:tc>
+        <w:tc>
+          <w:tcPr>
+            <w:tcW w:type="dxa" w:w="3000"/>
+            <w:tcBorders>
+              <w:top w:val="single" w:color="DEDEDE" w:sz="6"/>
+              <w:left w:val="single" w:color="DEDEDE" w:sz="6"/>
+              <w:bottom w:val="single" w:color="DEDEDE" w:sz="6"/>
+              <w:right w:val="single" w:color="DEDEDE" w:sz="6"/>
+            </w:tcBorders>
+            <w:tcMar>
+              <w:top w:type="dxa" w:w="70"/>
+              <w:left w:type="dxa" w:w="110"/>
+              <w:bottom w:type="dxa" w:w="70"/>
+              <w:right w:type="dxa" w:w="110"/>
+            </w:tcMar>
+            <w:vAlign w:val="center"/>
+          </w:tcPr>
+          <w:p>
+            <w:pPr>
+              <w:spacing w:after="0" w:before="0" w:line="260"/>
+            </w:pPr>
+            <w:r>
+              <w:t>Pi에서 카메라 launch를 실행한다</w:t>
+            </w:r>
+          </w:p>
+        </w:tc>
+        <w:tc>
+          <w:tcPr>
+            <w:tcW w:type="dxa" w:w="5246"/>
+            <w:tcBorders>
+              <w:top w:val="single" w:color="DEDEDE" w:sz="6"/>
+              <w:left w:val="single" w:color="DEDEDE" w:sz="6"/>
+              <w:bottom w:val="single" w:color="DEDEDE" w:sz="6"/>
+              <w:right w:val="single" w:color="DEDEDE" w:sz="6"/>
+            </w:tcBorders>
+            <w:tcMar>
+              <w:top w:type="dxa" w:w="70"/>
+              <w:left w:type="dxa" w:w="110"/>
+              <w:bottom w:type="dxa" w:w="70"/>
+              <w:right w:type="dxa" w:w="110"/>
+            </w:tcMar>
+            <w:vAlign w:val="center"/>
+          </w:tcPr>
+          <w:p>
+            <w:pPr>
+              <w:spacing w:after="0" w:before="0" w:line="260"/>
+            </w:pPr>
+            <w:r>
+              <w:t>카메라 정상 기동, GUI에 화면 표시됨</w:t>
+            </w:r>
+          </w:p>
+        </w:tc>
+      </w:tr>
+      <w:tr>
+        <w:tc>
+          <w:tcPr>
+            <w:tcW w:type="dxa" w:w="1500"/>
+            <w:tcBorders>
+              <w:top w:val="single" w:color="DEDEDE" w:sz="6"/>
+              <w:left w:val="single" w:color="DEDEDE" w:sz="6"/>
+              <w:bottom w:val="single" w:color="DEDEDE" w:sz="6"/>
+              <w:right w:val="single" w:color="DEDEDE" w:sz="6"/>
+            </w:tcBorders>
+            <w:shd w:fill="FAFAFA" w:color="auto" w:val="clear"/>
+            <w:tcMar>
+              <w:top w:type="dxa" w:w="70"/>
+              <w:left w:type="dxa" w:w="110"/>
+              <w:bottom w:type="dxa" w:w="70"/>
+              <w:right w:type="dxa" w:w="110"/>
+            </w:tcMar>
+            <w:vAlign w:val="center"/>
+          </w:tcPr>
+          <w:p>
+            <w:pPr>
+              <w:spacing w:after="0" w:before="0" w:line="260"/>
+            </w:pPr>
+            <w:r>
+              <w:rPr>
+                <w:rFonts w:ascii="맑은 고딕" w:cs="맑은 고딕" w:eastAsia="맑은 고딕" w:hAnsi="맑은 고딕"/>
+                <w:color w:val="3C3429"/>
+                <w:sz w:val="17"/>
+                <w:szCs w:val="17"/>
+              </w:rPr>
+              <w:t xml:space="preserve">2</w:t>
+            </w:r>
+          </w:p>
+        </w:tc>
+        <w:tc>
+          <w:tcPr>
+            <w:tcW w:type="dxa" w:w="3000"/>
+            <w:tcBorders>
+              <w:top w:val="single" w:color="DEDEDE" w:sz="6"/>
+              <w:left w:val="single" w:color="DEDEDE" w:sz="6"/>
+              <w:bottom w:val="single" w:color="DEDEDE" w:sz="6"/>
+              <w:right w:val="single" w:color="DEDEDE" w:sz="6"/>
+            </w:tcBorders>
+            <w:shd w:fill="FAFAFA" w:color="auto" w:val="clear"/>
+            <w:tcMar>
+              <w:top w:type="dxa" w:w="70"/>
+              <w:left w:type="dxa" w:w="110"/>
+              <w:bottom w:type="dxa" w:w="70"/>
+              <w:right w:type="dxa" w:w="110"/>
+            </w:tcMar>
+            <w:vAlign w:val="center"/>
+          </w:tcPr>
+          <w:p>
+            <w:pPr>
+              <w:spacing w:after="0" w:before="0" w:line="260"/>
+            </w:pPr>
+            <w:r>
+              <w:t>이전 프로세스를 종료하지 않고 같은 launch를 다시 실행한다</w:t>
+            </w:r>
+          </w:p>
+        </w:tc>
+        <w:tc>
+          <w:tcPr>
+            <w:tcW w:type="dxa" w:w="5246"/>
+            <w:tcBorders>
+              <w:top w:val="single" w:color="DEDEDE" w:sz="6"/>
+              <w:left w:val="single" w:color="DEDEDE" w:sz="6"/>
+              <w:bottom w:val="single" w:color="DEDEDE" w:sz="6"/>
+              <w:right w:val="single" w:color="DEDEDE" w:sz="6"/>
+            </w:tcBorders>
+            <w:shd w:fill="FAFAFA" w:color="auto" w:val="clear"/>
+            <w:tcMar>
+              <w:top w:type="dxa" w:w="70"/>
+              <w:left w:type="dxa" w:w="110"/>
+              <w:bottom w:type="dxa" w:w="70"/>
+              <w:right w:type="dxa" w:w="110"/>
+            </w:tcMar>
+            <w:vAlign w:val="center"/>
+          </w:tcPr>
+          <w:p>
+            <w:pPr>
+              <w:spacing w:after="0" w:before="0" w:line="260"/>
+            </w:pPr>
+            <w:r>
+              <w:t>Device or resource busy 에러로 카메라 노드 기동 실패</w:t>
+            </w:r>
+          </w:p>
+        </w:tc>
+      </w:tr>
+      <w:tr>
+        <w:tc>
+          <w:tcPr>
+            <w:tcW w:type="dxa" w:w="1500"/>
+            <w:tcBorders>
+              <w:top w:val="single" w:color="DEDEDE" w:sz="6"/>
+              <w:left w:val="single" w:color="DEDEDE" w:sz="6"/>
+              <w:bottom w:val="single" w:color="DEDEDE" w:sz="6"/>
+              <w:right w:val="single" w:color="DEDEDE" w:sz="6"/>
+            </w:tcBorders>
+            <w:tcMar>
+              <w:top w:type="dxa" w:w="70"/>
+              <w:left w:type="dxa" w:w="110"/>
+              <w:bottom w:type="dxa" w:w="70"/>
+              <w:right w:type="dxa" w:w="110"/>
+            </w:tcMar>
+            <w:vAlign w:val="center"/>
+          </w:tcPr>
+          <w:p>
+            <w:pPr>
+              <w:spacing w:after="0" w:before="0" w:line="260"/>
+            </w:pPr>
+            <w:r>
+              <w:rPr>
+                <w:rFonts w:ascii="맑은 고딕" w:cs="맑은 고딕" w:eastAsia="맑은 고딕" w:hAnsi="맑은 고딕"/>
+                <w:color w:val="3C3429"/>
+                <w:sz w:val="17"/>
+                <w:szCs w:val="17"/>
+              </w:rPr>
+              <w:t xml:space="preserve">3</w:t>
+            </w:r>
+          </w:p>
+        </w:tc>
+        <w:tc>
+          <w:tcPr>
+            <w:tcW w:type="dxa" w:w="3000"/>
+            <w:tcBorders>
+              <w:top w:val="single" w:color="DEDEDE" w:sz="6"/>
+              <w:left w:val="single" w:color="DEDEDE" w:sz="6"/>
+              <w:bottom w:val="single" w:color="DEDEDE" w:sz="6"/>
+              <w:right w:val="single" w:color="DEDEDE" w:sz="6"/>
+            </w:tcBorders>
+            <w:tcMar>
+              <w:top w:type="dxa" w:w="70"/>
+              <w:left w:type="dxa" w:w="110"/>
+              <w:bottom w:type="dxa" w:w="70"/>
+              <w:right w:type="dxa" w:w="110"/>
+            </w:tcMar>
+            <w:vAlign w:val="center"/>
+          </w:tcPr>
+          <w:p>
+            <w:pPr>
+              <w:spacing w:after="0" w:before="0" w:line="260"/>
+            </w:pPr>
+            <w:r>
+              <w:t>ps aux | grep -i camera로 확인한다</w:t>
+            </w:r>
+          </w:p>
+        </w:tc>
+        <w:tc>
+          <w:tcPr>
+            <w:tcW w:type="dxa" w:w="5246"/>
+            <w:tcBorders>
+              <w:top w:val="single" w:color="DEDEDE" w:sz="6"/>
+              <w:left w:val="single" w:color="DEDEDE" w:sz="6"/>
+              <w:bottom w:val="single" w:color="DEDEDE" w:sz="6"/>
+              <w:right w:val="single" w:color="DEDEDE" w:sz="6"/>
+            </w:tcBorders>
+            <w:tcMar>
+              <w:top w:type="dxa" w:w="70"/>
+              <w:left w:type="dxa" w:w="110"/>
+              <w:bottom w:type="dxa" w:w="70"/>
+              <w:right w:type="dxa" w:w="110"/>
+            </w:tcMar>
+            <w:vAlign w:val="center"/>
+          </w:tcPr>
+          <w:p>
+            <w:pPr>
+              <w:spacing w:after="0" w:before="0" w:line="260"/>
+            </w:pPr>
+            <w:r>
+              <w:t>이전 launch 프로세스가 여전히 살아있음(좀비 프로세스)</w:t>
+            </w:r>
+          </w:p>
+        </w:tc>
+      </w:tr>
+    </w:tbl>
+    <w:p>
+      <w:pPr>
+        <w:spacing w:after="140" w:before="0" w:line="260"/>
+      </w:pPr>
+      <w:r>
+        <w:rPr>
+          <w:rFonts w:ascii="맑은 고딕" w:cs="맑은 고딕" w:eastAsia="맑은 고딕" w:hAnsi="맑은 고딕"/>
+          <w:color w:val="3C3429"/>
+          <w:sz w:val="17"/>
+          <w:szCs w:val="17"/>
+        </w:rPr>
+        <w:t>재현율: 이전 프로세스를 안 죽이고 재실행할 때마다 매번 재현</w:t>
+      </w:r>
+    </w:p>
+    <w:p>
+      <w:pPr>
+        <w:pStyle w:val="Heading3"/>
+        <w:spacing w:after="120" w:before="260" w:line="260"/>
+      </w:pPr>
+      <w:r>
+        <w:rPr>
+          <w:rFonts w:ascii="맑은 고딕" w:cs="맑은 고딕" w:eastAsia="맑은 고딕" w:hAnsi="맑은 고딕"/>
+          <w:b/>
+          <w:bCs/>
+          <w:color w:val="241B12"/>
+          <w:sz w:val="21"/>
+          <w:szCs w:val="21"/>
+        </w:rPr>
+        <w:t xml:space="preserve">진단 과정</w:t>
+      </w:r>
+    </w:p>
+    <w:tbl>
+      <w:tblPr>
+        <w:tblW w:type="dxa" w:w="9746"/>
+        <w:tblBorders>
+          <w:top w:val="single" w:color="DEDEDE" w:sz="6"/>
+          <w:left w:val="single" w:color="DEDEDE" w:sz="6"/>
+          <w:bottom w:val="single" w:color="DEDEDE" w:sz="6"/>
+          <w:right w:val="single" w:color="DEDEDE" w:sz="6"/>
+          <w:insideH w:val="single" w:color="DEDEDE" w:sz="6"/>
+          <w:insideV w:val="single" w:color="DEDEDE" w:sz="6"/>
+        </w:tblBorders>
+      </w:tblPr>
+      <w:tblGrid>
+        <w:gridCol w:w="1500"/>
+        <w:gridCol w:w="3000"/>
+        <w:gridCol w:w="5246"/>
+      </w:tblGrid>
+      <w:tr>
+        <w:trPr>
+          <w:tblHeader/>
+        </w:trPr>
+        <w:tc>
+          <w:tcPr>
+            <w:tcW w:type="dxa" w:w="1500"/>
+            <w:tcBorders>
+              <w:top w:val="single" w:color="49361D" w:sz="6"/>
+              <w:left w:val="single" w:color="49361D" w:sz="6"/>
+              <w:bottom w:val="single" w:color="49361D" w:sz="6"/>
+              <w:right w:val="single" w:color="49361D" w:sz="6"/>
+            </w:tcBorders>
+            <w:shd w:fill="241B12" w:color="auto" w:val="clear"/>
+            <w:tcMar>
+              <w:top w:type="dxa" w:w="90"/>
+              <w:left w:type="dxa" w:w="110"/>
+              <w:bottom w:type="dxa" w:w="90"/>
+              <w:right w:type="dxa" w:w="110"/>
+            </w:tcMar>
+            <w:vAlign w:val="center"/>
+          </w:tcPr>
+          <w:p>
+            <w:pPr>
+              <w:spacing w:after="0" w:before="0" w:line="260"/>
+            </w:pPr>
+            <w:r>
+              <w:rPr>
+                <w:rFonts w:ascii="맑은 고딕" w:cs="맑은 고딕" w:eastAsia="맑은 고딕" w:hAnsi="맑은 고딕"/>
+                <w:b/>
+                <w:bCs/>
+                <w:color w:val="F4CF87"/>
+                <w:sz w:val="17"/>
+                <w:szCs w:val="17"/>
+              </w:rPr>
+              <w:t xml:space="preserve">가설</w:t>
+            </w:r>
+          </w:p>
+        </w:tc>
+        <w:tc>
+          <w:tcPr>
+            <w:tcW w:type="dxa" w:w="3000"/>
+            <w:tcBorders>
+              <w:top w:val="single" w:color="49361D" w:sz="6"/>
+              <w:left w:val="single" w:color="49361D" w:sz="6"/>
+              <w:bottom w:val="single" w:color="49361D" w:sz="6"/>
+              <w:right w:val="single" w:color="49361D" w:sz="6"/>
+            </w:tcBorders>
+            <w:shd w:fill="241B12" w:color="auto" w:val="clear"/>
+            <w:tcMar>
+              <w:top w:type="dxa" w:w="90"/>
+              <w:left w:type="dxa" w:w="110"/>
+              <w:bottom w:type="dxa" w:w="90"/>
+              <w:right w:type="dxa" w:w="110"/>
+            </w:tcMar>
+            <w:vAlign w:val="center"/>
+          </w:tcPr>
+          <w:p>
+            <w:pPr>
+              <w:spacing w:after="0" w:before="0" w:line="260"/>
+            </w:pPr>
+            <w:r>
+              <w:rPr>
+                <w:rFonts w:ascii="맑은 고딕" w:cs="맑은 고딕" w:eastAsia="맑은 고딕" w:hAnsi="맑은 고딕"/>
+                <w:b/>
+                <w:bCs/>
+                <w:color w:val="F4CF87"/>
+                <w:sz w:val="17"/>
+                <w:szCs w:val="17"/>
+              </w:rPr>
+              <w:t xml:space="preserve">확인 방법</w:t>
+            </w:r>
+          </w:p>
+        </w:tc>
+        <w:tc>
+          <w:tcPr>
+            <w:tcW w:type="dxa" w:w="5246"/>
+            <w:tcBorders>
+              <w:top w:val="single" w:color="49361D" w:sz="6"/>
+              <w:left w:val="single" w:color="49361D" w:sz="6"/>
+              <w:bottom w:val="single" w:color="49361D" w:sz="6"/>
+              <w:right w:val="single" w:color="49361D" w:sz="6"/>
+            </w:tcBorders>
+            <w:shd w:fill="241B12" w:color="auto" w:val="clear"/>
+            <w:tcMar>
+              <w:top w:type="dxa" w:w="90"/>
+              <w:left w:type="dxa" w:w="110"/>
+              <w:bottom w:type="dxa" w:w="90"/>
+              <w:right w:type="dxa" w:w="110"/>
+            </w:tcMar>
+            <w:vAlign w:val="center"/>
+          </w:tcPr>
+          <w:p>
+            <w:pPr>
+              <w:spacing w:after="0" w:before="0" w:line="260"/>
+            </w:pPr>
+            <w:r>
+              <w:rPr>
+                <w:rFonts w:ascii="맑은 고딕" w:cs="맑은 고딕" w:eastAsia="맑은 고딕" w:hAnsi="맑은 고딕"/>
+                <w:b/>
+                <w:bCs/>
+                <w:color w:val="F4CF87"/>
+                <w:sz w:val="17"/>
+                <w:szCs w:val="17"/>
+              </w:rPr>
+              <w:t xml:space="preserve">결과</w:t>
+            </w:r>
+          </w:p>
+        </w:tc>
+      </w:tr>
+      <w:tr>
+        <w:tc>
+          <w:tcPr>
+            <w:tcW w:type="dxa" w:w="1500"/>
+            <w:tcBorders>
+              <w:top w:val="single" w:color="DEDEDE" w:sz="6"/>
+              <w:left w:val="single" w:color="DEDEDE" w:sz="6"/>
+              <w:bottom w:val="single" w:color="DEDEDE" w:sz="6"/>
+              <w:right w:val="single" w:color="DEDEDE" w:sz="6"/>
+            </w:tcBorders>
+            <w:tcMar>
+              <w:top w:type="dxa" w:w="70"/>
+              <w:left w:type="dxa" w:w="110"/>
+              <w:bottom w:type="dxa" w:w="70"/>
+              <w:right w:type="dxa" w:w="110"/>
+            </w:tcMar>
+            <w:vAlign w:val="center"/>
+          </w:tcPr>
+          <w:p>
+            <w:pPr>
+              <w:spacing w:after="0" w:before="0" w:line="260"/>
+            </w:pPr>
+            <w:r>
+              <w:t>libcamera/camera_ros 자체의 버그이거나 하드웨어 결함이다</w:t>
+            </w:r>
+          </w:p>
+        </w:tc>
+        <w:tc>
+          <w:tcPr>
+            <w:tcW w:type="dxa" w:w="3000"/>
+            <w:tcBorders>
+              <w:top w:val="single" w:color="DEDEDE" w:sz="6"/>
+              <w:left w:val="single" w:color="DEDEDE" w:sz="6"/>
+              <w:bottom w:val="single" w:color="DEDEDE" w:sz="6"/>
+              <w:right w:val="single" w:color="DEDEDE" w:sz="6"/>
+            </w:tcBorders>
+            <w:tcMar>
+              <w:top w:type="dxa" w:w="70"/>
+              <w:left w:type="dxa" w:w="110"/>
+              <w:bottom w:type="dxa" w:w="70"/>
+              <w:right w:type="dxa" w:w="110"/>
+            </w:tcMar>
+            <w:vAlign w:val="center"/>
+          </w:tcPr>
+          <w:p>
+            <w:pPr>
+              <w:spacing w:after="0" w:before="0" w:line="260"/>
+            </w:pPr>
+            <w:r>
+              <w:t>이전 프로세스를 확실히 kill한 뒤 재실행</w:t>
+            </w:r>
+          </w:p>
+        </w:tc>
+        <w:tc>
+          <w:tcPr>
+            <w:tcW w:type="dxa" w:w="5246"/>
+            <w:tcBorders>
+              <w:top w:val="single" w:color="DEDEDE" w:sz="6"/>
+              <w:left w:val="single" w:color="DEDEDE" w:sz="6"/>
+              <w:bottom w:val="single" w:color="DEDEDE" w:sz="6"/>
+              <w:right w:val="single" w:color="DEDEDE" w:sz="6"/>
+            </w:tcBorders>
+            <w:tcMar>
+              <w:top w:type="dxa" w:w="70"/>
+              <w:left w:type="dxa" w:w="110"/>
+              <w:bottom w:type="dxa" w:w="70"/>
+              <w:right w:type="dxa" w:w="110"/>
+            </w:tcMar>
+            <w:vAlign w:val="center"/>
+          </w:tcPr>
+          <w:p>
+            <w:pPr>
+              <w:spacing w:after="0" w:before="0" w:line="260"/>
+            </w:pPr>
+            <w:r>
+              <w:rPr>
+                <w:rFonts w:ascii="맑은 고딕" w:cs="맑은 고딕" w:eastAsia="맑은 고딕" w:hAnsi="맑은 고딕"/>
+                <w:color w:val="3C3429"/>
+                <w:sz w:val="17"/>
+                <w:szCs w:val="17"/>
+              </w:rPr>
+              <w:t>아님 — 좀비 프로세스만 kill하면 정상 기동됨, 하드웨어·드라이버 문제 아님</w:t>
+            </w:r>
+          </w:p>
+        </w:tc>
+      </w:tr>
+      <w:tr>
+        <w:tc>
+          <w:tcPr>
+            <w:tcW w:type="dxa" w:w="1500"/>
+            <w:tcBorders>
+              <w:top w:val="single" w:color="DEDEDE" w:sz="6"/>
+              <w:left w:val="single" w:color="DEDEDE" w:sz="6"/>
+              <w:bottom w:val="single" w:color="DEDEDE" w:sz="6"/>
+              <w:right w:val="single" w:color="DEDEDE" w:sz="6"/>
+            </w:tcBorders>
+            <w:shd w:fill="FAFAFA" w:color="auto" w:val="clear"/>
+            <w:tcMar>
+              <w:top w:type="dxa" w:w="70"/>
+              <w:left w:type="dxa" w:w="110"/>
+              <w:bottom w:type="dxa" w:w="70"/>
+              <w:right w:type="dxa" w:w="110"/>
+            </w:tcMar>
+            <w:vAlign w:val="center"/>
+          </w:tcPr>
+          <w:p>
+            <w:pPr>
+              <w:spacing w:after="0" w:before="0" w:line="260"/>
+            </w:pPr>
+            <w:r>
+              <w:t>이전 launch 프로세스가 카메라 장치를 여전히 점유하고 있다</w:t>
+            </w:r>
+          </w:p>
+        </w:tc>
+        <w:tc>
+          <w:tcPr>
+            <w:tcW w:type="dxa" w:w="3000"/>
+            <w:tcBorders>
+              <w:top w:val="single" w:color="DEDEDE" w:sz="6"/>
+              <w:left w:val="single" w:color="DEDEDE" w:sz="6"/>
+              <w:bottom w:val="single" w:color="DEDEDE" w:sz="6"/>
+              <w:right w:val="single" w:color="DEDEDE" w:sz="6"/>
+            </w:tcBorders>
+            <w:shd w:fill="FAFAFA" w:color="auto" w:val="clear"/>
+            <w:tcMar>
+              <w:top w:type="dxa" w:w="70"/>
+              <w:left w:type="dxa" w:w="110"/>
+              <w:bottom w:type="dxa" w:w="70"/>
+              <w:right w:type="dxa" w:w="110"/>
+            </w:tcMar>
+            <w:vAlign w:val="center"/>
+          </w:tcPr>
+          <w:p>
+            <w:pPr>
+              <w:spacing w:after="0" w:before="0" w:line="260"/>
+            </w:pPr>
+            <w:r>
+              <w:t>ps aux | grep -i camera</w:t>
+            </w:r>
+          </w:p>
+        </w:tc>
+        <w:tc>
+          <w:tcPr>
+            <w:tcW w:type="dxa" w:w="5246"/>
+            <w:tcBorders>
+              <w:top w:val="single" w:color="DEDEDE" w:sz="6"/>
+              <w:left w:val="single" w:color="DEDEDE" w:sz="6"/>
+              <w:bottom w:val="single" w:color="DEDEDE" w:sz="6"/>
+              <w:right w:val="single" w:color="DEDEDE" w:sz="6"/>
+            </w:tcBorders>
+            <w:shd w:fill="FAFAFA" w:color="auto" w:val="clear"/>
+            <w:tcMar>
+              <w:top w:type="dxa" w:w="70"/>
+              <w:left w:type="dxa" w:w="110"/>
+              <w:bottom w:type="dxa" w:w="70"/>
+              <w:right w:type="dxa" w:w="110"/>
+            </w:tcMar>
+            <w:vAlign w:val="center"/>
+          </w:tcPr>
+          <w:p>
+            <w:pPr>
+              <w:spacing w:after="0" w:before="0" w:line="260"/>
+            </w:pPr>
+            <w:r>
+              <w:rPr>
+                <w:rFonts w:ascii="맑은 고딕" w:cs="맑은 고딕" w:eastAsia="맑은 고딕" w:hAnsi="맑은 고딕"/>
+                <w:color w:val="3C3429"/>
+                <w:sz w:val="17"/>
+                <w:szCs w:val="17"/>
+              </w:rPr>
+              <w:t>맞음 — 종료되지 않은 이전 프로세스가 남아 있었음</w:t>
+            </w:r>
+          </w:p>
+        </w:tc>
+      </w:tr>
+    </w:tbl>
+    <w:p>
+      <w:pPr>
+        <w:pStyle w:val="Heading3"/>
+        <w:spacing w:after="120" w:before="260" w:line="260"/>
+      </w:pPr>
+      <w:r>
+        <w:rPr>
+          <w:rFonts w:ascii="맑은 고딕" w:cs="맑은 고딕" w:eastAsia="맑은 고딕" w:hAnsi="맑은 고딕"/>
+          <w:b/>
+          <w:bCs/>
+          <w:color w:val="241B12"/>
+          <w:sz w:val="21"/>
+          <w:szCs w:val="21"/>
+        </w:rPr>
+        <w:t xml:space="preserve">원인</w:t>
+      </w:r>
+    </w:p>
+    <w:p>
+      <w:pPr>
+        <w:spacing w:after="140" w:before="0" w:line="260"/>
+      </w:pPr>
+      <w:r>
+        <w:rPr>
+          <w:rFonts w:ascii="맑은 고딕" w:cs="맑은 고딕" w:eastAsia="맑은 고딕" w:hAnsi="맑은 고딕"/>
+          <w:color w:val="3C3429"/>
+          <w:sz w:val="17"/>
+          <w:szCs w:val="17"/>
+        </w:rPr>
+        <w:t>확인됨. libcamera 기반 CSI 카메라는 한 번에 한 프로세스만 장치를 점유할 수 있는데, 이전 ros2 launch turtlebot3_bringup camera.launch.py 프로세스를 종료하지 않은 채 다시 실행해 장치 획득에 실패했다.</w:t>
+      </w:r>
+    </w:p>
+    <w:p>
+      <w:pPr>
+        <w:pStyle w:val="Heading3"/>
+        <w:spacing w:after="120" w:before="260" w:line="260"/>
+      </w:pPr>
+      <w:r>
+        <w:rPr>
+          <w:rFonts w:ascii="맑은 고딕" w:cs="맑은 고딕" w:eastAsia="맑은 고딕" w:hAnsi="맑은 고딕"/>
+          <w:b/>
+          <w:bCs/>
+          <w:color w:val="241B12"/>
+          <w:sz w:val="21"/>
+          <w:szCs w:val="21"/>
+        </w:rPr>
+        <w:t xml:space="preserve">조치</w:t>
+      </w:r>
+    </w:p>
+    <w:tbl>
+      <w:tblPr>
+        <w:tblW w:type="dxa" w:w="9746"/>
+        <w:tblBorders>
+          <w:top w:val="single" w:color="DEDEDE" w:sz="6"/>
+          <w:left w:val="single" w:color="DEDEDE" w:sz="6"/>
+          <w:bottom w:val="single" w:color="DEDEDE" w:sz="6"/>
+          <w:right w:val="single" w:color="DEDEDE" w:sz="6"/>
+          <w:insideH w:val="single" w:color="DEDEDE" w:sz="6"/>
+          <w:insideV w:val="single" w:color="DEDEDE" w:sz="6"/>
+        </w:tblBorders>
+      </w:tblPr>
+      <w:tblGrid>
+        <w:gridCol w:w="1500"/>
+        <w:gridCol w:w="3000"/>
+        <w:gridCol w:w="5246"/>
+      </w:tblGrid>
+      <w:tr>
+        <w:trPr>
+          <w:tblHeader/>
+        </w:trPr>
+        <w:tc>
+          <w:tcPr>
+            <w:tcW w:type="dxa" w:w="1500"/>
+            <w:tcBorders>
+              <w:top w:val="single" w:color="49361D" w:sz="6"/>
+              <w:left w:val="single" w:color="49361D" w:sz="6"/>
+              <w:bottom w:val="single" w:color="49361D" w:sz="6"/>
+              <w:right w:val="single" w:color="49361D" w:sz="6"/>
+            </w:tcBorders>
+            <w:shd w:fill="241B12" w:color="auto" w:val="clear"/>
+            <w:tcMar>
+              <w:top w:type="dxa" w:w="90"/>
+              <w:left w:type="dxa" w:w="110"/>
+              <w:bottom w:type="dxa" w:w="90"/>
+              <w:right w:type="dxa" w:w="110"/>
+            </w:tcMar>
+            <w:vAlign w:val="center"/>
+          </w:tcPr>
+          <w:p>
+            <w:pPr>
+              <w:spacing w:after="0" w:before="0" w:line="260"/>
+            </w:pPr>
+            <w:r>
+              <w:rPr>
+                <w:rFonts w:ascii="맑은 고딕" w:cs="맑은 고딕" w:eastAsia="맑은 고딕" w:hAnsi="맑은 고딕"/>
+                <w:b/>
+                <w:bCs/>
+                <w:color w:val="F4CF87"/>
+                <w:sz w:val="17"/>
+                <w:szCs w:val="17"/>
+              </w:rPr>
+              <w:t xml:space="preserve">대상</w:t>
+            </w:r>
+          </w:p>
+        </w:tc>
+        <w:tc>
+          <w:tcPr>
+            <w:tcW w:type="dxa" w:w="3000"/>
+            <w:tcBorders>
+              <w:top w:val="single" w:color="49361D" w:sz="6"/>
+              <w:left w:val="single" w:color="49361D" w:sz="6"/>
+              <w:bottom w:val="single" w:color="49361D" w:sz="6"/>
+              <w:right w:val="single" w:color="49361D" w:sz="6"/>
+            </w:tcBorders>
+            <w:shd w:fill="241B12" w:color="auto" w:val="clear"/>
+            <w:tcMar>
+              <w:top w:type="dxa" w:w="90"/>
+              <w:left w:type="dxa" w:w="110"/>
+              <w:bottom w:type="dxa" w:w="90"/>
+              <w:right w:type="dxa" w:w="110"/>
+            </w:tcMar>
+            <w:vAlign w:val="center"/>
+          </w:tcPr>
+          <w:p>
+            <w:pPr>
+              <w:spacing w:after="0" w:before="0" w:line="260"/>
+            </w:pPr>
+            <w:r>
+              <w:rPr>
+                <w:rFonts w:ascii="맑은 고딕" w:cs="맑은 고딕" w:eastAsia="맑은 고딕" w:hAnsi="맑은 고딕"/>
+                <w:b/>
+                <w:bCs/>
+                <w:color w:val="F4CF87"/>
+                <w:sz w:val="17"/>
+                <w:szCs w:val="17"/>
+              </w:rPr>
+              <w:t xml:space="preserve">변경 전</w:t>
+            </w:r>
+          </w:p>
+        </w:tc>
+        <w:tc>
+          <w:tcPr>
+            <w:tcW w:type="dxa" w:w="5246"/>
+            <w:tcBorders>
+              <w:top w:val="single" w:color="49361D" w:sz="6"/>
+              <w:left w:val="single" w:color="49361D" w:sz="6"/>
+              <w:bottom w:val="single" w:color="49361D" w:sz="6"/>
+              <w:right w:val="single" w:color="49361D" w:sz="6"/>
+            </w:tcBorders>
+            <w:shd w:fill="241B12" w:color="auto" w:val="clear"/>
+            <w:tcMar>
+              <w:top w:type="dxa" w:w="90"/>
+              <w:left w:type="dxa" w:w="110"/>
+              <w:bottom w:type="dxa" w:w="90"/>
+              <w:right w:type="dxa" w:w="110"/>
+            </w:tcMar>
+            <w:vAlign w:val="center"/>
+          </w:tcPr>
+          <w:p>
+            <w:pPr>
+              <w:spacing w:after="0" w:before="0" w:line="260"/>
+            </w:pPr>
+            <w:r>
+              <w:rPr>
+                <w:rFonts w:ascii="맑은 고딕" w:cs="맑은 고딕" w:eastAsia="맑은 고딕" w:hAnsi="맑은 고딕"/>
+                <w:b/>
+                <w:bCs/>
+                <w:color w:val="F4CF87"/>
+                <w:sz w:val="17"/>
+                <w:szCs w:val="17"/>
+              </w:rPr>
+              <w:t xml:space="preserve">변경 후</w:t>
+            </w:r>
+          </w:p>
+        </w:tc>
+      </w:tr>
+      <w:tr>
+        <w:tc>
+          <w:tcPr>
+            <w:tcW w:type="dxa" w:w="1500"/>
+            <w:tcBorders>
+              <w:top w:val="single" w:color="DEDEDE" w:sz="6"/>
+              <w:left w:val="single" w:color="DEDEDE" w:sz="6"/>
+              <w:bottom w:val="single" w:color="DEDEDE" w:sz="6"/>
+              <w:right w:val="single" w:color="DEDEDE" w:sz="6"/>
+            </w:tcBorders>
+            <w:tcMar>
+              <w:top w:type="dxa" w:w="70"/>
+              <w:left w:type="dxa" w:w="110"/>
+              <w:bottom w:type="dxa" w:w="70"/>
+              <w:right w:type="dxa" w:w="110"/>
+            </w:tcMar>
+            <w:vAlign w:val="center"/>
+          </w:tcPr>
+          <w:p>
+            <w:pPr>
+              <w:spacing w:after="0" w:before="0" w:line="260"/>
+            </w:pPr>
+            <w:r>
+              <w:rPr>
+                <w:rFonts w:ascii="맑은 고딕" w:cs="맑은 고딕" w:eastAsia="맑은 고딕" w:hAnsi="맑은 고딕"/>
+                <w:color w:val="3C3429"/>
+                <w:sz w:val="17"/>
+                <w:szCs w:val="17"/>
+              </w:rPr>
+              <w:t>재실행 절차</w:t>
+            </w:r>
+          </w:p>
+        </w:tc>
+        <w:tc>
+          <w:tcPr>
+            <w:tcW w:type="dxa" w:w="3000"/>
+            <w:tcBorders>
+              <w:top w:val="single" w:color="DEDEDE" w:sz="6"/>
+              <w:left w:val="single" w:color="DEDEDE" w:sz="6"/>
+              <w:bottom w:val="single" w:color="DEDEDE" w:sz="6"/>
+              <w:right w:val="single" w:color="DEDEDE" w:sz="6"/>
+            </w:tcBorders>
+            <w:tcMar>
+              <w:top w:type="dxa" w:w="70"/>
+              <w:left w:type="dxa" w:w="110"/>
+              <w:bottom w:type="dxa" w:w="70"/>
+              <w:right w:type="dxa" w:w="110"/>
+            </w:tcMar>
+            <w:vAlign w:val="center"/>
+          </w:tcPr>
+          <w:p>
+            <w:pPr>
+              <w:spacing w:after="0" w:before="0" w:line="260"/>
+            </w:pPr>
+            <w:r>
+              <w:t>기존 프로세스 상태 확인 없이 바로 재실행</w:t>
+            </w:r>
+          </w:p>
+        </w:tc>
+        <w:tc>
+          <w:tcPr>
+            <w:tcW w:type="dxa" w:w="5246"/>
+            <w:tcBorders>
+              <w:top w:val="single" w:color="DEDEDE" w:sz="6"/>
+              <w:left w:val="single" w:color="DEDEDE" w:sz="6"/>
+              <w:bottom w:val="single" w:color="DEDEDE" w:sz="6"/>
+              <w:right w:val="single" w:color="DEDEDE" w:sz="6"/>
+            </w:tcBorders>
+            <w:tcMar>
+              <w:top w:type="dxa" w:w="70"/>
+              <w:left w:type="dxa" w:w="110"/>
+              <w:bottom w:type="dxa" w:w="70"/>
+              <w:right w:type="dxa" w:w="110"/>
+            </w:tcMar>
+            <w:vAlign w:val="center"/>
+          </w:tcPr>
+          <w:p>
+            <w:pPr>
+              <w:spacing w:after="0" w:before="0" w:line="260"/>
+            </w:pPr>
+            <w:r>
+              <w:t>재실행 전 ps aux | grep -i camera로 좀비 프로세스 확인 후 kill</w:t>
+            </w:r>
+          </w:p>
+        </w:tc>
+      </w:tr>
+    </w:tbl>
+    <w:tbl>
+      <w:tblPr>
+        <w:tblW w:type="dxa" w:w="9746"/>
+        <w:tblBorders>
+          <w:top w:val="single" w:color="DEDEDE" w:sz="6"/>
+          <w:left w:val="single" w:color="DEDEDE" w:sz="6"/>
+          <w:bottom w:val="single" w:color="DEDEDE" w:sz="6"/>
+          <w:right w:val="single" w:color="DEDEDE" w:sz="6"/>
+          <w:insideH w:val="single" w:color="DEDEDE" w:sz="6"/>
+          <w:insideV w:val="single" w:color="DEDEDE" w:sz="6"/>
+        </w:tblBorders>
+      </w:tblPr>
+      <w:tblGrid>
+        <w:gridCol w:w="9746"/>
+      </w:tblGrid>
+      <w:tr>
+        <w:tc>
+          <w:tcPr>
+            <w:tcW w:type="dxa" w:w="9746"/>
+            <w:tcBorders>
+              <w:top w:val="single" w:color="DEDEDE" w:sz="6"/>
+              <w:left w:val="single" w:color="DEDEDE" w:sz="6"/>
+              <w:bottom w:val="single" w:color="DEDEDE" w:sz="6"/>
+              <w:right w:val="single" w:color="DEDEDE" w:sz="6"/>
+            </w:tcBorders>
+            <w:shd w:fill="F7F8FA" w:color="auto" w:val="clear"/>
+            <w:tcMar>
+              <w:top w:type="dxa" w:w="140"/>
+              <w:left w:type="dxa" w:w="160"/>
+              <w:bottom w:type="dxa" w:w="140"/>
+              <w:right w:type="dxa" w:w="160"/>
+            </w:tcMar>
+          </w:tcPr>
+          <w:p>
+            <w:pPr>
+              <w:spacing w:after="20" w:line="240"/>
+            </w:pPr>
+            <w:r>
+              <w:rPr>
+                <w:rFonts w:ascii="Consolas" w:cs="Consolas" w:eastAsia="Consolas" w:hAnsi="Consolas"/>
+                <w:color w:val="3C3429"/>
+                <w:sz w:val="16"/>
+                <w:szCs w:val="16"/>
+              </w:rPr>
+              <w:t xml:space="preserve"># 적용 명령</w:t>
+            </w:r>
+          </w:p>
+          <w:p>
+            <w:pPr>
+              <w:spacing w:after="20" w:line="240"/>
+            </w:pPr>
+            <w:r>
+              <w:rPr>
+                <w:rFonts w:ascii="Consolas" w:cs="Consolas" w:eastAsia="Consolas" w:hAnsi="Consolas"/>
+                <w:color w:val="3C3429"/>
+                <w:sz w:val="16"/>
+                <w:szCs w:val="16"/>
+              </w:rPr>
+              <w:t># 적용 명령</w:t>
+              <w:br/>
+              <w:t>ps aux | grep -i camera</w:t>
+              <w:br/>
+              <w:t>kill &lt;PID&gt;</w:t>
+            </w:r>
+          </w:p>
+        </w:tc>
+      </w:tr>
+    </w:tbl>
+    <w:p>
+      <w:pPr>
+        <w:pStyle w:val="Heading3"/>
+        <w:spacing w:after="120" w:before="260" w:line="260"/>
+      </w:pPr>
+      <w:r>
+        <w:rPr>
+          <w:rFonts w:ascii="맑은 고딕" w:cs="맑은 고딕" w:eastAsia="맑은 고딕" w:hAnsi="맑은 고딕"/>
+          <w:b/>
+          <w:bCs/>
+          <w:color w:val="241B12"/>
+          <w:sz w:val="21"/>
+          <w:szCs w:val="21"/>
+        </w:rPr>
+        <w:t xml:space="preserve">검증</w:t>
+      </w:r>
+    </w:p>
+    <w:p>
+      <w:pPr>
+        <w:pStyle w:val="ListParagraph"/>
+        <w:numPr>
+          <w:ilvl w:val="0"/>
+          <w:numId w:val="2"/>
+        </w:numPr>
+        <w:spacing w:after="80" w:line="260"/>
+      </w:pPr>
+      <w:r>
+        <w:rPr>
+          <w:rFonts w:ascii="맑은 고딕" w:cs="맑은 고딕" w:eastAsia="맑은 고딕" w:hAnsi="맑은 고딕"/>
+          <w:color w:val="3C3429"/>
+          <w:sz w:val="17"/>
+          <w:szCs w:val="17"/>
+        </w:rPr>
+        <w:t>좀비 프로세스를 kill한 뒤 카메라 launch를 재실행하면 에러 없이 기동되고 GUI에 화면이 다시 표시됨을 확인</w:t>
+      </w:r>
+    </w:p>
+    <w:p>
+      <w:pPr>
+        <w:pStyle w:val="ListParagraph"/>
+        <w:numPr>
+          <w:ilvl w:val="0"/>
+          <w:numId w:val="2"/>
+        </w:numPr>
+        <w:spacing w:after="80" w:line="260"/>
+      </w:pPr>
+      <w:r>
+        <w:rPr>
+          <w:rFonts w:ascii="맑은 고딕" w:cs="맑은 고딕" w:eastAsia="맑은 고딕" w:hAnsi="맑은 고딕"/>
+          <w:color w:val="3C3429"/>
+          <w:sz w:val="17"/>
+          <w:szCs w:val="17"/>
+        </w:rPr>
+        <w:t>여러 차례 재현 절차를 수행해 매번 동일하게 재현되고, kill 후 매번 정상 기동되는 것을 확인</w:t>
+      </w:r>
+    </w:p>
+    <w:p>
+      <w:pPr>
+        <w:pStyle w:val="Heading3"/>
+        <w:spacing w:after="120" w:before="260" w:line="260"/>
+      </w:pPr>
+      <w:r>
+        <w:rPr>
+          <w:rFonts w:ascii="맑은 고딕" w:cs="맑은 고딕" w:eastAsia="맑은 고딕" w:hAnsi="맑은 고딕"/>
+          <w:b/>
+          <w:bCs/>
+          <w:color w:val="241B12"/>
+          <w:sz w:val="21"/>
+          <w:szCs w:val="21"/>
+        </w:rPr>
+        <w:t xml:space="preserve">재발 방지</w:t>
+      </w:r>
+    </w:p>
+    <w:tbl>
+      <w:tblPr>
+        <w:tblW w:type="dxa" w:w="9746"/>
+        <w:tblBorders>
+          <w:top w:val="single" w:color="DEDEDE" w:sz="6"/>
+          <w:left w:val="single" w:color="DEDEDE" w:sz="6"/>
+          <w:bottom w:val="single" w:color="DEDEDE" w:sz="6"/>
+          <w:right w:val="single" w:color="DEDEDE" w:sz="6"/>
+          <w:insideH w:val="single" w:color="DEDEDE" w:sz="6"/>
+          <w:insideV w:val="single" w:color="DEDEDE" w:sz="6"/>
+        </w:tblBorders>
+      </w:tblPr>
+      <w:tblGrid>
+        <w:gridCol w:w="2600"/>
+        <w:gridCol w:w="7146"/>
+      </w:tblGrid>
+      <w:tr>
+        <w:trPr>
+          <w:tblHeader/>
+        </w:trPr>
+        <w:tc>
+          <w:tcPr>
+            <w:tcW w:type="dxa" w:w="2600"/>
+            <w:tcBorders>
+              <w:top w:val="single" w:color="49361D" w:sz="6"/>
+              <w:left w:val="single" w:color="49361D" w:sz="6"/>
+              <w:bottom w:val="single" w:color="49361D" w:sz="6"/>
+              <w:right w:val="single" w:color="49361D" w:sz="6"/>
+            </w:tcBorders>
+            <w:shd w:fill="241B12" w:color="auto" w:val="clear"/>
+            <w:tcMar>
+              <w:top w:type="dxa" w:w="90"/>
+              <w:left w:type="dxa" w:w="110"/>
+              <w:bottom w:type="dxa" w:w="90"/>
+              <w:right w:type="dxa" w:w="110"/>
+            </w:tcMar>
+            <w:vAlign w:val="center"/>
+          </w:tcPr>
+          <w:p>
+            <w:pPr>
+              <w:spacing w:after="0" w:before="0" w:line="260"/>
+            </w:pPr>
+            <w:r>
+              <w:rPr>
+                <w:rFonts w:ascii="맑은 고딕" w:cs="맑은 고딕" w:eastAsia="맑은 고딕" w:hAnsi="맑은 고딕"/>
+                <w:b/>
+                <w:bCs/>
+                <w:color w:val="F4CF87"/>
+                <w:sz w:val="17"/>
+                <w:szCs w:val="17"/>
+              </w:rPr>
+              <w:t xml:space="preserve">반영 위치</w:t>
+            </w:r>
+          </w:p>
+        </w:tc>
+        <w:tc>
+          <w:tcPr>
+            <w:tcW w:type="dxa" w:w="7146"/>
+            <w:tcBorders>
+              <w:top w:val="single" w:color="49361D" w:sz="6"/>
+              <w:left w:val="single" w:color="49361D" w:sz="6"/>
+              <w:bottom w:val="single" w:color="49361D" w:sz="6"/>
+              <w:right w:val="single" w:color="49361D" w:sz="6"/>
+            </w:tcBorders>
+            <w:shd w:fill="241B12" w:color="auto" w:val="clear"/>
+            <w:tcMar>
+              <w:top w:type="dxa" w:w="90"/>
+              <w:left w:type="dxa" w:w="110"/>
+              <w:bottom w:type="dxa" w:w="90"/>
+              <w:right w:type="dxa" w:w="110"/>
+            </w:tcMar>
+            <w:vAlign w:val="center"/>
+          </w:tcPr>
+          <w:p>
+            <w:pPr>
+              <w:spacing w:after="0" w:before="0" w:line="260"/>
+            </w:pPr>
+            <w:r>
+              <w:rPr>
+                <w:rFonts w:ascii="맑은 고딕" w:cs="맑은 고딕" w:eastAsia="맑은 고딕" w:hAnsi="맑은 고딕"/>
+                <w:b/>
+                <w:bCs/>
+                <w:color w:val="F4CF87"/>
+                <w:sz w:val="17"/>
+                <w:szCs w:val="17"/>
+              </w:rPr>
+              <w:t xml:space="preserve">내용</w:t>
+            </w:r>
+          </w:p>
+        </w:tc>
+      </w:tr>
+      <w:tr>
+        <w:tc>
+          <w:tcPr>
+            <w:tcW w:type="dxa" w:w="2600"/>
+            <w:tcBorders>
+              <w:top w:val="single" w:color="DEDEDE" w:sz="6"/>
+              <w:left w:val="single" w:color="DEDEDE" w:sz="6"/>
+              <w:bottom w:val="single" w:color="DEDEDE" w:sz="6"/>
+              <w:right w:val="single" w:color="DEDEDE" w:sz="6"/>
+            </w:tcBorders>
+            <w:tcMar>
+              <w:top w:type="dxa" w:w="70"/>
+              <w:left w:type="dxa" w:w="110"/>
+              <w:bottom w:type="dxa" w:w="70"/>
+              <w:right w:type="dxa" w:w="110"/>
+            </w:tcMar>
+            <w:vAlign w:val="center"/>
+          </w:tcPr>
+          <w:p>
+            <w:pPr>
+              <w:spacing w:after="0" w:before="0" w:line="260"/>
+            </w:pPr>
+            <w:r>
+              <w:rPr>
+                <w:rFonts w:ascii="맑은 고딕" w:cs="맑은 고딕" w:eastAsia="맑은 고딕" w:hAnsi="맑은 고딕"/>
+                <w:color w:val="3C3429"/>
+                <w:sz w:val="17"/>
+                <w:szCs w:val="17"/>
+              </w:rPr>
+              <w:t>없음(코드 미반영)</w:t>
+            </w:r>
+          </w:p>
+        </w:tc>
+        <w:tc>
+          <w:tcPr>
+            <w:tcW w:type="dxa" w:w="7146"/>
+            <w:tcBorders>
+              <w:top w:val="single" w:color="DEDEDE" w:sz="6"/>
+              <w:left w:val="single" w:color="DEDEDE" w:sz="6"/>
+              <w:bottom w:val="single" w:color="DEDEDE" w:sz="6"/>
+              <w:right w:val="single" w:color="DEDEDE" w:sz="6"/>
+            </w:tcBorders>
+            <w:tcMar>
+              <w:top w:type="dxa" w:w="70"/>
+              <w:left w:type="dxa" w:w="110"/>
+              <w:bottom w:type="dxa" w:w="70"/>
+              <w:right w:type="dxa" w:w="110"/>
+            </w:tcMar>
+            <w:vAlign w:val="center"/>
+          </w:tcPr>
+          <w:p>
+            <w:pPr>
+              <w:spacing w:after="0" w:before="0" w:line="260"/>
+            </w:pPr>
+            <w:r>
+              <w:t>자동 kill 로직은 아직 launch 스크립트에 반영하지 않았고, 재실행 전 수동으로 ps aux | grep -i camera 확인이 필요하다는 점만 이 카드로 기록해 둠. 반복되면 launch 스크립트에 사전 kill 단계 추가를 검토</w:t>
+            </w:r>
           </w:p>
         </w:tc>
       </w:tr>
@@ -6321,7 +8224,7 @@
                 <w:sz w:val="17"/>
                 <w:szCs w:val="17"/>
               </w:rPr>
-              <w:t xml:space="preserve">TS-INFRA-</w:t>
+              <w:t>TS-INFRA-02</w:t>
             </w:r>
           </w:p>
         </w:tc>
@@ -6346,6 +8249,9 @@
             <w:pPr>
               <w:spacing w:after="0" w:before="0" w:line="260"/>
             </w:pPr>
+            <w:r>
+              <w:t>카메라 재실행 시 Device or resource busy로 기동 실패</w:t>
+            </w:r>
           </w:p>
         </w:tc>
         <w:tc>
@@ -6376,7 +8282,7 @@
                 <w:sz w:val="17"/>
                 <w:szCs w:val="17"/>
               </w:rPr>
-              <w:t xml:space="preserve">WORKAROUND</w:t>
+              <w:t>WORKAROUND</w:t>
             </w:r>
           </w:p>
         </w:tc>
@@ -6401,6 +8307,9 @@
             <w:pPr>
               <w:spacing w:after="0" w:before="0" w:line="260"/>
             </w:pPr>
+            <w:r>
+              <w:t>재실행할 때마다 카메라 화면이 안 뜸 → Pi에서 ps aux | grep -i camera로 이전 프로세스 확인 후 kill하고 재실행</w:t>
+            </w:r>
           </w:p>
         </w:tc>
       </w:tr>

--- a/docs/troubleshooting/AURIX_MediRun_07_트러블슈팅_INFRA.docx
+++ b/docs/troubleshooting/AURIX_MediRun_07_트러블슈팅_INFRA.docx
@@ -3004,7 +3004,7 @@
                 <w:sz w:val="17"/>
                 <w:szCs w:val="17"/>
               </w:rPr>
-              <w:t xml:space="preserve">TS-INFRA-03</w:t>
+              <w:t>TS-INFRA-03</w:t>
             </w:r>
           </w:p>
         </w:tc>
@@ -3029,6 +3029,9 @@
             <w:pPr>
               <w:spacing w:after="0" w:before="0" w:line="260"/>
             </w:pPr>
+            <w:r>
+              <w:t>medirun_mission/medirun_sensor/medirun_navigation 패키지가 빌드된 적 없었음</w:t>
+            </w:r>
           </w:p>
         </w:tc>
         <w:tc>
@@ -3053,6 +3056,9 @@
               <w:spacing w:after="0" w:before="0" w:line="260"/>
               <w:jc w:val="center"/>
             </w:pPr>
+            <w:r>
+              <w:t>MAJOR</w:t>
+            </w:r>
           </w:p>
         </w:tc>
         <w:tc>
@@ -3077,6 +3083,9 @@
               <w:spacing w:after="0" w:before="0" w:line="260"/>
               <w:jc w:val="center"/>
             </w:pPr>
+            <w:r>
+              <w:t>RESOLVED</w:t>
+            </w:r>
           </w:p>
         </w:tc>
       </w:tr>
@@ -3110,7 +3119,7 @@
                 <w:sz w:val="17"/>
                 <w:szCs w:val="17"/>
               </w:rPr>
-              <w:t xml:space="preserve">TS-INFRA-04</w:t>
+              <w:t>TS-INFRA-04</w:t>
             </w:r>
           </w:p>
         </w:tc>
@@ -3136,6 +3145,9 @@
             <w:pPr>
               <w:spacing w:after="0" w:before="0" w:line="260"/>
             </w:pPr>
+            <w:r>
+              <w:t>VirtualBox USB 패스스루 "busy with a previous request" 에러</w:t>
+            </w:r>
           </w:p>
         </w:tc>
         <w:tc>
@@ -3161,6 +3173,9 @@
               <w:spacing w:after="0" w:before="0" w:line="260"/>
               <w:jc w:val="center"/>
             </w:pPr>
+            <w:r>
+              <w:t>MAJOR</w:t>
+            </w:r>
           </w:p>
         </w:tc>
         <w:tc>
@@ -3186,6 +3201,9 @@
               <w:spacing w:after="0" w:before="0" w:line="260"/>
               <w:jc w:val="center"/>
             </w:pPr>
+            <w:r>
+              <w:t>RESOLVED</w:t>
+            </w:r>
           </w:p>
         </w:tc>
       </w:tr>
@@ -3218,7 +3236,7 @@
                 <w:sz w:val="17"/>
                 <w:szCs w:val="17"/>
               </w:rPr>
-              <w:t xml:space="preserve">TS-INFRA-05</w:t>
+              <w:t>TS-INFRA-05</w:t>
             </w:r>
           </w:p>
         </w:tc>
@@ -3243,6 +3261,9 @@
             <w:pPr>
               <w:spacing w:after="0" w:before="0" w:line="260"/>
             </w:pPr>
+            <w:r>
+              <w:t>Arduino IDE 내장 serial-discovery 레이스 컨디션 버그로 Port 인식 실패</w:t>
+            </w:r>
           </w:p>
         </w:tc>
         <w:tc>
@@ -3267,6 +3288,9 @@
               <w:spacing w:after="0" w:before="0" w:line="260"/>
               <w:jc w:val="center"/>
             </w:pPr>
+            <w:r>
+              <w:t>MAJOR</w:t>
+            </w:r>
           </w:p>
         </w:tc>
         <w:tc>
@@ -3291,6 +3315,9 @@
               <w:spacing w:after="0" w:before="0" w:line="260"/>
               <w:jc w:val="center"/>
             </w:pPr>
+            <w:r>
+              <w:t>WORKAROUND</w:t>
+            </w:r>
           </w:p>
         </w:tc>
       </w:tr>
@@ -3452,7 +3479,7 @@
                 <w:sz w:val="17"/>
                 <w:szCs w:val="17"/>
               </w:rPr>
-              <w:t>2 / 1 / 1</w:t>
+              <w:t>5 / 4 / 1</w:t>
             </w:r>
           </w:p>
         </w:tc>
@@ -7300,6 +7327,5744 @@
     </w:tbl>
     <w:p>
       <w:pPr>
+        <w:pStyle w:val="Heading2"/>
+        <w:pBdr>
+          <w:left w:val="single" w:color="D9A441" w:sz="24" w:space="8"/>
+        </w:pBdr>
+        <w:spacing w:after="180" w:before="380" w:line="280"/>
+        <w:ind w:left="140"/>
+      </w:pPr>
+      <w:r>
+        <w:rPr>
+          <w:rFonts w:ascii="맑은 고딕" w:cs="맑은 고딕" w:eastAsia="맑은 고딕" w:hAnsi="맑은 고딕"/>
+          <w:b/>
+          <w:bCs/>
+          <w:color w:val="241B12"/>
+          <w:sz w:val="26"/>
+          <w:szCs w:val="26"/>
+        </w:rPr>
+        <w:t>4.3 TS-INFRA-03 (medirun_mission/medirun_sensor/medirun_navigation 패키지가 빌드된 적 없었음)</w:t>
+      </w:r>
+    </w:p>
+    <w:p>
+      <w:pPr>
+        <w:pStyle w:val="Heading3"/>
+        <w:spacing w:after="120" w:before="260" w:line="260"/>
+      </w:pPr>
+      <w:r>
+        <w:rPr>
+          <w:rFonts w:ascii="맑은 고딕" w:cs="맑은 고딕" w:eastAsia="맑은 고딕" w:hAnsi="맑은 고딕"/>
+          <w:b/>
+          <w:bCs/>
+          <w:color w:val="241B12"/>
+          <w:sz w:val="21"/>
+          <w:szCs w:val="21"/>
+        </w:rPr>
+        <w:t xml:space="preserve">개요</w:t>
+      </w:r>
+    </w:p>
+    <w:tbl>
+      <w:tblPr>
+        <w:tblW w:type="dxa" w:w="9746"/>
+        <w:tblBorders>
+          <w:top w:val="single" w:color="DEDEDE" w:sz="6"/>
+          <w:left w:val="single" w:color="DEDEDE" w:sz="6"/>
+          <w:bottom w:val="single" w:color="DEDEDE" w:sz="6"/>
+          <w:right w:val="single" w:color="DEDEDE" w:sz="6"/>
+          <w:insideH w:val="single" w:color="DEDEDE" w:sz="6"/>
+          <w:insideV w:val="single" w:color="DEDEDE" w:sz="6"/>
+        </w:tblBorders>
+      </w:tblPr>
+      <w:tblGrid>
+        <w:gridCol w:w="2600"/>
+        <w:gridCol w:w="7146"/>
+      </w:tblGrid>
+      <w:tr>
+        <w:trPr>
+          <w:tblHeader/>
+        </w:trPr>
+        <w:tc>
+          <w:tcPr>
+            <w:tcW w:type="dxa" w:w="2600"/>
+            <w:tcBorders>
+              <w:top w:val="single" w:color="49361D" w:sz="6"/>
+              <w:left w:val="single" w:color="49361D" w:sz="6"/>
+              <w:bottom w:val="single" w:color="49361D" w:sz="6"/>
+              <w:right w:val="single" w:color="49361D" w:sz="6"/>
+            </w:tcBorders>
+            <w:shd w:fill="241B12" w:color="auto" w:val="clear"/>
+            <w:tcMar>
+              <w:top w:type="dxa" w:w="90"/>
+              <w:left w:type="dxa" w:w="110"/>
+              <w:bottom w:type="dxa" w:w="90"/>
+              <w:right w:type="dxa" w:w="110"/>
+            </w:tcMar>
+            <w:vAlign w:val="center"/>
+          </w:tcPr>
+          <w:p>
+            <w:pPr>
+              <w:spacing w:after="0" w:before="0" w:line="260"/>
+            </w:pPr>
+            <w:r>
+              <w:rPr>
+                <w:rFonts w:ascii="맑은 고딕" w:cs="맑은 고딕" w:eastAsia="맑은 고딕" w:hAnsi="맑은 고딕"/>
+                <w:b/>
+                <w:bCs/>
+                <w:color w:val="F4CF87"/>
+                <w:sz w:val="17"/>
+                <w:szCs w:val="17"/>
+              </w:rPr>
+              <w:t xml:space="preserve">항목</w:t>
+            </w:r>
+          </w:p>
+        </w:tc>
+        <w:tc>
+          <w:tcPr>
+            <w:tcW w:type="dxa" w:w="7146"/>
+            <w:tcBorders>
+              <w:top w:val="single" w:color="49361D" w:sz="6"/>
+              <w:left w:val="single" w:color="49361D" w:sz="6"/>
+              <w:bottom w:val="single" w:color="49361D" w:sz="6"/>
+              <w:right w:val="single" w:color="49361D" w:sz="6"/>
+            </w:tcBorders>
+            <w:shd w:fill="241B12" w:color="auto" w:val="clear"/>
+            <w:tcMar>
+              <w:top w:type="dxa" w:w="90"/>
+              <w:left w:type="dxa" w:w="110"/>
+              <w:bottom w:type="dxa" w:w="90"/>
+              <w:right w:type="dxa" w:w="110"/>
+            </w:tcMar>
+            <w:vAlign w:val="center"/>
+          </w:tcPr>
+          <w:p>
+            <w:pPr>
+              <w:spacing w:after="0" w:before="0" w:line="260"/>
+            </w:pPr>
+            <w:r>
+              <w:rPr>
+                <w:rFonts w:ascii="맑은 고딕" w:cs="맑은 고딕" w:eastAsia="맑은 고딕" w:hAnsi="맑은 고딕"/>
+                <w:b/>
+                <w:bCs/>
+                <w:color w:val="F4CF87"/>
+                <w:sz w:val="17"/>
+                <w:szCs w:val="17"/>
+              </w:rPr>
+              <w:t xml:space="preserve">내용</w:t>
+            </w:r>
+          </w:p>
+        </w:tc>
+      </w:tr>
+      <w:tr>
+        <w:tc>
+          <w:tcPr>
+            <w:tcW w:type="dxa" w:w="2600"/>
+            <w:tcBorders>
+              <w:top w:val="single" w:color="DEDEDE" w:sz="6"/>
+              <w:left w:val="single" w:color="DEDEDE" w:sz="6"/>
+              <w:bottom w:val="single" w:color="DEDEDE" w:sz="6"/>
+              <w:right w:val="single" w:color="DEDEDE" w:sz="6"/>
+            </w:tcBorders>
+            <w:tcMar>
+              <w:top w:type="dxa" w:w="70"/>
+              <w:left w:type="dxa" w:w="110"/>
+              <w:bottom w:type="dxa" w:w="70"/>
+              <w:right w:type="dxa" w:w="110"/>
+            </w:tcMar>
+            <w:vAlign w:val="center"/>
+          </w:tcPr>
+          <w:p>
+            <w:pPr>
+              <w:spacing w:after="0" w:before="0" w:line="260"/>
+            </w:pPr>
+            <w:r>
+              <w:rPr>
+                <w:rFonts w:ascii="맑은 고딕" w:cs="맑은 고딕" w:eastAsia="맑은 고딕" w:hAnsi="맑은 고딕"/>
+                <w:color w:val="3C3429"/>
+                <w:sz w:val="17"/>
+                <w:szCs w:val="17"/>
+              </w:rPr>
+              <w:t xml:space="preserve">심각도 / 상태</w:t>
+            </w:r>
+          </w:p>
+        </w:tc>
+        <w:tc>
+          <w:tcPr>
+            <w:tcW w:type="dxa" w:w="7146"/>
+            <w:tcBorders>
+              <w:top w:val="single" w:color="DEDEDE" w:sz="6"/>
+              <w:left w:val="single" w:color="DEDEDE" w:sz="6"/>
+              <w:bottom w:val="single" w:color="DEDEDE" w:sz="6"/>
+              <w:right w:val="single" w:color="DEDEDE" w:sz="6"/>
+            </w:tcBorders>
+            <w:tcMar>
+              <w:top w:type="dxa" w:w="70"/>
+              <w:left w:type="dxa" w:w="110"/>
+              <w:bottom w:type="dxa" w:w="70"/>
+              <w:right w:type="dxa" w:w="110"/>
+            </w:tcMar>
+            <w:vAlign w:val="center"/>
+          </w:tcPr>
+          <w:p>
+            <w:pPr>
+              <w:spacing w:after="0" w:before="0" w:line="260"/>
+            </w:pPr>
+            <w:r>
+              <w:rPr>
+                <w:rFonts w:ascii="맑은 고딕" w:cs="맑은 고딕" w:eastAsia="맑은 고딕" w:hAnsi="맑은 고딕"/>
+                <w:color w:val="3C3429"/>
+                <w:sz w:val="17"/>
+                <w:szCs w:val="17"/>
+              </w:rPr>
+              <w:t>MAJOR / RESOLVED</w:t>
+            </w:r>
+          </w:p>
+        </w:tc>
+      </w:tr>
+      <w:tr>
+        <w:tc>
+          <w:tcPr>
+            <w:tcW w:type="dxa" w:w="2600"/>
+            <w:tcBorders>
+              <w:top w:val="single" w:color="DEDEDE" w:sz="6"/>
+              <w:left w:val="single" w:color="DEDEDE" w:sz="6"/>
+              <w:bottom w:val="single" w:color="DEDEDE" w:sz="6"/>
+              <w:right w:val="single" w:color="DEDEDE" w:sz="6"/>
+            </w:tcBorders>
+            <w:shd w:fill="FAFAFA" w:color="auto" w:val="clear"/>
+            <w:tcMar>
+              <w:top w:type="dxa" w:w="70"/>
+              <w:left w:type="dxa" w:w="110"/>
+              <w:bottom w:type="dxa" w:w="70"/>
+              <w:right w:type="dxa" w:w="110"/>
+            </w:tcMar>
+            <w:vAlign w:val="center"/>
+          </w:tcPr>
+          <w:p>
+            <w:pPr>
+              <w:spacing w:after="0" w:before="0" w:line="260"/>
+            </w:pPr>
+            <w:r>
+              <w:rPr>
+                <w:rFonts w:ascii="맑은 고딕" w:cs="맑은 고딕" w:eastAsia="맑은 고딕" w:hAnsi="맑은 고딕"/>
+                <w:color w:val="3C3429"/>
+                <w:sz w:val="17"/>
+                <w:szCs w:val="17"/>
+              </w:rPr>
+              <w:t xml:space="preserve">발생일 / 해결일</w:t>
+            </w:r>
+          </w:p>
+        </w:tc>
+        <w:tc>
+          <w:tcPr>
+            <w:tcW w:type="dxa" w:w="7146"/>
+            <w:tcBorders>
+              <w:top w:val="single" w:color="DEDEDE" w:sz="6"/>
+              <w:left w:val="single" w:color="DEDEDE" w:sz="6"/>
+              <w:bottom w:val="single" w:color="DEDEDE" w:sz="6"/>
+              <w:right w:val="single" w:color="DEDEDE" w:sz="6"/>
+            </w:tcBorders>
+            <w:shd w:fill="FAFAFA" w:color="auto" w:val="clear"/>
+            <w:tcMar>
+              <w:top w:type="dxa" w:w="70"/>
+              <w:left w:type="dxa" w:w="110"/>
+              <w:bottom w:type="dxa" w:w="70"/>
+              <w:right w:type="dxa" w:w="110"/>
+            </w:tcMar>
+            <w:vAlign w:val="center"/>
+          </w:tcPr>
+          <w:p>
+            <w:pPr>
+              <w:spacing w:after="0" w:before="0" w:line="260"/>
+            </w:pPr>
+            <w:r>
+              <w:rPr>
+                <w:rFonts w:ascii="맑은 고딕" w:cs="맑은 고딕" w:eastAsia="맑은 고딕" w:hAnsi="맑은 고딕"/>
+                <w:color w:val="3C3429"/>
+                <w:sz w:val="17"/>
+                <w:szCs w:val="17"/>
+              </w:rPr>
+              <w:t>2026-08-09 / 2026-08-09</w:t>
+            </w:r>
+          </w:p>
+        </w:tc>
+      </w:tr>
+      <w:tr>
+        <w:tc>
+          <w:tcPr>
+            <w:tcW w:type="dxa" w:w="2600"/>
+            <w:tcBorders>
+              <w:top w:val="single" w:color="DEDEDE" w:sz="6"/>
+              <w:left w:val="single" w:color="DEDEDE" w:sz="6"/>
+              <w:bottom w:val="single" w:color="DEDEDE" w:sz="6"/>
+              <w:right w:val="single" w:color="DEDEDE" w:sz="6"/>
+            </w:tcBorders>
+            <w:tcMar>
+              <w:top w:type="dxa" w:w="70"/>
+              <w:left w:type="dxa" w:w="110"/>
+              <w:bottom w:type="dxa" w:w="70"/>
+              <w:right w:type="dxa" w:w="110"/>
+            </w:tcMar>
+            <w:vAlign w:val="center"/>
+          </w:tcPr>
+          <w:p>
+            <w:pPr>
+              <w:spacing w:after="0" w:before="0" w:line="260"/>
+            </w:pPr>
+            <w:r>
+              <w:rPr>
+                <w:rFonts w:ascii="맑은 고딕" w:cs="맑은 고딕" w:eastAsia="맑은 고딕" w:hAnsi="맑은 고딕"/>
+                <w:color w:val="3C3429"/>
+                <w:sz w:val="17"/>
+                <w:szCs w:val="17"/>
+              </w:rPr>
+              <w:t xml:space="preserve">담당</w:t>
+            </w:r>
+          </w:p>
+        </w:tc>
+        <w:tc>
+          <w:tcPr>
+            <w:tcW w:type="dxa" w:w="7146"/>
+            <w:tcBorders>
+              <w:top w:val="single" w:color="DEDEDE" w:sz="6"/>
+              <w:left w:val="single" w:color="DEDEDE" w:sz="6"/>
+              <w:bottom w:val="single" w:color="DEDEDE" w:sz="6"/>
+              <w:right w:val="single" w:color="DEDEDE" w:sz="6"/>
+            </w:tcBorders>
+            <w:tcMar>
+              <w:top w:type="dxa" w:w="70"/>
+              <w:left w:type="dxa" w:w="110"/>
+              <w:bottom w:type="dxa" w:w="70"/>
+              <w:right w:type="dxa" w:w="110"/>
+            </w:tcMar>
+            <w:vAlign w:val="center"/>
+          </w:tcPr>
+          <w:p>
+            <w:pPr>
+              <w:spacing w:after="0" w:before="0" w:line="260"/>
+            </w:pPr>
+            <w:r>
+              <w:rPr>
+                <w:rFonts w:ascii="맑은 고딕" w:cs="맑은 고딕" w:eastAsia="맑은 고딕" w:hAnsi="맑은 고딕"/>
+                <w:color w:val="3C3429"/>
+                <w:sz w:val="17"/>
+                <w:szCs w:val="17"/>
+              </w:rPr>
+              <w:t>도희정</w:t>
+            </w:r>
+          </w:p>
+        </w:tc>
+      </w:tr>
+      <w:tr>
+        <w:tc>
+          <w:tcPr>
+            <w:tcW w:type="dxa" w:w="2600"/>
+            <w:tcBorders>
+              <w:top w:val="single" w:color="DEDEDE" w:sz="6"/>
+              <w:left w:val="single" w:color="DEDEDE" w:sz="6"/>
+              <w:bottom w:val="single" w:color="DEDEDE" w:sz="6"/>
+              <w:right w:val="single" w:color="DEDEDE" w:sz="6"/>
+            </w:tcBorders>
+            <w:shd w:fill="FAFAFA" w:color="auto" w:val="clear"/>
+            <w:tcMar>
+              <w:top w:type="dxa" w:w="70"/>
+              <w:left w:type="dxa" w:w="110"/>
+              <w:bottom w:type="dxa" w:w="70"/>
+              <w:right w:type="dxa" w:w="110"/>
+            </w:tcMar>
+            <w:vAlign w:val="center"/>
+          </w:tcPr>
+          <w:p>
+            <w:pPr>
+              <w:spacing w:after="0" w:before="0" w:line="260"/>
+            </w:pPr>
+            <w:r>
+              <w:rPr>
+                <w:rFonts w:ascii="맑은 고딕" w:cs="맑은 고딕" w:eastAsia="맑은 고딕" w:hAnsi="맑은 고딕"/>
+                <w:color w:val="3C3429"/>
+                <w:sz w:val="17"/>
+                <w:szCs w:val="17"/>
+              </w:rPr>
+              <w:t xml:space="preserve">환경</w:t>
+            </w:r>
+          </w:p>
+        </w:tc>
+        <w:tc>
+          <w:tcPr>
+            <w:tcW w:type="dxa" w:w="7146"/>
+            <w:tcBorders>
+              <w:top w:val="single" w:color="DEDEDE" w:sz="6"/>
+              <w:left w:val="single" w:color="DEDEDE" w:sz="6"/>
+              <w:bottom w:val="single" w:color="DEDEDE" w:sz="6"/>
+              <w:right w:val="single" w:color="DEDEDE" w:sz="6"/>
+            </w:tcBorders>
+            <w:shd w:fill="FAFAFA" w:color="auto" w:val="clear"/>
+            <w:tcMar>
+              <w:top w:type="dxa" w:w="70"/>
+              <w:left w:type="dxa" w:w="110"/>
+              <w:bottom w:type="dxa" w:w="70"/>
+              <w:right w:type="dxa" w:w="110"/>
+            </w:tcMar>
+            <w:vAlign w:val="center"/>
+          </w:tcPr>
+          <w:p>
+            <w:pPr>
+              <w:spacing w:after="0" w:before="0" w:line="260"/>
+            </w:pPr>
+            <w:r>
+              <w:rPr>
+                <w:rFonts w:ascii="맑은 고딕" w:cs="맑은 고딕" w:eastAsia="맑은 고딕" w:hAnsi="맑은 고딕"/>
+                <w:color w:val="3C3429"/>
+                <w:sz w:val="17"/>
+                <w:szCs w:val="17"/>
+              </w:rPr>
+              <w:t>ROS 2 Humble · VM(hj) · medirun_mission, medirun_sensor, medirun_navigation · working tree(미커밋)</w:t>
+            </w:r>
+          </w:p>
+        </w:tc>
+      </w:tr>
+      <w:tr>
+        <w:tc>
+          <w:tcPr>
+            <w:tcW w:type="dxa" w:w="2600"/>
+            <w:tcBorders>
+              <w:top w:val="single" w:color="DEDEDE" w:sz="6"/>
+              <w:left w:val="single" w:color="DEDEDE" w:sz="6"/>
+              <w:bottom w:val="single" w:color="DEDEDE" w:sz="6"/>
+              <w:right w:val="single" w:color="DEDEDE" w:sz="6"/>
+            </w:tcBorders>
+            <w:tcMar>
+              <w:top w:type="dxa" w:w="70"/>
+              <w:left w:type="dxa" w:w="110"/>
+              <w:bottom w:type="dxa" w:w="70"/>
+              <w:right w:type="dxa" w:w="110"/>
+            </w:tcMar>
+            <w:vAlign w:val="center"/>
+          </w:tcPr>
+          <w:p>
+            <w:pPr>
+              <w:spacing w:after="0" w:before="0" w:line="260"/>
+            </w:pPr>
+            <w:r>
+              <w:rPr>
+                <w:rFonts w:ascii="맑은 고딕" w:cs="맑은 고딕" w:eastAsia="맑은 고딕" w:hAnsi="맑은 고딕"/>
+                <w:color w:val="3C3429"/>
+                <w:sz w:val="17"/>
+                <w:szCs w:val="17"/>
+              </w:rPr>
+              <w:t xml:space="preserve">관련</w:t>
+            </w:r>
+          </w:p>
+        </w:tc>
+        <w:tc>
+          <w:tcPr>
+            <w:tcW w:type="dxa" w:w="7146"/>
+            <w:tcBorders>
+              <w:top w:val="single" w:color="DEDEDE" w:sz="6"/>
+              <w:left w:val="single" w:color="DEDEDE" w:sz="6"/>
+              <w:bottom w:val="single" w:color="DEDEDE" w:sz="6"/>
+              <w:right w:val="single" w:color="DEDEDE" w:sz="6"/>
+            </w:tcBorders>
+            <w:tcMar>
+              <w:top w:type="dxa" w:w="70"/>
+              <w:left w:type="dxa" w:w="110"/>
+              <w:bottom w:type="dxa" w:w="70"/>
+              <w:right w:type="dxa" w:w="110"/>
+            </w:tcMar>
+            <w:vAlign w:val="center"/>
+          </w:tcPr>
+          <w:p>
+            <w:pPr>
+              <w:spacing w:after="0" w:before="0" w:line="260"/>
+            </w:pPr>
+            <w:r>
+              <w:rPr>
+                <w:rFonts w:ascii="맑은 고딕" w:cs="맑은 고딕" w:eastAsia="맑은 고딕" w:hAnsi="맑은 고딕"/>
+                <w:color w:val="3C3429"/>
+                <w:sz w:val="17"/>
+                <w:szCs w:val="17"/>
+              </w:rPr>
+              <w:t>연관 이슈 없음</w:t>
+            </w:r>
+          </w:p>
+        </w:tc>
+      </w:tr>
+    </w:tbl>
+    <w:p>
+      <w:pPr>
+        <w:pStyle w:val="Heading3"/>
+        <w:spacing w:after="120" w:before="260" w:line="260"/>
+      </w:pPr>
+      <w:r>
+        <w:rPr>
+          <w:rFonts w:ascii="맑은 고딕" w:cs="맑은 고딕" w:eastAsia="맑은 고딕" w:hAnsi="맑은 고딕"/>
+          <w:b/>
+          <w:bCs/>
+          <w:color w:val="241B12"/>
+          <w:sz w:val="21"/>
+          <w:szCs w:val="21"/>
+        </w:rPr>
+        <w:t xml:space="preserve">증상</w:t>
+      </w:r>
+    </w:p>
+    <w:p>
+      <w:pPr>
+        <w:spacing w:after="140" w:before="0" w:line="260"/>
+      </w:pPr>
+      <w:r>
+        <w:rPr>
+          <w:rFonts w:ascii="맑은 고딕" w:cs="맑은 고딕" w:eastAsia="맑은 고딕" w:hAnsi="맑은 고딕"/>
+          <w:color w:val="3C3429"/>
+          <w:sz w:val="17"/>
+          <w:szCs w:val="17"/>
+        </w:rPr>
+        <w:t>mission_bringup.launch.py, navigation_bringup.launch.py 등 launch 파일이 소스에 존재하는데도 install/ 밑에 medirun_mission, medirun_sensor 패키지 디렉터리 자체가 생성되어 있지 않았다.</w:t>
+      </w:r>
+    </w:p>
+    <w:tbl>
+      <w:tblPr>
+        <w:tblW w:type="dxa" w:w="9746"/>
+        <w:tblBorders>
+          <w:top w:val="single" w:color="DEDEDE" w:sz="6"/>
+          <w:left w:val="single" w:color="DEDEDE" w:sz="6"/>
+          <w:bottom w:val="single" w:color="DEDEDE" w:sz="6"/>
+          <w:right w:val="single" w:color="DEDEDE" w:sz="6"/>
+          <w:insideH w:val="single" w:color="DEDEDE" w:sz="6"/>
+          <w:insideV w:val="single" w:color="DEDEDE" w:sz="6"/>
+        </w:tblBorders>
+      </w:tblPr>
+      <w:tblGrid>
+        <w:gridCol w:w="9746"/>
+      </w:tblGrid>
+      <w:tr>
+        <w:tc>
+          <w:tcPr>
+            <w:tcW w:type="dxa" w:w="9746"/>
+            <w:tcBorders>
+              <w:top w:val="single" w:color="DEDEDE" w:sz="6"/>
+              <w:left w:val="single" w:color="DEDEDE" w:sz="6"/>
+              <w:bottom w:val="single" w:color="DEDEDE" w:sz="6"/>
+              <w:right w:val="single" w:color="DEDEDE" w:sz="6"/>
+            </w:tcBorders>
+            <w:shd w:fill="F7F8FA" w:color="auto" w:val="clear"/>
+            <w:tcMar>
+              <w:top w:type="dxa" w:w="140"/>
+              <w:left w:type="dxa" w:w="160"/>
+              <w:bottom w:type="dxa" w:w="140"/>
+              <w:right w:type="dxa" w:w="160"/>
+            </w:tcMar>
+          </w:tcPr>
+          <w:p>
+            <w:pPr>
+              <w:spacing w:after="20" w:line="240"/>
+            </w:pPr>
+            <w:r>
+              <w:rPr>
+                <w:rFonts w:ascii="Consolas" w:cs="Consolas" w:eastAsia="Consolas" w:hAnsi="Consolas"/>
+                <w:color w:val="3C3429"/>
+                <w:sz w:val="16"/>
+                <w:szCs w:val="16"/>
+              </w:rPr>
+              <w:t>$ colcon build 후</w:t>
+              <w:br/>
+              <w:t>$ ls install/</w:t>
+              <w:br/>
+              <w:t>(medirun_mission, medirun_sensor 디렉터리가 보이지 않음)</w:t>
+            </w:r>
+          </w:p>
+          <w:p>
+            <w:pPr>
+              <w:spacing w:after="20" w:line="240"/>
+            </w:pPr>
+            <w:r>
+              <w:rPr>
+                <w:rFonts w:ascii="Consolas" w:cs="Consolas" w:eastAsia="Consolas" w:hAnsi="Consolas"/>
+                <w:color w:val="3C3429"/>
+                <w:sz w:val="16"/>
+                <w:szCs w:val="16"/>
+              </w:rPr>
+            </w:r>
+          </w:p>
+        </w:tc>
+      </w:tr>
+    </w:tbl>
+    <w:p>
+      <w:pPr>
+        <w:pStyle w:val="Heading3"/>
+        <w:spacing w:after="120" w:before="260" w:line="260"/>
+      </w:pPr>
+      <w:r>
+        <w:rPr>
+          <w:rFonts w:ascii="맑은 고딕" w:cs="맑은 고딕" w:eastAsia="맑은 고딕" w:hAnsi="맑은 고딕"/>
+          <w:b/>
+          <w:bCs/>
+          <w:color w:val="241B12"/>
+          <w:sz w:val="21"/>
+          <w:szCs w:val="21"/>
+        </w:rPr>
+        <w:t xml:space="preserve">재현 절차</w:t>
+      </w:r>
+    </w:p>
+    <w:tbl>
+      <w:tblPr>
+        <w:tblW w:type="dxa" w:w="9746"/>
+        <w:tblBorders>
+          <w:top w:val="single" w:color="DEDEDE" w:sz="6"/>
+          <w:left w:val="single" w:color="DEDEDE" w:sz="6"/>
+          <w:bottom w:val="single" w:color="DEDEDE" w:sz="6"/>
+          <w:right w:val="single" w:color="DEDEDE" w:sz="6"/>
+          <w:insideH w:val="single" w:color="DEDEDE" w:sz="6"/>
+          <w:insideV w:val="single" w:color="DEDEDE" w:sz="6"/>
+        </w:tblBorders>
+      </w:tblPr>
+      <w:tblGrid>
+        <w:gridCol w:w="1500"/>
+        <w:gridCol w:w="3000"/>
+        <w:gridCol w:w="5246"/>
+      </w:tblGrid>
+      <w:tr>
+        <w:trPr>
+          <w:tblHeader/>
+        </w:trPr>
+        <w:tc>
+          <w:tcPr>
+            <w:tcW w:type="dxa" w:w="1500"/>
+            <w:tcBorders>
+              <w:top w:val="single" w:color="49361D" w:sz="6"/>
+              <w:left w:val="single" w:color="49361D" w:sz="6"/>
+              <w:bottom w:val="single" w:color="49361D" w:sz="6"/>
+              <w:right w:val="single" w:color="49361D" w:sz="6"/>
+            </w:tcBorders>
+            <w:shd w:fill="241B12" w:color="auto" w:val="clear"/>
+            <w:tcMar>
+              <w:top w:type="dxa" w:w="90"/>
+              <w:left w:type="dxa" w:w="110"/>
+              <w:bottom w:type="dxa" w:w="90"/>
+              <w:right w:type="dxa" w:w="110"/>
+            </w:tcMar>
+            <w:vAlign w:val="center"/>
+          </w:tcPr>
+          <w:p>
+            <w:pPr>
+              <w:spacing w:after="0" w:before="0" w:line="260"/>
+            </w:pPr>
+            <w:r>
+              <w:rPr>
+                <w:rFonts w:ascii="맑은 고딕" w:cs="맑은 고딕" w:eastAsia="맑은 고딕" w:hAnsi="맑은 고딕"/>
+                <w:b/>
+                <w:bCs/>
+                <w:color w:val="F4CF87"/>
+                <w:sz w:val="17"/>
+                <w:szCs w:val="17"/>
+              </w:rPr>
+              <w:t xml:space="preserve">#</w:t>
+            </w:r>
+          </w:p>
+        </w:tc>
+        <w:tc>
+          <w:tcPr>
+            <w:tcW w:type="dxa" w:w="3000"/>
+            <w:tcBorders>
+              <w:top w:val="single" w:color="49361D" w:sz="6"/>
+              <w:left w:val="single" w:color="49361D" w:sz="6"/>
+              <w:bottom w:val="single" w:color="49361D" w:sz="6"/>
+              <w:right w:val="single" w:color="49361D" w:sz="6"/>
+            </w:tcBorders>
+            <w:shd w:fill="241B12" w:color="auto" w:val="clear"/>
+            <w:tcMar>
+              <w:top w:type="dxa" w:w="90"/>
+              <w:left w:type="dxa" w:w="110"/>
+              <w:bottom w:type="dxa" w:w="90"/>
+              <w:right w:type="dxa" w:w="110"/>
+            </w:tcMar>
+            <w:vAlign w:val="center"/>
+          </w:tcPr>
+          <w:p>
+            <w:pPr>
+              <w:spacing w:after="0" w:before="0" w:line="260"/>
+            </w:pPr>
+            <w:r>
+              <w:rPr>
+                <w:rFonts w:ascii="맑은 고딕" w:cs="맑은 고딕" w:eastAsia="맑은 고딕" w:hAnsi="맑은 고딕"/>
+                <w:b/>
+                <w:bCs/>
+                <w:color w:val="F4CF87"/>
+                <w:sz w:val="17"/>
+                <w:szCs w:val="17"/>
+              </w:rPr>
+              <w:t xml:space="preserve">동작</w:t>
+            </w:r>
+          </w:p>
+        </w:tc>
+        <w:tc>
+          <w:tcPr>
+            <w:tcW w:type="dxa" w:w="5246"/>
+            <w:tcBorders>
+              <w:top w:val="single" w:color="49361D" w:sz="6"/>
+              <w:left w:val="single" w:color="49361D" w:sz="6"/>
+              <w:bottom w:val="single" w:color="49361D" w:sz="6"/>
+              <w:right w:val="single" w:color="49361D" w:sz="6"/>
+            </w:tcBorders>
+            <w:shd w:fill="241B12" w:color="auto" w:val="clear"/>
+            <w:tcMar>
+              <w:top w:type="dxa" w:w="90"/>
+              <w:left w:type="dxa" w:w="110"/>
+              <w:bottom w:type="dxa" w:w="90"/>
+              <w:right w:type="dxa" w:w="110"/>
+            </w:tcMar>
+            <w:vAlign w:val="center"/>
+          </w:tcPr>
+          <w:p>
+            <w:pPr>
+              <w:spacing w:after="0" w:before="0" w:line="260"/>
+            </w:pPr>
+            <w:r>
+              <w:rPr>
+                <w:rFonts w:ascii="맑은 고딕" w:cs="맑은 고딕" w:eastAsia="맑은 고딕" w:hAnsi="맑은 고딕"/>
+                <w:b/>
+                <w:bCs/>
+                <w:color w:val="F4CF87"/>
+                <w:sz w:val="17"/>
+                <w:szCs w:val="17"/>
+              </w:rPr>
+              <w:t xml:space="preserve">결과</w:t>
+            </w:r>
+          </w:p>
+        </w:tc>
+      </w:tr>
+      <w:tr>
+        <w:tc>
+          <w:tcPr>
+            <w:tcW w:type="dxa" w:w="1500"/>
+            <w:tcBorders>
+              <w:top w:val="single" w:color="DEDEDE" w:sz="6"/>
+              <w:left w:val="single" w:color="DEDEDE" w:sz="6"/>
+              <w:bottom w:val="single" w:color="DEDEDE" w:sz="6"/>
+              <w:right w:val="single" w:color="DEDEDE" w:sz="6"/>
+            </w:tcBorders>
+            <w:tcMar>
+              <w:top w:type="dxa" w:w="70"/>
+              <w:left w:type="dxa" w:w="110"/>
+              <w:bottom w:type="dxa" w:w="70"/>
+              <w:right w:type="dxa" w:w="110"/>
+            </w:tcMar>
+            <w:vAlign w:val="center"/>
+          </w:tcPr>
+          <w:p>
+            <w:pPr>
+              <w:spacing w:after="0" w:before="0" w:line="260"/>
+            </w:pPr>
+            <w:r>
+              <w:rPr>
+                <w:rFonts w:ascii="맑은 고딕" w:cs="맑은 고딕" w:eastAsia="맑은 고딕" w:hAnsi="맑은 고딕"/>
+                <w:color w:val="3C3429"/>
+                <w:sz w:val="17"/>
+                <w:szCs w:val="17"/>
+              </w:rPr>
+              <w:t>1</w:t>
+            </w:r>
+          </w:p>
+        </w:tc>
+        <w:tc>
+          <w:tcPr>
+            <w:tcW w:type="dxa" w:w="3000"/>
+            <w:tcBorders>
+              <w:top w:val="single" w:color="DEDEDE" w:sz="6"/>
+              <w:left w:val="single" w:color="DEDEDE" w:sz="6"/>
+              <w:bottom w:val="single" w:color="DEDEDE" w:sz="6"/>
+              <w:right w:val="single" w:color="DEDEDE" w:sz="6"/>
+            </w:tcBorders>
+            <w:tcMar>
+              <w:top w:type="dxa" w:w="70"/>
+              <w:left w:type="dxa" w:w="110"/>
+              <w:bottom w:type="dxa" w:w="70"/>
+              <w:right w:type="dxa" w:w="110"/>
+            </w:tcMar>
+            <w:vAlign w:val="center"/>
+          </w:tcPr>
+          <w:p>
+            <w:pPr>
+              <w:spacing w:after="0" w:before="0" w:line="260"/>
+            </w:pPr>
+            <w:r>
+              <w:t>colcon build 실행 후 ls install/ 확인</w:t>
+            </w:r>
+          </w:p>
+        </w:tc>
+        <w:tc>
+          <w:tcPr>
+            <w:tcW w:type="dxa" w:w="5246"/>
+            <w:tcBorders>
+              <w:top w:val="single" w:color="DEDEDE" w:sz="6"/>
+              <w:left w:val="single" w:color="DEDEDE" w:sz="6"/>
+              <w:bottom w:val="single" w:color="DEDEDE" w:sz="6"/>
+              <w:right w:val="single" w:color="DEDEDE" w:sz="6"/>
+            </w:tcBorders>
+            <w:tcMar>
+              <w:top w:type="dxa" w:w="70"/>
+              <w:left w:type="dxa" w:w="110"/>
+              <w:bottom w:type="dxa" w:w="70"/>
+              <w:right w:type="dxa" w:w="110"/>
+            </w:tcMar>
+            <w:vAlign w:val="center"/>
+          </w:tcPr>
+          <w:p>
+            <w:pPr>
+              <w:spacing w:after="0" w:before="0" w:line="260"/>
+            </w:pPr>
+            <w:r>
+              <w:t>medirun_mission, medirun_sensor 디렉터리가 없음</w:t>
+            </w:r>
+          </w:p>
+        </w:tc>
+      </w:tr>
+      <w:tr>
+        <w:tc>
+          <w:tcPr>
+            <w:tcW w:type="dxa" w:w="1500"/>
+            <w:tcBorders>
+              <w:top w:val="single" w:color="DEDEDE" w:sz="6"/>
+              <w:left w:val="single" w:color="DEDEDE" w:sz="6"/>
+              <w:bottom w:val="single" w:color="DEDEDE" w:sz="6"/>
+              <w:right w:val="single" w:color="DEDEDE" w:sz="6"/>
+            </w:tcBorders>
+            <w:shd w:fill="FAFAFA" w:color="auto" w:val="clear"/>
+            <w:tcMar>
+              <w:top w:type="dxa" w:w="70"/>
+              <w:left w:type="dxa" w:w="110"/>
+              <w:bottom w:type="dxa" w:w="70"/>
+              <w:right w:type="dxa" w:w="110"/>
+            </w:tcMar>
+            <w:vAlign w:val="center"/>
+          </w:tcPr>
+          <w:p>
+            <w:pPr>
+              <w:spacing w:after="0" w:before="0" w:line="260"/>
+            </w:pPr>
+            <w:r>
+              <w:rPr>
+                <w:rFonts w:ascii="맑은 고딕" w:cs="맑은 고딕" w:eastAsia="맑은 고딕" w:hAnsi="맑은 고딕"/>
+                <w:color w:val="3C3429"/>
+                <w:sz w:val="17"/>
+                <w:szCs w:val="17"/>
+              </w:rPr>
+              <w:t>2</w:t>
+            </w:r>
+          </w:p>
+        </w:tc>
+        <w:tc>
+          <w:tcPr>
+            <w:tcW w:type="dxa" w:w="3000"/>
+            <w:tcBorders>
+              <w:top w:val="single" w:color="DEDEDE" w:sz="6"/>
+              <w:left w:val="single" w:color="DEDEDE" w:sz="6"/>
+              <w:bottom w:val="single" w:color="DEDEDE" w:sz="6"/>
+              <w:right w:val="single" w:color="DEDEDE" w:sz="6"/>
+            </w:tcBorders>
+            <w:shd w:fill="FAFAFA" w:color="auto" w:val="clear"/>
+            <w:tcMar>
+              <w:top w:type="dxa" w:w="70"/>
+              <w:left w:type="dxa" w:w="110"/>
+              <w:bottom w:type="dxa" w:w="70"/>
+              <w:right w:type="dxa" w:w="110"/>
+            </w:tcMar>
+            <w:vAlign w:val="center"/>
+          </w:tcPr>
+          <w:p>
+            <w:pPr>
+              <w:spacing w:after="0" w:before="0" w:line="260"/>
+            </w:pPr>
+            <w:r>
+              <w:t>해당 패키지의 setup.py 확인</w:t>
+            </w:r>
+          </w:p>
+        </w:tc>
+        <w:tc>
+          <w:tcPr>
+            <w:tcW w:type="dxa" w:w="5246"/>
+            <w:tcBorders>
+              <w:top w:val="single" w:color="DEDEDE" w:sz="6"/>
+              <w:left w:val="single" w:color="DEDEDE" w:sz="6"/>
+              <w:bottom w:val="single" w:color="DEDEDE" w:sz="6"/>
+              <w:right w:val="single" w:color="DEDEDE" w:sz="6"/>
+            </w:tcBorders>
+            <w:shd w:fill="FAFAFA" w:color="auto" w:val="clear"/>
+            <w:tcMar>
+              <w:top w:type="dxa" w:w="70"/>
+              <w:left w:type="dxa" w:w="110"/>
+              <w:bottom w:type="dxa" w:w="70"/>
+              <w:right w:type="dxa" w:w="110"/>
+            </w:tcMar>
+            <w:vAlign w:val="center"/>
+          </w:tcPr>
+          <w:p>
+            <w:pPr>
+              <w:spacing w:after="0" w:before="0" w:line="260"/>
+            </w:pPr>
+            <w:r>
+              <w:t>entry_points(console_scripts)가 없거나 불완전함</w:t>
+            </w:r>
+          </w:p>
+        </w:tc>
+      </w:tr>
+      <w:tr>
+        <w:tc>
+          <w:tcPr>
+            <w:tcW w:type="dxa" w:w="1500"/>
+            <w:tcBorders>
+              <w:top w:val="single" w:color="DEDEDE" w:sz="6"/>
+              <w:left w:val="single" w:color="DEDEDE" w:sz="6"/>
+              <w:bottom w:val="single" w:color="DEDEDE" w:sz="6"/>
+              <w:right w:val="single" w:color="DEDEDE" w:sz="6"/>
+            </w:tcBorders>
+            <w:tcMar>
+              <w:top w:type="dxa" w:w="70"/>
+              <w:left w:type="dxa" w:w="110"/>
+              <w:bottom w:type="dxa" w:w="70"/>
+              <w:right w:type="dxa" w:w="110"/>
+            </w:tcMar>
+            <w:vAlign w:val="center"/>
+          </w:tcPr>
+          <w:p>
+            <w:pPr>
+              <w:spacing w:after="0" w:before="0" w:line="260"/>
+            </w:pPr>
+            <w:r>
+              <w:rPr>
+                <w:rFonts w:ascii="맑은 고딕" w:cs="맑은 고딕" w:eastAsia="맑은 고딕" w:hAnsi="맑은 고딕"/>
+                <w:color w:val="3C3429"/>
+                <w:sz w:val="17"/>
+                <w:szCs w:val="17"/>
+              </w:rPr>
+              <w:t>3</w:t>
+            </w:r>
+          </w:p>
+        </w:tc>
+        <w:tc>
+          <w:tcPr>
+            <w:tcW w:type="dxa" w:w="3000"/>
+            <w:tcBorders>
+              <w:top w:val="single" w:color="DEDEDE" w:sz="6"/>
+              <w:left w:val="single" w:color="DEDEDE" w:sz="6"/>
+              <w:bottom w:val="single" w:color="DEDEDE" w:sz="6"/>
+              <w:right w:val="single" w:color="DEDEDE" w:sz="6"/>
+            </w:tcBorders>
+            <w:tcMar>
+              <w:top w:type="dxa" w:w="70"/>
+              <w:left w:type="dxa" w:w="110"/>
+              <w:bottom w:type="dxa" w:w="70"/>
+              <w:right w:type="dxa" w:w="110"/>
+            </w:tcMar>
+            <w:vAlign w:val="center"/>
+          </w:tcPr>
+          <w:p>
+            <w:pPr>
+              <w:spacing w:after="0" w:before="0" w:line="260"/>
+            </w:pPr>
+            <w:r>
+              <w:t>해당 패키지의 setup.py data_files 확인</w:t>
+            </w:r>
+          </w:p>
+        </w:tc>
+        <w:tc>
+          <w:tcPr>
+            <w:tcW w:type="dxa" w:w="5246"/>
+            <w:tcBorders>
+              <w:top w:val="single" w:color="DEDEDE" w:sz="6"/>
+              <w:left w:val="single" w:color="DEDEDE" w:sz="6"/>
+              <w:bottom w:val="single" w:color="DEDEDE" w:sz="6"/>
+              <w:right w:val="single" w:color="DEDEDE" w:sz="6"/>
+            </w:tcBorders>
+            <w:tcMar>
+              <w:top w:type="dxa" w:w="70"/>
+              <w:left w:type="dxa" w:w="110"/>
+              <w:bottom w:type="dxa" w:w="70"/>
+              <w:right w:type="dxa" w:w="110"/>
+            </w:tcMar>
+            <w:vAlign w:val="center"/>
+          </w:tcPr>
+          <w:p>
+            <w:pPr>
+              <w:spacing w:after="0" w:before="0" w:line="260"/>
+            </w:pPr>
+            <w:r>
+              <w:t>launch/config 실제 파일이 아니라 .gitkeep만 설치 대상으로 지정돼 있음</w:t>
+            </w:r>
+          </w:p>
+        </w:tc>
+      </w:tr>
+    </w:tbl>
+    <w:p>
+      <w:pPr>
+        <w:spacing w:after="140" w:before="0" w:line="260"/>
+      </w:pPr>
+      <w:r>
+        <w:rPr>
+          <w:rFonts w:ascii="맑은 고딕" w:cs="맑은 고딕" w:eastAsia="맑은 고딕" w:hAnsi="맑은 고딕"/>
+          <w:color w:val="3C3429"/>
+          <w:sz w:val="17"/>
+          <w:szCs w:val="17"/>
+        </w:rPr>
+        <w:t>재현율: colcon build 실행할 때마다 매번 재현</w:t>
+      </w:r>
+    </w:p>
+    <w:p>
+      <w:pPr>
+        <w:pStyle w:val="Heading3"/>
+        <w:spacing w:after="120" w:before="260" w:line="260"/>
+      </w:pPr>
+      <w:r>
+        <w:rPr>
+          <w:rFonts w:ascii="맑은 고딕" w:cs="맑은 고딕" w:eastAsia="맑은 고딕" w:hAnsi="맑은 고딕"/>
+          <w:b/>
+          <w:bCs/>
+          <w:color w:val="241B12"/>
+          <w:sz w:val="21"/>
+          <w:szCs w:val="21"/>
+        </w:rPr>
+        <w:t xml:space="preserve">진단 과정</w:t>
+      </w:r>
+    </w:p>
+    <w:tbl>
+      <w:tblPr>
+        <w:tblW w:type="dxa" w:w="9746"/>
+        <w:tblBorders>
+          <w:top w:val="single" w:color="DEDEDE" w:sz="6"/>
+          <w:left w:val="single" w:color="DEDEDE" w:sz="6"/>
+          <w:bottom w:val="single" w:color="DEDEDE" w:sz="6"/>
+          <w:right w:val="single" w:color="DEDEDE" w:sz="6"/>
+          <w:insideH w:val="single" w:color="DEDEDE" w:sz="6"/>
+          <w:insideV w:val="single" w:color="DEDEDE" w:sz="6"/>
+        </w:tblBorders>
+      </w:tblPr>
+      <w:tblGrid>
+        <w:gridCol w:w="1500"/>
+        <w:gridCol w:w="3000"/>
+        <w:gridCol w:w="5246"/>
+      </w:tblGrid>
+      <w:tr>
+        <w:trPr>
+          <w:tblHeader/>
+        </w:trPr>
+        <w:tc>
+          <w:tcPr>
+            <w:tcW w:type="dxa" w:w="1500"/>
+            <w:tcBorders>
+              <w:top w:val="single" w:color="49361D" w:sz="6"/>
+              <w:left w:val="single" w:color="49361D" w:sz="6"/>
+              <w:bottom w:val="single" w:color="49361D" w:sz="6"/>
+              <w:right w:val="single" w:color="49361D" w:sz="6"/>
+            </w:tcBorders>
+            <w:shd w:fill="241B12" w:color="auto" w:val="clear"/>
+            <w:tcMar>
+              <w:top w:type="dxa" w:w="90"/>
+              <w:left w:type="dxa" w:w="110"/>
+              <w:bottom w:type="dxa" w:w="90"/>
+              <w:right w:type="dxa" w:w="110"/>
+            </w:tcMar>
+            <w:vAlign w:val="center"/>
+          </w:tcPr>
+          <w:p>
+            <w:pPr>
+              <w:spacing w:after="0" w:before="0" w:line="260"/>
+            </w:pPr>
+            <w:r>
+              <w:rPr>
+                <w:rFonts w:ascii="맑은 고딕" w:cs="맑은 고딕" w:eastAsia="맑은 고딕" w:hAnsi="맑은 고딕"/>
+                <w:b/>
+                <w:bCs/>
+                <w:color w:val="F4CF87"/>
+                <w:sz w:val="17"/>
+                <w:szCs w:val="17"/>
+              </w:rPr>
+              <w:t xml:space="preserve">가설</w:t>
+            </w:r>
+          </w:p>
+        </w:tc>
+        <w:tc>
+          <w:tcPr>
+            <w:tcW w:type="dxa" w:w="3000"/>
+            <w:tcBorders>
+              <w:top w:val="single" w:color="49361D" w:sz="6"/>
+              <w:left w:val="single" w:color="49361D" w:sz="6"/>
+              <w:bottom w:val="single" w:color="49361D" w:sz="6"/>
+              <w:right w:val="single" w:color="49361D" w:sz="6"/>
+            </w:tcBorders>
+            <w:shd w:fill="241B12" w:color="auto" w:val="clear"/>
+            <w:tcMar>
+              <w:top w:type="dxa" w:w="90"/>
+              <w:left w:type="dxa" w:w="110"/>
+              <w:bottom w:type="dxa" w:w="90"/>
+              <w:right w:type="dxa" w:w="110"/>
+            </w:tcMar>
+            <w:vAlign w:val="center"/>
+          </w:tcPr>
+          <w:p>
+            <w:pPr>
+              <w:spacing w:after="0" w:before="0" w:line="260"/>
+            </w:pPr>
+            <w:r>
+              <w:rPr>
+                <w:rFonts w:ascii="맑은 고딕" w:cs="맑은 고딕" w:eastAsia="맑은 고딕" w:hAnsi="맑은 고딕"/>
+                <w:b/>
+                <w:bCs/>
+                <w:color w:val="F4CF87"/>
+                <w:sz w:val="17"/>
+                <w:szCs w:val="17"/>
+              </w:rPr>
+              <w:t xml:space="preserve">확인 방법</w:t>
+            </w:r>
+          </w:p>
+        </w:tc>
+        <w:tc>
+          <w:tcPr>
+            <w:tcW w:type="dxa" w:w="5246"/>
+            <w:tcBorders>
+              <w:top w:val="single" w:color="49361D" w:sz="6"/>
+              <w:left w:val="single" w:color="49361D" w:sz="6"/>
+              <w:bottom w:val="single" w:color="49361D" w:sz="6"/>
+              <w:right w:val="single" w:color="49361D" w:sz="6"/>
+            </w:tcBorders>
+            <w:shd w:fill="241B12" w:color="auto" w:val="clear"/>
+            <w:tcMar>
+              <w:top w:type="dxa" w:w="90"/>
+              <w:left w:type="dxa" w:w="110"/>
+              <w:bottom w:type="dxa" w:w="90"/>
+              <w:right w:type="dxa" w:w="110"/>
+            </w:tcMar>
+            <w:vAlign w:val="center"/>
+          </w:tcPr>
+          <w:p>
+            <w:pPr>
+              <w:spacing w:after="0" w:before="0" w:line="260"/>
+            </w:pPr>
+            <w:r>
+              <w:rPr>
+                <w:rFonts w:ascii="맑은 고딕" w:cs="맑은 고딕" w:eastAsia="맑은 고딕" w:hAnsi="맑은 고딕"/>
+                <w:b/>
+                <w:bCs/>
+                <w:color w:val="F4CF87"/>
+                <w:sz w:val="17"/>
+                <w:szCs w:val="17"/>
+              </w:rPr>
+              <w:t xml:space="preserve">결과</w:t>
+            </w:r>
+          </w:p>
+        </w:tc>
+      </w:tr>
+      <w:tr>
+        <w:tc>
+          <w:tcPr>
+            <w:tcW w:type="dxa" w:w="1500"/>
+            <w:tcBorders>
+              <w:top w:val="single" w:color="DEDEDE" w:sz="6"/>
+              <w:left w:val="single" w:color="DEDEDE" w:sz="6"/>
+              <w:bottom w:val="single" w:color="DEDEDE" w:sz="6"/>
+              <w:right w:val="single" w:color="DEDEDE" w:sz="6"/>
+            </w:tcBorders>
+            <w:tcMar>
+              <w:top w:type="dxa" w:w="70"/>
+              <w:left w:type="dxa" w:w="110"/>
+              <w:bottom w:type="dxa" w:w="70"/>
+              <w:right w:type="dxa" w:w="110"/>
+            </w:tcMar>
+            <w:vAlign w:val="center"/>
+          </w:tcPr>
+          <w:p>
+            <w:pPr>
+              <w:spacing w:after="0" w:before="0" w:line="260"/>
+            </w:pPr>
+            <w:r>
+              <w:t>colcon build 자체가 실패해서 설치가 안 됐다</w:t>
+            </w:r>
+          </w:p>
+        </w:tc>
+        <w:tc>
+          <w:tcPr>
+            <w:tcW w:type="dxa" w:w="3000"/>
+            <w:tcBorders>
+              <w:top w:val="single" w:color="DEDEDE" w:sz="6"/>
+              <w:left w:val="single" w:color="DEDEDE" w:sz="6"/>
+              <w:bottom w:val="single" w:color="DEDEDE" w:sz="6"/>
+              <w:right w:val="single" w:color="DEDEDE" w:sz="6"/>
+            </w:tcBorders>
+            <w:tcMar>
+              <w:top w:type="dxa" w:w="70"/>
+              <w:left w:type="dxa" w:w="110"/>
+              <w:bottom w:type="dxa" w:w="70"/>
+              <w:right w:type="dxa" w:w="110"/>
+            </w:tcMar>
+            <w:vAlign w:val="center"/>
+          </w:tcPr>
+          <w:p>
+            <w:pPr>
+              <w:spacing w:after="0" w:before="0" w:line="260"/>
+            </w:pPr>
+            <w:r>
+              <w:t>colcon build 로그 전체 확인</w:t>
+            </w:r>
+          </w:p>
+        </w:tc>
+        <w:tc>
+          <w:tcPr>
+            <w:tcW w:type="dxa" w:w="5246"/>
+            <w:tcBorders>
+              <w:top w:val="single" w:color="DEDEDE" w:sz="6"/>
+              <w:left w:val="single" w:color="DEDEDE" w:sz="6"/>
+              <w:bottom w:val="single" w:color="DEDEDE" w:sz="6"/>
+              <w:right w:val="single" w:color="DEDEDE" w:sz="6"/>
+            </w:tcBorders>
+            <w:tcMar>
+              <w:top w:type="dxa" w:w="70"/>
+              <w:left w:type="dxa" w:w="110"/>
+              <w:bottom w:type="dxa" w:w="70"/>
+              <w:right w:type="dxa" w:w="110"/>
+            </w:tcMar>
+            <w:vAlign w:val="center"/>
+          </w:tcPr>
+          <w:p>
+            <w:pPr>
+              <w:spacing w:after="0" w:before="0" w:line="260"/>
+            </w:pPr>
+            <w:r>
+              <w:rPr>
+                <w:rFonts w:ascii="맑은 고딕" w:cs="맑은 고딕" w:eastAsia="맑은 고딕" w:hAnsi="맑은 고딕"/>
+                <w:color w:val="3C3429"/>
+                <w:sz w:val="17"/>
+                <w:szCs w:val="17"/>
+              </w:rPr>
+              <w:t>아님 — 빌드는 에러 없이 "성공"으로 끝났음</w:t>
+            </w:r>
+          </w:p>
+        </w:tc>
+      </w:tr>
+      <w:tr>
+        <w:tc>
+          <w:tcPr>
+            <w:tcW w:type="dxa" w:w="1500"/>
+            <w:tcBorders>
+              <w:top w:val="single" w:color="DEDEDE" w:sz="6"/>
+              <w:left w:val="single" w:color="DEDEDE" w:sz="6"/>
+              <w:bottom w:val="single" w:color="DEDEDE" w:sz="6"/>
+              <w:right w:val="single" w:color="DEDEDE" w:sz="6"/>
+            </w:tcBorders>
+            <w:shd w:fill="FAFAFA" w:color="auto" w:val="clear"/>
+            <w:tcMar>
+              <w:top w:type="dxa" w:w="70"/>
+              <w:left w:type="dxa" w:w="110"/>
+              <w:bottom w:type="dxa" w:w="70"/>
+              <w:right w:type="dxa" w:w="110"/>
+            </w:tcMar>
+            <w:vAlign w:val="center"/>
+          </w:tcPr>
+          <w:p>
+            <w:pPr>
+              <w:spacing w:after="0" w:before="0" w:line="260"/>
+            </w:pPr>
+            <w:r>
+              <w:t>package.xml/setup.py 설정이 불완전해 아무 것도 설치할 게 없었다</w:t>
+            </w:r>
+          </w:p>
+        </w:tc>
+        <w:tc>
+          <w:tcPr>
+            <w:tcW w:type="dxa" w:w="3000"/>
+            <w:tcBorders>
+              <w:top w:val="single" w:color="DEDEDE" w:sz="6"/>
+              <w:left w:val="single" w:color="DEDEDE" w:sz="6"/>
+              <w:bottom w:val="single" w:color="DEDEDE" w:sz="6"/>
+              <w:right w:val="single" w:color="DEDEDE" w:sz="6"/>
+            </w:tcBorders>
+            <w:shd w:fill="FAFAFA" w:color="auto" w:val="clear"/>
+            <w:tcMar>
+              <w:top w:type="dxa" w:w="70"/>
+              <w:left w:type="dxa" w:w="110"/>
+              <w:bottom w:type="dxa" w:w="70"/>
+              <w:right w:type="dxa" w:w="110"/>
+            </w:tcMar>
+            <w:vAlign w:val="center"/>
+          </w:tcPr>
+          <w:p>
+            <w:pPr>
+              <w:spacing w:after="0" w:before="0" w:line="260"/>
+            </w:pPr>
+            <w:r>
+              <w:t>package.xml build_type과 setup.py entry_points/data_files 확인</w:t>
+            </w:r>
+          </w:p>
+        </w:tc>
+        <w:tc>
+          <w:tcPr>
+            <w:tcW w:type="dxa" w:w="5246"/>
+            <w:tcBorders>
+              <w:top w:val="single" w:color="DEDEDE" w:sz="6"/>
+              <w:left w:val="single" w:color="DEDEDE" w:sz="6"/>
+              <w:bottom w:val="single" w:color="DEDEDE" w:sz="6"/>
+              <w:right w:val="single" w:color="DEDEDE" w:sz="6"/>
+            </w:tcBorders>
+            <w:shd w:fill="FAFAFA" w:color="auto" w:val="clear"/>
+            <w:tcMar>
+              <w:top w:type="dxa" w:w="70"/>
+              <w:left w:type="dxa" w:w="110"/>
+              <w:bottom w:type="dxa" w:w="70"/>
+              <w:right w:type="dxa" w:w="110"/>
+            </w:tcMar>
+            <w:vAlign w:val="center"/>
+          </w:tcPr>
+          <w:p>
+            <w:pPr>
+              <w:spacing w:after="0" w:before="0" w:line="260"/>
+            </w:pPr>
+            <w:r>
+              <w:rPr>
+                <w:rFonts w:ascii="맑은 고딕" w:cs="맑은 고딕" w:eastAsia="맑은 고딕" w:hAnsi="맑은 고딕"/>
+                <w:color w:val="3C3429"/>
+                <w:sz w:val="17"/>
+                <w:szCs w:val="17"/>
+              </w:rPr>
+              <w:t>맞음 — ament_python 선언으로 CMakeLists.txt는 애초에 무시되고, setup.py의 entry_points·data_files가 비어있거나 잘못돼 실행 파일도 launch 파일도 설치되지 않았음</w:t>
+            </w:r>
+          </w:p>
+        </w:tc>
+      </w:tr>
+    </w:tbl>
+    <w:p>
+      <w:pPr>
+        <w:pStyle w:val="Heading3"/>
+        <w:spacing w:after="120" w:before="260" w:line="260"/>
+      </w:pPr>
+      <w:r>
+        <w:rPr>
+          <w:rFonts w:ascii="맑은 고딕" w:cs="맑은 고딕" w:eastAsia="맑은 고딕" w:hAnsi="맑은 고딕"/>
+          <w:b/>
+          <w:bCs/>
+          <w:color w:val="241B12"/>
+          <w:sz w:val="21"/>
+          <w:szCs w:val="21"/>
+        </w:rPr>
+        <w:t xml:space="preserve">원인</w:t>
+      </w:r>
+    </w:p>
+    <w:p>
+      <w:pPr>
+        <w:spacing w:after="140" w:before="0" w:line="260"/>
+      </w:pPr>
+      <w:r>
+        <w:rPr>
+          <w:rFonts w:ascii="맑은 고딕" w:cs="맑은 고딕" w:eastAsia="맑은 고딕" w:hAnsi="맑은 고딕"/>
+          <w:color w:val="3C3429"/>
+          <w:sz w:val="17"/>
+          <w:szCs w:val="17"/>
+        </w:rPr>
+        <w:t>확인됨. package.xml이 ament_python을 선언해 colcon이 CMakeLists.txt+C++ 소스를 애초에 무시하는데, setup.py에 entry_points(console_scripts)가 없거나 불완전했고 data_files도 실제 launch/config 파일이 아니라 .gitkeep만 설치하도록 되어 있어 실행 파일도 launch 파일도 install/에 만들어지지 않았다.</w:t>
+      </w:r>
+    </w:p>
+    <w:p>
+      <w:pPr>
+        <w:pStyle w:val="Heading3"/>
+        <w:spacing w:after="120" w:before="260" w:line="260"/>
+      </w:pPr>
+      <w:r>
+        <w:rPr>
+          <w:rFonts w:ascii="맑은 고딕" w:cs="맑은 고딕" w:eastAsia="맑은 고딕" w:hAnsi="맑은 고딕"/>
+          <w:b/>
+          <w:bCs/>
+          <w:color w:val="241B12"/>
+          <w:sz w:val="21"/>
+          <w:szCs w:val="21"/>
+        </w:rPr>
+        <w:t xml:space="preserve">조치</w:t>
+      </w:r>
+    </w:p>
+    <w:tbl>
+      <w:tblPr>
+        <w:tblW w:type="dxa" w:w="9746"/>
+        <w:tblBorders>
+          <w:top w:val="single" w:color="DEDEDE" w:sz="6"/>
+          <w:left w:val="single" w:color="DEDEDE" w:sz="6"/>
+          <w:bottom w:val="single" w:color="DEDEDE" w:sz="6"/>
+          <w:right w:val="single" w:color="DEDEDE" w:sz="6"/>
+          <w:insideH w:val="single" w:color="DEDEDE" w:sz="6"/>
+          <w:insideV w:val="single" w:color="DEDEDE" w:sz="6"/>
+        </w:tblBorders>
+      </w:tblPr>
+      <w:tblGrid>
+        <w:gridCol w:w="1500"/>
+        <w:gridCol w:w="3000"/>
+        <w:gridCol w:w="5246"/>
+      </w:tblGrid>
+      <w:tr>
+        <w:trPr>
+          <w:tblHeader/>
+        </w:trPr>
+        <w:tc>
+          <w:tcPr>
+            <w:tcW w:type="dxa" w:w="1500"/>
+            <w:tcBorders>
+              <w:top w:val="single" w:color="49361D" w:sz="6"/>
+              <w:left w:val="single" w:color="49361D" w:sz="6"/>
+              <w:bottom w:val="single" w:color="49361D" w:sz="6"/>
+              <w:right w:val="single" w:color="49361D" w:sz="6"/>
+            </w:tcBorders>
+            <w:shd w:fill="241B12" w:color="auto" w:val="clear"/>
+            <w:tcMar>
+              <w:top w:type="dxa" w:w="90"/>
+              <w:left w:type="dxa" w:w="110"/>
+              <w:bottom w:type="dxa" w:w="90"/>
+              <w:right w:type="dxa" w:w="110"/>
+            </w:tcMar>
+            <w:vAlign w:val="center"/>
+          </w:tcPr>
+          <w:p>
+            <w:pPr>
+              <w:spacing w:after="0" w:before="0" w:line="260"/>
+            </w:pPr>
+            <w:r>
+              <w:rPr>
+                <w:rFonts w:ascii="맑은 고딕" w:cs="맑은 고딕" w:eastAsia="맑은 고딕" w:hAnsi="맑은 고딕"/>
+                <w:b/>
+                <w:bCs/>
+                <w:color w:val="F4CF87"/>
+                <w:sz w:val="17"/>
+                <w:szCs w:val="17"/>
+              </w:rPr>
+              <w:t xml:space="preserve">대상</w:t>
+            </w:r>
+          </w:p>
+        </w:tc>
+        <w:tc>
+          <w:tcPr>
+            <w:tcW w:type="dxa" w:w="3000"/>
+            <w:tcBorders>
+              <w:top w:val="single" w:color="49361D" w:sz="6"/>
+              <w:left w:val="single" w:color="49361D" w:sz="6"/>
+              <w:bottom w:val="single" w:color="49361D" w:sz="6"/>
+              <w:right w:val="single" w:color="49361D" w:sz="6"/>
+            </w:tcBorders>
+            <w:shd w:fill="241B12" w:color="auto" w:val="clear"/>
+            <w:tcMar>
+              <w:top w:type="dxa" w:w="90"/>
+              <w:left w:type="dxa" w:w="110"/>
+              <w:bottom w:type="dxa" w:w="90"/>
+              <w:right w:type="dxa" w:w="110"/>
+            </w:tcMar>
+            <w:vAlign w:val="center"/>
+          </w:tcPr>
+          <w:p>
+            <w:pPr>
+              <w:spacing w:after="0" w:before="0" w:line="260"/>
+            </w:pPr>
+            <w:r>
+              <w:rPr>
+                <w:rFonts w:ascii="맑은 고딕" w:cs="맑은 고딕" w:eastAsia="맑은 고딕" w:hAnsi="맑은 고딕"/>
+                <w:b/>
+                <w:bCs/>
+                <w:color w:val="F4CF87"/>
+                <w:sz w:val="17"/>
+                <w:szCs w:val="17"/>
+              </w:rPr>
+              <w:t xml:space="preserve">변경 전</w:t>
+            </w:r>
+          </w:p>
+        </w:tc>
+        <w:tc>
+          <w:tcPr>
+            <w:tcW w:type="dxa" w:w="5246"/>
+            <w:tcBorders>
+              <w:top w:val="single" w:color="49361D" w:sz="6"/>
+              <w:left w:val="single" w:color="49361D" w:sz="6"/>
+              <w:bottom w:val="single" w:color="49361D" w:sz="6"/>
+              <w:right w:val="single" w:color="49361D" w:sz="6"/>
+            </w:tcBorders>
+            <w:shd w:fill="241B12" w:color="auto" w:val="clear"/>
+            <w:tcMar>
+              <w:top w:type="dxa" w:w="90"/>
+              <w:left w:type="dxa" w:w="110"/>
+              <w:bottom w:type="dxa" w:w="90"/>
+              <w:right w:type="dxa" w:w="110"/>
+            </w:tcMar>
+            <w:vAlign w:val="center"/>
+          </w:tcPr>
+          <w:p>
+            <w:pPr>
+              <w:spacing w:after="0" w:before="0" w:line="260"/>
+            </w:pPr>
+            <w:r>
+              <w:rPr>
+                <w:rFonts w:ascii="맑은 고딕" w:cs="맑은 고딕" w:eastAsia="맑은 고딕" w:hAnsi="맑은 고딕"/>
+                <w:b/>
+                <w:bCs/>
+                <w:color w:val="F4CF87"/>
+                <w:sz w:val="17"/>
+                <w:szCs w:val="17"/>
+              </w:rPr>
+              <w:t xml:space="preserve">변경 후</w:t>
+            </w:r>
+          </w:p>
+        </w:tc>
+      </w:tr>
+      <w:tr>
+        <w:tc>
+          <w:tcPr>
+            <w:tcW w:type="dxa" w:w="1500"/>
+            <w:tcBorders>
+              <w:top w:val="single" w:color="DEDEDE" w:sz="6"/>
+              <w:left w:val="single" w:color="DEDEDE" w:sz="6"/>
+              <w:bottom w:val="single" w:color="DEDEDE" w:sz="6"/>
+              <w:right w:val="single" w:color="DEDEDE" w:sz="6"/>
+            </w:tcBorders>
+            <w:tcMar>
+              <w:top w:type="dxa" w:w="70"/>
+              <w:left w:type="dxa" w:w="110"/>
+              <w:bottom w:type="dxa" w:w="70"/>
+              <w:right w:type="dxa" w:w="110"/>
+            </w:tcMar>
+            <w:vAlign w:val="center"/>
+          </w:tcPr>
+          <w:p>
+            <w:pPr>
+              <w:spacing w:after="0" w:before="0" w:line="260"/>
+            </w:pPr>
+            <w:r>
+              <w:rPr>
+                <w:rFonts w:ascii="맑은 고딕" w:cs="맑은 고딕" w:eastAsia="맑은 고딕" w:hAnsi="맑은 고딕"/>
+                <w:color w:val="3C3429"/>
+                <w:sz w:val="17"/>
+                <w:szCs w:val="17"/>
+              </w:rPr>
+              <w:t>medirun_mission/medirun_sensor/medirun_navigation setup.py</w:t>
+            </w:r>
+          </w:p>
+        </w:tc>
+        <w:tc>
+          <w:tcPr>
+            <w:tcW w:type="dxa" w:w="3000"/>
+            <w:tcBorders>
+              <w:top w:val="single" w:color="DEDEDE" w:sz="6"/>
+              <w:left w:val="single" w:color="DEDEDE" w:sz="6"/>
+              <w:bottom w:val="single" w:color="DEDEDE" w:sz="6"/>
+              <w:right w:val="single" w:color="DEDEDE" w:sz="6"/>
+            </w:tcBorders>
+            <w:tcMar>
+              <w:top w:type="dxa" w:w="70"/>
+              <w:left w:type="dxa" w:w="110"/>
+              <w:bottom w:type="dxa" w:w="70"/>
+              <w:right w:type="dxa" w:w="110"/>
+            </w:tcMar>
+            <w:vAlign w:val="center"/>
+          </w:tcPr>
+          <w:p>
+            <w:pPr>
+              <w:spacing w:after="0" w:before="0" w:line="260"/>
+            </w:pPr>
+            <w:r>
+              <w:t>entry_points 없음/불완전, data_files가 .gitkeep만 설치</w:t>
+            </w:r>
+          </w:p>
+        </w:tc>
+        <w:tc>
+          <w:tcPr>
+            <w:tcW w:type="dxa" w:w="5246"/>
+            <w:tcBorders>
+              <w:top w:val="single" w:color="DEDEDE" w:sz="6"/>
+              <w:left w:val="single" w:color="DEDEDE" w:sz="6"/>
+              <w:bottom w:val="single" w:color="DEDEDE" w:sz="6"/>
+              <w:right w:val="single" w:color="DEDEDE" w:sz="6"/>
+            </w:tcBorders>
+            <w:tcMar>
+              <w:top w:type="dxa" w:w="70"/>
+              <w:left w:type="dxa" w:w="110"/>
+              <w:bottom w:type="dxa" w:w="70"/>
+              <w:right w:type="dxa" w:w="110"/>
+            </w:tcMar>
+            <w:vAlign w:val="center"/>
+          </w:tcPr>
+          <w:p>
+            <w:pPr>
+              <w:spacing w:after="0" w:before="0" w:line="260"/>
+            </w:pPr>
+            <w:r>
+              <w:t>entry_points에 sos_bridge, mqtt_bridge, emergency_dispatcher, waypoint_manager, mission_manager, navigation_manager 등록, data_files를 실제 launch/config 파일명으로 교체</w:t>
+            </w:r>
+          </w:p>
+        </w:tc>
+      </w:tr>
+    </w:tbl>
+    <w:tbl>
+      <w:tblPr>
+        <w:tblW w:type="dxa" w:w="9746"/>
+        <w:tblBorders>
+          <w:top w:val="single" w:color="DEDEDE" w:sz="6"/>
+          <w:left w:val="single" w:color="DEDEDE" w:sz="6"/>
+          <w:bottom w:val="single" w:color="DEDEDE" w:sz="6"/>
+          <w:right w:val="single" w:color="DEDEDE" w:sz="6"/>
+          <w:insideH w:val="single" w:color="DEDEDE" w:sz="6"/>
+          <w:insideV w:val="single" w:color="DEDEDE" w:sz="6"/>
+        </w:tblBorders>
+      </w:tblPr>
+      <w:tblGrid>
+        <w:gridCol w:w="9746"/>
+      </w:tblGrid>
+      <w:tr>
+        <w:tc>
+          <w:tcPr>
+            <w:tcW w:type="dxa" w:w="9746"/>
+            <w:tcBorders>
+              <w:top w:val="single" w:color="DEDEDE" w:sz="6"/>
+              <w:left w:val="single" w:color="DEDEDE" w:sz="6"/>
+              <w:bottom w:val="single" w:color="DEDEDE" w:sz="6"/>
+              <w:right w:val="single" w:color="DEDEDE" w:sz="6"/>
+            </w:tcBorders>
+            <w:shd w:fill="F7F8FA" w:color="auto" w:val="clear"/>
+            <w:tcMar>
+              <w:top w:type="dxa" w:w="140"/>
+              <w:left w:type="dxa" w:w="160"/>
+              <w:bottom w:type="dxa" w:w="140"/>
+              <w:right w:type="dxa" w:w="160"/>
+            </w:tcMar>
+          </w:tcPr>
+          <w:p>
+            <w:pPr>
+              <w:spacing w:after="20" w:line="240"/>
+            </w:pPr>
+            <w:r>
+              <w:rPr>
+                <w:rFonts w:ascii="Consolas" w:cs="Consolas" w:eastAsia="Consolas" w:hAnsi="Consolas"/>
+                <w:color w:val="3C3429"/>
+                <w:sz w:val="16"/>
+                <w:szCs w:val="16"/>
+              </w:rPr>
+              <w:t># 적용 명령</w:t>
+              <w:br/>
+              <w:t>colcon build --packages-select medirun_mission medirun_sensor medirun_navigation --symlink-install</w:t>
+            </w:r>
+          </w:p>
+          <w:p>
+            <w:pPr>
+              <w:spacing w:after="20" w:line="240"/>
+            </w:pPr>
+            <w:r>
+              <w:rPr>
+                <w:rFonts w:ascii="Consolas" w:cs="Consolas" w:eastAsia="Consolas" w:hAnsi="Consolas"/>
+                <w:color w:val="3C3429"/>
+                <w:sz w:val="16"/>
+                <w:szCs w:val="16"/>
+              </w:rPr>
+            </w:r>
+          </w:p>
+        </w:tc>
+      </w:tr>
+    </w:tbl>
+    <w:p>
+      <w:pPr>
+        <w:pStyle w:val="Heading3"/>
+        <w:spacing w:after="120" w:before="260" w:line="260"/>
+      </w:pPr>
+      <w:r>
+        <w:rPr>
+          <w:rFonts w:ascii="맑은 고딕" w:cs="맑은 고딕" w:eastAsia="맑은 고딕" w:hAnsi="맑은 고딕"/>
+          <w:b/>
+          <w:bCs/>
+          <w:color w:val="241B12"/>
+          <w:sz w:val="21"/>
+          <w:szCs w:val="21"/>
+        </w:rPr>
+        <w:t xml:space="preserve">검증</w:t>
+      </w:r>
+    </w:p>
+    <w:p>
+      <w:pPr>
+        <w:pStyle w:val="ListParagraph"/>
+        <w:numPr>
+          <w:ilvl w:val="0"/>
+          <w:numId w:val="2"/>
+        </w:numPr>
+        <w:spacing w:after="80" w:line="260"/>
+      </w:pPr>
+      <w:r>
+        <w:rPr>
+          <w:rFonts w:ascii="맑은 고딕" w:cs="맑은 고딕" w:eastAsia="맑은 고딕" w:hAnsi="맑은 고딕"/>
+          <w:color w:val="3C3429"/>
+          <w:sz w:val="17"/>
+          <w:szCs w:val="17"/>
+        </w:rPr>
+        <w:t>colcon build 후 install/medirun_mission, install/medirun_sensor 디렉터리와 그 안의 실행 파일·launch 파일이 실제로 생성되는지 확인</w:t>
+      </w:r>
+    </w:p>
+    <w:p>
+      <w:pPr>
+        <w:pStyle w:val="ListParagraph"/>
+        <w:numPr>
+          <w:ilvl w:val="0"/>
+          <w:numId w:val="2"/>
+        </w:numPr>
+        <w:spacing w:after="80" w:line="260"/>
+      </w:pPr>
+      <w:r>
+        <w:rPr>
+          <w:rFonts w:ascii="맑은 고딕" w:cs="맑은 고딕" w:eastAsia="맑은 고딕" w:hAnsi="맑은 고딕"/>
+          <w:color w:val="3C3429"/>
+          <w:sz w:val="17"/>
+          <w:szCs w:val="17"/>
+        </w:rPr>
+        <w:t>수정 후 다시 빌드한 결과 install/ 밑에 두 패키지 디렉터리와 실행 파일이 모두 생성됐고, ros2 launch로 정상 기동을 확인함. 이후 재발 없음</w:t>
+      </w:r>
+    </w:p>
+    <w:p>
+      <w:pPr>
+        <w:pStyle w:val="Heading3"/>
+        <w:spacing w:after="120" w:before="260" w:line="260"/>
+      </w:pPr>
+      <w:r>
+        <w:rPr>
+          <w:rFonts w:ascii="맑은 고딕" w:cs="맑은 고딕" w:eastAsia="맑은 고딕" w:hAnsi="맑은 고딕"/>
+          <w:b/>
+          <w:bCs/>
+          <w:color w:val="241B12"/>
+          <w:sz w:val="21"/>
+          <w:szCs w:val="21"/>
+        </w:rPr>
+        <w:t xml:space="preserve">재발 방지</w:t>
+      </w:r>
+    </w:p>
+    <w:tbl>
+      <w:tblPr>
+        <w:tblW w:type="dxa" w:w="9746"/>
+        <w:tblBorders>
+          <w:top w:val="single" w:color="DEDEDE" w:sz="6"/>
+          <w:left w:val="single" w:color="DEDEDE" w:sz="6"/>
+          <w:bottom w:val="single" w:color="DEDEDE" w:sz="6"/>
+          <w:right w:val="single" w:color="DEDEDE" w:sz="6"/>
+          <w:insideH w:val="single" w:color="DEDEDE" w:sz="6"/>
+          <w:insideV w:val="single" w:color="DEDEDE" w:sz="6"/>
+        </w:tblBorders>
+      </w:tblPr>
+      <w:tblGrid>
+        <w:gridCol w:w="2600"/>
+        <w:gridCol w:w="7146"/>
+      </w:tblGrid>
+      <w:tr>
+        <w:trPr>
+          <w:tblHeader/>
+        </w:trPr>
+        <w:tc>
+          <w:tcPr>
+            <w:tcW w:type="dxa" w:w="2600"/>
+            <w:tcBorders>
+              <w:top w:val="single" w:color="49361D" w:sz="6"/>
+              <w:left w:val="single" w:color="49361D" w:sz="6"/>
+              <w:bottom w:val="single" w:color="49361D" w:sz="6"/>
+              <w:right w:val="single" w:color="49361D" w:sz="6"/>
+            </w:tcBorders>
+            <w:shd w:fill="241B12" w:color="auto" w:val="clear"/>
+            <w:tcMar>
+              <w:top w:type="dxa" w:w="90"/>
+              <w:left w:type="dxa" w:w="110"/>
+              <w:bottom w:type="dxa" w:w="90"/>
+              <w:right w:type="dxa" w:w="110"/>
+            </w:tcMar>
+            <w:vAlign w:val="center"/>
+          </w:tcPr>
+          <w:p>
+            <w:pPr>
+              <w:spacing w:after="0" w:before="0" w:line="260"/>
+            </w:pPr>
+            <w:r>
+              <w:rPr>
+                <w:rFonts w:ascii="맑은 고딕" w:cs="맑은 고딕" w:eastAsia="맑은 고딕" w:hAnsi="맑은 고딕"/>
+                <w:b/>
+                <w:bCs/>
+                <w:color w:val="F4CF87"/>
+                <w:sz w:val="17"/>
+                <w:szCs w:val="17"/>
+              </w:rPr>
+              <w:t xml:space="preserve">반영 위치</w:t>
+            </w:r>
+          </w:p>
+        </w:tc>
+        <w:tc>
+          <w:tcPr>
+            <w:tcW w:type="dxa" w:w="7146"/>
+            <w:tcBorders>
+              <w:top w:val="single" w:color="49361D" w:sz="6"/>
+              <w:left w:val="single" w:color="49361D" w:sz="6"/>
+              <w:bottom w:val="single" w:color="49361D" w:sz="6"/>
+              <w:right w:val="single" w:color="49361D" w:sz="6"/>
+            </w:tcBorders>
+            <w:shd w:fill="241B12" w:color="auto" w:val="clear"/>
+            <w:tcMar>
+              <w:top w:type="dxa" w:w="90"/>
+              <w:left w:type="dxa" w:w="110"/>
+              <w:bottom w:type="dxa" w:w="90"/>
+              <w:right w:type="dxa" w:w="110"/>
+            </w:tcMar>
+            <w:vAlign w:val="center"/>
+          </w:tcPr>
+          <w:p>
+            <w:pPr>
+              <w:spacing w:after="0" w:before="0" w:line="260"/>
+            </w:pPr>
+            <w:r>
+              <w:rPr>
+                <w:rFonts w:ascii="맑은 고딕" w:cs="맑은 고딕" w:eastAsia="맑은 고딕" w:hAnsi="맑은 고딕"/>
+                <w:b/>
+                <w:bCs/>
+                <w:color w:val="F4CF87"/>
+                <w:sz w:val="17"/>
+                <w:szCs w:val="17"/>
+              </w:rPr>
+              <w:t xml:space="preserve">내용</w:t>
+            </w:r>
+          </w:p>
+        </w:tc>
+      </w:tr>
+      <w:tr>
+        <w:tc>
+          <w:tcPr>
+            <w:tcW w:type="dxa" w:w="2600"/>
+            <w:tcBorders>
+              <w:top w:val="single" w:color="DEDEDE" w:sz="6"/>
+              <w:left w:val="single" w:color="DEDEDE" w:sz="6"/>
+              <w:bottom w:val="single" w:color="DEDEDE" w:sz="6"/>
+              <w:right w:val="single" w:color="DEDEDE" w:sz="6"/>
+            </w:tcBorders>
+            <w:tcMar>
+              <w:top w:type="dxa" w:w="70"/>
+              <w:left w:type="dxa" w:w="110"/>
+              <w:bottom w:type="dxa" w:w="70"/>
+              <w:right w:type="dxa" w:w="110"/>
+            </w:tcMar>
+            <w:vAlign w:val="center"/>
+          </w:tcPr>
+          <w:p>
+            <w:pPr>
+              <w:spacing w:after="0" w:before="0" w:line="260"/>
+            </w:pPr>
+            <w:r>
+              <w:rPr>
+                <w:rFonts w:ascii="맑은 고딕" w:cs="맑은 고딕" w:eastAsia="맑은 고딕" w:hAnsi="맑은 고딕"/>
+                <w:color w:val="3C3429"/>
+                <w:sz w:val="17"/>
+                <w:szCs w:val="17"/>
+              </w:rPr>
+              <w:t>코드</w:t>
+            </w:r>
+          </w:p>
+        </w:tc>
+        <w:tc>
+          <w:tcPr>
+            <w:tcW w:type="dxa" w:w="7146"/>
+            <w:tcBorders>
+              <w:top w:val="single" w:color="DEDEDE" w:sz="6"/>
+              <w:left w:val="single" w:color="DEDEDE" w:sz="6"/>
+              <w:bottom w:val="single" w:color="DEDEDE" w:sz="6"/>
+              <w:right w:val="single" w:color="DEDEDE" w:sz="6"/>
+            </w:tcBorders>
+            <w:tcMar>
+              <w:top w:type="dxa" w:w="70"/>
+              <w:left w:type="dxa" w:w="110"/>
+              <w:bottom w:type="dxa" w:w="70"/>
+              <w:right w:type="dxa" w:w="110"/>
+            </w:tcMar>
+            <w:vAlign w:val="center"/>
+          </w:tcPr>
+          <w:p>
+            <w:pPr>
+              <w:spacing w:after="0" w:before="0" w:line="260"/>
+            </w:pPr>
+            <w:r>
+              <w:t>medirun_mission/src/*.cpp+CMakeLists.txt(죽은 C++ 중복 코드)는 이번엔 손대지 않고 그대로 둠 — 정리 필요성은 남아있음(별도 후속 과제)</w:t>
+            </w:r>
+          </w:p>
+        </w:tc>
+      </w:tr>
+    </w:tbl>
+    <w:p>
+      <w:pPr>
+        <w:pStyle w:val="Heading2"/>
+        <w:pBdr>
+          <w:left w:val="single" w:color="D9A441" w:sz="24" w:space="8"/>
+        </w:pBdr>
+        <w:spacing w:after="180" w:before="380" w:line="280"/>
+        <w:ind w:left="140"/>
+      </w:pPr>
+      <w:r>
+        <w:rPr>
+          <w:rFonts w:ascii="맑은 고딕" w:cs="맑은 고딕" w:eastAsia="맑은 고딕" w:hAnsi="맑은 고딕"/>
+          <w:b/>
+          <w:bCs/>
+          <w:color w:val="241B12"/>
+          <w:sz w:val="26"/>
+          <w:szCs w:val="26"/>
+        </w:rPr>
+        <w:t>4.4 TS-INFRA-04 (VirtualBox USB 패스스루 "busy with a previous request" 에러)</w:t>
+      </w:r>
+    </w:p>
+    <w:p>
+      <w:pPr>
+        <w:pStyle w:val="Heading3"/>
+        <w:spacing w:after="120" w:before="260" w:line="260"/>
+      </w:pPr>
+      <w:r>
+        <w:rPr>
+          <w:rFonts w:ascii="맑은 고딕" w:cs="맑은 고딕" w:eastAsia="맑은 고딕" w:hAnsi="맑은 고딕"/>
+          <w:b/>
+          <w:bCs/>
+          <w:color w:val="241B12"/>
+          <w:sz w:val="21"/>
+          <w:szCs w:val="21"/>
+        </w:rPr>
+        <w:t xml:space="preserve">개요</w:t>
+      </w:r>
+    </w:p>
+    <w:tbl>
+      <w:tblPr>
+        <w:tblW w:type="dxa" w:w="9746"/>
+        <w:tblBorders>
+          <w:top w:val="single" w:color="DEDEDE" w:sz="6"/>
+          <w:left w:val="single" w:color="DEDEDE" w:sz="6"/>
+          <w:bottom w:val="single" w:color="DEDEDE" w:sz="6"/>
+          <w:right w:val="single" w:color="DEDEDE" w:sz="6"/>
+          <w:insideH w:val="single" w:color="DEDEDE" w:sz="6"/>
+          <w:insideV w:val="single" w:color="DEDEDE" w:sz="6"/>
+        </w:tblBorders>
+      </w:tblPr>
+      <w:tblGrid>
+        <w:gridCol w:w="2600"/>
+        <w:gridCol w:w="7146"/>
+      </w:tblGrid>
+      <w:tr>
+        <w:trPr>
+          <w:tblHeader/>
+        </w:trPr>
+        <w:tc>
+          <w:tcPr>
+            <w:tcW w:type="dxa" w:w="2600"/>
+            <w:tcBorders>
+              <w:top w:val="single" w:color="49361D" w:sz="6"/>
+              <w:left w:val="single" w:color="49361D" w:sz="6"/>
+              <w:bottom w:val="single" w:color="49361D" w:sz="6"/>
+              <w:right w:val="single" w:color="49361D" w:sz="6"/>
+            </w:tcBorders>
+            <w:shd w:fill="241B12" w:color="auto" w:val="clear"/>
+            <w:tcMar>
+              <w:top w:type="dxa" w:w="90"/>
+              <w:left w:type="dxa" w:w="110"/>
+              <w:bottom w:type="dxa" w:w="90"/>
+              <w:right w:type="dxa" w:w="110"/>
+            </w:tcMar>
+            <w:vAlign w:val="center"/>
+          </w:tcPr>
+          <w:p>
+            <w:pPr>
+              <w:spacing w:after="0" w:before="0" w:line="260"/>
+            </w:pPr>
+            <w:r>
+              <w:rPr>
+                <w:rFonts w:ascii="맑은 고딕" w:cs="맑은 고딕" w:eastAsia="맑은 고딕" w:hAnsi="맑은 고딕"/>
+                <w:b/>
+                <w:bCs/>
+                <w:color w:val="F4CF87"/>
+                <w:sz w:val="17"/>
+                <w:szCs w:val="17"/>
+              </w:rPr>
+              <w:t xml:space="preserve">항목</w:t>
+            </w:r>
+          </w:p>
+        </w:tc>
+        <w:tc>
+          <w:tcPr>
+            <w:tcW w:type="dxa" w:w="7146"/>
+            <w:tcBorders>
+              <w:top w:val="single" w:color="49361D" w:sz="6"/>
+              <w:left w:val="single" w:color="49361D" w:sz="6"/>
+              <w:bottom w:val="single" w:color="49361D" w:sz="6"/>
+              <w:right w:val="single" w:color="49361D" w:sz="6"/>
+            </w:tcBorders>
+            <w:shd w:fill="241B12" w:color="auto" w:val="clear"/>
+            <w:tcMar>
+              <w:top w:type="dxa" w:w="90"/>
+              <w:left w:type="dxa" w:w="110"/>
+              <w:bottom w:type="dxa" w:w="90"/>
+              <w:right w:type="dxa" w:w="110"/>
+            </w:tcMar>
+            <w:vAlign w:val="center"/>
+          </w:tcPr>
+          <w:p>
+            <w:pPr>
+              <w:spacing w:after="0" w:before="0" w:line="260"/>
+            </w:pPr>
+            <w:r>
+              <w:rPr>
+                <w:rFonts w:ascii="맑은 고딕" w:cs="맑은 고딕" w:eastAsia="맑은 고딕" w:hAnsi="맑은 고딕"/>
+                <w:b/>
+                <w:bCs/>
+                <w:color w:val="F4CF87"/>
+                <w:sz w:val="17"/>
+                <w:szCs w:val="17"/>
+              </w:rPr>
+              <w:t xml:space="preserve">내용</w:t>
+            </w:r>
+          </w:p>
+        </w:tc>
+      </w:tr>
+      <w:tr>
+        <w:tc>
+          <w:tcPr>
+            <w:tcW w:type="dxa" w:w="2600"/>
+            <w:tcBorders>
+              <w:top w:val="single" w:color="DEDEDE" w:sz="6"/>
+              <w:left w:val="single" w:color="DEDEDE" w:sz="6"/>
+              <w:bottom w:val="single" w:color="DEDEDE" w:sz="6"/>
+              <w:right w:val="single" w:color="DEDEDE" w:sz="6"/>
+            </w:tcBorders>
+            <w:tcMar>
+              <w:top w:type="dxa" w:w="70"/>
+              <w:left w:type="dxa" w:w="110"/>
+              <w:bottom w:type="dxa" w:w="70"/>
+              <w:right w:type="dxa" w:w="110"/>
+            </w:tcMar>
+            <w:vAlign w:val="center"/>
+          </w:tcPr>
+          <w:p>
+            <w:pPr>
+              <w:spacing w:after="0" w:before="0" w:line="260"/>
+            </w:pPr>
+            <w:r>
+              <w:rPr>
+                <w:rFonts w:ascii="맑은 고딕" w:cs="맑은 고딕" w:eastAsia="맑은 고딕" w:hAnsi="맑은 고딕"/>
+                <w:color w:val="3C3429"/>
+                <w:sz w:val="17"/>
+                <w:szCs w:val="17"/>
+              </w:rPr>
+              <w:t xml:space="preserve">심각도 / 상태</w:t>
+            </w:r>
+          </w:p>
+        </w:tc>
+        <w:tc>
+          <w:tcPr>
+            <w:tcW w:type="dxa" w:w="7146"/>
+            <w:tcBorders>
+              <w:top w:val="single" w:color="DEDEDE" w:sz="6"/>
+              <w:left w:val="single" w:color="DEDEDE" w:sz="6"/>
+              <w:bottom w:val="single" w:color="DEDEDE" w:sz="6"/>
+              <w:right w:val="single" w:color="DEDEDE" w:sz="6"/>
+            </w:tcBorders>
+            <w:tcMar>
+              <w:top w:type="dxa" w:w="70"/>
+              <w:left w:type="dxa" w:w="110"/>
+              <w:bottom w:type="dxa" w:w="70"/>
+              <w:right w:type="dxa" w:w="110"/>
+            </w:tcMar>
+            <w:vAlign w:val="center"/>
+          </w:tcPr>
+          <w:p>
+            <w:pPr>
+              <w:spacing w:after="0" w:before="0" w:line="260"/>
+            </w:pPr>
+            <w:r>
+              <w:rPr>
+                <w:rFonts w:ascii="맑은 고딕" w:cs="맑은 고딕" w:eastAsia="맑은 고딕" w:hAnsi="맑은 고딕"/>
+                <w:color w:val="3C3429"/>
+                <w:sz w:val="17"/>
+                <w:szCs w:val="17"/>
+              </w:rPr>
+              <w:t>MAJOR / RESOLVED</w:t>
+            </w:r>
+          </w:p>
+        </w:tc>
+      </w:tr>
+      <w:tr>
+        <w:tc>
+          <w:tcPr>
+            <w:tcW w:type="dxa" w:w="2600"/>
+            <w:tcBorders>
+              <w:top w:val="single" w:color="DEDEDE" w:sz="6"/>
+              <w:left w:val="single" w:color="DEDEDE" w:sz="6"/>
+              <w:bottom w:val="single" w:color="DEDEDE" w:sz="6"/>
+              <w:right w:val="single" w:color="DEDEDE" w:sz="6"/>
+            </w:tcBorders>
+            <w:shd w:fill="FAFAFA" w:color="auto" w:val="clear"/>
+            <w:tcMar>
+              <w:top w:type="dxa" w:w="70"/>
+              <w:left w:type="dxa" w:w="110"/>
+              <w:bottom w:type="dxa" w:w="70"/>
+              <w:right w:type="dxa" w:w="110"/>
+            </w:tcMar>
+            <w:vAlign w:val="center"/>
+          </w:tcPr>
+          <w:p>
+            <w:pPr>
+              <w:spacing w:after="0" w:before="0" w:line="260"/>
+            </w:pPr>
+            <w:r>
+              <w:rPr>
+                <w:rFonts w:ascii="맑은 고딕" w:cs="맑은 고딕" w:eastAsia="맑은 고딕" w:hAnsi="맑은 고딕"/>
+                <w:color w:val="3C3429"/>
+                <w:sz w:val="17"/>
+                <w:szCs w:val="17"/>
+              </w:rPr>
+              <w:t xml:space="preserve">발생일 / 해결일</w:t>
+            </w:r>
+          </w:p>
+        </w:tc>
+        <w:tc>
+          <w:tcPr>
+            <w:tcW w:type="dxa" w:w="7146"/>
+            <w:tcBorders>
+              <w:top w:val="single" w:color="DEDEDE" w:sz="6"/>
+              <w:left w:val="single" w:color="DEDEDE" w:sz="6"/>
+              <w:bottom w:val="single" w:color="DEDEDE" w:sz="6"/>
+              <w:right w:val="single" w:color="DEDEDE" w:sz="6"/>
+            </w:tcBorders>
+            <w:shd w:fill="FAFAFA" w:color="auto" w:val="clear"/>
+            <w:tcMar>
+              <w:top w:type="dxa" w:w="70"/>
+              <w:left w:type="dxa" w:w="110"/>
+              <w:bottom w:type="dxa" w:w="70"/>
+              <w:right w:type="dxa" w:w="110"/>
+            </w:tcMar>
+            <w:vAlign w:val="center"/>
+          </w:tcPr>
+          <w:p>
+            <w:pPr>
+              <w:spacing w:after="0" w:before="0" w:line="260"/>
+            </w:pPr>
+            <w:r>
+              <w:rPr>
+                <w:rFonts w:ascii="맑은 고딕" w:cs="맑은 고딕" w:eastAsia="맑은 고딕" w:hAnsi="맑은 고딕"/>
+                <w:color w:val="3C3429"/>
+                <w:sz w:val="17"/>
+                <w:szCs w:val="17"/>
+              </w:rPr>
+              <w:t>2026-08-10 / 2026-08-10</w:t>
+            </w:r>
+          </w:p>
+        </w:tc>
+      </w:tr>
+      <w:tr>
+        <w:tc>
+          <w:tcPr>
+            <w:tcW w:type="dxa" w:w="2600"/>
+            <w:tcBorders>
+              <w:top w:val="single" w:color="DEDEDE" w:sz="6"/>
+              <w:left w:val="single" w:color="DEDEDE" w:sz="6"/>
+              <w:bottom w:val="single" w:color="DEDEDE" w:sz="6"/>
+              <w:right w:val="single" w:color="DEDEDE" w:sz="6"/>
+            </w:tcBorders>
+            <w:tcMar>
+              <w:top w:type="dxa" w:w="70"/>
+              <w:left w:type="dxa" w:w="110"/>
+              <w:bottom w:type="dxa" w:w="70"/>
+              <w:right w:type="dxa" w:w="110"/>
+            </w:tcMar>
+            <w:vAlign w:val="center"/>
+          </w:tcPr>
+          <w:p>
+            <w:pPr>
+              <w:spacing w:after="0" w:before="0" w:line="260"/>
+            </w:pPr>
+            <w:r>
+              <w:rPr>
+                <w:rFonts w:ascii="맑은 고딕" w:cs="맑은 고딕" w:eastAsia="맑은 고딕" w:hAnsi="맑은 고딕"/>
+                <w:color w:val="3C3429"/>
+                <w:sz w:val="17"/>
+                <w:szCs w:val="17"/>
+              </w:rPr>
+              <w:t xml:space="preserve">담당</w:t>
+            </w:r>
+          </w:p>
+        </w:tc>
+        <w:tc>
+          <w:tcPr>
+            <w:tcW w:type="dxa" w:w="7146"/>
+            <w:tcBorders>
+              <w:top w:val="single" w:color="DEDEDE" w:sz="6"/>
+              <w:left w:val="single" w:color="DEDEDE" w:sz="6"/>
+              <w:bottom w:val="single" w:color="DEDEDE" w:sz="6"/>
+              <w:right w:val="single" w:color="DEDEDE" w:sz="6"/>
+            </w:tcBorders>
+            <w:tcMar>
+              <w:top w:type="dxa" w:w="70"/>
+              <w:left w:type="dxa" w:w="110"/>
+              <w:bottom w:type="dxa" w:w="70"/>
+              <w:right w:type="dxa" w:w="110"/>
+            </w:tcMar>
+            <w:vAlign w:val="center"/>
+          </w:tcPr>
+          <w:p>
+            <w:pPr>
+              <w:spacing w:after="0" w:before="0" w:line="260"/>
+            </w:pPr>
+            <w:r>
+              <w:rPr>
+                <w:rFonts w:ascii="맑은 고딕" w:cs="맑은 고딕" w:eastAsia="맑은 고딕" w:hAnsi="맑은 고딕"/>
+                <w:color w:val="3C3429"/>
+                <w:sz w:val="17"/>
+                <w:szCs w:val="17"/>
+              </w:rPr>
+              <w:t>도희정</w:t>
+            </w:r>
+          </w:p>
+        </w:tc>
+      </w:tr>
+      <w:tr>
+        <w:tc>
+          <w:tcPr>
+            <w:tcW w:type="dxa" w:w="2600"/>
+            <w:tcBorders>
+              <w:top w:val="single" w:color="DEDEDE" w:sz="6"/>
+              <w:left w:val="single" w:color="DEDEDE" w:sz="6"/>
+              <w:bottom w:val="single" w:color="DEDEDE" w:sz="6"/>
+              <w:right w:val="single" w:color="DEDEDE" w:sz="6"/>
+            </w:tcBorders>
+            <w:shd w:fill="FAFAFA" w:color="auto" w:val="clear"/>
+            <w:tcMar>
+              <w:top w:type="dxa" w:w="70"/>
+              <w:left w:type="dxa" w:w="110"/>
+              <w:bottom w:type="dxa" w:w="70"/>
+              <w:right w:type="dxa" w:w="110"/>
+            </w:tcMar>
+            <w:vAlign w:val="center"/>
+          </w:tcPr>
+          <w:p>
+            <w:pPr>
+              <w:spacing w:after="0" w:before="0" w:line="260"/>
+            </w:pPr>
+            <w:r>
+              <w:rPr>
+                <w:rFonts w:ascii="맑은 고딕" w:cs="맑은 고딕" w:eastAsia="맑은 고딕" w:hAnsi="맑은 고딕"/>
+                <w:color w:val="3C3429"/>
+                <w:sz w:val="17"/>
+                <w:szCs w:val="17"/>
+              </w:rPr>
+              <w:t xml:space="preserve">환경</w:t>
+            </w:r>
+          </w:p>
+        </w:tc>
+        <w:tc>
+          <w:tcPr>
+            <w:tcW w:type="dxa" w:w="7146"/>
+            <w:tcBorders>
+              <w:top w:val="single" w:color="DEDEDE" w:sz="6"/>
+              <w:left w:val="single" w:color="DEDEDE" w:sz="6"/>
+              <w:bottom w:val="single" w:color="DEDEDE" w:sz="6"/>
+              <w:right w:val="single" w:color="DEDEDE" w:sz="6"/>
+            </w:tcBorders>
+            <w:shd w:fill="FAFAFA" w:color="auto" w:val="clear"/>
+            <w:tcMar>
+              <w:top w:type="dxa" w:w="70"/>
+              <w:left w:type="dxa" w:w="110"/>
+              <w:bottom w:type="dxa" w:w="70"/>
+              <w:right w:type="dxa" w:w="110"/>
+            </w:tcMar>
+            <w:vAlign w:val="center"/>
+          </w:tcPr>
+          <w:p>
+            <w:pPr>
+              <w:spacing w:after="0" w:before="0" w:line="260"/>
+            </w:pPr>
+            <w:r>
+              <w:rPr>
+                <w:rFonts w:ascii="맑은 고딕" w:cs="맑은 고딕" w:eastAsia="맑은 고딕" w:hAnsi="맑은 고딕"/>
+                <w:color w:val="3C3429"/>
+                <w:sz w:val="17"/>
+                <w:szCs w:val="17"/>
+              </w:rPr>
+              <w:t>VirtualBox VM(Ubuntu 22.04 게스트, hj) · 호스트 OS · Arduino IDE 2.x · ESP32(Silicon Labs CP2102)</w:t>
+            </w:r>
+          </w:p>
+        </w:tc>
+      </w:tr>
+      <w:tr>
+        <w:tc>
+          <w:tcPr>
+            <w:tcW w:type="dxa" w:w="2600"/>
+            <w:tcBorders>
+              <w:top w:val="single" w:color="DEDEDE" w:sz="6"/>
+              <w:left w:val="single" w:color="DEDEDE" w:sz="6"/>
+              <w:bottom w:val="single" w:color="DEDEDE" w:sz="6"/>
+              <w:right w:val="single" w:color="DEDEDE" w:sz="6"/>
+            </w:tcBorders>
+            <w:tcMar>
+              <w:top w:type="dxa" w:w="70"/>
+              <w:left w:type="dxa" w:w="110"/>
+              <w:bottom w:type="dxa" w:w="70"/>
+              <w:right w:type="dxa" w:w="110"/>
+            </w:tcMar>
+            <w:vAlign w:val="center"/>
+          </w:tcPr>
+          <w:p>
+            <w:pPr>
+              <w:spacing w:after="0" w:before="0" w:line="260"/>
+            </w:pPr>
+            <w:r>
+              <w:rPr>
+                <w:rFonts w:ascii="맑은 고딕" w:cs="맑은 고딕" w:eastAsia="맑은 고딕" w:hAnsi="맑은 고딕"/>
+                <w:color w:val="3C3429"/>
+                <w:sz w:val="17"/>
+                <w:szCs w:val="17"/>
+              </w:rPr>
+              <w:t xml:space="preserve">관련</w:t>
+            </w:r>
+          </w:p>
+        </w:tc>
+        <w:tc>
+          <w:tcPr>
+            <w:tcW w:type="dxa" w:w="7146"/>
+            <w:tcBorders>
+              <w:top w:val="single" w:color="DEDEDE" w:sz="6"/>
+              <w:left w:val="single" w:color="DEDEDE" w:sz="6"/>
+              <w:bottom w:val="single" w:color="DEDEDE" w:sz="6"/>
+              <w:right w:val="single" w:color="DEDEDE" w:sz="6"/>
+            </w:tcBorders>
+            <w:tcMar>
+              <w:top w:type="dxa" w:w="70"/>
+              <w:left w:type="dxa" w:w="110"/>
+              <w:bottom w:type="dxa" w:w="70"/>
+              <w:right w:type="dxa" w:w="110"/>
+            </w:tcMar>
+            <w:vAlign w:val="center"/>
+          </w:tcPr>
+          <w:p>
+            <w:pPr>
+              <w:spacing w:after="0" w:before="0" w:line="260"/>
+            </w:pPr>
+            <w:r>
+              <w:rPr>
+                <w:rFonts w:ascii="맑은 고딕" w:cs="맑은 고딕" w:eastAsia="맑은 고딕" w:hAnsi="맑은 고딕"/>
+                <w:color w:val="3C3429"/>
+                <w:sz w:val="17"/>
+                <w:szCs w:val="17"/>
+              </w:rPr>
+              <w:t>TS-INFRA-05(같은 세션, 이 문제 해결 직후 발생)</w:t>
+            </w:r>
+          </w:p>
+        </w:tc>
+      </w:tr>
+    </w:tbl>
+    <w:p>
+      <w:pPr>
+        <w:pStyle w:val="Heading3"/>
+        <w:spacing w:after="120" w:before="260" w:line="260"/>
+      </w:pPr>
+      <w:r>
+        <w:rPr>
+          <w:rFonts w:ascii="맑은 고딕" w:cs="맑은 고딕" w:eastAsia="맑은 고딕" w:hAnsi="맑은 고딕"/>
+          <w:b/>
+          <w:bCs/>
+          <w:color w:val="241B12"/>
+          <w:sz w:val="21"/>
+          <w:szCs w:val="21"/>
+        </w:rPr>
+        <w:t xml:space="preserve">증상</w:t>
+      </w:r>
+    </w:p>
+    <w:p>
+      <w:pPr>
+        <w:spacing w:after="140" w:before="0" w:line="260"/>
+      </w:pPr>
+      <w:r>
+        <w:rPr>
+          <w:rFonts w:ascii="맑은 고딕" w:cs="맑은 고딕" w:eastAsia="맑은 고딕" w:hAnsi="맑은 고딕"/>
+          <w:color w:val="3C3429"/>
+          <w:sz w:val="17"/>
+          <w:szCs w:val="17"/>
+        </w:rPr>
+        <w:t>VirtualBox VM의 Devices→USB 메뉴에서 두 번째 ESP32 보드(Silicon Labs CP2102)를 게스트에 연결하려 하면 연결이 안 되고 에러 다이얼로그가 떴다.</w:t>
+      </w:r>
+    </w:p>
+    <w:tbl>
+      <w:tblPr>
+        <w:tblW w:type="dxa" w:w="9746"/>
+        <w:tblBorders>
+          <w:top w:val="single" w:color="DEDEDE" w:sz="6"/>
+          <w:left w:val="single" w:color="DEDEDE" w:sz="6"/>
+          <w:bottom w:val="single" w:color="DEDEDE" w:sz="6"/>
+          <w:right w:val="single" w:color="DEDEDE" w:sz="6"/>
+          <w:insideH w:val="single" w:color="DEDEDE" w:sz="6"/>
+          <w:insideV w:val="single" w:color="DEDEDE" w:sz="6"/>
+        </w:tblBorders>
+      </w:tblPr>
+      <w:tblGrid>
+        <w:gridCol w:w="9746"/>
+      </w:tblGrid>
+      <w:tr>
+        <w:tc>
+          <w:tcPr>
+            <w:tcW w:type="dxa" w:w="9746"/>
+            <w:tcBorders>
+              <w:top w:val="single" w:color="DEDEDE" w:sz="6"/>
+              <w:left w:val="single" w:color="DEDEDE" w:sz="6"/>
+              <w:bottom w:val="single" w:color="DEDEDE" w:sz="6"/>
+              <w:right w:val="single" w:color="DEDEDE" w:sz="6"/>
+            </w:tcBorders>
+            <w:shd w:fill="F7F8FA" w:color="auto" w:val="clear"/>
+            <w:tcMar>
+              <w:top w:type="dxa" w:w="140"/>
+              <w:left w:type="dxa" w:w="160"/>
+              <w:bottom w:type="dxa" w:w="140"/>
+              <w:right w:type="dxa" w:w="160"/>
+            </w:tcMar>
+          </w:tcPr>
+          <w:p>
+            <w:pPr>
+              <w:spacing w:after="20" w:line="240"/>
+            </w:pPr>
+            <w:r>
+              <w:rPr>
+                <w:rFonts w:ascii="Consolas" w:cs="Consolas" w:eastAsia="Consolas" w:hAnsi="Consolas"/>
+                <w:color w:val="3C3429"/>
+                <w:sz w:val="16"/>
+                <w:szCs w:val="16"/>
+              </w:rPr>
+              <w:t>USB device 'Silicon Labs CP2102 USB to UART Bridge Controller' with UUID {...}</w:t>
+              <w:br/>
+              <w:t>is busy with a previous request. 결과 코드: E_INVALIDARG (0x80070057)</w:t>
+            </w:r>
+          </w:p>
+          <w:p>
+            <w:pPr>
+              <w:spacing w:after="20" w:line="240"/>
+            </w:pPr>
+            <w:r>
+              <w:rPr>
+                <w:rFonts w:ascii="Consolas" w:cs="Consolas" w:eastAsia="Consolas" w:hAnsi="Consolas"/>
+                <w:color w:val="3C3429"/>
+                <w:sz w:val="16"/>
+                <w:szCs w:val="16"/>
+              </w:rPr>
+            </w:r>
+          </w:p>
+        </w:tc>
+      </w:tr>
+    </w:tbl>
+    <w:p>
+      <w:pPr>
+        <w:pStyle w:val="Heading3"/>
+        <w:spacing w:after="120" w:before="260" w:line="260"/>
+      </w:pPr>
+      <w:r>
+        <w:rPr>
+          <w:rFonts w:ascii="맑은 고딕" w:cs="맑은 고딕" w:eastAsia="맑은 고딕" w:hAnsi="맑은 고딕"/>
+          <w:b/>
+          <w:bCs/>
+          <w:color w:val="241B12"/>
+          <w:sz w:val="21"/>
+          <w:szCs w:val="21"/>
+        </w:rPr>
+        <w:t xml:space="preserve">재현 절차</w:t>
+      </w:r>
+    </w:p>
+    <w:tbl>
+      <w:tblPr>
+        <w:tblW w:type="dxa" w:w="9746"/>
+        <w:tblBorders>
+          <w:top w:val="single" w:color="DEDEDE" w:sz="6"/>
+          <w:left w:val="single" w:color="DEDEDE" w:sz="6"/>
+          <w:bottom w:val="single" w:color="DEDEDE" w:sz="6"/>
+          <w:right w:val="single" w:color="DEDEDE" w:sz="6"/>
+          <w:insideH w:val="single" w:color="DEDEDE" w:sz="6"/>
+          <w:insideV w:val="single" w:color="DEDEDE" w:sz="6"/>
+        </w:tblBorders>
+      </w:tblPr>
+      <w:tblGrid>
+        <w:gridCol w:w="1500"/>
+        <w:gridCol w:w="3000"/>
+        <w:gridCol w:w="5246"/>
+      </w:tblGrid>
+      <w:tr>
+        <w:trPr>
+          <w:tblHeader/>
+        </w:trPr>
+        <w:tc>
+          <w:tcPr>
+            <w:tcW w:type="dxa" w:w="1500"/>
+            <w:tcBorders>
+              <w:top w:val="single" w:color="49361D" w:sz="6"/>
+              <w:left w:val="single" w:color="49361D" w:sz="6"/>
+              <w:bottom w:val="single" w:color="49361D" w:sz="6"/>
+              <w:right w:val="single" w:color="49361D" w:sz="6"/>
+            </w:tcBorders>
+            <w:shd w:fill="241B12" w:color="auto" w:val="clear"/>
+            <w:tcMar>
+              <w:top w:type="dxa" w:w="90"/>
+              <w:left w:type="dxa" w:w="110"/>
+              <w:bottom w:type="dxa" w:w="90"/>
+              <w:right w:type="dxa" w:w="110"/>
+            </w:tcMar>
+            <w:vAlign w:val="center"/>
+          </w:tcPr>
+          <w:p>
+            <w:pPr>
+              <w:spacing w:after="0" w:before="0" w:line="260"/>
+            </w:pPr>
+            <w:r>
+              <w:rPr>
+                <w:rFonts w:ascii="맑은 고딕" w:cs="맑은 고딕" w:eastAsia="맑은 고딕" w:hAnsi="맑은 고딕"/>
+                <w:b/>
+                <w:bCs/>
+                <w:color w:val="F4CF87"/>
+                <w:sz w:val="17"/>
+                <w:szCs w:val="17"/>
+              </w:rPr>
+              <w:t xml:space="preserve">#</w:t>
+            </w:r>
+          </w:p>
+        </w:tc>
+        <w:tc>
+          <w:tcPr>
+            <w:tcW w:type="dxa" w:w="3000"/>
+            <w:tcBorders>
+              <w:top w:val="single" w:color="49361D" w:sz="6"/>
+              <w:left w:val="single" w:color="49361D" w:sz="6"/>
+              <w:bottom w:val="single" w:color="49361D" w:sz="6"/>
+              <w:right w:val="single" w:color="49361D" w:sz="6"/>
+            </w:tcBorders>
+            <w:shd w:fill="241B12" w:color="auto" w:val="clear"/>
+            <w:tcMar>
+              <w:top w:type="dxa" w:w="90"/>
+              <w:left w:type="dxa" w:w="110"/>
+              <w:bottom w:type="dxa" w:w="90"/>
+              <w:right w:type="dxa" w:w="110"/>
+            </w:tcMar>
+            <w:vAlign w:val="center"/>
+          </w:tcPr>
+          <w:p>
+            <w:pPr>
+              <w:spacing w:after="0" w:before="0" w:line="260"/>
+            </w:pPr>
+            <w:r>
+              <w:rPr>
+                <w:rFonts w:ascii="맑은 고딕" w:cs="맑은 고딕" w:eastAsia="맑은 고딕" w:hAnsi="맑은 고딕"/>
+                <w:b/>
+                <w:bCs/>
+                <w:color w:val="F4CF87"/>
+                <w:sz w:val="17"/>
+                <w:szCs w:val="17"/>
+              </w:rPr>
+              <w:t xml:space="preserve">동작</w:t>
+            </w:r>
+          </w:p>
+        </w:tc>
+        <w:tc>
+          <w:tcPr>
+            <w:tcW w:type="dxa" w:w="5246"/>
+            <w:tcBorders>
+              <w:top w:val="single" w:color="49361D" w:sz="6"/>
+              <w:left w:val="single" w:color="49361D" w:sz="6"/>
+              <w:bottom w:val="single" w:color="49361D" w:sz="6"/>
+              <w:right w:val="single" w:color="49361D" w:sz="6"/>
+            </w:tcBorders>
+            <w:shd w:fill="241B12" w:color="auto" w:val="clear"/>
+            <w:tcMar>
+              <w:top w:type="dxa" w:w="90"/>
+              <w:left w:type="dxa" w:w="110"/>
+              <w:bottom w:type="dxa" w:w="90"/>
+              <w:right w:type="dxa" w:w="110"/>
+            </w:tcMar>
+            <w:vAlign w:val="center"/>
+          </w:tcPr>
+          <w:p>
+            <w:pPr>
+              <w:spacing w:after="0" w:before="0" w:line="260"/>
+            </w:pPr>
+            <w:r>
+              <w:rPr>
+                <w:rFonts w:ascii="맑은 고딕" w:cs="맑은 고딕" w:eastAsia="맑은 고딕" w:hAnsi="맑은 고딕"/>
+                <w:b/>
+                <w:bCs/>
+                <w:color w:val="F4CF87"/>
+                <w:sz w:val="17"/>
+                <w:szCs w:val="17"/>
+              </w:rPr>
+              <w:t xml:space="preserve">결과</w:t>
+            </w:r>
+          </w:p>
+        </w:tc>
+      </w:tr>
+      <w:tr>
+        <w:tc>
+          <w:tcPr>
+            <w:tcW w:type="dxa" w:w="1500"/>
+            <w:tcBorders>
+              <w:top w:val="single" w:color="DEDEDE" w:sz="6"/>
+              <w:left w:val="single" w:color="DEDEDE" w:sz="6"/>
+              <w:bottom w:val="single" w:color="DEDEDE" w:sz="6"/>
+              <w:right w:val="single" w:color="DEDEDE" w:sz="6"/>
+            </w:tcBorders>
+            <w:tcMar>
+              <w:top w:type="dxa" w:w="70"/>
+              <w:left w:type="dxa" w:w="110"/>
+              <w:bottom w:type="dxa" w:w="70"/>
+              <w:right w:type="dxa" w:w="110"/>
+            </w:tcMar>
+            <w:vAlign w:val="center"/>
+          </w:tcPr>
+          <w:p>
+            <w:pPr>
+              <w:spacing w:after="0" w:before="0" w:line="260"/>
+            </w:pPr>
+            <w:r>
+              <w:rPr>
+                <w:rFonts w:ascii="맑은 고딕" w:cs="맑은 고딕" w:eastAsia="맑은 고딕" w:hAnsi="맑은 고딕"/>
+                <w:color w:val="3C3429"/>
+                <w:sz w:val="17"/>
+                <w:szCs w:val="17"/>
+              </w:rPr>
+              <w:t>1</w:t>
+            </w:r>
+          </w:p>
+        </w:tc>
+        <w:tc>
+          <w:tcPr>
+            <w:tcW w:type="dxa" w:w="3000"/>
+            <w:tcBorders>
+              <w:top w:val="single" w:color="DEDEDE" w:sz="6"/>
+              <w:left w:val="single" w:color="DEDEDE" w:sz="6"/>
+              <w:bottom w:val="single" w:color="DEDEDE" w:sz="6"/>
+              <w:right w:val="single" w:color="DEDEDE" w:sz="6"/>
+            </w:tcBorders>
+            <w:tcMar>
+              <w:top w:type="dxa" w:w="70"/>
+              <w:left w:type="dxa" w:w="110"/>
+              <w:bottom w:type="dxa" w:w="70"/>
+              <w:right w:type="dxa" w:w="110"/>
+            </w:tcMar>
+            <w:vAlign w:val="center"/>
+          </w:tcPr>
+          <w:p>
+            <w:pPr>
+              <w:spacing w:after="0" w:before="0" w:line="260"/>
+            </w:pPr>
+            <w:r>
+              <w:t>게스트에서 lsusb로 확인</w:t>
+            </w:r>
+          </w:p>
+        </w:tc>
+        <w:tc>
+          <w:tcPr>
+            <w:tcW w:type="dxa" w:w="5246"/>
+            <w:tcBorders>
+              <w:top w:val="single" w:color="DEDEDE" w:sz="6"/>
+              <w:left w:val="single" w:color="DEDEDE" w:sz="6"/>
+              <w:bottom w:val="single" w:color="DEDEDE" w:sz="6"/>
+              <w:right w:val="single" w:color="DEDEDE" w:sz="6"/>
+            </w:tcBorders>
+            <w:tcMar>
+              <w:top w:type="dxa" w:w="70"/>
+              <w:left w:type="dxa" w:w="110"/>
+              <w:bottom w:type="dxa" w:w="70"/>
+              <w:right w:type="dxa" w:w="110"/>
+            </w:tcMar>
+            <w:vAlign w:val="center"/>
+          </w:tcPr>
+          <w:p>
+            <w:pPr>
+              <w:spacing w:after="0" w:before="0" w:line="260"/>
+            </w:pPr>
+            <w:r>
+              <w:t>CP210x 장치가 목록에 없음(게스트에 안 잡힘)</w:t>
+            </w:r>
+          </w:p>
+        </w:tc>
+      </w:tr>
+      <w:tr>
+        <w:tc>
+          <w:tcPr>
+            <w:tcW w:type="dxa" w:w="1500"/>
+            <w:tcBorders>
+              <w:top w:val="single" w:color="DEDEDE" w:sz="6"/>
+              <w:left w:val="single" w:color="DEDEDE" w:sz="6"/>
+              <w:bottom w:val="single" w:color="DEDEDE" w:sz="6"/>
+              <w:right w:val="single" w:color="DEDEDE" w:sz="6"/>
+            </w:tcBorders>
+            <w:shd w:fill="FAFAFA" w:color="auto" w:val="clear"/>
+            <w:tcMar>
+              <w:top w:type="dxa" w:w="70"/>
+              <w:left w:type="dxa" w:w="110"/>
+              <w:bottom w:type="dxa" w:w="70"/>
+              <w:right w:type="dxa" w:w="110"/>
+            </w:tcMar>
+            <w:vAlign w:val="center"/>
+          </w:tcPr>
+          <w:p>
+            <w:pPr>
+              <w:spacing w:after="0" w:before="0" w:line="260"/>
+            </w:pPr>
+            <w:r>
+              <w:rPr>
+                <w:rFonts w:ascii="맑은 고딕" w:cs="맑은 고딕" w:eastAsia="맑은 고딕" w:hAnsi="맑은 고딕"/>
+                <w:color w:val="3C3429"/>
+                <w:sz w:val="17"/>
+                <w:szCs w:val="17"/>
+              </w:rPr>
+              <w:t>2</w:t>
+            </w:r>
+          </w:p>
+        </w:tc>
+        <w:tc>
+          <w:tcPr>
+            <w:tcW w:type="dxa" w:w="3000"/>
+            <w:tcBorders>
+              <w:top w:val="single" w:color="DEDEDE" w:sz="6"/>
+              <w:left w:val="single" w:color="DEDEDE" w:sz="6"/>
+              <w:bottom w:val="single" w:color="DEDEDE" w:sz="6"/>
+              <w:right w:val="single" w:color="DEDEDE" w:sz="6"/>
+            </w:tcBorders>
+            <w:shd w:fill="FAFAFA" w:color="auto" w:val="clear"/>
+            <w:tcMar>
+              <w:top w:type="dxa" w:w="70"/>
+              <w:left w:type="dxa" w:w="110"/>
+              <w:bottom w:type="dxa" w:w="70"/>
+              <w:right w:type="dxa" w:w="110"/>
+            </w:tcMar>
+            <w:vAlign w:val="center"/>
+          </w:tcPr>
+          <w:p>
+            <w:pPr>
+              <w:spacing w:after="0" w:before="0" w:line="260"/>
+            </w:pPr>
+            <w:r>
+              <w:t>VirtualBox Devices→USB에서 해당 장치를 클릭</w:t>
+            </w:r>
+          </w:p>
+        </w:tc>
+        <w:tc>
+          <w:tcPr>
+            <w:tcW w:type="dxa" w:w="5246"/>
+            <w:tcBorders>
+              <w:top w:val="single" w:color="DEDEDE" w:sz="6"/>
+              <w:left w:val="single" w:color="DEDEDE" w:sz="6"/>
+              <w:bottom w:val="single" w:color="DEDEDE" w:sz="6"/>
+              <w:right w:val="single" w:color="DEDEDE" w:sz="6"/>
+            </w:tcBorders>
+            <w:shd w:fill="FAFAFA" w:color="auto" w:val="clear"/>
+            <w:tcMar>
+              <w:top w:type="dxa" w:w="70"/>
+              <w:left w:type="dxa" w:w="110"/>
+              <w:bottom w:type="dxa" w:w="70"/>
+              <w:right w:type="dxa" w:w="110"/>
+            </w:tcMar>
+            <w:vAlign w:val="center"/>
+          </w:tcPr>
+          <w:p>
+            <w:pPr>
+              <w:spacing w:after="0" w:before="0" w:line="260"/>
+            </w:pPr>
+            <w:r>
+              <w:t>"busy with a previous request" 에러</w:t>
+            </w:r>
+          </w:p>
+        </w:tc>
+      </w:tr>
+      <w:tr>
+        <w:tc>
+          <w:tcPr>
+            <w:tcW w:type="dxa" w:w="1500"/>
+            <w:tcBorders>
+              <w:top w:val="single" w:color="DEDEDE" w:sz="6"/>
+              <w:left w:val="single" w:color="DEDEDE" w:sz="6"/>
+              <w:bottom w:val="single" w:color="DEDEDE" w:sz="6"/>
+              <w:right w:val="single" w:color="DEDEDE" w:sz="6"/>
+            </w:tcBorders>
+            <w:tcMar>
+              <w:top w:type="dxa" w:w="70"/>
+              <w:left w:type="dxa" w:w="110"/>
+              <w:bottom w:type="dxa" w:w="70"/>
+              <w:right w:type="dxa" w:w="110"/>
+            </w:tcMar>
+            <w:vAlign w:val="center"/>
+          </w:tcPr>
+          <w:p>
+            <w:pPr>
+              <w:spacing w:after="0" w:before="0" w:line="260"/>
+            </w:pPr>
+            <w:r>
+              <w:rPr>
+                <w:rFonts w:ascii="맑은 고딕" w:cs="맑은 고딕" w:eastAsia="맑은 고딕" w:hAnsi="맑은 고딕"/>
+                <w:color w:val="3C3429"/>
+                <w:sz w:val="17"/>
+                <w:szCs w:val="17"/>
+              </w:rPr>
+              <w:t>3</w:t>
+            </w:r>
+          </w:p>
+        </w:tc>
+        <w:tc>
+          <w:tcPr>
+            <w:tcW w:type="dxa" w:w="3000"/>
+            <w:tcBorders>
+              <w:top w:val="single" w:color="DEDEDE" w:sz="6"/>
+              <w:left w:val="single" w:color="DEDEDE" w:sz="6"/>
+              <w:bottom w:val="single" w:color="DEDEDE" w:sz="6"/>
+              <w:right w:val="single" w:color="DEDEDE" w:sz="6"/>
+            </w:tcBorders>
+            <w:tcMar>
+              <w:top w:type="dxa" w:w="70"/>
+              <w:left w:type="dxa" w:w="110"/>
+              <w:bottom w:type="dxa" w:w="70"/>
+              <w:right w:type="dxa" w:w="110"/>
+            </w:tcMar>
+            <w:vAlign w:val="center"/>
+          </w:tcPr>
+          <w:p>
+            <w:pPr>
+              <w:spacing w:after="0" w:before="0" w:line="260"/>
+            </w:pPr>
+            <w:r>
+              <w:t>USB 케이블을 뽑았다가 다시 꽂고 즉시 재시도</w:t>
+            </w:r>
+          </w:p>
+        </w:tc>
+        <w:tc>
+          <w:tcPr>
+            <w:tcW w:type="dxa" w:w="5246"/>
+            <w:tcBorders>
+              <w:top w:val="single" w:color="DEDEDE" w:sz="6"/>
+              <w:left w:val="single" w:color="DEDEDE" w:sz="6"/>
+              <w:bottom w:val="single" w:color="DEDEDE" w:sz="6"/>
+              <w:right w:val="single" w:color="DEDEDE" w:sz="6"/>
+            </w:tcBorders>
+            <w:tcMar>
+              <w:top w:type="dxa" w:w="70"/>
+              <w:left w:type="dxa" w:w="110"/>
+              <w:bottom w:type="dxa" w:w="70"/>
+              <w:right w:type="dxa" w:w="110"/>
+            </w:tcMar>
+            <w:vAlign w:val="center"/>
+          </w:tcPr>
+          <w:p>
+            <w:pPr>
+              <w:spacing w:after="0" w:before="0" w:line="260"/>
+            </w:pPr>
+            <w:r>
+              <w:t>정상적으로 게스트에 연결됨(lsusb에 10c4:ea60로 표시)</w:t>
+            </w:r>
+          </w:p>
+        </w:tc>
+      </w:tr>
+    </w:tbl>
+    <w:p>
+      <w:pPr>
+        <w:spacing w:after="140" w:before="0" w:line="260"/>
+      </w:pPr>
+      <w:r>
+        <w:rPr>
+          <w:rFonts w:ascii="맑은 고딕" w:cs="맑은 고딕" w:eastAsia="맑은 고딕" w:hAnsi="맑은 고딕"/>
+          <w:color w:val="3C3429"/>
+          <w:sz w:val="17"/>
+          <w:szCs w:val="17"/>
+        </w:rPr>
+        <w:t>재현율: 해당 보드를 처음 연결 시도할 때 재현(재연결 후 재시도로 해결)</w:t>
+      </w:r>
+    </w:p>
+    <w:p>
+      <w:pPr>
+        <w:pStyle w:val="Heading3"/>
+        <w:spacing w:after="120" w:before="260" w:line="260"/>
+      </w:pPr>
+      <w:r>
+        <w:rPr>
+          <w:rFonts w:ascii="맑은 고딕" w:cs="맑은 고딕" w:eastAsia="맑은 고딕" w:hAnsi="맑은 고딕"/>
+          <w:b/>
+          <w:bCs/>
+          <w:color w:val="241B12"/>
+          <w:sz w:val="21"/>
+          <w:szCs w:val="21"/>
+        </w:rPr>
+        <w:t xml:space="preserve">진단 과정</w:t>
+      </w:r>
+    </w:p>
+    <w:tbl>
+      <w:tblPr>
+        <w:tblW w:type="dxa" w:w="9746"/>
+        <w:tblBorders>
+          <w:top w:val="single" w:color="DEDEDE" w:sz="6"/>
+          <w:left w:val="single" w:color="DEDEDE" w:sz="6"/>
+          <w:bottom w:val="single" w:color="DEDEDE" w:sz="6"/>
+          <w:right w:val="single" w:color="DEDEDE" w:sz="6"/>
+          <w:insideH w:val="single" w:color="DEDEDE" w:sz="6"/>
+          <w:insideV w:val="single" w:color="DEDEDE" w:sz="6"/>
+        </w:tblBorders>
+      </w:tblPr>
+      <w:tblGrid>
+        <w:gridCol w:w="1500"/>
+        <w:gridCol w:w="3000"/>
+        <w:gridCol w:w="5246"/>
+      </w:tblGrid>
+      <w:tr>
+        <w:trPr>
+          <w:tblHeader/>
+        </w:trPr>
+        <w:tc>
+          <w:tcPr>
+            <w:tcW w:type="dxa" w:w="1500"/>
+            <w:tcBorders>
+              <w:top w:val="single" w:color="49361D" w:sz="6"/>
+              <w:left w:val="single" w:color="49361D" w:sz="6"/>
+              <w:bottom w:val="single" w:color="49361D" w:sz="6"/>
+              <w:right w:val="single" w:color="49361D" w:sz="6"/>
+            </w:tcBorders>
+            <w:shd w:fill="241B12" w:color="auto" w:val="clear"/>
+            <w:tcMar>
+              <w:top w:type="dxa" w:w="90"/>
+              <w:left w:type="dxa" w:w="110"/>
+              <w:bottom w:type="dxa" w:w="90"/>
+              <w:right w:type="dxa" w:w="110"/>
+            </w:tcMar>
+            <w:vAlign w:val="center"/>
+          </w:tcPr>
+          <w:p>
+            <w:pPr>
+              <w:spacing w:after="0" w:before="0" w:line="260"/>
+            </w:pPr>
+            <w:r>
+              <w:rPr>
+                <w:rFonts w:ascii="맑은 고딕" w:cs="맑은 고딕" w:eastAsia="맑은 고딕" w:hAnsi="맑은 고딕"/>
+                <w:b/>
+                <w:bCs/>
+                <w:color w:val="F4CF87"/>
+                <w:sz w:val="17"/>
+                <w:szCs w:val="17"/>
+              </w:rPr>
+              <w:t xml:space="preserve">가설</w:t>
+            </w:r>
+          </w:p>
+        </w:tc>
+        <w:tc>
+          <w:tcPr>
+            <w:tcW w:type="dxa" w:w="3000"/>
+            <w:tcBorders>
+              <w:top w:val="single" w:color="49361D" w:sz="6"/>
+              <w:left w:val="single" w:color="49361D" w:sz="6"/>
+              <w:bottom w:val="single" w:color="49361D" w:sz="6"/>
+              <w:right w:val="single" w:color="49361D" w:sz="6"/>
+            </w:tcBorders>
+            <w:shd w:fill="241B12" w:color="auto" w:val="clear"/>
+            <w:tcMar>
+              <w:top w:type="dxa" w:w="90"/>
+              <w:left w:type="dxa" w:w="110"/>
+              <w:bottom w:type="dxa" w:w="90"/>
+              <w:right w:type="dxa" w:w="110"/>
+            </w:tcMar>
+            <w:vAlign w:val="center"/>
+          </w:tcPr>
+          <w:p>
+            <w:pPr>
+              <w:spacing w:after="0" w:before="0" w:line="260"/>
+            </w:pPr>
+            <w:r>
+              <w:rPr>
+                <w:rFonts w:ascii="맑은 고딕" w:cs="맑은 고딕" w:eastAsia="맑은 고딕" w:hAnsi="맑은 고딕"/>
+                <w:b/>
+                <w:bCs/>
+                <w:color w:val="F4CF87"/>
+                <w:sz w:val="17"/>
+                <w:szCs w:val="17"/>
+              </w:rPr>
+              <w:t xml:space="preserve">확인 방법</w:t>
+            </w:r>
+          </w:p>
+        </w:tc>
+        <w:tc>
+          <w:tcPr>
+            <w:tcW w:type="dxa" w:w="5246"/>
+            <w:tcBorders>
+              <w:top w:val="single" w:color="49361D" w:sz="6"/>
+              <w:left w:val="single" w:color="49361D" w:sz="6"/>
+              <w:bottom w:val="single" w:color="49361D" w:sz="6"/>
+              <w:right w:val="single" w:color="49361D" w:sz="6"/>
+            </w:tcBorders>
+            <w:shd w:fill="241B12" w:color="auto" w:val="clear"/>
+            <w:tcMar>
+              <w:top w:type="dxa" w:w="90"/>
+              <w:left w:type="dxa" w:w="110"/>
+              <w:bottom w:type="dxa" w:w="90"/>
+              <w:right w:type="dxa" w:w="110"/>
+            </w:tcMar>
+            <w:vAlign w:val="center"/>
+          </w:tcPr>
+          <w:p>
+            <w:pPr>
+              <w:spacing w:after="0" w:before="0" w:line="260"/>
+            </w:pPr>
+            <w:r>
+              <w:rPr>
+                <w:rFonts w:ascii="맑은 고딕" w:cs="맑은 고딕" w:eastAsia="맑은 고딕" w:hAnsi="맑은 고딕"/>
+                <w:b/>
+                <w:bCs/>
+                <w:color w:val="F4CF87"/>
+                <w:sz w:val="17"/>
+                <w:szCs w:val="17"/>
+              </w:rPr>
+              <w:t xml:space="preserve">결과</w:t>
+            </w:r>
+          </w:p>
+        </w:tc>
+      </w:tr>
+      <w:tr>
+        <w:tc>
+          <w:tcPr>
+            <w:tcW w:type="dxa" w:w="1500"/>
+            <w:tcBorders>
+              <w:top w:val="single" w:color="DEDEDE" w:sz="6"/>
+              <w:left w:val="single" w:color="DEDEDE" w:sz="6"/>
+              <w:bottom w:val="single" w:color="DEDEDE" w:sz="6"/>
+              <w:right w:val="single" w:color="DEDEDE" w:sz="6"/>
+            </w:tcBorders>
+            <w:tcMar>
+              <w:top w:type="dxa" w:w="70"/>
+              <w:left w:type="dxa" w:w="110"/>
+              <w:bottom w:type="dxa" w:w="70"/>
+              <w:right w:type="dxa" w:w="110"/>
+            </w:tcMar>
+            <w:vAlign w:val="center"/>
+          </w:tcPr>
+          <w:p>
+            <w:pPr>
+              <w:spacing w:after="0" w:before="0" w:line="260"/>
+            </w:pPr>
+            <w:r>
+              <w:t>VirtualBox USB 확장팩 미설치/버전 문제다</w:t>
+            </w:r>
+          </w:p>
+        </w:tc>
+        <w:tc>
+          <w:tcPr>
+            <w:tcW w:type="dxa" w:w="3000"/>
+            <w:tcBorders>
+              <w:top w:val="single" w:color="DEDEDE" w:sz="6"/>
+              <w:left w:val="single" w:color="DEDEDE" w:sz="6"/>
+              <w:bottom w:val="single" w:color="DEDEDE" w:sz="6"/>
+              <w:right w:val="single" w:color="DEDEDE" w:sz="6"/>
+            </w:tcBorders>
+            <w:tcMar>
+              <w:top w:type="dxa" w:w="70"/>
+              <w:left w:type="dxa" w:w="110"/>
+              <w:bottom w:type="dxa" w:w="70"/>
+              <w:right w:type="dxa" w:w="110"/>
+            </w:tcMar>
+            <w:vAlign w:val="center"/>
+          </w:tcPr>
+          <w:p>
+            <w:pPr>
+              <w:spacing w:after="0" w:before="0" w:line="260"/>
+            </w:pPr>
+            <w:r>
+              <w:t>같은 VM에서 다른 CP2102 보드가 이전에 정상 연결된 이력이 있는지 확인</w:t>
+            </w:r>
+          </w:p>
+        </w:tc>
+        <w:tc>
+          <w:tcPr>
+            <w:tcW w:type="dxa" w:w="5246"/>
+            <w:tcBorders>
+              <w:top w:val="single" w:color="DEDEDE" w:sz="6"/>
+              <w:left w:val="single" w:color="DEDEDE" w:sz="6"/>
+              <w:bottom w:val="single" w:color="DEDEDE" w:sz="6"/>
+              <w:right w:val="single" w:color="DEDEDE" w:sz="6"/>
+            </w:tcBorders>
+            <w:tcMar>
+              <w:top w:type="dxa" w:w="70"/>
+              <w:left w:type="dxa" w:w="110"/>
+              <w:bottom w:type="dxa" w:w="70"/>
+              <w:right w:type="dxa" w:w="110"/>
+            </w:tcMar>
+            <w:vAlign w:val="center"/>
+          </w:tcPr>
+          <w:p>
+            <w:pPr>
+              <w:spacing w:after="0" w:before="0" w:line="260"/>
+            </w:pPr>
+            <w:r>
+              <w:rPr>
+                <w:rFonts w:ascii="맑은 고딕" w:cs="맑은 고딕" w:eastAsia="맑은 고딕" w:hAnsi="맑은 고딕"/>
+                <w:color w:val="3C3429"/>
+                <w:sz w:val="17"/>
+                <w:szCs w:val="17"/>
+              </w:rPr>
+              <w:t>아님 — 같은 VM에서 다른 보드는 이전에 문제없이 연결된 적 있음, 확장팩 자체는 정상</w:t>
+            </w:r>
+          </w:p>
+        </w:tc>
+      </w:tr>
+      <w:tr>
+        <w:tc>
+          <w:tcPr>
+            <w:tcW w:type="dxa" w:w="1500"/>
+            <w:tcBorders>
+              <w:top w:val="single" w:color="DEDEDE" w:sz="6"/>
+              <w:left w:val="single" w:color="DEDEDE" w:sz="6"/>
+              <w:bottom w:val="single" w:color="DEDEDE" w:sz="6"/>
+              <w:right w:val="single" w:color="DEDEDE" w:sz="6"/>
+            </w:tcBorders>
+            <w:shd w:fill="FAFAFA" w:color="auto" w:val="clear"/>
+            <w:tcMar>
+              <w:top w:type="dxa" w:w="70"/>
+              <w:left w:type="dxa" w:w="110"/>
+              <w:bottom w:type="dxa" w:w="70"/>
+              <w:right w:type="dxa" w:w="110"/>
+            </w:tcMar>
+            <w:vAlign w:val="center"/>
+          </w:tcPr>
+          <w:p>
+            <w:pPr>
+              <w:spacing w:after="0" w:before="0" w:line="260"/>
+            </w:pPr>
+            <w:r>
+              <w:t>호스트 OS가 VirtualBox보다 먼저 장치를 잡는 레이스 컨디션이다(예: ModemManager)</w:t>
+            </w:r>
+          </w:p>
+        </w:tc>
+        <w:tc>
+          <w:tcPr>
+            <w:tcW w:type="dxa" w:w="3000"/>
+            <w:tcBorders>
+              <w:top w:val="single" w:color="DEDEDE" w:sz="6"/>
+              <w:left w:val="single" w:color="DEDEDE" w:sz="6"/>
+              <w:bottom w:val="single" w:color="DEDEDE" w:sz="6"/>
+              <w:right w:val="single" w:color="DEDEDE" w:sz="6"/>
+            </w:tcBorders>
+            <w:shd w:fill="FAFAFA" w:color="auto" w:val="clear"/>
+            <w:tcMar>
+              <w:top w:type="dxa" w:w="70"/>
+              <w:left w:type="dxa" w:w="110"/>
+              <w:bottom w:type="dxa" w:w="70"/>
+              <w:right w:type="dxa" w:w="110"/>
+            </w:tcMar>
+            <w:vAlign w:val="center"/>
+          </w:tcPr>
+          <w:p>
+            <w:pPr>
+              <w:spacing w:after="0" w:before="0" w:line="260"/>
+            </w:pPr>
+            <w:r>
+              <w:t>케이블 재연결 후 곧바로 재시도</w:t>
+            </w:r>
+          </w:p>
+        </w:tc>
+        <w:tc>
+          <w:tcPr>
+            <w:tcW w:type="dxa" w:w="5246"/>
+            <w:tcBorders>
+              <w:top w:val="single" w:color="DEDEDE" w:sz="6"/>
+              <w:left w:val="single" w:color="DEDEDE" w:sz="6"/>
+              <w:bottom w:val="single" w:color="DEDEDE" w:sz="6"/>
+              <w:right w:val="single" w:color="DEDEDE" w:sz="6"/>
+            </w:tcBorders>
+            <w:shd w:fill="FAFAFA" w:color="auto" w:val="clear"/>
+            <w:tcMar>
+              <w:top w:type="dxa" w:w="70"/>
+              <w:left w:type="dxa" w:w="110"/>
+              <w:bottom w:type="dxa" w:w="70"/>
+              <w:right w:type="dxa" w:w="110"/>
+            </w:tcMar>
+            <w:vAlign w:val="center"/>
+          </w:tcPr>
+          <w:p>
+            <w:pPr>
+              <w:spacing w:after="0" w:before="0" w:line="260"/>
+            </w:pPr>
+            <w:r>
+              <w:rPr>
+                <w:rFonts w:ascii="맑은 고딕" w:cs="맑은 고딕" w:eastAsia="맑은 고딕" w:hAnsi="맑은 고딕"/>
+                <w:color w:val="3C3429"/>
+                <w:sz w:val="17"/>
+                <w:szCs w:val="17"/>
+              </w:rPr>
+              <w:t>맞음 — 재연결 직후 재시도하니 정상 연결됨, 레이스 타이밍 문제로 판단</w:t>
+            </w:r>
+          </w:p>
+        </w:tc>
+      </w:tr>
+    </w:tbl>
+    <w:p>
+      <w:pPr>
+        <w:pStyle w:val="Heading3"/>
+        <w:spacing w:after="120" w:before="260" w:line="260"/>
+      </w:pPr>
+      <w:r>
+        <w:rPr>
+          <w:rFonts w:ascii="맑은 고딕" w:cs="맑은 고딕" w:eastAsia="맑은 고딕" w:hAnsi="맑은 고딕"/>
+          <w:b/>
+          <w:bCs/>
+          <w:color w:val="241B12"/>
+          <w:sz w:val="21"/>
+          <w:szCs w:val="21"/>
+        </w:rPr>
+        <w:t xml:space="preserve">원인</w:t>
+      </w:r>
+    </w:p>
+    <w:p>
+      <w:pPr>
+        <w:spacing w:after="140" w:before="0" w:line="260"/>
+      </w:pPr>
+      <w:r>
+        <w:rPr>
+          <w:rFonts w:ascii="맑은 고딕" w:cs="맑은 고딕" w:eastAsia="맑은 고딕" w:hAnsi="맑은 고딕"/>
+          <w:color w:val="3C3429"/>
+          <w:sz w:val="17"/>
+          <w:szCs w:val="17"/>
+        </w:rPr>
+        <w:t>확인됨. CP210x 같은 USB-시리얼(CDC) 장치는 호스트 OS(리눅스라면 흔히 ModemManager)가 장치가 꽂히자마자 먼저 열어 프로빙을 시도하는 경우가 있는데, 이때 VirtualBox가 캡처를 시도하면 이미 busy 상태라 실패한다. 재연결 직후 곧바로 재시도하면 VirtualBox가 먼저 잡는 경우가 있어 정상적으로 연결됐다.</w:t>
+      </w:r>
+    </w:p>
+    <w:p>
+      <w:pPr>
+        <w:pStyle w:val="Heading3"/>
+        <w:spacing w:after="120" w:before="260" w:line="260"/>
+      </w:pPr>
+      <w:r>
+        <w:rPr>
+          <w:rFonts w:ascii="맑은 고딕" w:cs="맑은 고딕" w:eastAsia="맑은 고딕" w:hAnsi="맑은 고딕"/>
+          <w:b/>
+          <w:bCs/>
+          <w:color w:val="241B12"/>
+          <w:sz w:val="21"/>
+          <w:szCs w:val="21"/>
+        </w:rPr>
+        <w:t xml:space="preserve">조치</w:t>
+      </w:r>
+    </w:p>
+    <w:tbl>
+      <w:tblPr>
+        <w:tblW w:type="dxa" w:w="9746"/>
+        <w:tblBorders>
+          <w:top w:val="single" w:color="DEDEDE" w:sz="6"/>
+          <w:left w:val="single" w:color="DEDEDE" w:sz="6"/>
+          <w:bottom w:val="single" w:color="DEDEDE" w:sz="6"/>
+          <w:right w:val="single" w:color="DEDEDE" w:sz="6"/>
+          <w:insideH w:val="single" w:color="DEDEDE" w:sz="6"/>
+          <w:insideV w:val="single" w:color="DEDEDE" w:sz="6"/>
+        </w:tblBorders>
+      </w:tblPr>
+      <w:tblGrid>
+        <w:gridCol w:w="1500"/>
+        <w:gridCol w:w="3000"/>
+        <w:gridCol w:w="5246"/>
+      </w:tblGrid>
+      <w:tr>
+        <w:trPr>
+          <w:tblHeader/>
+        </w:trPr>
+        <w:tc>
+          <w:tcPr>
+            <w:tcW w:type="dxa" w:w="1500"/>
+            <w:tcBorders>
+              <w:top w:val="single" w:color="49361D" w:sz="6"/>
+              <w:left w:val="single" w:color="49361D" w:sz="6"/>
+              <w:bottom w:val="single" w:color="49361D" w:sz="6"/>
+              <w:right w:val="single" w:color="49361D" w:sz="6"/>
+            </w:tcBorders>
+            <w:shd w:fill="241B12" w:color="auto" w:val="clear"/>
+            <w:tcMar>
+              <w:top w:type="dxa" w:w="90"/>
+              <w:left w:type="dxa" w:w="110"/>
+              <w:bottom w:type="dxa" w:w="90"/>
+              <w:right w:type="dxa" w:w="110"/>
+            </w:tcMar>
+            <w:vAlign w:val="center"/>
+          </w:tcPr>
+          <w:p>
+            <w:pPr>
+              <w:spacing w:after="0" w:before="0" w:line="260"/>
+            </w:pPr>
+            <w:r>
+              <w:rPr>
+                <w:rFonts w:ascii="맑은 고딕" w:cs="맑은 고딕" w:eastAsia="맑은 고딕" w:hAnsi="맑은 고딕"/>
+                <w:b/>
+                <w:bCs/>
+                <w:color w:val="F4CF87"/>
+                <w:sz w:val="17"/>
+                <w:szCs w:val="17"/>
+              </w:rPr>
+              <w:t xml:space="preserve">대상</w:t>
+            </w:r>
+          </w:p>
+        </w:tc>
+        <w:tc>
+          <w:tcPr>
+            <w:tcW w:type="dxa" w:w="3000"/>
+            <w:tcBorders>
+              <w:top w:val="single" w:color="49361D" w:sz="6"/>
+              <w:left w:val="single" w:color="49361D" w:sz="6"/>
+              <w:bottom w:val="single" w:color="49361D" w:sz="6"/>
+              <w:right w:val="single" w:color="49361D" w:sz="6"/>
+            </w:tcBorders>
+            <w:shd w:fill="241B12" w:color="auto" w:val="clear"/>
+            <w:tcMar>
+              <w:top w:type="dxa" w:w="90"/>
+              <w:left w:type="dxa" w:w="110"/>
+              <w:bottom w:type="dxa" w:w="90"/>
+              <w:right w:type="dxa" w:w="110"/>
+            </w:tcMar>
+            <w:vAlign w:val="center"/>
+          </w:tcPr>
+          <w:p>
+            <w:pPr>
+              <w:spacing w:after="0" w:before="0" w:line="260"/>
+            </w:pPr>
+            <w:r>
+              <w:rPr>
+                <w:rFonts w:ascii="맑은 고딕" w:cs="맑은 고딕" w:eastAsia="맑은 고딕" w:hAnsi="맑은 고딕"/>
+                <w:b/>
+                <w:bCs/>
+                <w:color w:val="F4CF87"/>
+                <w:sz w:val="17"/>
+                <w:szCs w:val="17"/>
+              </w:rPr>
+              <w:t xml:space="preserve">변경 전</w:t>
+            </w:r>
+          </w:p>
+        </w:tc>
+        <w:tc>
+          <w:tcPr>
+            <w:tcW w:type="dxa" w:w="5246"/>
+            <w:tcBorders>
+              <w:top w:val="single" w:color="49361D" w:sz="6"/>
+              <w:left w:val="single" w:color="49361D" w:sz="6"/>
+              <w:bottom w:val="single" w:color="49361D" w:sz="6"/>
+              <w:right w:val="single" w:color="49361D" w:sz="6"/>
+            </w:tcBorders>
+            <w:shd w:fill="241B12" w:color="auto" w:val="clear"/>
+            <w:tcMar>
+              <w:top w:type="dxa" w:w="90"/>
+              <w:left w:type="dxa" w:w="110"/>
+              <w:bottom w:type="dxa" w:w="90"/>
+              <w:right w:type="dxa" w:w="110"/>
+            </w:tcMar>
+            <w:vAlign w:val="center"/>
+          </w:tcPr>
+          <w:p>
+            <w:pPr>
+              <w:spacing w:after="0" w:before="0" w:line="260"/>
+            </w:pPr>
+            <w:r>
+              <w:rPr>
+                <w:rFonts w:ascii="맑은 고딕" w:cs="맑은 고딕" w:eastAsia="맑은 고딕" w:hAnsi="맑은 고딕"/>
+                <w:b/>
+                <w:bCs/>
+                <w:color w:val="F4CF87"/>
+                <w:sz w:val="17"/>
+                <w:szCs w:val="17"/>
+              </w:rPr>
+              <w:t xml:space="preserve">변경 후</w:t>
+            </w:r>
+          </w:p>
+        </w:tc>
+      </w:tr>
+      <w:tr>
+        <w:tc>
+          <w:tcPr>
+            <w:tcW w:type="dxa" w:w="1500"/>
+            <w:tcBorders>
+              <w:top w:val="single" w:color="DEDEDE" w:sz="6"/>
+              <w:left w:val="single" w:color="DEDEDE" w:sz="6"/>
+              <w:bottom w:val="single" w:color="DEDEDE" w:sz="6"/>
+              <w:right w:val="single" w:color="DEDEDE" w:sz="6"/>
+            </w:tcBorders>
+            <w:tcMar>
+              <w:top w:type="dxa" w:w="70"/>
+              <w:left w:type="dxa" w:w="110"/>
+              <w:bottom w:type="dxa" w:w="70"/>
+              <w:right w:type="dxa" w:w="110"/>
+            </w:tcMar>
+            <w:vAlign w:val="center"/>
+          </w:tcPr>
+          <w:p>
+            <w:pPr>
+              <w:spacing w:after="0" w:before="0" w:line="260"/>
+            </w:pPr>
+            <w:r>
+              <w:rPr>
+                <w:rFonts w:ascii="맑은 고딕" w:cs="맑은 고딕" w:eastAsia="맑은 고딕" w:hAnsi="맑은 고딕"/>
+                <w:color w:val="3C3429"/>
+                <w:sz w:val="17"/>
+                <w:szCs w:val="17"/>
+              </w:rPr>
+              <w:t>USB 연결 절차</w:t>
+            </w:r>
+          </w:p>
+        </w:tc>
+        <w:tc>
+          <w:tcPr>
+            <w:tcW w:type="dxa" w:w="3000"/>
+            <w:tcBorders>
+              <w:top w:val="single" w:color="DEDEDE" w:sz="6"/>
+              <w:left w:val="single" w:color="DEDEDE" w:sz="6"/>
+              <w:bottom w:val="single" w:color="DEDEDE" w:sz="6"/>
+              <w:right w:val="single" w:color="DEDEDE" w:sz="6"/>
+            </w:tcBorders>
+            <w:tcMar>
+              <w:top w:type="dxa" w:w="70"/>
+              <w:left w:type="dxa" w:w="110"/>
+              <w:bottom w:type="dxa" w:w="70"/>
+              <w:right w:type="dxa" w:w="110"/>
+            </w:tcMar>
+            <w:vAlign w:val="center"/>
+          </w:tcPr>
+          <w:p>
+            <w:pPr>
+              <w:spacing w:after="0" w:before="0" w:line="260"/>
+            </w:pPr>
+            <w:r>
+              <w:t>꽂은 채로 VirtualBox Devices→USB에서 바로 연결 시도</w:t>
+            </w:r>
+          </w:p>
+        </w:tc>
+        <w:tc>
+          <w:tcPr>
+            <w:tcW w:type="dxa" w:w="5246"/>
+            <w:tcBorders>
+              <w:top w:val="single" w:color="DEDEDE" w:sz="6"/>
+              <w:left w:val="single" w:color="DEDEDE" w:sz="6"/>
+              <w:bottom w:val="single" w:color="DEDEDE" w:sz="6"/>
+              <w:right w:val="single" w:color="DEDEDE" w:sz="6"/>
+            </w:tcBorders>
+            <w:tcMar>
+              <w:top w:type="dxa" w:w="70"/>
+              <w:left w:type="dxa" w:w="110"/>
+              <w:bottom w:type="dxa" w:w="70"/>
+              <w:right w:type="dxa" w:w="110"/>
+            </w:tcMar>
+            <w:vAlign w:val="center"/>
+          </w:tcPr>
+          <w:p>
+            <w:pPr>
+              <w:spacing w:after="0" w:before="0" w:line="260"/>
+            </w:pPr>
+            <w:r>
+              <w:t>케이블을 뽑았다가 다시 꽂은 직후 곧바로 VirtualBox에서 연결 시도(레이스 타이밍을 유리하게)</w:t>
+            </w:r>
+          </w:p>
+        </w:tc>
+      </w:tr>
+    </w:tbl>
+    <w:tbl>
+      <w:tblPr>
+        <w:tblW w:type="dxa" w:w="9746"/>
+        <w:tblBorders>
+          <w:top w:val="single" w:color="DEDEDE" w:sz="6"/>
+          <w:left w:val="single" w:color="DEDEDE" w:sz="6"/>
+          <w:bottom w:val="single" w:color="DEDEDE" w:sz="6"/>
+          <w:right w:val="single" w:color="DEDEDE" w:sz="6"/>
+          <w:insideH w:val="single" w:color="DEDEDE" w:sz="6"/>
+          <w:insideV w:val="single" w:color="DEDEDE" w:sz="6"/>
+        </w:tblBorders>
+      </w:tblPr>
+      <w:tblGrid>
+        <w:gridCol w:w="9746"/>
+      </w:tblGrid>
+      <w:tr>
+        <w:tc>
+          <w:tcPr>
+            <w:tcW w:type="dxa" w:w="9746"/>
+            <w:tcBorders>
+              <w:top w:val="single" w:color="DEDEDE" w:sz="6"/>
+              <w:left w:val="single" w:color="DEDEDE" w:sz="6"/>
+              <w:bottom w:val="single" w:color="DEDEDE" w:sz="6"/>
+              <w:right w:val="single" w:color="DEDEDE" w:sz="6"/>
+            </w:tcBorders>
+            <w:shd w:fill="F7F8FA" w:color="auto" w:val="clear"/>
+            <w:tcMar>
+              <w:top w:type="dxa" w:w="140"/>
+              <w:left w:type="dxa" w:w="160"/>
+              <w:bottom w:type="dxa" w:w="140"/>
+              <w:right w:type="dxa" w:w="160"/>
+            </w:tcMar>
+          </w:tcPr>
+          <w:p>
+            <w:pPr>
+              <w:spacing w:after="20" w:line="240"/>
+            </w:pPr>
+            <w:r>
+              <w:rPr>
+                <w:rFonts w:ascii="Consolas" w:cs="Consolas" w:eastAsia="Consolas" w:hAnsi="Consolas"/>
+                <w:color w:val="3C3429"/>
+                <w:sz w:val="16"/>
+                <w:szCs w:val="16"/>
+              </w:rPr>
+              <w:t># 적용 명령</w:t>
+              <w:br/>
+              <w:t>해당 없음(호스트 GUI 조작 — VirtualBox Devices→USB 메뉴)</w:t>
+            </w:r>
+          </w:p>
+          <w:p>
+            <w:pPr>
+              <w:spacing w:after="20" w:line="240"/>
+            </w:pPr>
+            <w:r>
+              <w:rPr>
+                <w:rFonts w:ascii="Consolas" w:cs="Consolas" w:eastAsia="Consolas" w:hAnsi="Consolas"/>
+                <w:color w:val="3C3429"/>
+                <w:sz w:val="16"/>
+                <w:szCs w:val="16"/>
+              </w:rPr>
+            </w:r>
+          </w:p>
+        </w:tc>
+      </w:tr>
+    </w:tbl>
+    <w:p>
+      <w:pPr>
+        <w:pStyle w:val="Heading3"/>
+        <w:spacing w:after="120" w:before="260" w:line="260"/>
+      </w:pPr>
+      <w:r>
+        <w:rPr>
+          <w:rFonts w:ascii="맑은 고딕" w:cs="맑은 고딕" w:eastAsia="맑은 고딕" w:hAnsi="맑은 고딕"/>
+          <w:b/>
+          <w:bCs/>
+          <w:color w:val="241B12"/>
+          <w:sz w:val="21"/>
+          <w:szCs w:val="21"/>
+        </w:rPr>
+        <w:t xml:space="preserve">검증</w:t>
+      </w:r>
+    </w:p>
+    <w:p>
+      <w:pPr>
+        <w:pStyle w:val="ListParagraph"/>
+        <w:numPr>
+          <w:ilvl w:val="0"/>
+          <w:numId w:val="2"/>
+        </w:numPr>
+        <w:spacing w:after="80" w:line="260"/>
+      </w:pPr>
+      <w:r>
+        <w:rPr>
+          <w:rFonts w:ascii="맑은 고딕" w:cs="맑은 고딕" w:eastAsia="맑은 고딕" w:hAnsi="맑은 고딕"/>
+          <w:color w:val="3C3429"/>
+          <w:sz w:val="17"/>
+          <w:szCs w:val="17"/>
+        </w:rPr>
+        <w:t>VirtualBox Devices→USB 목록에서 해당 장치를 체크했을 때 에러 없이 연결되고, 게스트 lsusb에 10c4:ea60로 나타나는지 확인</w:t>
+      </w:r>
+    </w:p>
+    <w:p>
+      <w:pPr>
+        <w:pStyle w:val="ListParagraph"/>
+        <w:numPr>
+          <w:ilvl w:val="0"/>
+          <w:numId w:val="2"/>
+        </w:numPr>
+        <w:spacing w:after="80" w:line="260"/>
+      </w:pPr>
+      <w:r>
+        <w:rPr>
+          <w:rFonts w:ascii="맑은 고딕" w:cs="맑은 고딕" w:eastAsia="맑은 고딕" w:hAnsi="맑은 고딕"/>
+          <w:color w:val="3C3429"/>
+          <w:sz w:val="17"/>
+          <w:szCs w:val="17"/>
+        </w:rPr>
+        <w:t>재연결 직후 재시도한 결과 1/1회 정상 연결됐고, 이후 같은 보드로 재발 없음</w:t>
+      </w:r>
+    </w:p>
+    <w:p>
+      <w:pPr>
+        <w:pStyle w:val="Heading3"/>
+        <w:spacing w:after="120" w:before="260" w:line="260"/>
+      </w:pPr>
+      <w:r>
+        <w:rPr>
+          <w:rFonts w:ascii="맑은 고딕" w:cs="맑은 고딕" w:eastAsia="맑은 고딕" w:hAnsi="맑은 고딕"/>
+          <w:b/>
+          <w:bCs/>
+          <w:color w:val="241B12"/>
+          <w:sz w:val="21"/>
+          <w:szCs w:val="21"/>
+        </w:rPr>
+        <w:t xml:space="preserve">재발 방지</w:t>
+      </w:r>
+    </w:p>
+    <w:tbl>
+      <w:tblPr>
+        <w:tblW w:type="dxa" w:w="9746"/>
+        <w:tblBorders>
+          <w:top w:val="single" w:color="DEDEDE" w:sz="6"/>
+          <w:left w:val="single" w:color="DEDEDE" w:sz="6"/>
+          <w:bottom w:val="single" w:color="DEDEDE" w:sz="6"/>
+          <w:right w:val="single" w:color="DEDEDE" w:sz="6"/>
+          <w:insideH w:val="single" w:color="DEDEDE" w:sz="6"/>
+          <w:insideV w:val="single" w:color="DEDEDE" w:sz="6"/>
+        </w:tblBorders>
+      </w:tblPr>
+      <w:tblGrid>
+        <w:gridCol w:w="2600"/>
+        <w:gridCol w:w="7146"/>
+      </w:tblGrid>
+      <w:tr>
+        <w:trPr>
+          <w:tblHeader/>
+        </w:trPr>
+        <w:tc>
+          <w:tcPr>
+            <w:tcW w:type="dxa" w:w="2600"/>
+            <w:tcBorders>
+              <w:top w:val="single" w:color="49361D" w:sz="6"/>
+              <w:left w:val="single" w:color="49361D" w:sz="6"/>
+              <w:bottom w:val="single" w:color="49361D" w:sz="6"/>
+              <w:right w:val="single" w:color="49361D" w:sz="6"/>
+            </w:tcBorders>
+            <w:shd w:fill="241B12" w:color="auto" w:val="clear"/>
+            <w:tcMar>
+              <w:top w:type="dxa" w:w="90"/>
+              <w:left w:type="dxa" w:w="110"/>
+              <w:bottom w:type="dxa" w:w="90"/>
+              <w:right w:type="dxa" w:w="110"/>
+            </w:tcMar>
+            <w:vAlign w:val="center"/>
+          </w:tcPr>
+          <w:p>
+            <w:pPr>
+              <w:spacing w:after="0" w:before="0" w:line="260"/>
+            </w:pPr>
+            <w:r>
+              <w:rPr>
+                <w:rFonts w:ascii="맑은 고딕" w:cs="맑은 고딕" w:eastAsia="맑은 고딕" w:hAnsi="맑은 고딕"/>
+                <w:b/>
+                <w:bCs/>
+                <w:color w:val="F4CF87"/>
+                <w:sz w:val="17"/>
+                <w:szCs w:val="17"/>
+              </w:rPr>
+              <w:t xml:space="preserve">반영 위치</w:t>
+            </w:r>
+          </w:p>
+        </w:tc>
+        <w:tc>
+          <w:tcPr>
+            <w:tcW w:type="dxa" w:w="7146"/>
+            <w:tcBorders>
+              <w:top w:val="single" w:color="49361D" w:sz="6"/>
+              <w:left w:val="single" w:color="49361D" w:sz="6"/>
+              <w:bottom w:val="single" w:color="49361D" w:sz="6"/>
+              <w:right w:val="single" w:color="49361D" w:sz="6"/>
+            </w:tcBorders>
+            <w:shd w:fill="241B12" w:color="auto" w:val="clear"/>
+            <w:tcMar>
+              <w:top w:type="dxa" w:w="90"/>
+              <w:left w:type="dxa" w:w="110"/>
+              <w:bottom w:type="dxa" w:w="90"/>
+              <w:right w:type="dxa" w:w="110"/>
+            </w:tcMar>
+            <w:vAlign w:val="center"/>
+          </w:tcPr>
+          <w:p>
+            <w:pPr>
+              <w:spacing w:after="0" w:before="0" w:line="260"/>
+            </w:pPr>
+            <w:r>
+              <w:rPr>
+                <w:rFonts w:ascii="맑은 고딕" w:cs="맑은 고딕" w:eastAsia="맑은 고딕" w:hAnsi="맑은 고딕"/>
+                <w:b/>
+                <w:bCs/>
+                <w:color w:val="F4CF87"/>
+                <w:sz w:val="17"/>
+                <w:szCs w:val="17"/>
+              </w:rPr>
+              <w:t xml:space="preserve">내용</w:t>
+            </w:r>
+          </w:p>
+        </w:tc>
+      </w:tr>
+      <w:tr>
+        <w:tc>
+          <w:tcPr>
+            <w:tcW w:type="dxa" w:w="2600"/>
+            <w:tcBorders>
+              <w:top w:val="single" w:color="DEDEDE" w:sz="6"/>
+              <w:left w:val="single" w:color="DEDEDE" w:sz="6"/>
+              <w:bottom w:val="single" w:color="DEDEDE" w:sz="6"/>
+              <w:right w:val="single" w:color="DEDEDE" w:sz="6"/>
+            </w:tcBorders>
+            <w:tcMar>
+              <w:top w:type="dxa" w:w="70"/>
+              <w:left w:type="dxa" w:w="110"/>
+              <w:bottom w:type="dxa" w:w="70"/>
+              <w:right w:type="dxa" w:w="110"/>
+            </w:tcMar>
+            <w:vAlign w:val="center"/>
+          </w:tcPr>
+          <w:p>
+            <w:pPr>
+              <w:spacing w:after="0" w:before="0" w:line="260"/>
+            </w:pPr>
+            <w:r>
+              <w:rPr>
+                <w:rFonts w:ascii="맑은 고딕" w:cs="맑은 고딕" w:eastAsia="맑은 고딕" w:hAnsi="맑은 고딕"/>
+                <w:color w:val="3C3429"/>
+                <w:sz w:val="17"/>
+                <w:szCs w:val="17"/>
+              </w:rPr>
+              <w:t>문서</w:t>
+            </w:r>
+          </w:p>
+        </w:tc>
+        <w:tc>
+          <w:tcPr>
+            <w:tcW w:type="dxa" w:w="7146"/>
+            <w:tcBorders>
+              <w:top w:val="single" w:color="DEDEDE" w:sz="6"/>
+              <w:left w:val="single" w:color="DEDEDE" w:sz="6"/>
+              <w:bottom w:val="single" w:color="DEDEDE" w:sz="6"/>
+              <w:right w:val="single" w:color="DEDEDE" w:sz="6"/>
+            </w:tcBorders>
+            <w:tcMar>
+              <w:top w:type="dxa" w:w="70"/>
+              <w:left w:type="dxa" w:w="110"/>
+              <w:bottom w:type="dxa" w:w="70"/>
+              <w:right w:type="dxa" w:w="110"/>
+            </w:tcMar>
+            <w:vAlign w:val="center"/>
+          </w:tcPr>
+          <w:p>
+            <w:pPr>
+              <w:spacing w:after="0" w:before="0" w:line="260"/>
+            </w:pPr>
+            <w:r>
+              <w:t>반복되면 호스트에 ModemManager ignore용 udev 규칙(idVendor=10c4, idProduct=ea60, ID_MM_DEVICE_IGNORE=1) 추가를 검토하기로 함 — 이번엔 재시도만으로 풀려 코드/설정 변경은 안 함</w:t>
+            </w:r>
+          </w:p>
+        </w:tc>
+      </w:tr>
+    </w:tbl>
+    <w:p>
+      <w:pPr>
+        <w:pStyle w:val="Heading2"/>
+        <w:pBdr>
+          <w:left w:val="single" w:color="D9A441" w:sz="24" w:space="8"/>
+        </w:pBdr>
+        <w:spacing w:after="180" w:before="380" w:line="280"/>
+        <w:ind w:left="140"/>
+      </w:pPr>
+      <w:r>
+        <w:rPr>
+          <w:rFonts w:ascii="맑은 고딕" w:cs="맑은 고딕" w:eastAsia="맑은 고딕" w:hAnsi="맑은 고딕"/>
+          <w:b/>
+          <w:bCs/>
+          <w:color w:val="241B12"/>
+          <w:sz w:val="26"/>
+          <w:szCs w:val="26"/>
+        </w:rPr>
+        <w:t>4.5 TS-INFRA-05 (Arduino IDE 내장 serial-discovery 레이스 컨디션 버그로 Port 인식 실패)</w:t>
+      </w:r>
+    </w:p>
+    <w:p>
+      <w:pPr>
+        <w:pStyle w:val="Heading3"/>
+        <w:spacing w:after="120" w:before="260" w:line="260"/>
+      </w:pPr>
+      <w:r>
+        <w:rPr>
+          <w:rFonts w:ascii="맑은 고딕" w:cs="맑은 고딕" w:eastAsia="맑은 고딕" w:hAnsi="맑은 고딕"/>
+          <w:b/>
+          <w:bCs/>
+          <w:color w:val="241B12"/>
+          <w:sz w:val="21"/>
+          <w:szCs w:val="21"/>
+        </w:rPr>
+        <w:t xml:space="preserve">개요</w:t>
+      </w:r>
+    </w:p>
+    <w:tbl>
+      <w:tblPr>
+        <w:tblW w:type="dxa" w:w="9746"/>
+        <w:tblBorders>
+          <w:top w:val="single" w:color="DEDEDE" w:sz="6"/>
+          <w:left w:val="single" w:color="DEDEDE" w:sz="6"/>
+          <w:bottom w:val="single" w:color="DEDEDE" w:sz="6"/>
+          <w:right w:val="single" w:color="DEDEDE" w:sz="6"/>
+          <w:insideH w:val="single" w:color="DEDEDE" w:sz="6"/>
+          <w:insideV w:val="single" w:color="DEDEDE" w:sz="6"/>
+        </w:tblBorders>
+      </w:tblPr>
+      <w:tblGrid>
+        <w:gridCol w:w="2600"/>
+        <w:gridCol w:w="7146"/>
+      </w:tblGrid>
+      <w:tr>
+        <w:trPr>
+          <w:tblHeader/>
+        </w:trPr>
+        <w:tc>
+          <w:tcPr>
+            <w:tcW w:type="dxa" w:w="2600"/>
+            <w:tcBorders>
+              <w:top w:val="single" w:color="49361D" w:sz="6"/>
+              <w:left w:val="single" w:color="49361D" w:sz="6"/>
+              <w:bottom w:val="single" w:color="49361D" w:sz="6"/>
+              <w:right w:val="single" w:color="49361D" w:sz="6"/>
+            </w:tcBorders>
+            <w:shd w:fill="241B12" w:color="auto" w:val="clear"/>
+            <w:tcMar>
+              <w:top w:type="dxa" w:w="90"/>
+              <w:left w:type="dxa" w:w="110"/>
+              <w:bottom w:type="dxa" w:w="90"/>
+              <w:right w:type="dxa" w:w="110"/>
+            </w:tcMar>
+            <w:vAlign w:val="center"/>
+          </w:tcPr>
+          <w:p>
+            <w:pPr>
+              <w:spacing w:after="0" w:before="0" w:line="260"/>
+            </w:pPr>
+            <w:r>
+              <w:rPr>
+                <w:rFonts w:ascii="맑은 고딕" w:cs="맑은 고딕" w:eastAsia="맑은 고딕" w:hAnsi="맑은 고딕"/>
+                <w:b/>
+                <w:bCs/>
+                <w:color w:val="F4CF87"/>
+                <w:sz w:val="17"/>
+                <w:szCs w:val="17"/>
+              </w:rPr>
+              <w:t xml:space="preserve">항목</w:t>
+            </w:r>
+          </w:p>
+        </w:tc>
+        <w:tc>
+          <w:tcPr>
+            <w:tcW w:type="dxa" w:w="7146"/>
+            <w:tcBorders>
+              <w:top w:val="single" w:color="49361D" w:sz="6"/>
+              <w:left w:val="single" w:color="49361D" w:sz="6"/>
+              <w:bottom w:val="single" w:color="49361D" w:sz="6"/>
+              <w:right w:val="single" w:color="49361D" w:sz="6"/>
+            </w:tcBorders>
+            <w:shd w:fill="241B12" w:color="auto" w:val="clear"/>
+            <w:tcMar>
+              <w:top w:type="dxa" w:w="90"/>
+              <w:left w:type="dxa" w:w="110"/>
+              <w:bottom w:type="dxa" w:w="90"/>
+              <w:right w:type="dxa" w:w="110"/>
+            </w:tcMar>
+            <w:vAlign w:val="center"/>
+          </w:tcPr>
+          <w:p>
+            <w:pPr>
+              <w:spacing w:after="0" w:before="0" w:line="260"/>
+            </w:pPr>
+            <w:r>
+              <w:rPr>
+                <w:rFonts w:ascii="맑은 고딕" w:cs="맑은 고딕" w:eastAsia="맑은 고딕" w:hAnsi="맑은 고딕"/>
+                <w:b/>
+                <w:bCs/>
+                <w:color w:val="F4CF87"/>
+                <w:sz w:val="17"/>
+                <w:szCs w:val="17"/>
+              </w:rPr>
+              <w:t xml:space="preserve">내용</w:t>
+            </w:r>
+          </w:p>
+        </w:tc>
+      </w:tr>
+      <w:tr>
+        <w:tc>
+          <w:tcPr>
+            <w:tcW w:type="dxa" w:w="2600"/>
+            <w:tcBorders>
+              <w:top w:val="single" w:color="DEDEDE" w:sz="6"/>
+              <w:left w:val="single" w:color="DEDEDE" w:sz="6"/>
+              <w:bottom w:val="single" w:color="DEDEDE" w:sz="6"/>
+              <w:right w:val="single" w:color="DEDEDE" w:sz="6"/>
+            </w:tcBorders>
+            <w:tcMar>
+              <w:top w:type="dxa" w:w="70"/>
+              <w:left w:type="dxa" w:w="110"/>
+              <w:bottom w:type="dxa" w:w="70"/>
+              <w:right w:type="dxa" w:w="110"/>
+            </w:tcMar>
+            <w:vAlign w:val="center"/>
+          </w:tcPr>
+          <w:p>
+            <w:pPr>
+              <w:spacing w:after="0" w:before="0" w:line="260"/>
+            </w:pPr>
+            <w:r>
+              <w:rPr>
+                <w:rFonts w:ascii="맑은 고딕" w:cs="맑은 고딕" w:eastAsia="맑은 고딕" w:hAnsi="맑은 고딕"/>
+                <w:color w:val="3C3429"/>
+                <w:sz w:val="17"/>
+                <w:szCs w:val="17"/>
+              </w:rPr>
+              <w:t xml:space="preserve">심각도 / 상태</w:t>
+            </w:r>
+          </w:p>
+        </w:tc>
+        <w:tc>
+          <w:tcPr>
+            <w:tcW w:type="dxa" w:w="7146"/>
+            <w:tcBorders>
+              <w:top w:val="single" w:color="DEDEDE" w:sz="6"/>
+              <w:left w:val="single" w:color="DEDEDE" w:sz="6"/>
+              <w:bottom w:val="single" w:color="DEDEDE" w:sz="6"/>
+              <w:right w:val="single" w:color="DEDEDE" w:sz="6"/>
+            </w:tcBorders>
+            <w:tcMar>
+              <w:top w:type="dxa" w:w="70"/>
+              <w:left w:type="dxa" w:w="110"/>
+              <w:bottom w:type="dxa" w:w="70"/>
+              <w:right w:type="dxa" w:w="110"/>
+            </w:tcMar>
+            <w:vAlign w:val="center"/>
+          </w:tcPr>
+          <w:p>
+            <w:pPr>
+              <w:spacing w:after="0" w:before="0" w:line="260"/>
+            </w:pPr>
+            <w:r>
+              <w:rPr>
+                <w:rFonts w:ascii="맑은 고딕" w:cs="맑은 고딕" w:eastAsia="맑은 고딕" w:hAnsi="맑은 고딕"/>
+                <w:color w:val="3C3429"/>
+                <w:sz w:val="17"/>
+                <w:szCs w:val="17"/>
+              </w:rPr>
+              <w:t>MAJOR / WORKAROUND</w:t>
+            </w:r>
+          </w:p>
+        </w:tc>
+      </w:tr>
+      <w:tr>
+        <w:tc>
+          <w:tcPr>
+            <w:tcW w:type="dxa" w:w="2600"/>
+            <w:tcBorders>
+              <w:top w:val="single" w:color="DEDEDE" w:sz="6"/>
+              <w:left w:val="single" w:color="DEDEDE" w:sz="6"/>
+              <w:bottom w:val="single" w:color="DEDEDE" w:sz="6"/>
+              <w:right w:val="single" w:color="DEDEDE" w:sz="6"/>
+            </w:tcBorders>
+            <w:shd w:fill="FAFAFA" w:color="auto" w:val="clear"/>
+            <w:tcMar>
+              <w:top w:type="dxa" w:w="70"/>
+              <w:left w:type="dxa" w:w="110"/>
+              <w:bottom w:type="dxa" w:w="70"/>
+              <w:right w:type="dxa" w:w="110"/>
+            </w:tcMar>
+            <w:vAlign w:val="center"/>
+          </w:tcPr>
+          <w:p>
+            <w:pPr>
+              <w:spacing w:after="0" w:before="0" w:line="260"/>
+            </w:pPr>
+            <w:r>
+              <w:rPr>
+                <w:rFonts w:ascii="맑은 고딕" w:cs="맑은 고딕" w:eastAsia="맑은 고딕" w:hAnsi="맑은 고딕"/>
+                <w:color w:val="3C3429"/>
+                <w:sz w:val="17"/>
+                <w:szCs w:val="17"/>
+              </w:rPr>
+              <w:t xml:space="preserve">발생일 / 해결일</w:t>
+            </w:r>
+          </w:p>
+        </w:tc>
+        <w:tc>
+          <w:tcPr>
+            <w:tcW w:type="dxa" w:w="7146"/>
+            <w:tcBorders>
+              <w:top w:val="single" w:color="DEDEDE" w:sz="6"/>
+              <w:left w:val="single" w:color="DEDEDE" w:sz="6"/>
+              <w:bottom w:val="single" w:color="DEDEDE" w:sz="6"/>
+              <w:right w:val="single" w:color="DEDEDE" w:sz="6"/>
+            </w:tcBorders>
+            <w:shd w:fill="FAFAFA" w:color="auto" w:val="clear"/>
+            <w:tcMar>
+              <w:top w:type="dxa" w:w="70"/>
+              <w:left w:type="dxa" w:w="110"/>
+              <w:bottom w:type="dxa" w:w="70"/>
+              <w:right w:type="dxa" w:w="110"/>
+            </w:tcMar>
+            <w:vAlign w:val="center"/>
+          </w:tcPr>
+          <w:p>
+            <w:pPr>
+              <w:spacing w:after="0" w:before="0" w:line="260"/>
+            </w:pPr>
+            <w:r>
+              <w:rPr>
+                <w:rFonts w:ascii="맑은 고딕" w:cs="맑은 고딕" w:eastAsia="맑은 고딕" w:hAnsi="맑은 고딕"/>
+                <w:color w:val="3C3429"/>
+                <w:sz w:val="17"/>
+                <w:szCs w:val="17"/>
+              </w:rPr>
+              <w:t>2026-08-10 / 미해결(WORKAROUND, 근본 조치 없음)</w:t>
+            </w:r>
+          </w:p>
+        </w:tc>
+      </w:tr>
+      <w:tr>
+        <w:tc>
+          <w:tcPr>
+            <w:tcW w:type="dxa" w:w="2600"/>
+            <w:tcBorders>
+              <w:top w:val="single" w:color="DEDEDE" w:sz="6"/>
+              <w:left w:val="single" w:color="DEDEDE" w:sz="6"/>
+              <w:bottom w:val="single" w:color="DEDEDE" w:sz="6"/>
+              <w:right w:val="single" w:color="DEDEDE" w:sz="6"/>
+            </w:tcBorders>
+            <w:tcMar>
+              <w:top w:type="dxa" w:w="70"/>
+              <w:left w:type="dxa" w:w="110"/>
+              <w:bottom w:type="dxa" w:w="70"/>
+              <w:right w:type="dxa" w:w="110"/>
+            </w:tcMar>
+            <w:vAlign w:val="center"/>
+          </w:tcPr>
+          <w:p>
+            <w:pPr>
+              <w:spacing w:after="0" w:before="0" w:line="260"/>
+            </w:pPr>
+            <w:r>
+              <w:rPr>
+                <w:rFonts w:ascii="맑은 고딕" w:cs="맑은 고딕" w:eastAsia="맑은 고딕" w:hAnsi="맑은 고딕"/>
+                <w:color w:val="3C3429"/>
+                <w:sz w:val="17"/>
+                <w:szCs w:val="17"/>
+              </w:rPr>
+              <w:t xml:space="preserve">담당</w:t>
+            </w:r>
+          </w:p>
+        </w:tc>
+        <w:tc>
+          <w:tcPr>
+            <w:tcW w:type="dxa" w:w="7146"/>
+            <w:tcBorders>
+              <w:top w:val="single" w:color="DEDEDE" w:sz="6"/>
+              <w:left w:val="single" w:color="DEDEDE" w:sz="6"/>
+              <w:bottom w:val="single" w:color="DEDEDE" w:sz="6"/>
+              <w:right w:val="single" w:color="DEDEDE" w:sz="6"/>
+            </w:tcBorders>
+            <w:tcMar>
+              <w:top w:type="dxa" w:w="70"/>
+              <w:left w:type="dxa" w:w="110"/>
+              <w:bottom w:type="dxa" w:w="70"/>
+              <w:right w:type="dxa" w:w="110"/>
+            </w:tcMar>
+            <w:vAlign w:val="center"/>
+          </w:tcPr>
+          <w:p>
+            <w:pPr>
+              <w:spacing w:after="0" w:before="0" w:line="260"/>
+            </w:pPr>
+            <w:r>
+              <w:rPr>
+                <w:rFonts w:ascii="맑은 고딕" w:cs="맑은 고딕" w:eastAsia="맑은 고딕" w:hAnsi="맑은 고딕"/>
+                <w:color w:val="3C3429"/>
+                <w:sz w:val="17"/>
+                <w:szCs w:val="17"/>
+              </w:rPr>
+              <w:t>도희정</w:t>
+            </w:r>
+          </w:p>
+        </w:tc>
+      </w:tr>
+      <w:tr>
+        <w:tc>
+          <w:tcPr>
+            <w:tcW w:type="dxa" w:w="2600"/>
+            <w:tcBorders>
+              <w:top w:val="single" w:color="DEDEDE" w:sz="6"/>
+              <w:left w:val="single" w:color="DEDEDE" w:sz="6"/>
+              <w:bottom w:val="single" w:color="DEDEDE" w:sz="6"/>
+              <w:right w:val="single" w:color="DEDEDE" w:sz="6"/>
+            </w:tcBorders>
+            <w:shd w:fill="FAFAFA" w:color="auto" w:val="clear"/>
+            <w:tcMar>
+              <w:top w:type="dxa" w:w="70"/>
+              <w:left w:type="dxa" w:w="110"/>
+              <w:bottom w:type="dxa" w:w="70"/>
+              <w:right w:type="dxa" w:w="110"/>
+            </w:tcMar>
+            <w:vAlign w:val="center"/>
+          </w:tcPr>
+          <w:p>
+            <w:pPr>
+              <w:spacing w:after="0" w:before="0" w:line="260"/>
+            </w:pPr>
+            <w:r>
+              <w:rPr>
+                <w:rFonts w:ascii="맑은 고딕" w:cs="맑은 고딕" w:eastAsia="맑은 고딕" w:hAnsi="맑은 고딕"/>
+                <w:color w:val="3C3429"/>
+                <w:sz w:val="17"/>
+                <w:szCs w:val="17"/>
+              </w:rPr>
+              <w:t xml:space="preserve">환경</w:t>
+            </w:r>
+          </w:p>
+        </w:tc>
+        <w:tc>
+          <w:tcPr>
+            <w:tcW w:type="dxa" w:w="7146"/>
+            <w:tcBorders>
+              <w:top w:val="single" w:color="DEDEDE" w:sz="6"/>
+              <w:left w:val="single" w:color="DEDEDE" w:sz="6"/>
+              <w:bottom w:val="single" w:color="DEDEDE" w:sz="6"/>
+              <w:right w:val="single" w:color="DEDEDE" w:sz="6"/>
+            </w:tcBorders>
+            <w:shd w:fill="FAFAFA" w:color="auto" w:val="clear"/>
+            <w:tcMar>
+              <w:top w:type="dxa" w:w="70"/>
+              <w:left w:type="dxa" w:w="110"/>
+              <w:bottom w:type="dxa" w:w="70"/>
+              <w:right w:type="dxa" w:w="110"/>
+            </w:tcMar>
+            <w:vAlign w:val="center"/>
+          </w:tcPr>
+          <w:p>
+            <w:pPr>
+              <w:spacing w:after="0" w:before="0" w:line="260"/>
+            </w:pPr>
+            <w:r>
+              <w:rPr>
+                <w:rFonts w:ascii="맑은 고딕" w:cs="맑은 고딕" w:eastAsia="맑은 고딕" w:hAnsi="맑은 고딕"/>
+                <w:color w:val="3C3429"/>
+                <w:sz w:val="17"/>
+                <w:szCs w:val="17"/>
+              </w:rPr>
+              <w:t>VirtualBox VM(hj) · Arduino IDE 2.x(AppImage) · 번들 arduino-cli/serial-discovery 1.5.2 · ESP32 Dev Module</w:t>
+            </w:r>
+          </w:p>
+        </w:tc>
+      </w:tr>
+      <w:tr>
+        <w:tc>
+          <w:tcPr>
+            <w:tcW w:type="dxa" w:w="2600"/>
+            <w:tcBorders>
+              <w:top w:val="single" w:color="DEDEDE" w:sz="6"/>
+              <w:left w:val="single" w:color="DEDEDE" w:sz="6"/>
+              <w:bottom w:val="single" w:color="DEDEDE" w:sz="6"/>
+              <w:right w:val="single" w:color="DEDEDE" w:sz="6"/>
+            </w:tcBorders>
+            <w:tcMar>
+              <w:top w:type="dxa" w:w="70"/>
+              <w:left w:type="dxa" w:w="110"/>
+              <w:bottom w:type="dxa" w:w="70"/>
+              <w:right w:type="dxa" w:w="110"/>
+            </w:tcMar>
+            <w:vAlign w:val="center"/>
+          </w:tcPr>
+          <w:p>
+            <w:pPr>
+              <w:spacing w:after="0" w:before="0" w:line="260"/>
+            </w:pPr>
+            <w:r>
+              <w:rPr>
+                <w:rFonts w:ascii="맑은 고딕" w:cs="맑은 고딕" w:eastAsia="맑은 고딕" w:hAnsi="맑은 고딕"/>
+                <w:color w:val="3C3429"/>
+                <w:sz w:val="17"/>
+                <w:szCs w:val="17"/>
+              </w:rPr>
+              <w:t xml:space="preserve">관련</w:t>
+            </w:r>
+          </w:p>
+        </w:tc>
+        <w:tc>
+          <w:tcPr>
+            <w:tcW w:type="dxa" w:w="7146"/>
+            <w:tcBorders>
+              <w:top w:val="single" w:color="DEDEDE" w:sz="6"/>
+              <w:left w:val="single" w:color="DEDEDE" w:sz="6"/>
+              <w:bottom w:val="single" w:color="DEDEDE" w:sz="6"/>
+              <w:right w:val="single" w:color="DEDEDE" w:sz="6"/>
+            </w:tcBorders>
+            <w:tcMar>
+              <w:top w:type="dxa" w:w="70"/>
+              <w:left w:type="dxa" w:w="110"/>
+              <w:bottom w:type="dxa" w:w="70"/>
+              <w:right w:type="dxa" w:w="110"/>
+            </w:tcMar>
+            <w:vAlign w:val="center"/>
+          </w:tcPr>
+          <w:p>
+            <w:pPr>
+              <w:spacing w:after="0" w:before="0" w:line="260"/>
+            </w:pPr>
+            <w:r>
+              <w:rPr>
+                <w:rFonts w:ascii="맑은 고딕" w:cs="맑은 고딕" w:eastAsia="맑은 고딕" w:hAnsi="맑은 고딕"/>
+                <w:color w:val="3C3429"/>
+                <w:sz w:val="17"/>
+                <w:szCs w:val="17"/>
+              </w:rPr>
+              <w:t>TS-INFRA-04(같은 세션, USB 패스스루 이슈 해결 직후 발생)</w:t>
+            </w:r>
+          </w:p>
+        </w:tc>
+      </w:tr>
+    </w:tbl>
+    <w:p>
+      <w:pPr>
+        <w:pStyle w:val="Heading3"/>
+        <w:spacing w:after="120" w:before="260" w:line="260"/>
+      </w:pPr>
+      <w:r>
+        <w:rPr>
+          <w:rFonts w:ascii="맑은 고딕" w:cs="맑은 고딕" w:eastAsia="맑은 고딕" w:hAnsi="맑은 고딕"/>
+          <w:b/>
+          <w:bCs/>
+          <w:color w:val="241B12"/>
+          <w:sz w:val="21"/>
+          <w:szCs w:val="21"/>
+        </w:rPr>
+        <w:t xml:space="preserve">증상</w:t>
+      </w:r>
+    </w:p>
+    <w:p>
+      <w:pPr>
+        <w:spacing w:after="140" w:before="0" w:line="260"/>
+      </w:pPr>
+      <w:r>
+        <w:rPr>
+          <w:rFonts w:ascii="맑은 고딕" w:cs="맑은 고딕" w:eastAsia="맑은 고딕" w:hAnsi="맑은 고딕"/>
+          <w:color w:val="3C3429"/>
+          <w:sz w:val="17"/>
+          <w:szCs w:val="17"/>
+        </w:rPr>
+        <w:t>USB 패스스루로 ESP32(/dev/ttyUSB0)가 게스트에 정상 연결된 상태에서도, Arduino IDE의 Tools→Port가 계속 비활성화된 채 존재하지 않는 /dev/ttyACM0로 고정되어 있어 업로드가 실패했다. IDE를 완전히 재시작해도 동일했다.</w:t>
+      </w:r>
+    </w:p>
+    <w:tbl>
+      <w:tblPr>
+        <w:tblW w:type="dxa" w:w="9746"/>
+        <w:tblBorders>
+          <w:top w:val="single" w:color="DEDEDE" w:sz="6"/>
+          <w:left w:val="single" w:color="DEDEDE" w:sz="6"/>
+          <w:bottom w:val="single" w:color="DEDEDE" w:sz="6"/>
+          <w:right w:val="single" w:color="DEDEDE" w:sz="6"/>
+          <w:insideH w:val="single" w:color="DEDEDE" w:sz="6"/>
+          <w:insideV w:val="single" w:color="DEDEDE" w:sz="6"/>
+        </w:tblBorders>
+      </w:tblPr>
+      <w:tblGrid>
+        <w:gridCol w:w="9746"/>
+      </w:tblGrid>
+      <w:tr>
+        <w:tc>
+          <w:tcPr>
+            <w:tcW w:type="dxa" w:w="9746"/>
+            <w:tcBorders>
+              <w:top w:val="single" w:color="DEDEDE" w:sz="6"/>
+              <w:left w:val="single" w:color="DEDEDE" w:sz="6"/>
+              <w:bottom w:val="single" w:color="DEDEDE" w:sz="6"/>
+              <w:right w:val="single" w:color="DEDEDE" w:sz="6"/>
+            </w:tcBorders>
+            <w:shd w:fill="F7F8FA" w:color="auto" w:val="clear"/>
+            <w:tcMar>
+              <w:top w:type="dxa" w:w="140"/>
+              <w:left w:type="dxa" w:w="160"/>
+              <w:bottom w:type="dxa" w:w="140"/>
+              <w:right w:type="dxa" w:w="160"/>
+            </w:tcMar>
+          </w:tcPr>
+          <w:p>
+            <w:pPr>
+              <w:spacing w:after="20" w:line="240"/>
+            </w:pPr>
+            <w:r>
+              <w:rPr>
+                <w:rFonts w:ascii="Consolas" w:cs="Consolas" w:eastAsia="Consolas" w:hAnsi="Consolas"/>
+                <w:color w:val="3C3429"/>
+                <w:sz w:val="16"/>
+                <w:szCs w:val="16"/>
+              </w:rPr>
+              <w:t>$ (Arduino IDE 업로드 로그)</w:t>
+              <w:br/>
+              <w:t>esptool v5.3.1</w:t>
+              <w:br/>
+              <w:t>Serial port /dev/ttyACM0:</w:t>
+              <w:br/>
+              <w:t>A fatal error occurred: Could not open /dev/ttyACM0, the port is busy or doesn't exist.</w:t>
+              <w:br/>
+              <w:t>([Errno 2] could not open port /dev/ttyACM0: [Errno 2] No such file or directory: '/dev/ttyACM0')</w:t>
+            </w:r>
+          </w:p>
+          <w:p>
+            <w:pPr>
+              <w:spacing w:after="20" w:line="240"/>
+            </w:pPr>
+            <w:r>
+              <w:rPr>
+                <w:rFonts w:ascii="Consolas" w:cs="Consolas" w:eastAsia="Consolas" w:hAnsi="Consolas"/>
+                <w:color w:val="3C3429"/>
+                <w:sz w:val="16"/>
+                <w:szCs w:val="16"/>
+              </w:rPr>
+            </w:r>
+          </w:p>
+        </w:tc>
+      </w:tr>
+    </w:tbl>
+    <w:p>
+      <w:pPr>
+        <w:pStyle w:val="Heading3"/>
+        <w:spacing w:after="120" w:before="260" w:line="260"/>
+      </w:pPr>
+      <w:r>
+        <w:rPr>
+          <w:rFonts w:ascii="맑은 고딕" w:cs="맑은 고딕" w:eastAsia="맑은 고딕" w:hAnsi="맑은 고딕"/>
+          <w:b/>
+          <w:bCs/>
+          <w:color w:val="241B12"/>
+          <w:sz w:val="21"/>
+          <w:szCs w:val="21"/>
+        </w:rPr>
+        <w:t xml:space="preserve">재현 절차</w:t>
+      </w:r>
+    </w:p>
+    <w:tbl>
+      <w:tblPr>
+        <w:tblW w:type="dxa" w:w="9746"/>
+        <w:tblBorders>
+          <w:top w:val="single" w:color="DEDEDE" w:sz="6"/>
+          <w:left w:val="single" w:color="DEDEDE" w:sz="6"/>
+          <w:bottom w:val="single" w:color="DEDEDE" w:sz="6"/>
+          <w:right w:val="single" w:color="DEDEDE" w:sz="6"/>
+          <w:insideH w:val="single" w:color="DEDEDE" w:sz="6"/>
+          <w:insideV w:val="single" w:color="DEDEDE" w:sz="6"/>
+        </w:tblBorders>
+      </w:tblPr>
+      <w:tblGrid>
+        <w:gridCol w:w="1500"/>
+        <w:gridCol w:w="3000"/>
+        <w:gridCol w:w="5246"/>
+      </w:tblGrid>
+      <w:tr>
+        <w:trPr>
+          <w:tblHeader/>
+        </w:trPr>
+        <w:tc>
+          <w:tcPr>
+            <w:tcW w:type="dxa" w:w="1500"/>
+            <w:tcBorders>
+              <w:top w:val="single" w:color="49361D" w:sz="6"/>
+              <w:left w:val="single" w:color="49361D" w:sz="6"/>
+              <w:bottom w:val="single" w:color="49361D" w:sz="6"/>
+              <w:right w:val="single" w:color="49361D" w:sz="6"/>
+            </w:tcBorders>
+            <w:shd w:fill="241B12" w:color="auto" w:val="clear"/>
+            <w:tcMar>
+              <w:top w:type="dxa" w:w="90"/>
+              <w:left w:type="dxa" w:w="110"/>
+              <w:bottom w:type="dxa" w:w="90"/>
+              <w:right w:type="dxa" w:w="110"/>
+            </w:tcMar>
+            <w:vAlign w:val="center"/>
+          </w:tcPr>
+          <w:p>
+            <w:pPr>
+              <w:spacing w:after="0" w:before="0" w:line="260"/>
+            </w:pPr>
+            <w:r>
+              <w:rPr>
+                <w:rFonts w:ascii="맑은 고딕" w:cs="맑은 고딕" w:eastAsia="맑은 고딕" w:hAnsi="맑은 고딕"/>
+                <w:b/>
+                <w:bCs/>
+                <w:color w:val="F4CF87"/>
+                <w:sz w:val="17"/>
+                <w:szCs w:val="17"/>
+              </w:rPr>
+              <w:t xml:space="preserve">#</w:t>
+            </w:r>
+          </w:p>
+        </w:tc>
+        <w:tc>
+          <w:tcPr>
+            <w:tcW w:type="dxa" w:w="3000"/>
+            <w:tcBorders>
+              <w:top w:val="single" w:color="49361D" w:sz="6"/>
+              <w:left w:val="single" w:color="49361D" w:sz="6"/>
+              <w:bottom w:val="single" w:color="49361D" w:sz="6"/>
+              <w:right w:val="single" w:color="49361D" w:sz="6"/>
+            </w:tcBorders>
+            <w:shd w:fill="241B12" w:color="auto" w:val="clear"/>
+            <w:tcMar>
+              <w:top w:type="dxa" w:w="90"/>
+              <w:left w:type="dxa" w:w="110"/>
+              <w:bottom w:type="dxa" w:w="90"/>
+              <w:right w:type="dxa" w:w="110"/>
+            </w:tcMar>
+            <w:vAlign w:val="center"/>
+          </w:tcPr>
+          <w:p>
+            <w:pPr>
+              <w:spacing w:after="0" w:before="0" w:line="260"/>
+            </w:pPr>
+            <w:r>
+              <w:rPr>
+                <w:rFonts w:ascii="맑은 고딕" w:cs="맑은 고딕" w:eastAsia="맑은 고딕" w:hAnsi="맑은 고딕"/>
+                <w:b/>
+                <w:bCs/>
+                <w:color w:val="F4CF87"/>
+                <w:sz w:val="17"/>
+                <w:szCs w:val="17"/>
+              </w:rPr>
+              <w:t xml:space="preserve">동작</w:t>
+            </w:r>
+          </w:p>
+        </w:tc>
+        <w:tc>
+          <w:tcPr>
+            <w:tcW w:type="dxa" w:w="5246"/>
+            <w:tcBorders>
+              <w:top w:val="single" w:color="49361D" w:sz="6"/>
+              <w:left w:val="single" w:color="49361D" w:sz="6"/>
+              <w:bottom w:val="single" w:color="49361D" w:sz="6"/>
+              <w:right w:val="single" w:color="49361D" w:sz="6"/>
+            </w:tcBorders>
+            <w:shd w:fill="241B12" w:color="auto" w:val="clear"/>
+            <w:tcMar>
+              <w:top w:type="dxa" w:w="90"/>
+              <w:left w:type="dxa" w:w="110"/>
+              <w:bottom w:type="dxa" w:w="90"/>
+              <w:right w:type="dxa" w:w="110"/>
+            </w:tcMar>
+            <w:vAlign w:val="center"/>
+          </w:tcPr>
+          <w:p>
+            <w:pPr>
+              <w:spacing w:after="0" w:before="0" w:line="260"/>
+            </w:pPr>
+            <w:r>
+              <w:rPr>
+                <w:rFonts w:ascii="맑은 고딕" w:cs="맑은 고딕" w:eastAsia="맑은 고딕" w:hAnsi="맑은 고딕"/>
+                <w:b/>
+                <w:bCs/>
+                <w:color w:val="F4CF87"/>
+                <w:sz w:val="17"/>
+                <w:szCs w:val="17"/>
+              </w:rPr>
+              <w:t xml:space="preserve">결과</w:t>
+            </w:r>
+          </w:p>
+        </w:tc>
+      </w:tr>
+      <w:tr>
+        <w:tc>
+          <w:tcPr>
+            <w:tcW w:type="dxa" w:w="1500"/>
+            <w:tcBorders>
+              <w:top w:val="single" w:color="DEDEDE" w:sz="6"/>
+              <w:left w:val="single" w:color="DEDEDE" w:sz="6"/>
+              <w:bottom w:val="single" w:color="DEDEDE" w:sz="6"/>
+              <w:right w:val="single" w:color="DEDEDE" w:sz="6"/>
+            </w:tcBorders>
+            <w:tcMar>
+              <w:top w:type="dxa" w:w="70"/>
+              <w:left w:type="dxa" w:w="110"/>
+              <w:bottom w:type="dxa" w:w="70"/>
+              <w:right w:type="dxa" w:w="110"/>
+            </w:tcMar>
+            <w:vAlign w:val="center"/>
+          </w:tcPr>
+          <w:p>
+            <w:pPr>
+              <w:spacing w:after="0" w:before="0" w:line="260"/>
+            </w:pPr>
+            <w:r>
+              <w:rPr>
+                <w:rFonts w:ascii="맑은 고딕" w:cs="맑은 고딕" w:eastAsia="맑은 고딕" w:hAnsi="맑은 고딕"/>
+                <w:color w:val="3C3429"/>
+                <w:sz w:val="17"/>
+                <w:szCs w:val="17"/>
+              </w:rPr>
+              <w:t>1</w:t>
+            </w:r>
+          </w:p>
+        </w:tc>
+        <w:tc>
+          <w:tcPr>
+            <w:tcW w:type="dxa" w:w="3000"/>
+            <w:tcBorders>
+              <w:top w:val="single" w:color="DEDEDE" w:sz="6"/>
+              <w:left w:val="single" w:color="DEDEDE" w:sz="6"/>
+              <w:bottom w:val="single" w:color="DEDEDE" w:sz="6"/>
+              <w:right w:val="single" w:color="DEDEDE" w:sz="6"/>
+            </w:tcBorders>
+            <w:tcMar>
+              <w:top w:type="dxa" w:w="70"/>
+              <w:left w:type="dxa" w:w="110"/>
+              <w:bottom w:type="dxa" w:w="70"/>
+              <w:right w:type="dxa" w:w="110"/>
+            </w:tcMar>
+            <w:vAlign w:val="center"/>
+          </w:tcPr>
+          <w:p>
+            <w:pPr>
+              <w:spacing w:after="0" w:before="0" w:line="260"/>
+            </w:pPr>
+            <w:r>
+              <w:t>/dev/ttyUSB0 존재·권한 확인(ls, stty, python open)</w:t>
+            </w:r>
+          </w:p>
+        </w:tc>
+        <w:tc>
+          <w:tcPr>
+            <w:tcW w:type="dxa" w:w="5246"/>
+            <w:tcBorders>
+              <w:top w:val="single" w:color="DEDEDE" w:sz="6"/>
+              <w:left w:val="single" w:color="DEDEDE" w:sz="6"/>
+              <w:bottom w:val="single" w:color="DEDEDE" w:sz="6"/>
+              <w:right w:val="single" w:color="DEDEDE" w:sz="6"/>
+            </w:tcBorders>
+            <w:tcMar>
+              <w:top w:type="dxa" w:w="70"/>
+              <w:left w:type="dxa" w:w="110"/>
+              <w:bottom w:type="dxa" w:w="70"/>
+              <w:right w:type="dxa" w:w="110"/>
+            </w:tcMar>
+            <w:vAlign w:val="center"/>
+          </w:tcPr>
+          <w:p>
+            <w:pPr>
+              <w:spacing w:after="0" w:before="0" w:line="260"/>
+            </w:pPr>
+            <w:r>
+              <w:t>전부 정상, 장치 자체는 문제없이 열림</w:t>
+            </w:r>
+          </w:p>
+        </w:tc>
+      </w:tr>
+      <w:tr>
+        <w:tc>
+          <w:tcPr>
+            <w:tcW w:type="dxa" w:w="1500"/>
+            <w:tcBorders>
+              <w:top w:val="single" w:color="DEDEDE" w:sz="6"/>
+              <w:left w:val="single" w:color="DEDEDE" w:sz="6"/>
+              <w:bottom w:val="single" w:color="DEDEDE" w:sz="6"/>
+              <w:right w:val="single" w:color="DEDEDE" w:sz="6"/>
+            </w:tcBorders>
+            <w:shd w:fill="FAFAFA" w:color="auto" w:val="clear"/>
+            <w:tcMar>
+              <w:top w:type="dxa" w:w="70"/>
+              <w:left w:type="dxa" w:w="110"/>
+              <w:bottom w:type="dxa" w:w="70"/>
+              <w:right w:type="dxa" w:w="110"/>
+            </w:tcMar>
+            <w:vAlign w:val="center"/>
+          </w:tcPr>
+          <w:p>
+            <w:pPr>
+              <w:spacing w:after="0" w:before="0" w:line="260"/>
+            </w:pPr>
+            <w:r>
+              <w:rPr>
+                <w:rFonts w:ascii="맑은 고딕" w:cs="맑은 고딕" w:eastAsia="맑은 고딕" w:hAnsi="맑은 고딕"/>
+                <w:color w:val="3C3429"/>
+                <w:sz w:val="17"/>
+                <w:szCs w:val="17"/>
+              </w:rPr>
+              <w:t>2</w:t>
+            </w:r>
+          </w:p>
+        </w:tc>
+        <w:tc>
+          <w:tcPr>
+            <w:tcW w:type="dxa" w:w="3000"/>
+            <w:tcBorders>
+              <w:top w:val="single" w:color="DEDEDE" w:sz="6"/>
+              <w:left w:val="single" w:color="DEDEDE" w:sz="6"/>
+              <w:bottom w:val="single" w:color="DEDEDE" w:sz="6"/>
+              <w:right w:val="single" w:color="DEDEDE" w:sz="6"/>
+            </w:tcBorders>
+            <w:shd w:fill="FAFAFA" w:color="auto" w:val="clear"/>
+            <w:tcMar>
+              <w:top w:type="dxa" w:w="70"/>
+              <w:left w:type="dxa" w:w="110"/>
+              <w:bottom w:type="dxa" w:w="70"/>
+              <w:right w:type="dxa" w:w="110"/>
+            </w:tcMar>
+            <w:vAlign w:val="center"/>
+          </w:tcPr>
+          <w:p>
+            <w:pPr>
+              <w:spacing w:after="0" w:before="0" w:line="260"/>
+            </w:pPr>
+            <w:r>
+              <w:t>Arduino IDE에서 업로드 시도</w:t>
+            </w:r>
+          </w:p>
+        </w:tc>
+        <w:tc>
+          <w:tcPr>
+            <w:tcW w:type="dxa" w:w="5246"/>
+            <w:tcBorders>
+              <w:top w:val="single" w:color="DEDEDE" w:sz="6"/>
+              <w:left w:val="single" w:color="DEDEDE" w:sz="6"/>
+              <w:bottom w:val="single" w:color="DEDEDE" w:sz="6"/>
+              <w:right w:val="single" w:color="DEDEDE" w:sz="6"/>
+            </w:tcBorders>
+            <w:shd w:fill="FAFAFA" w:color="auto" w:val="clear"/>
+            <w:tcMar>
+              <w:top w:type="dxa" w:w="70"/>
+              <w:left w:type="dxa" w:w="110"/>
+              <w:bottom w:type="dxa" w:w="70"/>
+              <w:right w:type="dxa" w:w="110"/>
+            </w:tcMar>
+            <w:vAlign w:val="center"/>
+          </w:tcPr>
+          <w:p>
+            <w:pPr>
+              <w:spacing w:after="0" w:before="0" w:line="260"/>
+            </w:pPr>
+            <w:r>
+              <w:t>Tools→Port가 비활성화 상태로 /dev/ttyACM0 고정, 업로드 실패</w:t>
+            </w:r>
+          </w:p>
+        </w:tc>
+      </w:tr>
+      <w:tr>
+        <w:tc>
+          <w:tcPr>
+            <w:tcW w:type="dxa" w:w="1500"/>
+            <w:tcBorders>
+              <w:top w:val="single" w:color="DEDEDE" w:sz="6"/>
+              <w:left w:val="single" w:color="DEDEDE" w:sz="6"/>
+              <w:bottom w:val="single" w:color="DEDEDE" w:sz="6"/>
+              <w:right w:val="single" w:color="DEDEDE" w:sz="6"/>
+            </w:tcBorders>
+            <w:tcMar>
+              <w:top w:type="dxa" w:w="70"/>
+              <w:left w:type="dxa" w:w="110"/>
+              <w:bottom w:type="dxa" w:w="70"/>
+              <w:right w:type="dxa" w:w="110"/>
+            </w:tcMar>
+            <w:vAlign w:val="center"/>
+          </w:tcPr>
+          <w:p>
+            <w:pPr>
+              <w:spacing w:after="0" w:before="0" w:line="260"/>
+            </w:pPr>
+            <w:r>
+              <w:rPr>
+                <w:rFonts w:ascii="맑은 고딕" w:cs="맑은 고딕" w:eastAsia="맑은 고딕" w:hAnsi="맑은 고딕"/>
+                <w:color w:val="3C3429"/>
+                <w:sz w:val="17"/>
+                <w:szCs w:val="17"/>
+              </w:rPr>
+              <w:t>3</w:t>
+            </w:r>
+          </w:p>
+        </w:tc>
+        <w:tc>
+          <w:tcPr>
+            <w:tcW w:type="dxa" w:w="3000"/>
+            <w:tcBorders>
+              <w:top w:val="single" w:color="DEDEDE" w:sz="6"/>
+              <w:left w:val="single" w:color="DEDEDE" w:sz="6"/>
+              <w:bottom w:val="single" w:color="DEDEDE" w:sz="6"/>
+              <w:right w:val="single" w:color="DEDEDE" w:sz="6"/>
+            </w:tcBorders>
+            <w:tcMar>
+              <w:top w:type="dxa" w:w="70"/>
+              <w:left w:type="dxa" w:w="110"/>
+              <w:bottom w:type="dxa" w:w="70"/>
+              <w:right w:type="dxa" w:w="110"/>
+            </w:tcMar>
+            <w:vAlign w:val="center"/>
+          </w:tcPr>
+          <w:p>
+            <w:pPr>
+              <w:spacing w:after="0" w:before="0" w:line="260"/>
+            </w:pPr>
+            <w:r>
+              <w:t>IDE 번들 serial-discovery 바이너리에 HELLO/START/LIST 프로토콜 직접 질의(8회 반복)</w:t>
+            </w:r>
+          </w:p>
+        </w:tc>
+        <w:tc>
+          <w:tcPr>
+            <w:tcW w:type="dxa" w:w="5246"/>
+            <w:tcBorders>
+              <w:top w:val="single" w:color="DEDEDE" w:sz="6"/>
+              <w:left w:val="single" w:color="DEDEDE" w:sz="6"/>
+              <w:bottom w:val="single" w:color="DEDEDE" w:sz="6"/>
+              <w:right w:val="single" w:color="DEDEDE" w:sz="6"/>
+            </w:tcBorders>
+            <w:tcMar>
+              <w:top w:type="dxa" w:w="70"/>
+              <w:left w:type="dxa" w:w="110"/>
+              <w:bottom w:type="dxa" w:w="70"/>
+              <w:right w:type="dxa" w:w="110"/>
+            </w:tcMar>
+            <w:vAlign w:val="center"/>
+          </w:tcPr>
+          <w:p>
+            <w:pPr>
+              <w:spacing w:after="0" w:before="0" w:line="260"/>
+            </w:pPr>
+            <w:r>
+              <w:t>매번 ports: [] (빈 배열) 반환</w:t>
+            </w:r>
+          </w:p>
+        </w:tc>
+      </w:tr>
+      <w:tr>
+        <w:tc>
+          <w:tcPr>
+            <w:tcW w:type="dxa" w:w="1500"/>
+            <w:tcBorders>
+              <w:top w:val="single" w:color="DEDEDE" w:sz="6"/>
+              <w:left w:val="single" w:color="DEDEDE" w:sz="6"/>
+              <w:bottom w:val="single" w:color="DEDEDE" w:sz="6"/>
+              <w:right w:val="single" w:color="DEDEDE" w:sz="6"/>
+            </w:tcBorders>
+            <w:tcMar>
+              <w:top w:type="dxa" w:w="70"/>
+              <w:left w:type="dxa" w:w="110"/>
+              <w:bottom w:type="dxa" w:w="70"/>
+              <w:right w:type="dxa" w:w="110"/>
+            </w:tcMar>
+            <w:vAlign w:val="center"/>
+          </w:tcPr>
+          <w:p>
+            <w:pPr>
+              <w:spacing w:after="0" w:before="0" w:line="260"/>
+            </w:pPr>
+            <w:r>
+              <w:rPr>
+                <w:rFonts w:ascii="맑은 고딕" w:cs="맑은 고딕" w:eastAsia="맑은 고딕" w:hAnsi="맑은 고딕"/>
+                <w:color w:val="3C3429"/>
+                <w:sz w:val="17"/>
+                <w:szCs w:val="17"/>
+              </w:rPr>
+              <w:t>4</w:t>
+            </w:r>
+          </w:p>
+        </w:tc>
+        <w:tc>
+          <w:tcPr>
+            <w:tcW w:type="dxa" w:w="3000"/>
+            <w:tcBorders>
+              <w:top w:val="single" w:color="DEDEDE" w:sz="6"/>
+              <w:left w:val="single" w:color="DEDEDE" w:sz="6"/>
+              <w:bottom w:val="single" w:color="DEDEDE" w:sz="6"/>
+              <w:right w:val="single" w:color="DEDEDE" w:sz="6"/>
+            </w:tcBorders>
+            <w:tcMar>
+              <w:top w:type="dxa" w:w="70"/>
+              <w:left w:type="dxa" w:w="110"/>
+              <w:bottom w:type="dxa" w:w="70"/>
+              <w:right w:type="dxa" w:w="110"/>
+            </w:tcMar>
+            <w:vAlign w:val="center"/>
+          </w:tcPr>
+          <w:p>
+            <w:pPr>
+              <w:spacing w:after="0" w:before="0" w:line="260"/>
+            </w:pPr>
+            <w:r>
+              <w:t>같은 질의를 strace로 감싸 실행</w:t>
+            </w:r>
+          </w:p>
+        </w:tc>
+        <w:tc>
+          <w:tcPr>
+            <w:tcW w:type="dxa" w:w="5246"/>
+            <w:tcBorders>
+              <w:top w:val="single" w:color="DEDEDE" w:sz="6"/>
+              <w:left w:val="single" w:color="DEDEDE" w:sz="6"/>
+              <w:bottom w:val="single" w:color="DEDEDE" w:sz="6"/>
+              <w:right w:val="single" w:color="DEDEDE" w:sz="6"/>
+            </w:tcBorders>
+            <w:tcMar>
+              <w:top w:type="dxa" w:w="70"/>
+              <w:left w:type="dxa" w:w="110"/>
+              <w:bottom w:type="dxa" w:w="70"/>
+              <w:right w:type="dxa" w:w="110"/>
+            </w:tcMar>
+            <w:vAlign w:val="center"/>
+          </w:tcPr>
+          <w:p>
+            <w:pPr>
+              <w:spacing w:after="0" w:before="0" w:line="260"/>
+            </w:pPr>
+            <w:r>
+              <w:t>1회에 한해 정상적으로 /dev/ttyUSB0를 찾아 vid/pid/manufacturer까지 읽어들이는 것을 확인 → 응답 타이밍 레이스로 판단</w:t>
+            </w:r>
+          </w:p>
+        </w:tc>
+      </w:tr>
+    </w:tbl>
+    <w:p>
+      <w:pPr>
+        <w:spacing w:after="140" w:before="0" w:line="260"/>
+      </w:pPr>
+      <w:r>
+        <w:rPr>
+          <w:rFonts w:ascii="맑은 고딕" w:cs="맑은 고딕" w:eastAsia="맑은 고딕" w:hAnsi="맑은 고딕"/>
+          <w:color w:val="3C3429"/>
+          <w:sz w:val="17"/>
+          <w:szCs w:val="17"/>
+        </w:rPr>
+        <w:t>재현율: 8/8회 (IDE 재시작 포함, strace로 느리게 감쌌을 때만 예외적으로 1회 정상 검출)</w:t>
+      </w:r>
+    </w:p>
+    <w:p>
+      <w:pPr>
+        <w:pStyle w:val="Heading3"/>
+        <w:spacing w:after="120" w:before="260" w:line="260"/>
+      </w:pPr>
+      <w:r>
+        <w:rPr>
+          <w:rFonts w:ascii="맑은 고딕" w:cs="맑은 고딕" w:eastAsia="맑은 고딕" w:hAnsi="맑은 고딕"/>
+          <w:b/>
+          <w:bCs/>
+          <w:color w:val="241B12"/>
+          <w:sz w:val="21"/>
+          <w:szCs w:val="21"/>
+        </w:rPr>
+        <w:t xml:space="preserve">진단 과정</w:t>
+      </w:r>
+    </w:p>
+    <w:tbl>
+      <w:tblPr>
+        <w:tblW w:type="dxa" w:w="9746"/>
+        <w:tblBorders>
+          <w:top w:val="single" w:color="DEDEDE" w:sz="6"/>
+          <w:left w:val="single" w:color="DEDEDE" w:sz="6"/>
+          <w:bottom w:val="single" w:color="DEDEDE" w:sz="6"/>
+          <w:right w:val="single" w:color="DEDEDE" w:sz="6"/>
+          <w:insideH w:val="single" w:color="DEDEDE" w:sz="6"/>
+          <w:insideV w:val="single" w:color="DEDEDE" w:sz="6"/>
+        </w:tblBorders>
+      </w:tblPr>
+      <w:tblGrid>
+        <w:gridCol w:w="1500"/>
+        <w:gridCol w:w="3000"/>
+        <w:gridCol w:w="5246"/>
+      </w:tblGrid>
+      <w:tr>
+        <w:trPr>
+          <w:tblHeader/>
+        </w:trPr>
+        <w:tc>
+          <w:tcPr>
+            <w:tcW w:type="dxa" w:w="1500"/>
+            <w:tcBorders>
+              <w:top w:val="single" w:color="49361D" w:sz="6"/>
+              <w:left w:val="single" w:color="49361D" w:sz="6"/>
+              <w:bottom w:val="single" w:color="49361D" w:sz="6"/>
+              <w:right w:val="single" w:color="49361D" w:sz="6"/>
+            </w:tcBorders>
+            <w:shd w:fill="241B12" w:color="auto" w:val="clear"/>
+            <w:tcMar>
+              <w:top w:type="dxa" w:w="90"/>
+              <w:left w:type="dxa" w:w="110"/>
+              <w:bottom w:type="dxa" w:w="90"/>
+              <w:right w:type="dxa" w:w="110"/>
+            </w:tcMar>
+            <w:vAlign w:val="center"/>
+          </w:tcPr>
+          <w:p>
+            <w:pPr>
+              <w:spacing w:after="0" w:before="0" w:line="260"/>
+            </w:pPr>
+            <w:r>
+              <w:rPr>
+                <w:rFonts w:ascii="맑은 고딕" w:cs="맑은 고딕" w:eastAsia="맑은 고딕" w:hAnsi="맑은 고딕"/>
+                <w:b/>
+                <w:bCs/>
+                <w:color w:val="F4CF87"/>
+                <w:sz w:val="17"/>
+                <w:szCs w:val="17"/>
+              </w:rPr>
+              <w:t xml:space="preserve">가설</w:t>
+            </w:r>
+          </w:p>
+        </w:tc>
+        <w:tc>
+          <w:tcPr>
+            <w:tcW w:type="dxa" w:w="3000"/>
+            <w:tcBorders>
+              <w:top w:val="single" w:color="49361D" w:sz="6"/>
+              <w:left w:val="single" w:color="49361D" w:sz="6"/>
+              <w:bottom w:val="single" w:color="49361D" w:sz="6"/>
+              <w:right w:val="single" w:color="49361D" w:sz="6"/>
+            </w:tcBorders>
+            <w:shd w:fill="241B12" w:color="auto" w:val="clear"/>
+            <w:tcMar>
+              <w:top w:type="dxa" w:w="90"/>
+              <w:left w:type="dxa" w:w="110"/>
+              <w:bottom w:type="dxa" w:w="90"/>
+              <w:right w:type="dxa" w:w="110"/>
+            </w:tcMar>
+            <w:vAlign w:val="center"/>
+          </w:tcPr>
+          <w:p>
+            <w:pPr>
+              <w:spacing w:after="0" w:before="0" w:line="260"/>
+            </w:pPr>
+            <w:r>
+              <w:rPr>
+                <w:rFonts w:ascii="맑은 고딕" w:cs="맑은 고딕" w:eastAsia="맑은 고딕" w:hAnsi="맑은 고딕"/>
+                <w:b/>
+                <w:bCs/>
+                <w:color w:val="F4CF87"/>
+                <w:sz w:val="17"/>
+                <w:szCs w:val="17"/>
+              </w:rPr>
+              <w:t xml:space="preserve">확인 방법</w:t>
+            </w:r>
+          </w:p>
+        </w:tc>
+        <w:tc>
+          <w:tcPr>
+            <w:tcW w:type="dxa" w:w="5246"/>
+            <w:tcBorders>
+              <w:top w:val="single" w:color="49361D" w:sz="6"/>
+              <w:left w:val="single" w:color="49361D" w:sz="6"/>
+              <w:bottom w:val="single" w:color="49361D" w:sz="6"/>
+              <w:right w:val="single" w:color="49361D" w:sz="6"/>
+            </w:tcBorders>
+            <w:shd w:fill="241B12" w:color="auto" w:val="clear"/>
+            <w:tcMar>
+              <w:top w:type="dxa" w:w="90"/>
+              <w:left w:type="dxa" w:w="110"/>
+              <w:bottom w:type="dxa" w:w="90"/>
+              <w:right w:type="dxa" w:w="110"/>
+            </w:tcMar>
+            <w:vAlign w:val="center"/>
+          </w:tcPr>
+          <w:p>
+            <w:pPr>
+              <w:spacing w:after="0" w:before="0" w:line="260"/>
+            </w:pPr>
+            <w:r>
+              <w:rPr>
+                <w:rFonts w:ascii="맑은 고딕" w:cs="맑은 고딕" w:eastAsia="맑은 고딕" w:hAnsi="맑은 고딕"/>
+                <w:b/>
+                <w:bCs/>
+                <w:color w:val="F4CF87"/>
+                <w:sz w:val="17"/>
+                <w:szCs w:val="17"/>
+              </w:rPr>
+              <w:t xml:space="preserve">결과</w:t>
+            </w:r>
+          </w:p>
+        </w:tc>
+      </w:tr>
+      <w:tr>
+        <w:tc>
+          <w:tcPr>
+            <w:tcW w:type="dxa" w:w="1500"/>
+            <w:tcBorders>
+              <w:top w:val="single" w:color="DEDEDE" w:sz="6"/>
+              <w:left w:val="single" w:color="DEDEDE" w:sz="6"/>
+              <w:bottom w:val="single" w:color="DEDEDE" w:sz="6"/>
+              <w:right w:val="single" w:color="DEDEDE" w:sz="6"/>
+            </w:tcBorders>
+            <w:tcMar>
+              <w:top w:type="dxa" w:w="70"/>
+              <w:left w:type="dxa" w:w="110"/>
+              <w:bottom w:type="dxa" w:w="70"/>
+              <w:right w:type="dxa" w:w="110"/>
+            </w:tcMar>
+            <w:vAlign w:val="center"/>
+          </w:tcPr>
+          <w:p>
+            <w:pPr>
+              <w:spacing w:after="0" w:before="0" w:line="260"/>
+            </w:pPr>
+            <w:r>
+              <w:t>장치 권한 문제(dialout 그룹 등)다</w:t>
+            </w:r>
+          </w:p>
+        </w:tc>
+        <w:tc>
+          <w:tcPr>
+            <w:tcW w:type="dxa" w:w="3000"/>
+            <w:tcBorders>
+              <w:top w:val="single" w:color="DEDEDE" w:sz="6"/>
+              <w:left w:val="single" w:color="DEDEDE" w:sz="6"/>
+              <w:bottom w:val="single" w:color="DEDEDE" w:sz="6"/>
+              <w:right w:val="single" w:color="DEDEDE" w:sz="6"/>
+            </w:tcBorders>
+            <w:tcMar>
+              <w:top w:type="dxa" w:w="70"/>
+              <w:left w:type="dxa" w:w="110"/>
+              <w:bottom w:type="dxa" w:w="70"/>
+              <w:right w:type="dxa" w:w="110"/>
+            </w:tcMar>
+            <w:vAlign w:val="center"/>
+          </w:tcPr>
+          <w:p>
+            <w:pPr>
+              <w:spacing w:after="0" w:before="0" w:line="260"/>
+            </w:pPr>
+            <w:r>
+              <w:t>ls -la, id, stty -F, python3 open() 직접 시도</w:t>
+            </w:r>
+          </w:p>
+        </w:tc>
+        <w:tc>
+          <w:tcPr>
+            <w:tcW w:type="dxa" w:w="5246"/>
+            <w:tcBorders>
+              <w:top w:val="single" w:color="DEDEDE" w:sz="6"/>
+              <w:left w:val="single" w:color="DEDEDE" w:sz="6"/>
+              <w:bottom w:val="single" w:color="DEDEDE" w:sz="6"/>
+              <w:right w:val="single" w:color="DEDEDE" w:sz="6"/>
+            </w:tcBorders>
+            <w:tcMar>
+              <w:top w:type="dxa" w:w="70"/>
+              <w:left w:type="dxa" w:w="110"/>
+              <w:bottom w:type="dxa" w:w="70"/>
+              <w:right w:type="dxa" w:w="110"/>
+            </w:tcMar>
+            <w:vAlign w:val="center"/>
+          </w:tcPr>
+          <w:p>
+            <w:pPr>
+              <w:spacing w:after="0" w:before="0" w:line="260"/>
+            </w:pPr>
+            <w:r>
+              <w:rPr>
+                <w:rFonts w:ascii="맑은 고딕" w:cs="맑은 고딕" w:eastAsia="맑은 고딕" w:hAnsi="맑은 고딕"/>
+                <w:color w:val="3C3429"/>
+                <w:sz w:val="17"/>
+                <w:szCs w:val="17"/>
+              </w:rPr>
+              <w:t>아님 — 권한·오픈 전부 정상</w:t>
+            </w:r>
+          </w:p>
+        </w:tc>
+      </w:tr>
+      <w:tr>
+        <w:tc>
+          <w:tcPr>
+            <w:tcW w:type="dxa" w:w="1500"/>
+            <w:tcBorders>
+              <w:top w:val="single" w:color="DEDEDE" w:sz="6"/>
+              <w:left w:val="single" w:color="DEDEDE" w:sz="6"/>
+              <w:bottom w:val="single" w:color="DEDEDE" w:sz="6"/>
+              <w:right w:val="single" w:color="DEDEDE" w:sz="6"/>
+            </w:tcBorders>
+            <w:shd w:fill="FAFAFA" w:color="auto" w:val="clear"/>
+            <w:tcMar>
+              <w:top w:type="dxa" w:w="70"/>
+              <w:left w:type="dxa" w:w="110"/>
+              <w:bottom w:type="dxa" w:w="70"/>
+              <w:right w:type="dxa" w:w="110"/>
+            </w:tcMar>
+            <w:vAlign w:val="center"/>
+          </w:tcPr>
+          <w:p>
+            <w:pPr>
+              <w:spacing w:after="0" w:before="0" w:line="260"/>
+            </w:pPr>
+            <w:r>
+              <w:t>IDE의 arduino-cli 데몬이 USB 재연결 이전 상태를 캐싱하고 있다</w:t>
+            </w:r>
+          </w:p>
+        </w:tc>
+        <w:tc>
+          <w:tcPr>
+            <w:tcW w:type="dxa" w:w="3000"/>
+            <w:tcBorders>
+              <w:top w:val="single" w:color="DEDEDE" w:sz="6"/>
+              <w:left w:val="single" w:color="DEDEDE" w:sz="6"/>
+              <w:bottom w:val="single" w:color="DEDEDE" w:sz="6"/>
+              <w:right w:val="single" w:color="DEDEDE" w:sz="6"/>
+            </w:tcBorders>
+            <w:shd w:fill="FAFAFA" w:color="auto" w:val="clear"/>
+            <w:tcMar>
+              <w:top w:type="dxa" w:w="70"/>
+              <w:left w:type="dxa" w:w="110"/>
+              <w:bottom w:type="dxa" w:w="70"/>
+              <w:right w:type="dxa" w:w="110"/>
+            </w:tcMar>
+            <w:vAlign w:val="center"/>
+          </w:tcPr>
+          <w:p>
+            <w:pPr>
+              <w:spacing w:after="0" w:before="0" w:line="260"/>
+            </w:pPr>
+            <w:r>
+              <w:t>IDE 완전 재시작(새 arduino-cli 데몬 PID로 재기동) 후 재확인</w:t>
+            </w:r>
+          </w:p>
+        </w:tc>
+        <w:tc>
+          <w:tcPr>
+            <w:tcW w:type="dxa" w:w="5246"/>
+            <w:tcBorders>
+              <w:top w:val="single" w:color="DEDEDE" w:sz="6"/>
+              <w:left w:val="single" w:color="DEDEDE" w:sz="6"/>
+              <w:bottom w:val="single" w:color="DEDEDE" w:sz="6"/>
+              <w:right w:val="single" w:color="DEDEDE" w:sz="6"/>
+            </w:tcBorders>
+            <w:shd w:fill="FAFAFA" w:color="auto" w:val="clear"/>
+            <w:tcMar>
+              <w:top w:type="dxa" w:w="70"/>
+              <w:left w:type="dxa" w:w="110"/>
+              <w:bottom w:type="dxa" w:w="70"/>
+              <w:right w:type="dxa" w:w="110"/>
+            </w:tcMar>
+            <w:vAlign w:val="center"/>
+          </w:tcPr>
+          <w:p>
+            <w:pPr>
+              <w:spacing w:after="0" w:before="0" w:line="260"/>
+            </w:pPr>
+            <w:r>
+              <w:rPr>
+                <w:rFonts w:ascii="맑은 고딕" w:cs="맑은 고딕" w:eastAsia="맑은 고딕" w:hAnsi="맑은 고딕"/>
+                <w:color w:val="3C3429"/>
+                <w:sz w:val="17"/>
+                <w:szCs w:val="17"/>
+              </w:rPr>
+              <w:t>아님 — 재시작해도 동일하게 실패</w:t>
+            </w:r>
+          </w:p>
+        </w:tc>
+      </w:tr>
+      <w:tr>
+        <w:tc>
+          <w:tcPr>
+            <w:tcW w:type="dxa" w:w="1500"/>
+            <w:tcBorders>
+              <w:top w:val="single" w:color="DEDEDE" w:sz="6"/>
+              <w:left w:val="single" w:color="DEDEDE" w:sz="6"/>
+              <w:bottom w:val="single" w:color="DEDEDE" w:sz="6"/>
+              <w:right w:val="single" w:color="DEDEDE" w:sz="6"/>
+            </w:tcBorders>
+            <w:shd w:fill="FAFAFA" w:color="auto" w:val="clear"/>
+            <w:tcMar>
+              <w:top w:type="dxa" w:w="70"/>
+              <w:left w:type="dxa" w:w="110"/>
+              <w:bottom w:type="dxa" w:w="70"/>
+              <w:right w:type="dxa" w:w="110"/>
+            </w:tcMar>
+            <w:vAlign w:val="center"/>
+          </w:tcPr>
+          <w:p>
+            <w:pPr>
+              <w:spacing w:after="0" w:before="0" w:line="260"/>
+            </w:pPr>
+            <w:r>
+              <w:t>serial-discovery 바이너리 자체가 정상 속도로는 열거를 못 끝내는 레이스 컨디션이 있다</w:t>
+            </w:r>
+          </w:p>
+        </w:tc>
+        <w:tc>
+          <w:tcPr>
+            <w:tcW w:type="dxa" w:w="3000"/>
+            <w:tcBorders>
+              <w:top w:val="single" w:color="DEDEDE" w:sz="6"/>
+              <w:left w:val="single" w:color="DEDEDE" w:sz="6"/>
+              <w:bottom w:val="single" w:color="DEDEDE" w:sz="6"/>
+              <w:right w:val="single" w:color="DEDEDE" w:sz="6"/>
+            </w:tcBorders>
+            <w:shd w:fill="FAFAFA" w:color="auto" w:val="clear"/>
+            <w:tcMar>
+              <w:top w:type="dxa" w:w="70"/>
+              <w:left w:type="dxa" w:w="110"/>
+              <w:bottom w:type="dxa" w:w="70"/>
+              <w:right w:type="dxa" w:w="110"/>
+            </w:tcMar>
+            <w:vAlign w:val="center"/>
+          </w:tcPr>
+          <w:p>
+            <w:pPr>
+              <w:spacing w:after="0" w:before="0" w:line="260"/>
+            </w:pPr>
+            <w:r>
+              <w:t>HELLO/START/LIST 프로토콜을 직접 8회 반복 질의 + strace로 느리게 감싸 비교</w:t>
+            </w:r>
+          </w:p>
+        </w:tc>
+        <w:tc>
+          <w:tcPr>
+            <w:tcW w:type="dxa" w:w="5246"/>
+            <w:tcBorders>
+              <w:top w:val="single" w:color="DEDEDE" w:sz="6"/>
+              <w:left w:val="single" w:color="DEDEDE" w:sz="6"/>
+              <w:bottom w:val="single" w:color="DEDEDE" w:sz="6"/>
+              <w:right w:val="single" w:color="DEDEDE" w:sz="6"/>
+            </w:tcBorders>
+            <w:shd w:fill="FAFAFA" w:color="auto" w:val="clear"/>
+            <w:tcMar>
+              <w:top w:type="dxa" w:w="70"/>
+              <w:left w:type="dxa" w:w="110"/>
+              <w:bottom w:type="dxa" w:w="70"/>
+              <w:right w:type="dxa" w:w="110"/>
+            </w:tcMar>
+            <w:vAlign w:val="center"/>
+          </w:tcPr>
+          <w:p>
+            <w:pPr>
+              <w:spacing w:after="0" w:before="0" w:line="260"/>
+            </w:pPr>
+            <w:r>
+              <w:rPr>
+                <w:rFonts w:ascii="맑은 고딕" w:cs="맑은 고딕" w:eastAsia="맑은 고딕" w:hAnsi="맑은 고딕"/>
+                <w:color w:val="3C3429"/>
+                <w:sz w:val="17"/>
+                <w:szCs w:val="17"/>
+              </w:rPr>
+              <w:t>맞음 — 정상 속도로는 8/8회 빈 배열, strace로 느려진 1회만 정상 검출됨</w:t>
+            </w:r>
+          </w:p>
+        </w:tc>
+      </w:tr>
+    </w:tbl>
+    <w:p>
+      <w:pPr>
+        <w:pStyle w:val="Heading3"/>
+        <w:spacing w:after="120" w:before="260" w:line="260"/>
+      </w:pPr>
+      <w:r>
+        <w:rPr>
+          <w:rFonts w:ascii="맑은 고딕" w:cs="맑은 고딕" w:eastAsia="맑은 고딕" w:hAnsi="맑은 고딕"/>
+          <w:b/>
+          <w:bCs/>
+          <w:color w:val="241B12"/>
+          <w:sz w:val="21"/>
+          <w:szCs w:val="21"/>
+        </w:rPr>
+        <w:t xml:space="preserve">원인</w:t>
+      </w:r>
+    </w:p>
+    <w:p>
+      <w:pPr>
+        <w:spacing w:after="140" w:before="0" w:line="260"/>
+      </w:pPr>
+      <w:r>
+        <w:rPr>
+          <w:rFonts w:ascii="맑은 고딕" w:cs="맑은 고딕" w:eastAsia="맑은 고딕" w:hAnsi="맑은 고딕"/>
+          <w:color w:val="3C3429"/>
+          <w:sz w:val="17"/>
+          <w:szCs w:val="17"/>
+        </w:rPr>
+        <w:t>확인됨. Arduino IDE(및 arduino-cli)에 번들된 serial-discovery 1.5.2가 USB-시리얼 장치의 sysfs 속성(vid/pid/manufacturer/product)을 읽어 포트 목록을 구성하는 과정에서, 정상 실행 속도로는 LIST 응답을 만들기 전에 시간이 부족해 매번 빈 목록을 반환하는 레이스 컨디션이 있다. 이 VM 환경(VirtualBox 패스스루로 인한 sysfs 접근 지연)에서 특히 잘 걸리는 것으로 보인다. 도구 자체의 버그라 우리 코드/설정으로 근본 수정은 불가능하다.</w:t>
+      </w:r>
+    </w:p>
+    <w:p>
+      <w:pPr>
+        <w:pStyle w:val="Heading3"/>
+        <w:spacing w:after="120" w:before="260" w:line="260"/>
+      </w:pPr>
+      <w:r>
+        <w:rPr>
+          <w:rFonts w:ascii="맑은 고딕" w:cs="맑은 고딕" w:eastAsia="맑은 고딕" w:hAnsi="맑은 고딕"/>
+          <w:b/>
+          <w:bCs/>
+          <w:color w:val="241B12"/>
+          <w:sz w:val="21"/>
+          <w:szCs w:val="21"/>
+        </w:rPr>
+        <w:t xml:space="preserve">조치</w:t>
+      </w:r>
+    </w:p>
+    <w:tbl>
+      <w:tblPr>
+        <w:tblW w:type="dxa" w:w="9746"/>
+        <w:tblBorders>
+          <w:top w:val="single" w:color="DEDEDE" w:sz="6"/>
+          <w:left w:val="single" w:color="DEDEDE" w:sz="6"/>
+          <w:bottom w:val="single" w:color="DEDEDE" w:sz="6"/>
+          <w:right w:val="single" w:color="DEDEDE" w:sz="6"/>
+          <w:insideH w:val="single" w:color="DEDEDE" w:sz="6"/>
+          <w:insideV w:val="single" w:color="DEDEDE" w:sz="6"/>
+        </w:tblBorders>
+      </w:tblPr>
+      <w:tblGrid>
+        <w:gridCol w:w="1500"/>
+        <w:gridCol w:w="3000"/>
+        <w:gridCol w:w="5246"/>
+      </w:tblGrid>
+      <w:tr>
+        <w:trPr>
+          <w:tblHeader/>
+        </w:trPr>
+        <w:tc>
+          <w:tcPr>
+            <w:tcW w:type="dxa" w:w="1500"/>
+            <w:tcBorders>
+              <w:top w:val="single" w:color="49361D" w:sz="6"/>
+              <w:left w:val="single" w:color="49361D" w:sz="6"/>
+              <w:bottom w:val="single" w:color="49361D" w:sz="6"/>
+              <w:right w:val="single" w:color="49361D" w:sz="6"/>
+            </w:tcBorders>
+            <w:shd w:fill="241B12" w:color="auto" w:val="clear"/>
+            <w:tcMar>
+              <w:top w:type="dxa" w:w="90"/>
+              <w:left w:type="dxa" w:w="110"/>
+              <w:bottom w:type="dxa" w:w="90"/>
+              <w:right w:type="dxa" w:w="110"/>
+            </w:tcMar>
+            <w:vAlign w:val="center"/>
+          </w:tcPr>
+          <w:p>
+            <w:pPr>
+              <w:spacing w:after="0" w:before="0" w:line="260"/>
+            </w:pPr>
+            <w:r>
+              <w:rPr>
+                <w:rFonts w:ascii="맑은 고딕" w:cs="맑은 고딕" w:eastAsia="맑은 고딕" w:hAnsi="맑은 고딕"/>
+                <w:b/>
+                <w:bCs/>
+                <w:color w:val="F4CF87"/>
+                <w:sz w:val="17"/>
+                <w:szCs w:val="17"/>
+              </w:rPr>
+              <w:t xml:space="preserve">대상</w:t>
+            </w:r>
+          </w:p>
+        </w:tc>
+        <w:tc>
+          <w:tcPr>
+            <w:tcW w:type="dxa" w:w="3000"/>
+            <w:tcBorders>
+              <w:top w:val="single" w:color="49361D" w:sz="6"/>
+              <w:left w:val="single" w:color="49361D" w:sz="6"/>
+              <w:bottom w:val="single" w:color="49361D" w:sz="6"/>
+              <w:right w:val="single" w:color="49361D" w:sz="6"/>
+            </w:tcBorders>
+            <w:shd w:fill="241B12" w:color="auto" w:val="clear"/>
+            <w:tcMar>
+              <w:top w:type="dxa" w:w="90"/>
+              <w:left w:type="dxa" w:w="110"/>
+              <w:bottom w:type="dxa" w:w="90"/>
+              <w:right w:type="dxa" w:w="110"/>
+            </w:tcMar>
+            <w:vAlign w:val="center"/>
+          </w:tcPr>
+          <w:p>
+            <w:pPr>
+              <w:spacing w:after="0" w:before="0" w:line="260"/>
+            </w:pPr>
+            <w:r>
+              <w:rPr>
+                <w:rFonts w:ascii="맑은 고딕" w:cs="맑은 고딕" w:eastAsia="맑은 고딕" w:hAnsi="맑은 고딕"/>
+                <w:b/>
+                <w:bCs/>
+                <w:color w:val="F4CF87"/>
+                <w:sz w:val="17"/>
+                <w:szCs w:val="17"/>
+              </w:rPr>
+              <w:t xml:space="preserve">변경 전</w:t>
+            </w:r>
+          </w:p>
+        </w:tc>
+        <w:tc>
+          <w:tcPr>
+            <w:tcW w:type="dxa" w:w="5246"/>
+            <w:tcBorders>
+              <w:top w:val="single" w:color="49361D" w:sz="6"/>
+              <w:left w:val="single" w:color="49361D" w:sz="6"/>
+              <w:bottom w:val="single" w:color="49361D" w:sz="6"/>
+              <w:right w:val="single" w:color="49361D" w:sz="6"/>
+            </w:tcBorders>
+            <w:shd w:fill="241B12" w:color="auto" w:val="clear"/>
+            <w:tcMar>
+              <w:top w:type="dxa" w:w="90"/>
+              <w:left w:type="dxa" w:w="110"/>
+              <w:bottom w:type="dxa" w:w="90"/>
+              <w:right w:type="dxa" w:w="110"/>
+            </w:tcMar>
+            <w:vAlign w:val="center"/>
+          </w:tcPr>
+          <w:p>
+            <w:pPr>
+              <w:spacing w:after="0" w:before="0" w:line="260"/>
+            </w:pPr>
+            <w:r>
+              <w:rPr>
+                <w:rFonts w:ascii="맑은 고딕" w:cs="맑은 고딕" w:eastAsia="맑은 고딕" w:hAnsi="맑은 고딕"/>
+                <w:b/>
+                <w:bCs/>
+                <w:color w:val="F4CF87"/>
+                <w:sz w:val="17"/>
+                <w:szCs w:val="17"/>
+              </w:rPr>
+              <w:t xml:space="preserve">변경 후</w:t>
+            </w:r>
+          </w:p>
+        </w:tc>
+      </w:tr>
+      <w:tr>
+        <w:tc>
+          <w:tcPr>
+            <w:tcW w:type="dxa" w:w="1500"/>
+            <w:tcBorders>
+              <w:top w:val="single" w:color="DEDEDE" w:sz="6"/>
+              <w:left w:val="single" w:color="DEDEDE" w:sz="6"/>
+              <w:bottom w:val="single" w:color="DEDEDE" w:sz="6"/>
+              <w:right w:val="single" w:color="DEDEDE" w:sz="6"/>
+            </w:tcBorders>
+            <w:tcMar>
+              <w:top w:type="dxa" w:w="70"/>
+              <w:left w:type="dxa" w:w="110"/>
+              <w:bottom w:type="dxa" w:w="70"/>
+              <w:right w:type="dxa" w:w="110"/>
+            </w:tcMar>
+            <w:vAlign w:val="center"/>
+          </w:tcPr>
+          <w:p>
+            <w:pPr>
+              <w:spacing w:after="0" w:before="0" w:line="260"/>
+            </w:pPr>
+            <w:r>
+              <w:rPr>
+                <w:rFonts w:ascii="맑은 고딕" w:cs="맑은 고딕" w:eastAsia="맑은 고딕" w:hAnsi="맑은 고딕"/>
+                <w:color w:val="3C3429"/>
+                <w:sz w:val="17"/>
+                <w:szCs w:val="17"/>
+              </w:rPr>
+              <w:t>업로드 방식</w:t>
+            </w:r>
+          </w:p>
+        </w:tc>
+        <w:tc>
+          <w:tcPr>
+            <w:tcW w:type="dxa" w:w="3000"/>
+            <w:tcBorders>
+              <w:top w:val="single" w:color="DEDEDE" w:sz="6"/>
+              <w:left w:val="single" w:color="DEDEDE" w:sz="6"/>
+              <w:bottom w:val="single" w:color="DEDEDE" w:sz="6"/>
+              <w:right w:val="single" w:color="DEDEDE" w:sz="6"/>
+            </w:tcBorders>
+            <w:tcMar>
+              <w:top w:type="dxa" w:w="70"/>
+              <w:left w:type="dxa" w:w="110"/>
+              <w:bottom w:type="dxa" w:w="70"/>
+              <w:right w:type="dxa" w:w="110"/>
+            </w:tcMar>
+            <w:vAlign w:val="center"/>
+          </w:tcPr>
+          <w:p>
+            <w:pPr>
+              <w:spacing w:after="0" w:before="0" w:line="260"/>
+            </w:pPr>
+            <w:r>
+              <w:t>Arduino IDE GUI의 Tools→Port 선택 후 업로드</w:t>
+            </w:r>
+          </w:p>
+        </w:tc>
+        <w:tc>
+          <w:tcPr>
+            <w:tcW w:type="dxa" w:w="5246"/>
+            <w:tcBorders>
+              <w:top w:val="single" w:color="DEDEDE" w:sz="6"/>
+              <w:left w:val="single" w:color="DEDEDE" w:sz="6"/>
+              <w:bottom w:val="single" w:color="DEDEDE" w:sz="6"/>
+              <w:right w:val="single" w:color="DEDEDE" w:sz="6"/>
+            </w:tcBorders>
+            <w:tcMar>
+              <w:top w:type="dxa" w:w="70"/>
+              <w:left w:type="dxa" w:w="110"/>
+              <w:bottom w:type="dxa" w:w="70"/>
+              <w:right w:type="dxa" w:w="110"/>
+            </w:tcMar>
+            <w:vAlign w:val="center"/>
+          </w:tcPr>
+          <w:p>
+            <w:pPr>
+              <w:spacing w:after="0" w:before="0" w:line="260"/>
+            </w:pPr>
+            <w:r>
+              <w:t>IDE 번들 arduino-cli를 터미널에서 직접 호출해 -p /dev/ttyUSB0를 명시 지정, compile 후 upload</w:t>
+            </w:r>
+          </w:p>
+        </w:tc>
+      </w:tr>
+    </w:tbl>
+    <w:tbl>
+      <w:tblPr>
+        <w:tblW w:type="dxa" w:w="9746"/>
+        <w:tblBorders>
+          <w:top w:val="single" w:color="DEDEDE" w:sz="6"/>
+          <w:left w:val="single" w:color="DEDEDE" w:sz="6"/>
+          <w:bottom w:val="single" w:color="DEDEDE" w:sz="6"/>
+          <w:right w:val="single" w:color="DEDEDE" w:sz="6"/>
+          <w:insideH w:val="single" w:color="DEDEDE" w:sz="6"/>
+          <w:insideV w:val="single" w:color="DEDEDE" w:sz="6"/>
+        </w:tblBorders>
+      </w:tblPr>
+      <w:tblGrid>
+        <w:gridCol w:w="9746"/>
+      </w:tblGrid>
+      <w:tr>
+        <w:tc>
+          <w:tcPr>
+            <w:tcW w:type="dxa" w:w="9746"/>
+            <w:tcBorders>
+              <w:top w:val="single" w:color="DEDEDE" w:sz="6"/>
+              <w:left w:val="single" w:color="DEDEDE" w:sz="6"/>
+              <w:bottom w:val="single" w:color="DEDEDE" w:sz="6"/>
+              <w:right w:val="single" w:color="DEDEDE" w:sz="6"/>
+            </w:tcBorders>
+            <w:shd w:fill="F7F8FA" w:color="auto" w:val="clear"/>
+            <w:tcMar>
+              <w:top w:type="dxa" w:w="140"/>
+              <w:left w:type="dxa" w:w="160"/>
+              <w:bottom w:type="dxa" w:w="140"/>
+              <w:right w:type="dxa" w:w="160"/>
+            </w:tcMar>
+          </w:tcPr>
+          <w:p>
+            <w:pPr>
+              <w:spacing w:after="20" w:line="240"/>
+            </w:pPr>
+            <w:r>
+              <w:rPr>
+                <w:rFonts w:ascii="Consolas" w:cs="Consolas" w:eastAsia="Consolas" w:hAnsi="Consolas"/>
+                <w:color w:val="3C3429"/>
+                <w:sz w:val="16"/>
+                <w:szCs w:val="16"/>
+              </w:rPr>
+              <w:t># 적용 명령</w:t>
+              <w:br/>
+              <w:t>arduino-cli --config-file ~/.arduinoIDE/arduino-cli.yaml compile --fqbn esp32:esp32:esp32:&lt;옵션&gt; &lt;스케치경로&gt;</w:t>
+              <w:br/>
+              <w:t>arduino-cli --config-file ~/.arduinoIDE/arduino-cli.yaml upload -p /dev/ttyUSB0 --fqbn esp32:esp32:esp32:&lt;옵션&gt; &lt;스케치경로&gt;</w:t>
+            </w:r>
+          </w:p>
+          <w:p>
+            <w:pPr>
+              <w:spacing w:after="20" w:line="240"/>
+            </w:pPr>
+            <w:r>
+              <w:rPr>
+                <w:rFonts w:ascii="Consolas" w:cs="Consolas" w:eastAsia="Consolas" w:hAnsi="Consolas"/>
+                <w:color w:val="3C3429"/>
+                <w:sz w:val="16"/>
+                <w:szCs w:val="16"/>
+              </w:rPr>
+            </w:r>
+          </w:p>
+        </w:tc>
+      </w:tr>
+    </w:tbl>
+    <w:p>
+      <w:pPr>
+        <w:pStyle w:val="Heading3"/>
+        <w:spacing w:after="120" w:before="260" w:line="260"/>
+      </w:pPr>
+      <w:r>
+        <w:rPr>
+          <w:rFonts w:ascii="맑은 고딕" w:cs="맑은 고딕" w:eastAsia="맑은 고딕" w:hAnsi="맑은 고딕"/>
+          <w:b/>
+          <w:bCs/>
+          <w:color w:val="241B12"/>
+          <w:sz w:val="21"/>
+          <w:szCs w:val="21"/>
+        </w:rPr>
+        <w:t xml:space="preserve">검증</w:t>
+      </w:r>
+    </w:p>
+    <w:p>
+      <w:pPr>
+        <w:pStyle w:val="ListParagraph"/>
+        <w:numPr>
+          <w:ilvl w:val="0"/>
+          <w:numId w:val="2"/>
+        </w:numPr>
+        <w:spacing w:after="80" w:line="260"/>
+      </w:pPr>
+      <w:r>
+        <w:rPr>
+          <w:rFonts w:ascii="맑은 고딕" w:cs="맑은 고딕" w:eastAsia="맑은 고딕" w:hAnsi="맑은 고딕"/>
+          <w:color w:val="3C3429"/>
+          <w:sz w:val="17"/>
+          <w:szCs w:val="17"/>
+        </w:rPr>
+        <w:t>esptool 출력에서 Chip type/MAC 확인 후 Wrote ... bytes, Hash of data verified 로 플래시 성공 여부 확인</w:t>
+      </w:r>
+    </w:p>
+    <w:p>
+      <w:pPr>
+        <w:pStyle w:val="ListParagraph"/>
+        <w:numPr>
+          <w:ilvl w:val="0"/>
+          <w:numId w:val="2"/>
+        </w:numPr>
+        <w:spacing w:after="80" w:line="260"/>
+      </w:pPr>
+      <w:r>
+        <w:rPr>
+          <w:rFonts w:ascii="맑은 고딕" w:cs="맑은 고딕" w:eastAsia="맑은 고딕" w:hAnsi="맑은 고딕"/>
+          <w:color w:val="3C3429"/>
+          <w:sz w:val="17"/>
+          <w:szCs w:val="17"/>
+        </w:rPr>
+        <w:t>이 방법으로 BTN_01 펌웨어를 실제 업로드한 결과 성공적으로 완료됐고(Hash 검증 통과), 이후 같은 방식으로 재현 없이 매번 성공함. IDE GUI 경로는 여전히 동일하게 실패함(WORKAROUND, 근본 미해결)</w:t>
+      </w:r>
+    </w:p>
+    <w:p>
+      <w:pPr>
+        <w:pStyle w:val="Heading3"/>
+        <w:spacing w:after="120" w:before="260" w:line="260"/>
+      </w:pPr>
+      <w:r>
+        <w:rPr>
+          <w:rFonts w:ascii="맑은 고딕" w:cs="맑은 고딕" w:eastAsia="맑은 고딕" w:hAnsi="맑은 고딕"/>
+          <w:b/>
+          <w:bCs/>
+          <w:color w:val="241B12"/>
+          <w:sz w:val="21"/>
+          <w:szCs w:val="21"/>
+        </w:rPr>
+        <w:t xml:space="preserve">재발 방지</w:t>
+      </w:r>
+    </w:p>
+    <w:tbl>
+      <w:tblPr>
+        <w:tblW w:type="dxa" w:w="9746"/>
+        <w:tblBorders>
+          <w:top w:val="single" w:color="DEDEDE" w:sz="6"/>
+          <w:left w:val="single" w:color="DEDEDE" w:sz="6"/>
+          <w:bottom w:val="single" w:color="DEDEDE" w:sz="6"/>
+          <w:right w:val="single" w:color="DEDEDE" w:sz="6"/>
+          <w:insideH w:val="single" w:color="DEDEDE" w:sz="6"/>
+          <w:insideV w:val="single" w:color="DEDEDE" w:sz="6"/>
+        </w:tblBorders>
+      </w:tblPr>
+      <w:tblGrid>
+        <w:gridCol w:w="2600"/>
+        <w:gridCol w:w="7146"/>
+      </w:tblGrid>
+      <w:tr>
+        <w:trPr>
+          <w:tblHeader/>
+        </w:trPr>
+        <w:tc>
+          <w:tcPr>
+            <w:tcW w:type="dxa" w:w="2600"/>
+            <w:tcBorders>
+              <w:top w:val="single" w:color="49361D" w:sz="6"/>
+              <w:left w:val="single" w:color="49361D" w:sz="6"/>
+              <w:bottom w:val="single" w:color="49361D" w:sz="6"/>
+              <w:right w:val="single" w:color="49361D" w:sz="6"/>
+            </w:tcBorders>
+            <w:shd w:fill="241B12" w:color="auto" w:val="clear"/>
+            <w:tcMar>
+              <w:top w:type="dxa" w:w="90"/>
+              <w:left w:type="dxa" w:w="110"/>
+              <w:bottom w:type="dxa" w:w="90"/>
+              <w:right w:type="dxa" w:w="110"/>
+            </w:tcMar>
+            <w:vAlign w:val="center"/>
+          </w:tcPr>
+          <w:p>
+            <w:pPr>
+              <w:spacing w:after="0" w:before="0" w:line="260"/>
+            </w:pPr>
+            <w:r>
+              <w:rPr>
+                <w:rFonts w:ascii="맑은 고딕" w:cs="맑은 고딕" w:eastAsia="맑은 고딕" w:hAnsi="맑은 고딕"/>
+                <w:b/>
+                <w:bCs/>
+                <w:color w:val="F4CF87"/>
+                <w:sz w:val="17"/>
+                <w:szCs w:val="17"/>
+              </w:rPr>
+              <w:t xml:space="preserve">반영 위치</w:t>
+            </w:r>
+          </w:p>
+        </w:tc>
+        <w:tc>
+          <w:tcPr>
+            <w:tcW w:type="dxa" w:w="7146"/>
+            <w:tcBorders>
+              <w:top w:val="single" w:color="49361D" w:sz="6"/>
+              <w:left w:val="single" w:color="49361D" w:sz="6"/>
+              <w:bottom w:val="single" w:color="49361D" w:sz="6"/>
+              <w:right w:val="single" w:color="49361D" w:sz="6"/>
+            </w:tcBorders>
+            <w:shd w:fill="241B12" w:color="auto" w:val="clear"/>
+            <w:tcMar>
+              <w:top w:type="dxa" w:w="90"/>
+              <w:left w:type="dxa" w:w="110"/>
+              <w:bottom w:type="dxa" w:w="90"/>
+              <w:right w:type="dxa" w:w="110"/>
+            </w:tcMar>
+            <w:vAlign w:val="center"/>
+          </w:tcPr>
+          <w:p>
+            <w:pPr>
+              <w:spacing w:after="0" w:before="0" w:line="260"/>
+            </w:pPr>
+            <w:r>
+              <w:rPr>
+                <w:rFonts w:ascii="맑은 고딕" w:cs="맑은 고딕" w:eastAsia="맑은 고딕" w:hAnsi="맑은 고딕"/>
+                <w:b/>
+                <w:bCs/>
+                <w:color w:val="F4CF87"/>
+                <w:sz w:val="17"/>
+                <w:szCs w:val="17"/>
+              </w:rPr>
+              <w:t xml:space="preserve">내용</w:t>
+            </w:r>
+          </w:p>
+        </w:tc>
+      </w:tr>
+      <w:tr>
+        <w:tc>
+          <w:tcPr>
+            <w:tcW w:type="dxa" w:w="2600"/>
+            <w:tcBorders>
+              <w:top w:val="single" w:color="DEDEDE" w:sz="6"/>
+              <w:left w:val="single" w:color="DEDEDE" w:sz="6"/>
+              <w:bottom w:val="single" w:color="DEDEDE" w:sz="6"/>
+              <w:right w:val="single" w:color="DEDEDE" w:sz="6"/>
+            </w:tcBorders>
+            <w:tcMar>
+              <w:top w:type="dxa" w:w="70"/>
+              <w:left w:type="dxa" w:w="110"/>
+              <w:bottom w:type="dxa" w:w="70"/>
+              <w:right w:type="dxa" w:w="110"/>
+            </w:tcMar>
+            <w:vAlign w:val="center"/>
+          </w:tcPr>
+          <w:p>
+            <w:pPr>
+              <w:spacing w:after="0" w:before="0" w:line="260"/>
+            </w:pPr>
+            <w:r>
+              <w:rPr>
+                <w:rFonts w:ascii="맑은 고딕" w:cs="맑은 고딕" w:eastAsia="맑은 고딕" w:hAnsi="맑은 고딕"/>
+                <w:color w:val="3C3429"/>
+                <w:sz w:val="17"/>
+                <w:szCs w:val="17"/>
+              </w:rPr>
+              <w:t>문서</w:t>
+            </w:r>
+          </w:p>
+        </w:tc>
+        <w:tc>
+          <w:tcPr>
+            <w:tcW w:type="dxa" w:w="7146"/>
+            <w:tcBorders>
+              <w:top w:val="single" w:color="DEDEDE" w:sz="6"/>
+              <w:left w:val="single" w:color="DEDEDE" w:sz="6"/>
+              <w:bottom w:val="single" w:color="DEDEDE" w:sz="6"/>
+              <w:right w:val="single" w:color="DEDEDE" w:sz="6"/>
+            </w:tcBorders>
+            <w:tcMar>
+              <w:top w:type="dxa" w:w="70"/>
+              <w:left w:type="dxa" w:w="110"/>
+              <w:bottom w:type="dxa" w:w="70"/>
+              <w:right w:type="dxa" w:w="110"/>
+            </w:tcMar>
+            <w:vAlign w:val="center"/>
+          </w:tcPr>
+          <w:p>
+            <w:pPr>
+              <w:spacing w:after="0" w:before="0" w:line="260"/>
+            </w:pPr>
+            <w:r>
+              <w:t>Arduino IDE Port 메뉴가 비활성화되고 재시작으로도 안 풀리면, arduino-cli를 직접 호출해 -p로 포트를 명시 지정하는 우회 절차를 팀에 공유. 이 VM에서 반복되면 serial-discovery 버전 업데이트나 별도 업로드 스크립트 도입을 검토</w:t>
+            </w:r>
+          </w:p>
+        </w:tc>
+      </w:tr>
+    </w:tbl>
+    <w:p>
+      <w:pPr>
         <w:pStyle w:val="Heading1"/>
         <w:spacing w:after="220" w:before="200" w:line="280"/>
       </w:pPr>
@@ -8309,6 +14074,48 @@
             </w:pPr>
             <w:r>
               <w:t>재실행할 때마다 카메라 화면이 안 뜸 → Pi에서 ps aux | grep -i camera로 이전 프로세스 확인 후 kill하고 재실행</w:t>
+            </w:r>
+          </w:p>
+        </w:tc>
+      </w:tr>
+      <w:tr>
+        <w:tc>
+          <w:tcPr>
+            <w:tcW w:type="dxa" w:w="1500"/>
+          </w:tcPr>
+          <w:p>
+            <w:r>
+              <w:t>TS-INFRA-05</w:t>
+            </w:r>
+          </w:p>
+        </w:tc>
+        <w:tc>
+          <w:tcPr>
+            <w:tcW w:type="dxa" w:w="3300"/>
+          </w:tcPr>
+          <w:p>
+            <w:r>
+              <w:t>Arduino IDE 내장 serial-discovery 레이스 컨디션 버그로 Port 인식 실패</w:t>
+            </w:r>
+          </w:p>
+        </w:tc>
+        <w:tc>
+          <w:tcPr>
+            <w:tcW w:type="dxa" w:w="1700"/>
+          </w:tcPr>
+          <w:p>
+            <w:r>
+              <w:t>WORKAROUND</w:t>
+            </w:r>
+          </w:p>
+        </w:tc>
+        <w:tc>
+          <w:tcPr>
+            <w:tcW w:type="dxa" w:w="3246"/>
+          </w:tcPr>
+          <w:p>
+            <w:r>
+              <w:t>Arduino IDE GUI로는 업로드 불가 → arduino-cli를 터미널에서 직접 호출해 -p /dev/ttyUSB0로 포트를 명시 지정해 compile/upload</w:t>
             </w:r>
           </w:p>
         </w:tc>

--- a/docs/troubleshooting/AURIX_MediRun_07_트러블슈팅_INFRA.docx
+++ b/docs/troubleshooting/AURIX_MediRun_07_트러블슈팅_INFRA.docx
@@ -2913,9 +2913,7 @@
             <w:pPr>
               <w:spacing w:after="0" w:before="0" w:line="260"/>
             </w:pPr>
-            <w:r>
-              <w:t>카메라 재실행 시 Device or resource busy로 기동 실패</w:t>
-            </w:r>
+            <w:r/>
           </w:p>
         </w:tc>
         <w:tc>
@@ -2941,9 +2939,7 @@
               <w:spacing w:after="0" w:before="0" w:line="260"/>
               <w:jc w:val="center"/>
             </w:pPr>
-            <w:r>
-              <w:t>MAJOR</w:t>
-            </w:r>
+            <w:r/>
           </w:p>
         </w:tc>
         <w:tc>
@@ -2969,9 +2965,7 @@
               <w:spacing w:after="0" w:before="0" w:line="260"/>
               <w:jc w:val="center"/>
             </w:pPr>
-            <w:r>
-              <w:t>WORKAROUND</w:t>
-            </w:r>
+            <w:r/>
           </w:p>
         </w:tc>
       </w:tr>
@@ -3203,120 +3197,6 @@
             </w:pPr>
             <w:r>
               <w:t>RESOLVED</w:t>
-            </w:r>
-          </w:p>
-        </w:tc>
-      </w:tr>
-      <w:tr>
-        <w:tc>
-          <w:tcPr>
-            <w:tcW w:type="dxa" w:w="1500"/>
-            <w:tcBorders>
-              <w:top w:val="single" w:color="DEDEDE" w:sz="6"/>
-              <w:left w:val="single" w:color="DEDEDE" w:sz="6"/>
-              <w:bottom w:val="single" w:color="DEDEDE" w:sz="6"/>
-              <w:right w:val="single" w:color="DEDEDE" w:sz="6"/>
-            </w:tcBorders>
-            <w:tcMar>
-              <w:top w:type="dxa" w:w="70"/>
-              <w:left w:type="dxa" w:w="110"/>
-              <w:bottom w:type="dxa" w:w="70"/>
-              <w:right w:type="dxa" w:w="110"/>
-            </w:tcMar>
-            <w:vAlign w:val="center"/>
-          </w:tcPr>
-          <w:p>
-            <w:pPr>
-              <w:spacing w:after="0" w:before="0" w:line="260"/>
-            </w:pPr>
-            <w:r>
-              <w:rPr>
-                <w:rFonts w:ascii="맑은 고딕" w:cs="맑은 고딕" w:eastAsia="맑은 고딕" w:hAnsi="맑은 고딕"/>
-                <w:color w:val="3C3429"/>
-                <w:sz w:val="17"/>
-                <w:szCs w:val="17"/>
-              </w:rPr>
-              <w:t>TS-INFRA-05</w:t>
-            </w:r>
-          </w:p>
-        </w:tc>
-        <w:tc>
-          <w:tcPr>
-            <w:tcW w:type="dxa" w:w="4746"/>
-            <w:tcBorders>
-              <w:top w:val="single" w:color="DEDEDE" w:sz="6"/>
-              <w:left w:val="single" w:color="DEDEDE" w:sz="6"/>
-              <w:bottom w:val="single" w:color="DEDEDE" w:sz="6"/>
-              <w:right w:val="single" w:color="DEDEDE" w:sz="6"/>
-            </w:tcBorders>
-            <w:tcMar>
-              <w:top w:type="dxa" w:w="70"/>
-              <w:left w:type="dxa" w:w="110"/>
-              <w:bottom w:type="dxa" w:w="70"/>
-              <w:right w:type="dxa" w:w="110"/>
-            </w:tcMar>
-            <w:vAlign w:val="center"/>
-          </w:tcPr>
-          <w:p>
-            <w:pPr>
-              <w:spacing w:after="0" w:before="0" w:line="260"/>
-            </w:pPr>
-            <w:r>
-              <w:t>Arduino IDE 내장 serial-discovery 레이스 컨디션 버그로 Port 인식 실패</w:t>
-            </w:r>
-          </w:p>
-        </w:tc>
-        <w:tc>
-          <w:tcPr>
-            <w:tcW w:type="dxa" w:w="1700"/>
-            <w:tcBorders>
-              <w:top w:val="single" w:color="DEDEDE" w:sz="6"/>
-              <w:left w:val="single" w:color="DEDEDE" w:sz="6"/>
-              <w:bottom w:val="single" w:color="DEDEDE" w:sz="6"/>
-              <w:right w:val="single" w:color="DEDEDE" w:sz="6"/>
-            </w:tcBorders>
-            <w:tcMar>
-              <w:top w:type="dxa" w:w="70"/>
-              <w:left w:type="dxa" w:w="110"/>
-              <w:bottom w:type="dxa" w:w="70"/>
-              <w:right w:type="dxa" w:w="110"/>
-            </w:tcMar>
-            <w:vAlign w:val="center"/>
-          </w:tcPr>
-          <w:p>
-            <w:pPr>
-              <w:spacing w:after="0" w:before="0" w:line="260"/>
-              <w:jc w:val="center"/>
-            </w:pPr>
-            <w:r>
-              <w:t>MAJOR</w:t>
-            </w:r>
-          </w:p>
-        </w:tc>
-        <w:tc>
-          <w:tcPr>
-            <w:tcW w:type="dxa" w:w="1800"/>
-            <w:tcBorders>
-              <w:top w:val="single" w:color="DEDEDE" w:sz="6"/>
-              <w:left w:val="single" w:color="DEDEDE" w:sz="6"/>
-              <w:bottom w:val="single" w:color="DEDEDE" w:sz="6"/>
-              <w:right w:val="single" w:color="DEDEDE" w:sz="6"/>
-            </w:tcBorders>
-            <w:tcMar>
-              <w:top w:type="dxa" w:w="70"/>
-              <w:left w:type="dxa" w:w="110"/>
-              <w:bottom w:type="dxa" w:w="70"/>
-              <w:right w:type="dxa" w:w="110"/>
-            </w:tcMar>
-            <w:vAlign w:val="center"/>
-          </w:tcPr>
-          <w:p>
-            <w:pPr>
-              <w:spacing w:after="0" w:before="0" w:line="260"/>
-              <w:jc w:val="center"/>
-            </w:pPr>
-            <w:r>
-              <w:t>WORKAROUND</w:t>
             </w:r>
           </w:p>
         </w:tc>
@@ -3479,7 +3359,7 @@
                 <w:sz w:val="17"/>
                 <w:szCs w:val="17"/>
               </w:rPr>
-              <w:t>5 / 4 / 1</w:t>
+              <w:t>3 / 3 / 0</w:t>
             </w:r>
           </w:p>
         </w:tc>
@@ -5490,1859 +5370,6 @@
           <w:sz w:val="26"/>
           <w:szCs w:val="26"/>
         </w:rPr>
-        <w:t>4.2 TS-INFRA-02 (카메라 재실행 시 Device or resource busy로 기동 실패)</w:t>
-      </w:r>
-    </w:p>
-    <w:p>
-      <w:pPr>
-        <w:pStyle w:val="Heading3"/>
-        <w:spacing w:after="120" w:before="260" w:line="260"/>
-      </w:pPr>
-      <w:r>
-        <w:rPr>
-          <w:rFonts w:ascii="맑은 고딕" w:cs="맑은 고딕" w:eastAsia="맑은 고딕" w:hAnsi="맑은 고딕"/>
-          <w:b/>
-          <w:bCs/>
-          <w:color w:val="241B12"/>
-          <w:sz w:val="21"/>
-          <w:szCs w:val="21"/>
-        </w:rPr>
-        <w:t xml:space="preserve">개요</w:t>
-      </w:r>
-    </w:p>
-    <w:tbl>
-      <w:tblPr>
-        <w:tblW w:type="dxa" w:w="9746"/>
-        <w:tblBorders>
-          <w:top w:val="single" w:color="DEDEDE" w:sz="6"/>
-          <w:left w:val="single" w:color="DEDEDE" w:sz="6"/>
-          <w:bottom w:val="single" w:color="DEDEDE" w:sz="6"/>
-          <w:right w:val="single" w:color="DEDEDE" w:sz="6"/>
-          <w:insideH w:val="single" w:color="DEDEDE" w:sz="6"/>
-          <w:insideV w:val="single" w:color="DEDEDE" w:sz="6"/>
-        </w:tblBorders>
-      </w:tblPr>
-      <w:tblGrid>
-        <w:gridCol w:w="2600"/>
-        <w:gridCol w:w="7146"/>
-      </w:tblGrid>
-      <w:tr>
-        <w:trPr>
-          <w:tblHeader/>
-        </w:trPr>
-        <w:tc>
-          <w:tcPr>
-            <w:tcW w:type="dxa" w:w="2600"/>
-            <w:tcBorders>
-              <w:top w:val="single" w:color="49361D" w:sz="6"/>
-              <w:left w:val="single" w:color="49361D" w:sz="6"/>
-              <w:bottom w:val="single" w:color="49361D" w:sz="6"/>
-              <w:right w:val="single" w:color="49361D" w:sz="6"/>
-            </w:tcBorders>
-            <w:shd w:fill="241B12" w:color="auto" w:val="clear"/>
-            <w:tcMar>
-              <w:top w:type="dxa" w:w="90"/>
-              <w:left w:type="dxa" w:w="110"/>
-              <w:bottom w:type="dxa" w:w="90"/>
-              <w:right w:type="dxa" w:w="110"/>
-            </w:tcMar>
-            <w:vAlign w:val="center"/>
-          </w:tcPr>
-          <w:p>
-            <w:pPr>
-              <w:spacing w:after="0" w:before="0" w:line="260"/>
-            </w:pPr>
-            <w:r>
-              <w:rPr>
-                <w:rFonts w:ascii="맑은 고딕" w:cs="맑은 고딕" w:eastAsia="맑은 고딕" w:hAnsi="맑은 고딕"/>
-                <w:b/>
-                <w:bCs/>
-                <w:color w:val="F4CF87"/>
-                <w:sz w:val="17"/>
-                <w:szCs w:val="17"/>
-              </w:rPr>
-              <w:t xml:space="preserve">항목</w:t>
-            </w:r>
-          </w:p>
-        </w:tc>
-        <w:tc>
-          <w:tcPr>
-            <w:tcW w:type="dxa" w:w="7146"/>
-            <w:tcBorders>
-              <w:top w:val="single" w:color="49361D" w:sz="6"/>
-              <w:left w:val="single" w:color="49361D" w:sz="6"/>
-              <w:bottom w:val="single" w:color="49361D" w:sz="6"/>
-              <w:right w:val="single" w:color="49361D" w:sz="6"/>
-            </w:tcBorders>
-            <w:shd w:fill="241B12" w:color="auto" w:val="clear"/>
-            <w:tcMar>
-              <w:top w:type="dxa" w:w="90"/>
-              <w:left w:type="dxa" w:w="110"/>
-              <w:bottom w:type="dxa" w:w="90"/>
-              <w:right w:type="dxa" w:w="110"/>
-            </w:tcMar>
-            <w:vAlign w:val="center"/>
-          </w:tcPr>
-          <w:p>
-            <w:pPr>
-              <w:spacing w:after="0" w:before="0" w:line="260"/>
-            </w:pPr>
-            <w:r>
-              <w:rPr>
-                <w:rFonts w:ascii="맑은 고딕" w:cs="맑은 고딕" w:eastAsia="맑은 고딕" w:hAnsi="맑은 고딕"/>
-                <w:b/>
-                <w:bCs/>
-                <w:color w:val="F4CF87"/>
-                <w:sz w:val="17"/>
-                <w:szCs w:val="17"/>
-              </w:rPr>
-              <w:t>내용</w:t>
-            </w:r>
-          </w:p>
-        </w:tc>
-      </w:tr>
-      <w:tr>
-        <w:tc>
-          <w:tcPr>
-            <w:tcW w:type="dxa" w:w="2600"/>
-            <w:tcBorders>
-              <w:top w:val="single" w:color="DEDEDE" w:sz="6"/>
-              <w:left w:val="single" w:color="DEDEDE" w:sz="6"/>
-              <w:bottom w:val="single" w:color="DEDEDE" w:sz="6"/>
-              <w:right w:val="single" w:color="DEDEDE" w:sz="6"/>
-            </w:tcBorders>
-            <w:tcMar>
-              <w:top w:type="dxa" w:w="70"/>
-              <w:left w:type="dxa" w:w="110"/>
-              <w:bottom w:type="dxa" w:w="70"/>
-              <w:right w:type="dxa" w:w="110"/>
-            </w:tcMar>
-            <w:vAlign w:val="center"/>
-          </w:tcPr>
-          <w:p>
-            <w:pPr>
-              <w:spacing w:after="0" w:before="0" w:line="260"/>
-            </w:pPr>
-            <w:r>
-              <w:rPr>
-                <w:rFonts w:ascii="맑은 고딕" w:cs="맑은 고딕" w:eastAsia="맑은 고딕" w:hAnsi="맑은 고딕"/>
-                <w:color w:val="3C3429"/>
-                <w:sz w:val="17"/>
-                <w:szCs w:val="17"/>
-              </w:rPr>
-              <w:t xml:space="preserve">심각도 / 상태</w:t>
-            </w:r>
-          </w:p>
-        </w:tc>
-        <w:tc>
-          <w:tcPr>
-            <w:tcW w:type="dxa" w:w="7146"/>
-            <w:tcBorders>
-              <w:top w:val="single" w:color="DEDEDE" w:sz="6"/>
-              <w:left w:val="single" w:color="DEDEDE" w:sz="6"/>
-              <w:bottom w:val="single" w:color="DEDEDE" w:sz="6"/>
-              <w:right w:val="single" w:color="DEDEDE" w:sz="6"/>
-            </w:tcBorders>
-            <w:tcMar>
-              <w:top w:type="dxa" w:w="70"/>
-              <w:left w:type="dxa" w:w="110"/>
-              <w:bottom w:type="dxa" w:w="70"/>
-              <w:right w:type="dxa" w:w="110"/>
-            </w:tcMar>
-            <w:vAlign w:val="center"/>
-          </w:tcPr>
-          <w:p>
-            <w:pPr>
-              <w:spacing w:after="0" w:before="0" w:line="260"/>
-            </w:pPr>
-            <w:r>
-              <w:rPr>
-                <w:rFonts w:ascii="맑은 고딕" w:cs="맑은 고딕" w:eastAsia="맑은 고딕" w:hAnsi="맑은 고딕"/>
-                <w:color w:val="3C3429"/>
-                <w:sz w:val="17"/>
-                <w:szCs w:val="17"/>
-              </w:rPr>
-              <w:t>MAJOR / WORKAROUND</w:t>
-            </w:r>
-          </w:p>
-        </w:tc>
-      </w:tr>
-      <w:tr>
-        <w:tc>
-          <w:tcPr>
-            <w:tcW w:type="dxa" w:w="2600"/>
-            <w:tcBorders>
-              <w:top w:val="single" w:color="DEDEDE" w:sz="6"/>
-              <w:left w:val="single" w:color="DEDEDE" w:sz="6"/>
-              <w:bottom w:val="single" w:color="DEDEDE" w:sz="6"/>
-              <w:right w:val="single" w:color="DEDEDE" w:sz="6"/>
-            </w:tcBorders>
-            <w:shd w:fill="FAFAFA" w:color="auto" w:val="clear"/>
-            <w:tcMar>
-              <w:top w:type="dxa" w:w="70"/>
-              <w:left w:type="dxa" w:w="110"/>
-              <w:bottom w:type="dxa" w:w="70"/>
-              <w:right w:type="dxa" w:w="110"/>
-            </w:tcMar>
-            <w:vAlign w:val="center"/>
-          </w:tcPr>
-          <w:p>
-            <w:pPr>
-              <w:spacing w:after="0" w:before="0" w:line="260"/>
-            </w:pPr>
-            <w:r>
-              <w:rPr>
-                <w:rFonts w:ascii="맑은 고딕" w:cs="맑은 고딕" w:eastAsia="맑은 고딕" w:hAnsi="맑은 고딕"/>
-                <w:color w:val="3C3429"/>
-                <w:sz w:val="17"/>
-                <w:szCs w:val="17"/>
-              </w:rPr>
-              <w:t xml:space="preserve">발생일 / 해결일</w:t>
-            </w:r>
-          </w:p>
-        </w:tc>
-        <w:tc>
-          <w:tcPr>
-            <w:tcW w:type="dxa" w:w="7146"/>
-            <w:tcBorders>
-              <w:top w:val="single" w:color="DEDEDE" w:sz="6"/>
-              <w:left w:val="single" w:color="DEDEDE" w:sz="6"/>
-              <w:bottom w:val="single" w:color="DEDEDE" w:sz="6"/>
-              <w:right w:val="single" w:color="DEDEDE" w:sz="6"/>
-            </w:tcBorders>
-            <w:shd w:fill="FAFAFA" w:color="auto" w:val="clear"/>
-            <w:tcMar>
-              <w:top w:type="dxa" w:w="70"/>
-              <w:left w:type="dxa" w:w="110"/>
-              <w:bottom w:type="dxa" w:w="70"/>
-              <w:right w:type="dxa" w:w="110"/>
-            </w:tcMar>
-            <w:vAlign w:val="center"/>
-          </w:tcPr>
-          <w:p>
-            <w:pPr>
-              <w:spacing w:after="0" w:before="0" w:line="260"/>
-            </w:pPr>
-            <w:r>
-              <w:rPr>
-                <w:rFonts w:ascii="맑은 고딕" w:cs="맑은 고딕" w:eastAsia="맑은 고딕" w:hAnsi="맑은 고딕"/>
-                <w:color w:val="3C3429"/>
-                <w:sz w:val="17"/>
-                <w:szCs w:val="17"/>
-              </w:rPr>
-              <w:t>2026-08-02 / 미해결(WORKAROUND, 근본 조치 없음)</w:t>
-            </w:r>
-          </w:p>
-        </w:tc>
-      </w:tr>
-      <w:tr>
-        <w:tc>
-          <w:tcPr>
-            <w:tcW w:type="dxa" w:w="2600"/>
-            <w:tcBorders>
-              <w:top w:val="single" w:color="DEDEDE" w:sz="6"/>
-              <w:left w:val="single" w:color="DEDEDE" w:sz="6"/>
-              <w:bottom w:val="single" w:color="DEDEDE" w:sz="6"/>
-              <w:right w:val="single" w:color="DEDEDE" w:sz="6"/>
-            </w:tcBorders>
-            <w:tcMar>
-              <w:top w:type="dxa" w:w="70"/>
-              <w:left w:type="dxa" w:w="110"/>
-              <w:bottom w:type="dxa" w:w="70"/>
-              <w:right w:type="dxa" w:w="110"/>
-            </w:tcMar>
-            <w:vAlign w:val="center"/>
-          </w:tcPr>
-          <w:p>
-            <w:pPr>
-              <w:spacing w:after="0" w:before="0" w:line="260"/>
-            </w:pPr>
-            <w:r>
-              <w:rPr>
-                <w:rFonts w:ascii="맑은 고딕" w:cs="맑은 고딕" w:eastAsia="맑은 고딕" w:hAnsi="맑은 고딕"/>
-                <w:color w:val="3C3429"/>
-                <w:sz w:val="17"/>
-                <w:szCs w:val="17"/>
-              </w:rPr>
-              <w:t xml:space="preserve">담당</w:t>
-            </w:r>
-          </w:p>
-        </w:tc>
-        <w:tc>
-          <w:tcPr>
-            <w:tcW w:type="dxa" w:w="7146"/>
-            <w:tcBorders>
-              <w:top w:val="single" w:color="DEDEDE" w:sz="6"/>
-              <w:left w:val="single" w:color="DEDEDE" w:sz="6"/>
-              <w:bottom w:val="single" w:color="DEDEDE" w:sz="6"/>
-              <w:right w:val="single" w:color="DEDEDE" w:sz="6"/>
-            </w:tcBorders>
-            <w:tcMar>
-              <w:top w:type="dxa" w:w="70"/>
-              <w:left w:type="dxa" w:w="110"/>
-              <w:bottom w:type="dxa" w:w="70"/>
-              <w:right w:type="dxa" w:w="110"/>
-            </w:tcMar>
-            <w:vAlign w:val="center"/>
-          </w:tcPr>
-          <w:p>
-            <w:pPr>
-              <w:spacing w:after="0" w:before="0" w:line="260"/>
-            </w:pPr>
-            <w:r>
-              <w:rPr>
-                <w:rFonts w:ascii="맑은 고딕" w:cs="맑은 고딕" w:eastAsia="맑은 고딕" w:hAnsi="맑은 고딕"/>
-                <w:color w:val="3C3429"/>
-                <w:sz w:val="17"/>
-                <w:szCs w:val="17"/>
-              </w:rPr>
-              <w:t>GUI 담당</w:t>
-            </w:r>
-          </w:p>
-        </w:tc>
-      </w:tr>
-      <w:tr>
-        <w:tc>
-          <w:tcPr>
-            <w:tcW w:type="dxa" w:w="2600"/>
-            <w:tcBorders>
-              <w:top w:val="single" w:color="DEDEDE" w:sz="6"/>
-              <w:left w:val="single" w:color="DEDEDE" w:sz="6"/>
-              <w:bottom w:val="single" w:color="DEDEDE" w:sz="6"/>
-              <w:right w:val="single" w:color="DEDEDE" w:sz="6"/>
-            </w:tcBorders>
-            <w:shd w:fill="FAFAFA" w:color="auto" w:val="clear"/>
-            <w:tcMar>
-              <w:top w:type="dxa" w:w="70"/>
-              <w:left w:type="dxa" w:w="110"/>
-              <w:bottom w:type="dxa" w:w="70"/>
-              <w:right w:type="dxa" w:w="110"/>
-            </w:tcMar>
-            <w:vAlign w:val="center"/>
-          </w:tcPr>
-          <w:p>
-            <w:pPr>
-              <w:spacing w:after="0" w:before="0" w:line="260"/>
-            </w:pPr>
-            <w:r>
-              <w:rPr>
-                <w:rFonts w:ascii="맑은 고딕" w:cs="맑은 고딕" w:eastAsia="맑은 고딕" w:hAnsi="맑은 고딕"/>
-                <w:color w:val="3C3429"/>
-                <w:sz w:val="17"/>
-                <w:szCs w:val="17"/>
-              </w:rPr>
-              <w:t xml:space="preserve">환경</w:t>
-            </w:r>
-          </w:p>
-        </w:tc>
-        <w:tc>
-          <w:tcPr>
-            <w:tcW w:type="dxa" w:w="7146"/>
-            <w:tcBorders>
-              <w:top w:val="single" w:color="DEDEDE" w:sz="6"/>
-              <w:left w:val="single" w:color="DEDEDE" w:sz="6"/>
-              <w:bottom w:val="single" w:color="DEDEDE" w:sz="6"/>
-              <w:right w:val="single" w:color="DEDEDE" w:sz="6"/>
-            </w:tcBorders>
-            <w:shd w:fill="FAFAFA" w:color="auto" w:val="clear"/>
-            <w:tcMar>
-              <w:top w:type="dxa" w:w="70"/>
-              <w:left w:type="dxa" w:w="110"/>
-              <w:bottom w:type="dxa" w:w="70"/>
-              <w:right w:type="dxa" w:w="110"/>
-            </w:tcMar>
-            <w:vAlign w:val="center"/>
-          </w:tcPr>
-          <w:p>
-            <w:pPr>
-              <w:spacing w:after="0" w:before="0" w:line="260"/>
-            </w:pPr>
-            <w:r>
-              <w:rPr>
-                <w:rFonts w:ascii="맑은 고딕" w:cs="맑은 고딕" w:eastAsia="맑은 고딕" w:hAnsi="맑은 고딕"/>
-                <w:color w:val="3C3429"/>
-                <w:sz w:val="17"/>
-                <w:szCs w:val="17"/>
-              </w:rPr>
-              <w:t>ROS 2 Humble · Pi(로봇, CSI 카메라 IMX219) · turtlebot3_bringup(camera_ros) · medirun_gui</w:t>
-            </w:r>
-          </w:p>
-        </w:tc>
-      </w:tr>
-      <w:tr>
-        <w:tc>
-          <w:tcPr>
-            <w:tcW w:type="dxa" w:w="2600"/>
-            <w:tcBorders>
-              <w:top w:val="single" w:color="DEDEDE" w:sz="6"/>
-              <w:left w:val="single" w:color="DEDEDE" w:sz="6"/>
-              <w:bottom w:val="single" w:color="DEDEDE" w:sz="6"/>
-              <w:right w:val="single" w:color="DEDEDE" w:sz="6"/>
-            </w:tcBorders>
-            <w:tcMar>
-              <w:top w:type="dxa" w:w="70"/>
-              <w:left w:type="dxa" w:w="110"/>
-              <w:bottom w:type="dxa" w:w="70"/>
-              <w:right w:type="dxa" w:w="110"/>
-            </w:tcMar>
-            <w:vAlign w:val="center"/>
-          </w:tcPr>
-          <w:p>
-            <w:pPr>
-              <w:spacing w:after="0" w:before="0" w:line="260"/>
-            </w:pPr>
-            <w:r>
-              <w:rPr>
-                <w:rFonts w:ascii="맑은 고딕" w:cs="맑은 고딕" w:eastAsia="맑은 고딕" w:hAnsi="맑은 고딕"/>
-                <w:color w:val="3C3429"/>
-                <w:sz w:val="17"/>
-                <w:szCs w:val="17"/>
-              </w:rPr>
-              <w:t xml:space="preserve">관련</w:t>
-            </w:r>
-          </w:p>
-        </w:tc>
-        <w:tc>
-          <w:tcPr>
-            <w:tcW w:type="dxa" w:w="7146"/>
-            <w:tcBorders>
-              <w:top w:val="single" w:color="DEDEDE" w:sz="6"/>
-              <w:left w:val="single" w:color="DEDEDE" w:sz="6"/>
-              <w:bottom w:val="single" w:color="DEDEDE" w:sz="6"/>
-              <w:right w:val="single" w:color="DEDEDE" w:sz="6"/>
-            </w:tcBorders>
-            <w:tcMar>
-              <w:top w:type="dxa" w:w="70"/>
-              <w:left w:type="dxa" w:w="110"/>
-              <w:bottom w:type="dxa" w:w="70"/>
-              <w:right w:type="dxa" w:w="110"/>
-            </w:tcMar>
-            <w:vAlign w:val="center"/>
-          </w:tcPr>
-          <w:p>
-            <w:pPr>
-              <w:spacing w:after="0" w:before="0" w:line="260"/>
-            </w:pPr>
-            <w:r>
-              <w:rPr>
-                <w:rFonts w:ascii="맑은 고딕" w:cs="맑은 고딕" w:eastAsia="맑은 고딕" w:hAnsi="맑은 고딕"/>
-                <w:color w:val="3C3429"/>
-                <w:sz w:val="17"/>
-                <w:szCs w:val="17"/>
-              </w:rPr>
-              <w:t>연관 이슈 없음 / README 카메라 실행 안내 절</w:t>
-            </w:r>
-          </w:p>
-        </w:tc>
-      </w:tr>
-    </w:tbl>
-    <w:p>
-      <w:pPr>
-        <w:pStyle w:val="Heading3"/>
-        <w:spacing w:after="120" w:before="260" w:line="260"/>
-      </w:pPr>
-      <w:r>
-        <w:rPr>
-          <w:rFonts w:ascii="맑은 고딕" w:cs="맑은 고딕" w:eastAsia="맑은 고딕" w:hAnsi="맑은 고딕"/>
-          <w:b/>
-          <w:bCs/>
-          <w:color w:val="241B12"/>
-          <w:sz w:val="21"/>
-          <w:szCs w:val="21"/>
-        </w:rPr>
-        <w:t xml:space="preserve">증상</w:t>
-      </w:r>
-    </w:p>
-    <w:p>
-      <w:pPr>
-        <w:spacing w:after="140" w:before="0" w:line="260"/>
-      </w:pPr>
-      <w:r>
-        <w:rPr>
-          <w:rFonts w:ascii="맑은 고딕" w:cs="맑은 고딕" w:eastAsia="맑은 고딕" w:hAnsi="맑은 고딕"/>
-          <w:color w:val="3C3429"/>
-          <w:sz w:val="17"/>
-          <w:szCs w:val="17"/>
-        </w:rPr>
-        <w:t>Pi에서 ros2 launch turtlebot3_bringup camera.launch.py를 재실행했을 때, 이전 실행 프로세스가 남아 있으면 카메라 장치를 다시 열지 못하고 에러가 발생했다.</w:t>
-      </w:r>
-    </w:p>
-    <w:tbl>
-      <w:tblPr>
-        <w:tblW w:type="dxa" w:w="9746"/>
-        <w:tblBorders>
-          <w:top w:val="single" w:color="DEDEDE" w:sz="6"/>
-          <w:left w:val="single" w:color="DEDEDE" w:sz="6"/>
-          <w:bottom w:val="single" w:color="DEDEDE" w:sz="6"/>
-          <w:right w:val="single" w:color="DEDEDE" w:sz="6"/>
-          <w:insideH w:val="single" w:color="DEDEDE" w:sz="6"/>
-          <w:insideV w:val="single" w:color="DEDEDE" w:sz="6"/>
-        </w:tblBorders>
-      </w:tblPr>
-      <w:tblGrid>
-        <w:gridCol w:w="9746"/>
-      </w:tblGrid>
-      <w:tr>
-        <w:tc>
-          <w:tcPr>
-            <w:tcW w:type="dxa" w:w="9746"/>
-            <w:tcBorders>
-              <w:top w:val="single" w:color="DEDEDE" w:sz="6"/>
-              <w:left w:val="single" w:color="DEDEDE" w:sz="6"/>
-              <w:bottom w:val="single" w:color="DEDEDE" w:sz="6"/>
-              <w:right w:val="single" w:color="DEDEDE" w:sz="6"/>
-            </w:tcBorders>
-            <w:shd w:fill="F7F8FA" w:color="auto" w:val="clear"/>
-            <w:tcMar>
-              <w:top w:type="dxa" w:w="140"/>
-              <w:left w:type="dxa" w:w="160"/>
-              <w:bottom w:type="dxa" w:w="140"/>
-              <w:right w:type="dxa" w:w="160"/>
-            </w:tcMar>
-          </w:tcPr>
-          <w:p>
-            <w:pPr>
-              <w:spacing w:after="20" w:line="240"/>
-            </w:pPr>
-            <w:r>
-              <w:rPr>
-                <w:rFonts w:ascii="Consolas" w:cs="Consolas" w:eastAsia="Consolas" w:hAnsi="Consolas"/>
-                <w:color w:val="3C3429"/>
-                <w:sz w:val="16"/>
-                <w:szCs w:val="16"/>
-              </w:rPr>
-              <w:t xml:space="preserve">$ 명령어</w:t>
-            </w:r>
-          </w:p>
-          <w:p>
-            <w:pPr>
-              <w:spacing w:after="20" w:line="240"/>
-            </w:pPr>
-            <w:r>
-              <w:rPr>
-                <w:rFonts w:ascii="Consolas" w:cs="Consolas" w:eastAsia="Consolas" w:hAnsi="Consolas"/>
-                <w:color w:val="3C3429"/>
-                <w:sz w:val="16"/>
-                <w:szCs w:val="16"/>
-              </w:rPr>
-              <w:t>$ ros2 launch turtlebot3_bringup camera.launch.py format:=BGR888  →  [ERROR] ... Device or resource busy</w:t>
-            </w:r>
-          </w:p>
-        </w:tc>
-      </w:tr>
-    </w:tbl>
-    <w:p>
-      <w:pPr>
-        <w:pStyle w:val="Heading3"/>
-        <w:spacing w:after="120" w:before="260" w:line="260"/>
-      </w:pPr>
-      <w:r>
-        <w:rPr>
-          <w:rFonts w:ascii="맑은 고딕" w:cs="맑은 고딕" w:eastAsia="맑은 고딕" w:hAnsi="맑은 고딕"/>
-          <w:b/>
-          <w:bCs/>
-          <w:color w:val="241B12"/>
-          <w:sz w:val="21"/>
-          <w:szCs w:val="21"/>
-        </w:rPr>
-        <w:t xml:space="preserve">재현 절차</w:t>
-      </w:r>
-    </w:p>
-    <w:tbl>
-      <w:tblPr>
-        <w:tblW w:type="dxa" w:w="9746"/>
-        <w:tblBorders>
-          <w:top w:val="single" w:color="DEDEDE" w:sz="6"/>
-          <w:left w:val="single" w:color="DEDEDE" w:sz="6"/>
-          <w:bottom w:val="single" w:color="DEDEDE" w:sz="6"/>
-          <w:right w:val="single" w:color="DEDEDE" w:sz="6"/>
-          <w:insideH w:val="single" w:color="DEDEDE" w:sz="6"/>
-          <w:insideV w:val="single" w:color="DEDEDE" w:sz="6"/>
-        </w:tblBorders>
-      </w:tblPr>
-      <w:tblGrid>
-        <w:gridCol w:w="1500"/>
-        <w:gridCol w:w="3000"/>
-        <w:gridCol w:w="5246"/>
-      </w:tblGrid>
-      <w:tr>
-        <w:trPr>
-          <w:tblHeader/>
-        </w:trPr>
-        <w:tc>
-          <w:tcPr>
-            <w:tcW w:type="dxa" w:w="1500"/>
-            <w:tcBorders>
-              <w:top w:val="single" w:color="49361D" w:sz="6"/>
-              <w:left w:val="single" w:color="49361D" w:sz="6"/>
-              <w:bottom w:val="single" w:color="49361D" w:sz="6"/>
-              <w:right w:val="single" w:color="49361D" w:sz="6"/>
-            </w:tcBorders>
-            <w:shd w:fill="241B12" w:color="auto" w:val="clear"/>
-            <w:tcMar>
-              <w:top w:type="dxa" w:w="90"/>
-              <w:left w:type="dxa" w:w="110"/>
-              <w:bottom w:type="dxa" w:w="90"/>
-              <w:right w:type="dxa" w:w="110"/>
-            </w:tcMar>
-            <w:vAlign w:val="center"/>
-          </w:tcPr>
-          <w:p>
-            <w:pPr>
-              <w:spacing w:after="0" w:before="0" w:line="260"/>
-            </w:pPr>
-            <w:r>
-              <w:rPr>
-                <w:rFonts w:ascii="맑은 고딕" w:cs="맑은 고딕" w:eastAsia="맑은 고딕" w:hAnsi="맑은 고딕"/>
-                <w:b/>
-                <w:bCs/>
-                <w:color w:val="F4CF87"/>
-                <w:sz w:val="17"/>
-                <w:szCs w:val="17"/>
-              </w:rPr>
-              <w:t xml:space="preserve">#</w:t>
-            </w:r>
-          </w:p>
-        </w:tc>
-        <w:tc>
-          <w:tcPr>
-            <w:tcW w:type="dxa" w:w="3000"/>
-            <w:tcBorders>
-              <w:top w:val="single" w:color="49361D" w:sz="6"/>
-              <w:left w:val="single" w:color="49361D" w:sz="6"/>
-              <w:bottom w:val="single" w:color="49361D" w:sz="6"/>
-              <w:right w:val="single" w:color="49361D" w:sz="6"/>
-            </w:tcBorders>
-            <w:shd w:fill="241B12" w:color="auto" w:val="clear"/>
-            <w:tcMar>
-              <w:top w:type="dxa" w:w="90"/>
-              <w:left w:type="dxa" w:w="110"/>
-              <w:bottom w:type="dxa" w:w="90"/>
-              <w:right w:type="dxa" w:w="110"/>
-            </w:tcMar>
-            <w:vAlign w:val="center"/>
-          </w:tcPr>
-          <w:p>
-            <w:pPr>
-              <w:spacing w:after="0" w:before="0" w:line="260"/>
-            </w:pPr>
-            <w:r>
-              <w:rPr>
-                <w:rFonts w:ascii="맑은 고딕" w:cs="맑은 고딕" w:eastAsia="맑은 고딕" w:hAnsi="맑은 고딕"/>
-                <w:b/>
-                <w:bCs/>
-                <w:color w:val="F4CF87"/>
-                <w:sz w:val="17"/>
-                <w:szCs w:val="17"/>
-              </w:rPr>
-              <w:t xml:space="preserve">동작</w:t>
-            </w:r>
-          </w:p>
-        </w:tc>
-        <w:tc>
-          <w:tcPr>
-            <w:tcW w:type="dxa" w:w="5246"/>
-            <w:tcBorders>
-              <w:top w:val="single" w:color="49361D" w:sz="6"/>
-              <w:left w:val="single" w:color="49361D" w:sz="6"/>
-              <w:bottom w:val="single" w:color="49361D" w:sz="6"/>
-              <w:right w:val="single" w:color="49361D" w:sz="6"/>
-            </w:tcBorders>
-            <w:shd w:fill="241B12" w:color="auto" w:val="clear"/>
-            <w:tcMar>
-              <w:top w:type="dxa" w:w="90"/>
-              <w:left w:type="dxa" w:w="110"/>
-              <w:bottom w:type="dxa" w:w="90"/>
-              <w:right w:type="dxa" w:w="110"/>
-            </w:tcMar>
-            <w:vAlign w:val="center"/>
-          </w:tcPr>
-          <w:p>
-            <w:pPr>
-              <w:spacing w:after="0" w:before="0" w:line="260"/>
-            </w:pPr>
-            <w:r>
-              <w:rPr>
-                <w:rFonts w:ascii="맑은 고딕" w:cs="맑은 고딕" w:eastAsia="맑은 고딕" w:hAnsi="맑은 고딕"/>
-                <w:b/>
-                <w:bCs/>
-                <w:color w:val="F4CF87"/>
-                <w:sz w:val="17"/>
-                <w:szCs w:val="17"/>
-              </w:rPr>
-              <w:t xml:space="preserve">결과</w:t>
-            </w:r>
-          </w:p>
-        </w:tc>
-      </w:tr>
-      <w:tr>
-        <w:tc>
-          <w:tcPr>
-            <w:tcW w:type="dxa" w:w="1500"/>
-            <w:tcBorders>
-              <w:top w:val="single" w:color="DEDEDE" w:sz="6"/>
-              <w:left w:val="single" w:color="DEDEDE" w:sz="6"/>
-              <w:bottom w:val="single" w:color="DEDEDE" w:sz="6"/>
-              <w:right w:val="single" w:color="DEDEDE" w:sz="6"/>
-            </w:tcBorders>
-            <w:tcMar>
-              <w:top w:type="dxa" w:w="70"/>
-              <w:left w:type="dxa" w:w="110"/>
-              <w:bottom w:type="dxa" w:w="70"/>
-              <w:right w:type="dxa" w:w="110"/>
-            </w:tcMar>
-            <w:vAlign w:val="center"/>
-          </w:tcPr>
-          <w:p>
-            <w:pPr>
-              <w:spacing w:after="0" w:before="0" w:line="260"/>
-            </w:pPr>
-            <w:r>
-              <w:rPr>
-                <w:rFonts w:ascii="맑은 고딕" w:cs="맑은 고딕" w:eastAsia="맑은 고딕" w:hAnsi="맑은 고딕"/>
-                <w:color w:val="3C3429"/>
-                <w:sz w:val="17"/>
-                <w:szCs w:val="17"/>
-              </w:rPr>
-              <w:t xml:space="preserve">1</w:t>
-            </w:r>
-          </w:p>
-        </w:tc>
-        <w:tc>
-          <w:tcPr>
-            <w:tcW w:type="dxa" w:w="3000"/>
-            <w:tcBorders>
-              <w:top w:val="single" w:color="DEDEDE" w:sz="6"/>
-              <w:left w:val="single" w:color="DEDEDE" w:sz="6"/>
-              <w:bottom w:val="single" w:color="DEDEDE" w:sz="6"/>
-              <w:right w:val="single" w:color="DEDEDE" w:sz="6"/>
-            </w:tcBorders>
-            <w:tcMar>
-              <w:top w:type="dxa" w:w="70"/>
-              <w:left w:type="dxa" w:w="110"/>
-              <w:bottom w:type="dxa" w:w="70"/>
-              <w:right w:type="dxa" w:w="110"/>
-            </w:tcMar>
-            <w:vAlign w:val="center"/>
-          </w:tcPr>
-          <w:p>
-            <w:pPr>
-              <w:spacing w:after="0" w:before="0" w:line="260"/>
-            </w:pPr>
-            <w:r>
-              <w:t>Pi에서 카메라 launch를 실행한다</w:t>
-            </w:r>
-          </w:p>
-        </w:tc>
-        <w:tc>
-          <w:tcPr>
-            <w:tcW w:type="dxa" w:w="5246"/>
-            <w:tcBorders>
-              <w:top w:val="single" w:color="DEDEDE" w:sz="6"/>
-              <w:left w:val="single" w:color="DEDEDE" w:sz="6"/>
-              <w:bottom w:val="single" w:color="DEDEDE" w:sz="6"/>
-              <w:right w:val="single" w:color="DEDEDE" w:sz="6"/>
-            </w:tcBorders>
-            <w:tcMar>
-              <w:top w:type="dxa" w:w="70"/>
-              <w:left w:type="dxa" w:w="110"/>
-              <w:bottom w:type="dxa" w:w="70"/>
-              <w:right w:type="dxa" w:w="110"/>
-            </w:tcMar>
-            <w:vAlign w:val="center"/>
-          </w:tcPr>
-          <w:p>
-            <w:pPr>
-              <w:spacing w:after="0" w:before="0" w:line="260"/>
-            </w:pPr>
-            <w:r>
-              <w:t>카메라 정상 기동, GUI에 화면 표시됨</w:t>
-            </w:r>
-          </w:p>
-        </w:tc>
-      </w:tr>
-      <w:tr>
-        <w:tc>
-          <w:tcPr>
-            <w:tcW w:type="dxa" w:w="1500"/>
-            <w:tcBorders>
-              <w:top w:val="single" w:color="DEDEDE" w:sz="6"/>
-              <w:left w:val="single" w:color="DEDEDE" w:sz="6"/>
-              <w:bottom w:val="single" w:color="DEDEDE" w:sz="6"/>
-              <w:right w:val="single" w:color="DEDEDE" w:sz="6"/>
-            </w:tcBorders>
-            <w:shd w:fill="FAFAFA" w:color="auto" w:val="clear"/>
-            <w:tcMar>
-              <w:top w:type="dxa" w:w="70"/>
-              <w:left w:type="dxa" w:w="110"/>
-              <w:bottom w:type="dxa" w:w="70"/>
-              <w:right w:type="dxa" w:w="110"/>
-            </w:tcMar>
-            <w:vAlign w:val="center"/>
-          </w:tcPr>
-          <w:p>
-            <w:pPr>
-              <w:spacing w:after="0" w:before="0" w:line="260"/>
-            </w:pPr>
-            <w:r>
-              <w:rPr>
-                <w:rFonts w:ascii="맑은 고딕" w:cs="맑은 고딕" w:eastAsia="맑은 고딕" w:hAnsi="맑은 고딕"/>
-                <w:color w:val="3C3429"/>
-                <w:sz w:val="17"/>
-                <w:szCs w:val="17"/>
-              </w:rPr>
-              <w:t xml:space="preserve">2</w:t>
-            </w:r>
-          </w:p>
-        </w:tc>
-        <w:tc>
-          <w:tcPr>
-            <w:tcW w:type="dxa" w:w="3000"/>
-            <w:tcBorders>
-              <w:top w:val="single" w:color="DEDEDE" w:sz="6"/>
-              <w:left w:val="single" w:color="DEDEDE" w:sz="6"/>
-              <w:bottom w:val="single" w:color="DEDEDE" w:sz="6"/>
-              <w:right w:val="single" w:color="DEDEDE" w:sz="6"/>
-            </w:tcBorders>
-            <w:shd w:fill="FAFAFA" w:color="auto" w:val="clear"/>
-            <w:tcMar>
-              <w:top w:type="dxa" w:w="70"/>
-              <w:left w:type="dxa" w:w="110"/>
-              <w:bottom w:type="dxa" w:w="70"/>
-              <w:right w:type="dxa" w:w="110"/>
-            </w:tcMar>
-            <w:vAlign w:val="center"/>
-          </w:tcPr>
-          <w:p>
-            <w:pPr>
-              <w:spacing w:after="0" w:before="0" w:line="260"/>
-            </w:pPr>
-            <w:r>
-              <w:t>이전 프로세스를 종료하지 않고 같은 launch를 다시 실행한다</w:t>
-            </w:r>
-          </w:p>
-        </w:tc>
-        <w:tc>
-          <w:tcPr>
-            <w:tcW w:type="dxa" w:w="5246"/>
-            <w:tcBorders>
-              <w:top w:val="single" w:color="DEDEDE" w:sz="6"/>
-              <w:left w:val="single" w:color="DEDEDE" w:sz="6"/>
-              <w:bottom w:val="single" w:color="DEDEDE" w:sz="6"/>
-              <w:right w:val="single" w:color="DEDEDE" w:sz="6"/>
-            </w:tcBorders>
-            <w:shd w:fill="FAFAFA" w:color="auto" w:val="clear"/>
-            <w:tcMar>
-              <w:top w:type="dxa" w:w="70"/>
-              <w:left w:type="dxa" w:w="110"/>
-              <w:bottom w:type="dxa" w:w="70"/>
-              <w:right w:type="dxa" w:w="110"/>
-            </w:tcMar>
-            <w:vAlign w:val="center"/>
-          </w:tcPr>
-          <w:p>
-            <w:pPr>
-              <w:spacing w:after="0" w:before="0" w:line="260"/>
-            </w:pPr>
-            <w:r>
-              <w:t>Device or resource busy 에러로 카메라 노드 기동 실패</w:t>
-            </w:r>
-          </w:p>
-        </w:tc>
-      </w:tr>
-      <w:tr>
-        <w:tc>
-          <w:tcPr>
-            <w:tcW w:type="dxa" w:w="1500"/>
-            <w:tcBorders>
-              <w:top w:val="single" w:color="DEDEDE" w:sz="6"/>
-              <w:left w:val="single" w:color="DEDEDE" w:sz="6"/>
-              <w:bottom w:val="single" w:color="DEDEDE" w:sz="6"/>
-              <w:right w:val="single" w:color="DEDEDE" w:sz="6"/>
-            </w:tcBorders>
-            <w:tcMar>
-              <w:top w:type="dxa" w:w="70"/>
-              <w:left w:type="dxa" w:w="110"/>
-              <w:bottom w:type="dxa" w:w="70"/>
-              <w:right w:type="dxa" w:w="110"/>
-            </w:tcMar>
-            <w:vAlign w:val="center"/>
-          </w:tcPr>
-          <w:p>
-            <w:pPr>
-              <w:spacing w:after="0" w:before="0" w:line="260"/>
-            </w:pPr>
-            <w:r>
-              <w:rPr>
-                <w:rFonts w:ascii="맑은 고딕" w:cs="맑은 고딕" w:eastAsia="맑은 고딕" w:hAnsi="맑은 고딕"/>
-                <w:color w:val="3C3429"/>
-                <w:sz w:val="17"/>
-                <w:szCs w:val="17"/>
-              </w:rPr>
-              <w:t xml:space="preserve">3</w:t>
-            </w:r>
-          </w:p>
-        </w:tc>
-        <w:tc>
-          <w:tcPr>
-            <w:tcW w:type="dxa" w:w="3000"/>
-            <w:tcBorders>
-              <w:top w:val="single" w:color="DEDEDE" w:sz="6"/>
-              <w:left w:val="single" w:color="DEDEDE" w:sz="6"/>
-              <w:bottom w:val="single" w:color="DEDEDE" w:sz="6"/>
-              <w:right w:val="single" w:color="DEDEDE" w:sz="6"/>
-            </w:tcBorders>
-            <w:tcMar>
-              <w:top w:type="dxa" w:w="70"/>
-              <w:left w:type="dxa" w:w="110"/>
-              <w:bottom w:type="dxa" w:w="70"/>
-              <w:right w:type="dxa" w:w="110"/>
-            </w:tcMar>
-            <w:vAlign w:val="center"/>
-          </w:tcPr>
-          <w:p>
-            <w:pPr>
-              <w:spacing w:after="0" w:before="0" w:line="260"/>
-            </w:pPr>
-            <w:r>
-              <w:t>ps aux | grep -i camera로 확인한다</w:t>
-            </w:r>
-          </w:p>
-        </w:tc>
-        <w:tc>
-          <w:tcPr>
-            <w:tcW w:type="dxa" w:w="5246"/>
-            <w:tcBorders>
-              <w:top w:val="single" w:color="DEDEDE" w:sz="6"/>
-              <w:left w:val="single" w:color="DEDEDE" w:sz="6"/>
-              <w:bottom w:val="single" w:color="DEDEDE" w:sz="6"/>
-              <w:right w:val="single" w:color="DEDEDE" w:sz="6"/>
-            </w:tcBorders>
-            <w:tcMar>
-              <w:top w:type="dxa" w:w="70"/>
-              <w:left w:type="dxa" w:w="110"/>
-              <w:bottom w:type="dxa" w:w="70"/>
-              <w:right w:type="dxa" w:w="110"/>
-            </w:tcMar>
-            <w:vAlign w:val="center"/>
-          </w:tcPr>
-          <w:p>
-            <w:pPr>
-              <w:spacing w:after="0" w:before="0" w:line="260"/>
-            </w:pPr>
-            <w:r>
-              <w:t>이전 launch 프로세스가 여전히 살아있음(좀비 프로세스)</w:t>
-            </w:r>
-          </w:p>
-        </w:tc>
-      </w:tr>
-    </w:tbl>
-    <w:p>
-      <w:pPr>
-        <w:spacing w:after="140" w:before="0" w:line="260"/>
-      </w:pPr>
-      <w:r>
-        <w:rPr>
-          <w:rFonts w:ascii="맑은 고딕" w:cs="맑은 고딕" w:eastAsia="맑은 고딕" w:hAnsi="맑은 고딕"/>
-          <w:color w:val="3C3429"/>
-          <w:sz w:val="17"/>
-          <w:szCs w:val="17"/>
-        </w:rPr>
-        <w:t>재현율: 이전 프로세스를 안 죽이고 재실행할 때마다 매번 재현</w:t>
-      </w:r>
-    </w:p>
-    <w:p>
-      <w:pPr>
-        <w:pStyle w:val="Heading3"/>
-        <w:spacing w:after="120" w:before="260" w:line="260"/>
-      </w:pPr>
-      <w:r>
-        <w:rPr>
-          <w:rFonts w:ascii="맑은 고딕" w:cs="맑은 고딕" w:eastAsia="맑은 고딕" w:hAnsi="맑은 고딕"/>
-          <w:b/>
-          <w:bCs/>
-          <w:color w:val="241B12"/>
-          <w:sz w:val="21"/>
-          <w:szCs w:val="21"/>
-        </w:rPr>
-        <w:t xml:space="preserve">진단 과정</w:t>
-      </w:r>
-    </w:p>
-    <w:tbl>
-      <w:tblPr>
-        <w:tblW w:type="dxa" w:w="9746"/>
-        <w:tblBorders>
-          <w:top w:val="single" w:color="DEDEDE" w:sz="6"/>
-          <w:left w:val="single" w:color="DEDEDE" w:sz="6"/>
-          <w:bottom w:val="single" w:color="DEDEDE" w:sz="6"/>
-          <w:right w:val="single" w:color="DEDEDE" w:sz="6"/>
-          <w:insideH w:val="single" w:color="DEDEDE" w:sz="6"/>
-          <w:insideV w:val="single" w:color="DEDEDE" w:sz="6"/>
-        </w:tblBorders>
-      </w:tblPr>
-      <w:tblGrid>
-        <w:gridCol w:w="1500"/>
-        <w:gridCol w:w="3000"/>
-        <w:gridCol w:w="5246"/>
-      </w:tblGrid>
-      <w:tr>
-        <w:trPr>
-          <w:tblHeader/>
-        </w:trPr>
-        <w:tc>
-          <w:tcPr>
-            <w:tcW w:type="dxa" w:w="1500"/>
-            <w:tcBorders>
-              <w:top w:val="single" w:color="49361D" w:sz="6"/>
-              <w:left w:val="single" w:color="49361D" w:sz="6"/>
-              <w:bottom w:val="single" w:color="49361D" w:sz="6"/>
-              <w:right w:val="single" w:color="49361D" w:sz="6"/>
-            </w:tcBorders>
-            <w:shd w:fill="241B12" w:color="auto" w:val="clear"/>
-            <w:tcMar>
-              <w:top w:type="dxa" w:w="90"/>
-              <w:left w:type="dxa" w:w="110"/>
-              <w:bottom w:type="dxa" w:w="90"/>
-              <w:right w:type="dxa" w:w="110"/>
-            </w:tcMar>
-            <w:vAlign w:val="center"/>
-          </w:tcPr>
-          <w:p>
-            <w:pPr>
-              <w:spacing w:after="0" w:before="0" w:line="260"/>
-            </w:pPr>
-            <w:r>
-              <w:rPr>
-                <w:rFonts w:ascii="맑은 고딕" w:cs="맑은 고딕" w:eastAsia="맑은 고딕" w:hAnsi="맑은 고딕"/>
-                <w:b/>
-                <w:bCs/>
-                <w:color w:val="F4CF87"/>
-                <w:sz w:val="17"/>
-                <w:szCs w:val="17"/>
-              </w:rPr>
-              <w:t xml:space="preserve">가설</w:t>
-            </w:r>
-          </w:p>
-        </w:tc>
-        <w:tc>
-          <w:tcPr>
-            <w:tcW w:type="dxa" w:w="3000"/>
-            <w:tcBorders>
-              <w:top w:val="single" w:color="49361D" w:sz="6"/>
-              <w:left w:val="single" w:color="49361D" w:sz="6"/>
-              <w:bottom w:val="single" w:color="49361D" w:sz="6"/>
-              <w:right w:val="single" w:color="49361D" w:sz="6"/>
-            </w:tcBorders>
-            <w:shd w:fill="241B12" w:color="auto" w:val="clear"/>
-            <w:tcMar>
-              <w:top w:type="dxa" w:w="90"/>
-              <w:left w:type="dxa" w:w="110"/>
-              <w:bottom w:type="dxa" w:w="90"/>
-              <w:right w:type="dxa" w:w="110"/>
-            </w:tcMar>
-            <w:vAlign w:val="center"/>
-          </w:tcPr>
-          <w:p>
-            <w:pPr>
-              <w:spacing w:after="0" w:before="0" w:line="260"/>
-            </w:pPr>
-            <w:r>
-              <w:rPr>
-                <w:rFonts w:ascii="맑은 고딕" w:cs="맑은 고딕" w:eastAsia="맑은 고딕" w:hAnsi="맑은 고딕"/>
-                <w:b/>
-                <w:bCs/>
-                <w:color w:val="F4CF87"/>
-                <w:sz w:val="17"/>
-                <w:szCs w:val="17"/>
-              </w:rPr>
-              <w:t xml:space="preserve">확인 방법</w:t>
-            </w:r>
-          </w:p>
-        </w:tc>
-        <w:tc>
-          <w:tcPr>
-            <w:tcW w:type="dxa" w:w="5246"/>
-            <w:tcBorders>
-              <w:top w:val="single" w:color="49361D" w:sz="6"/>
-              <w:left w:val="single" w:color="49361D" w:sz="6"/>
-              <w:bottom w:val="single" w:color="49361D" w:sz="6"/>
-              <w:right w:val="single" w:color="49361D" w:sz="6"/>
-            </w:tcBorders>
-            <w:shd w:fill="241B12" w:color="auto" w:val="clear"/>
-            <w:tcMar>
-              <w:top w:type="dxa" w:w="90"/>
-              <w:left w:type="dxa" w:w="110"/>
-              <w:bottom w:type="dxa" w:w="90"/>
-              <w:right w:type="dxa" w:w="110"/>
-            </w:tcMar>
-            <w:vAlign w:val="center"/>
-          </w:tcPr>
-          <w:p>
-            <w:pPr>
-              <w:spacing w:after="0" w:before="0" w:line="260"/>
-            </w:pPr>
-            <w:r>
-              <w:rPr>
-                <w:rFonts w:ascii="맑은 고딕" w:cs="맑은 고딕" w:eastAsia="맑은 고딕" w:hAnsi="맑은 고딕"/>
-                <w:b/>
-                <w:bCs/>
-                <w:color w:val="F4CF87"/>
-                <w:sz w:val="17"/>
-                <w:szCs w:val="17"/>
-              </w:rPr>
-              <w:t xml:space="preserve">결과</w:t>
-            </w:r>
-          </w:p>
-        </w:tc>
-      </w:tr>
-      <w:tr>
-        <w:tc>
-          <w:tcPr>
-            <w:tcW w:type="dxa" w:w="1500"/>
-            <w:tcBorders>
-              <w:top w:val="single" w:color="DEDEDE" w:sz="6"/>
-              <w:left w:val="single" w:color="DEDEDE" w:sz="6"/>
-              <w:bottom w:val="single" w:color="DEDEDE" w:sz="6"/>
-              <w:right w:val="single" w:color="DEDEDE" w:sz="6"/>
-            </w:tcBorders>
-            <w:tcMar>
-              <w:top w:type="dxa" w:w="70"/>
-              <w:left w:type="dxa" w:w="110"/>
-              <w:bottom w:type="dxa" w:w="70"/>
-              <w:right w:type="dxa" w:w="110"/>
-            </w:tcMar>
-            <w:vAlign w:val="center"/>
-          </w:tcPr>
-          <w:p>
-            <w:pPr>
-              <w:spacing w:after="0" w:before="0" w:line="260"/>
-            </w:pPr>
-            <w:r>
-              <w:t>libcamera/camera_ros 자체의 버그이거나 하드웨어 결함이다</w:t>
-            </w:r>
-          </w:p>
-        </w:tc>
-        <w:tc>
-          <w:tcPr>
-            <w:tcW w:type="dxa" w:w="3000"/>
-            <w:tcBorders>
-              <w:top w:val="single" w:color="DEDEDE" w:sz="6"/>
-              <w:left w:val="single" w:color="DEDEDE" w:sz="6"/>
-              <w:bottom w:val="single" w:color="DEDEDE" w:sz="6"/>
-              <w:right w:val="single" w:color="DEDEDE" w:sz="6"/>
-            </w:tcBorders>
-            <w:tcMar>
-              <w:top w:type="dxa" w:w="70"/>
-              <w:left w:type="dxa" w:w="110"/>
-              <w:bottom w:type="dxa" w:w="70"/>
-              <w:right w:type="dxa" w:w="110"/>
-            </w:tcMar>
-            <w:vAlign w:val="center"/>
-          </w:tcPr>
-          <w:p>
-            <w:pPr>
-              <w:spacing w:after="0" w:before="0" w:line="260"/>
-            </w:pPr>
-            <w:r>
-              <w:t>이전 프로세스를 확실히 kill한 뒤 재실행</w:t>
-            </w:r>
-          </w:p>
-        </w:tc>
-        <w:tc>
-          <w:tcPr>
-            <w:tcW w:type="dxa" w:w="5246"/>
-            <w:tcBorders>
-              <w:top w:val="single" w:color="DEDEDE" w:sz="6"/>
-              <w:left w:val="single" w:color="DEDEDE" w:sz="6"/>
-              <w:bottom w:val="single" w:color="DEDEDE" w:sz="6"/>
-              <w:right w:val="single" w:color="DEDEDE" w:sz="6"/>
-            </w:tcBorders>
-            <w:tcMar>
-              <w:top w:type="dxa" w:w="70"/>
-              <w:left w:type="dxa" w:w="110"/>
-              <w:bottom w:type="dxa" w:w="70"/>
-              <w:right w:type="dxa" w:w="110"/>
-            </w:tcMar>
-            <w:vAlign w:val="center"/>
-          </w:tcPr>
-          <w:p>
-            <w:pPr>
-              <w:spacing w:after="0" w:before="0" w:line="260"/>
-            </w:pPr>
-            <w:r>
-              <w:rPr>
-                <w:rFonts w:ascii="맑은 고딕" w:cs="맑은 고딕" w:eastAsia="맑은 고딕" w:hAnsi="맑은 고딕"/>
-                <w:color w:val="3C3429"/>
-                <w:sz w:val="17"/>
-                <w:szCs w:val="17"/>
-              </w:rPr>
-              <w:t>아님 — 좀비 프로세스만 kill하면 정상 기동됨, 하드웨어·드라이버 문제 아님</w:t>
-            </w:r>
-          </w:p>
-        </w:tc>
-      </w:tr>
-      <w:tr>
-        <w:tc>
-          <w:tcPr>
-            <w:tcW w:type="dxa" w:w="1500"/>
-            <w:tcBorders>
-              <w:top w:val="single" w:color="DEDEDE" w:sz="6"/>
-              <w:left w:val="single" w:color="DEDEDE" w:sz="6"/>
-              <w:bottom w:val="single" w:color="DEDEDE" w:sz="6"/>
-              <w:right w:val="single" w:color="DEDEDE" w:sz="6"/>
-            </w:tcBorders>
-            <w:shd w:fill="FAFAFA" w:color="auto" w:val="clear"/>
-            <w:tcMar>
-              <w:top w:type="dxa" w:w="70"/>
-              <w:left w:type="dxa" w:w="110"/>
-              <w:bottom w:type="dxa" w:w="70"/>
-              <w:right w:type="dxa" w:w="110"/>
-            </w:tcMar>
-            <w:vAlign w:val="center"/>
-          </w:tcPr>
-          <w:p>
-            <w:pPr>
-              <w:spacing w:after="0" w:before="0" w:line="260"/>
-            </w:pPr>
-            <w:r>
-              <w:t>이전 launch 프로세스가 카메라 장치를 여전히 점유하고 있다</w:t>
-            </w:r>
-          </w:p>
-        </w:tc>
-        <w:tc>
-          <w:tcPr>
-            <w:tcW w:type="dxa" w:w="3000"/>
-            <w:tcBorders>
-              <w:top w:val="single" w:color="DEDEDE" w:sz="6"/>
-              <w:left w:val="single" w:color="DEDEDE" w:sz="6"/>
-              <w:bottom w:val="single" w:color="DEDEDE" w:sz="6"/>
-              <w:right w:val="single" w:color="DEDEDE" w:sz="6"/>
-            </w:tcBorders>
-            <w:shd w:fill="FAFAFA" w:color="auto" w:val="clear"/>
-            <w:tcMar>
-              <w:top w:type="dxa" w:w="70"/>
-              <w:left w:type="dxa" w:w="110"/>
-              <w:bottom w:type="dxa" w:w="70"/>
-              <w:right w:type="dxa" w:w="110"/>
-            </w:tcMar>
-            <w:vAlign w:val="center"/>
-          </w:tcPr>
-          <w:p>
-            <w:pPr>
-              <w:spacing w:after="0" w:before="0" w:line="260"/>
-            </w:pPr>
-            <w:r>
-              <w:t>ps aux | grep -i camera</w:t>
-            </w:r>
-          </w:p>
-        </w:tc>
-        <w:tc>
-          <w:tcPr>
-            <w:tcW w:type="dxa" w:w="5246"/>
-            <w:tcBorders>
-              <w:top w:val="single" w:color="DEDEDE" w:sz="6"/>
-              <w:left w:val="single" w:color="DEDEDE" w:sz="6"/>
-              <w:bottom w:val="single" w:color="DEDEDE" w:sz="6"/>
-              <w:right w:val="single" w:color="DEDEDE" w:sz="6"/>
-            </w:tcBorders>
-            <w:shd w:fill="FAFAFA" w:color="auto" w:val="clear"/>
-            <w:tcMar>
-              <w:top w:type="dxa" w:w="70"/>
-              <w:left w:type="dxa" w:w="110"/>
-              <w:bottom w:type="dxa" w:w="70"/>
-              <w:right w:type="dxa" w:w="110"/>
-            </w:tcMar>
-            <w:vAlign w:val="center"/>
-          </w:tcPr>
-          <w:p>
-            <w:pPr>
-              <w:spacing w:after="0" w:before="0" w:line="260"/>
-            </w:pPr>
-            <w:r>
-              <w:rPr>
-                <w:rFonts w:ascii="맑은 고딕" w:cs="맑은 고딕" w:eastAsia="맑은 고딕" w:hAnsi="맑은 고딕"/>
-                <w:color w:val="3C3429"/>
-                <w:sz w:val="17"/>
-                <w:szCs w:val="17"/>
-              </w:rPr>
-              <w:t>맞음 — 종료되지 않은 이전 프로세스가 남아 있었음</w:t>
-            </w:r>
-          </w:p>
-        </w:tc>
-      </w:tr>
-    </w:tbl>
-    <w:p>
-      <w:pPr>
-        <w:pStyle w:val="Heading3"/>
-        <w:spacing w:after="120" w:before="260" w:line="260"/>
-      </w:pPr>
-      <w:r>
-        <w:rPr>
-          <w:rFonts w:ascii="맑은 고딕" w:cs="맑은 고딕" w:eastAsia="맑은 고딕" w:hAnsi="맑은 고딕"/>
-          <w:b/>
-          <w:bCs/>
-          <w:color w:val="241B12"/>
-          <w:sz w:val="21"/>
-          <w:szCs w:val="21"/>
-        </w:rPr>
-        <w:t xml:space="preserve">원인</w:t>
-      </w:r>
-    </w:p>
-    <w:p>
-      <w:pPr>
-        <w:spacing w:after="140" w:before="0" w:line="260"/>
-      </w:pPr>
-      <w:r>
-        <w:rPr>
-          <w:rFonts w:ascii="맑은 고딕" w:cs="맑은 고딕" w:eastAsia="맑은 고딕" w:hAnsi="맑은 고딕"/>
-          <w:color w:val="3C3429"/>
-          <w:sz w:val="17"/>
-          <w:szCs w:val="17"/>
-        </w:rPr>
-        <w:t>확인됨. libcamera 기반 CSI 카메라는 한 번에 한 프로세스만 장치를 점유할 수 있는데, 이전 ros2 launch turtlebot3_bringup camera.launch.py 프로세스를 종료하지 않은 채 다시 실행해 장치 획득에 실패했다.</w:t>
-      </w:r>
-    </w:p>
-    <w:p>
-      <w:pPr>
-        <w:pStyle w:val="Heading3"/>
-        <w:spacing w:after="120" w:before="260" w:line="260"/>
-      </w:pPr>
-      <w:r>
-        <w:rPr>
-          <w:rFonts w:ascii="맑은 고딕" w:cs="맑은 고딕" w:eastAsia="맑은 고딕" w:hAnsi="맑은 고딕"/>
-          <w:b/>
-          <w:bCs/>
-          <w:color w:val="241B12"/>
-          <w:sz w:val="21"/>
-          <w:szCs w:val="21"/>
-        </w:rPr>
-        <w:t xml:space="preserve">조치</w:t>
-      </w:r>
-    </w:p>
-    <w:tbl>
-      <w:tblPr>
-        <w:tblW w:type="dxa" w:w="9746"/>
-        <w:tblBorders>
-          <w:top w:val="single" w:color="DEDEDE" w:sz="6"/>
-          <w:left w:val="single" w:color="DEDEDE" w:sz="6"/>
-          <w:bottom w:val="single" w:color="DEDEDE" w:sz="6"/>
-          <w:right w:val="single" w:color="DEDEDE" w:sz="6"/>
-          <w:insideH w:val="single" w:color="DEDEDE" w:sz="6"/>
-          <w:insideV w:val="single" w:color="DEDEDE" w:sz="6"/>
-        </w:tblBorders>
-      </w:tblPr>
-      <w:tblGrid>
-        <w:gridCol w:w="1500"/>
-        <w:gridCol w:w="3000"/>
-        <w:gridCol w:w="5246"/>
-      </w:tblGrid>
-      <w:tr>
-        <w:trPr>
-          <w:tblHeader/>
-        </w:trPr>
-        <w:tc>
-          <w:tcPr>
-            <w:tcW w:type="dxa" w:w="1500"/>
-            <w:tcBorders>
-              <w:top w:val="single" w:color="49361D" w:sz="6"/>
-              <w:left w:val="single" w:color="49361D" w:sz="6"/>
-              <w:bottom w:val="single" w:color="49361D" w:sz="6"/>
-              <w:right w:val="single" w:color="49361D" w:sz="6"/>
-            </w:tcBorders>
-            <w:shd w:fill="241B12" w:color="auto" w:val="clear"/>
-            <w:tcMar>
-              <w:top w:type="dxa" w:w="90"/>
-              <w:left w:type="dxa" w:w="110"/>
-              <w:bottom w:type="dxa" w:w="90"/>
-              <w:right w:type="dxa" w:w="110"/>
-            </w:tcMar>
-            <w:vAlign w:val="center"/>
-          </w:tcPr>
-          <w:p>
-            <w:pPr>
-              <w:spacing w:after="0" w:before="0" w:line="260"/>
-            </w:pPr>
-            <w:r>
-              <w:rPr>
-                <w:rFonts w:ascii="맑은 고딕" w:cs="맑은 고딕" w:eastAsia="맑은 고딕" w:hAnsi="맑은 고딕"/>
-                <w:b/>
-                <w:bCs/>
-                <w:color w:val="F4CF87"/>
-                <w:sz w:val="17"/>
-                <w:szCs w:val="17"/>
-              </w:rPr>
-              <w:t xml:space="preserve">대상</w:t>
-            </w:r>
-          </w:p>
-        </w:tc>
-        <w:tc>
-          <w:tcPr>
-            <w:tcW w:type="dxa" w:w="3000"/>
-            <w:tcBorders>
-              <w:top w:val="single" w:color="49361D" w:sz="6"/>
-              <w:left w:val="single" w:color="49361D" w:sz="6"/>
-              <w:bottom w:val="single" w:color="49361D" w:sz="6"/>
-              <w:right w:val="single" w:color="49361D" w:sz="6"/>
-            </w:tcBorders>
-            <w:shd w:fill="241B12" w:color="auto" w:val="clear"/>
-            <w:tcMar>
-              <w:top w:type="dxa" w:w="90"/>
-              <w:left w:type="dxa" w:w="110"/>
-              <w:bottom w:type="dxa" w:w="90"/>
-              <w:right w:type="dxa" w:w="110"/>
-            </w:tcMar>
-            <w:vAlign w:val="center"/>
-          </w:tcPr>
-          <w:p>
-            <w:pPr>
-              <w:spacing w:after="0" w:before="0" w:line="260"/>
-            </w:pPr>
-            <w:r>
-              <w:rPr>
-                <w:rFonts w:ascii="맑은 고딕" w:cs="맑은 고딕" w:eastAsia="맑은 고딕" w:hAnsi="맑은 고딕"/>
-                <w:b/>
-                <w:bCs/>
-                <w:color w:val="F4CF87"/>
-                <w:sz w:val="17"/>
-                <w:szCs w:val="17"/>
-              </w:rPr>
-              <w:t xml:space="preserve">변경 전</w:t>
-            </w:r>
-          </w:p>
-        </w:tc>
-        <w:tc>
-          <w:tcPr>
-            <w:tcW w:type="dxa" w:w="5246"/>
-            <w:tcBorders>
-              <w:top w:val="single" w:color="49361D" w:sz="6"/>
-              <w:left w:val="single" w:color="49361D" w:sz="6"/>
-              <w:bottom w:val="single" w:color="49361D" w:sz="6"/>
-              <w:right w:val="single" w:color="49361D" w:sz="6"/>
-            </w:tcBorders>
-            <w:shd w:fill="241B12" w:color="auto" w:val="clear"/>
-            <w:tcMar>
-              <w:top w:type="dxa" w:w="90"/>
-              <w:left w:type="dxa" w:w="110"/>
-              <w:bottom w:type="dxa" w:w="90"/>
-              <w:right w:type="dxa" w:w="110"/>
-            </w:tcMar>
-            <w:vAlign w:val="center"/>
-          </w:tcPr>
-          <w:p>
-            <w:pPr>
-              <w:spacing w:after="0" w:before="0" w:line="260"/>
-            </w:pPr>
-            <w:r>
-              <w:rPr>
-                <w:rFonts w:ascii="맑은 고딕" w:cs="맑은 고딕" w:eastAsia="맑은 고딕" w:hAnsi="맑은 고딕"/>
-                <w:b/>
-                <w:bCs/>
-                <w:color w:val="F4CF87"/>
-                <w:sz w:val="17"/>
-                <w:szCs w:val="17"/>
-              </w:rPr>
-              <w:t xml:space="preserve">변경 후</w:t>
-            </w:r>
-          </w:p>
-        </w:tc>
-      </w:tr>
-      <w:tr>
-        <w:tc>
-          <w:tcPr>
-            <w:tcW w:type="dxa" w:w="1500"/>
-            <w:tcBorders>
-              <w:top w:val="single" w:color="DEDEDE" w:sz="6"/>
-              <w:left w:val="single" w:color="DEDEDE" w:sz="6"/>
-              <w:bottom w:val="single" w:color="DEDEDE" w:sz="6"/>
-              <w:right w:val="single" w:color="DEDEDE" w:sz="6"/>
-            </w:tcBorders>
-            <w:tcMar>
-              <w:top w:type="dxa" w:w="70"/>
-              <w:left w:type="dxa" w:w="110"/>
-              <w:bottom w:type="dxa" w:w="70"/>
-              <w:right w:type="dxa" w:w="110"/>
-            </w:tcMar>
-            <w:vAlign w:val="center"/>
-          </w:tcPr>
-          <w:p>
-            <w:pPr>
-              <w:spacing w:after="0" w:before="0" w:line="260"/>
-            </w:pPr>
-            <w:r>
-              <w:rPr>
-                <w:rFonts w:ascii="맑은 고딕" w:cs="맑은 고딕" w:eastAsia="맑은 고딕" w:hAnsi="맑은 고딕"/>
-                <w:color w:val="3C3429"/>
-                <w:sz w:val="17"/>
-                <w:szCs w:val="17"/>
-              </w:rPr>
-              <w:t>재실행 절차</w:t>
-            </w:r>
-          </w:p>
-        </w:tc>
-        <w:tc>
-          <w:tcPr>
-            <w:tcW w:type="dxa" w:w="3000"/>
-            <w:tcBorders>
-              <w:top w:val="single" w:color="DEDEDE" w:sz="6"/>
-              <w:left w:val="single" w:color="DEDEDE" w:sz="6"/>
-              <w:bottom w:val="single" w:color="DEDEDE" w:sz="6"/>
-              <w:right w:val="single" w:color="DEDEDE" w:sz="6"/>
-            </w:tcBorders>
-            <w:tcMar>
-              <w:top w:type="dxa" w:w="70"/>
-              <w:left w:type="dxa" w:w="110"/>
-              <w:bottom w:type="dxa" w:w="70"/>
-              <w:right w:type="dxa" w:w="110"/>
-            </w:tcMar>
-            <w:vAlign w:val="center"/>
-          </w:tcPr>
-          <w:p>
-            <w:pPr>
-              <w:spacing w:after="0" w:before="0" w:line="260"/>
-            </w:pPr>
-            <w:r>
-              <w:t>기존 프로세스 상태 확인 없이 바로 재실행</w:t>
-            </w:r>
-          </w:p>
-        </w:tc>
-        <w:tc>
-          <w:tcPr>
-            <w:tcW w:type="dxa" w:w="5246"/>
-            <w:tcBorders>
-              <w:top w:val="single" w:color="DEDEDE" w:sz="6"/>
-              <w:left w:val="single" w:color="DEDEDE" w:sz="6"/>
-              <w:bottom w:val="single" w:color="DEDEDE" w:sz="6"/>
-              <w:right w:val="single" w:color="DEDEDE" w:sz="6"/>
-            </w:tcBorders>
-            <w:tcMar>
-              <w:top w:type="dxa" w:w="70"/>
-              <w:left w:type="dxa" w:w="110"/>
-              <w:bottom w:type="dxa" w:w="70"/>
-              <w:right w:type="dxa" w:w="110"/>
-            </w:tcMar>
-            <w:vAlign w:val="center"/>
-          </w:tcPr>
-          <w:p>
-            <w:pPr>
-              <w:spacing w:after="0" w:before="0" w:line="260"/>
-            </w:pPr>
-            <w:r>
-              <w:t>재실행 전 ps aux | grep -i camera로 좀비 프로세스 확인 후 kill</w:t>
-            </w:r>
-          </w:p>
-        </w:tc>
-      </w:tr>
-    </w:tbl>
-    <w:tbl>
-      <w:tblPr>
-        <w:tblW w:type="dxa" w:w="9746"/>
-        <w:tblBorders>
-          <w:top w:val="single" w:color="DEDEDE" w:sz="6"/>
-          <w:left w:val="single" w:color="DEDEDE" w:sz="6"/>
-          <w:bottom w:val="single" w:color="DEDEDE" w:sz="6"/>
-          <w:right w:val="single" w:color="DEDEDE" w:sz="6"/>
-          <w:insideH w:val="single" w:color="DEDEDE" w:sz="6"/>
-          <w:insideV w:val="single" w:color="DEDEDE" w:sz="6"/>
-        </w:tblBorders>
-      </w:tblPr>
-      <w:tblGrid>
-        <w:gridCol w:w="9746"/>
-      </w:tblGrid>
-      <w:tr>
-        <w:tc>
-          <w:tcPr>
-            <w:tcW w:type="dxa" w:w="9746"/>
-            <w:tcBorders>
-              <w:top w:val="single" w:color="DEDEDE" w:sz="6"/>
-              <w:left w:val="single" w:color="DEDEDE" w:sz="6"/>
-              <w:bottom w:val="single" w:color="DEDEDE" w:sz="6"/>
-              <w:right w:val="single" w:color="DEDEDE" w:sz="6"/>
-            </w:tcBorders>
-            <w:shd w:fill="F7F8FA" w:color="auto" w:val="clear"/>
-            <w:tcMar>
-              <w:top w:type="dxa" w:w="140"/>
-              <w:left w:type="dxa" w:w="160"/>
-              <w:bottom w:type="dxa" w:w="140"/>
-              <w:right w:type="dxa" w:w="160"/>
-            </w:tcMar>
-          </w:tcPr>
-          <w:p>
-            <w:pPr>
-              <w:spacing w:after="20" w:line="240"/>
-            </w:pPr>
-            <w:r>
-              <w:rPr>
-                <w:rFonts w:ascii="Consolas" w:cs="Consolas" w:eastAsia="Consolas" w:hAnsi="Consolas"/>
-                <w:color w:val="3C3429"/>
-                <w:sz w:val="16"/>
-                <w:szCs w:val="16"/>
-              </w:rPr>
-              <w:t xml:space="preserve"># 적용 명령</w:t>
-            </w:r>
-          </w:p>
-          <w:p>
-            <w:pPr>
-              <w:spacing w:after="20" w:line="240"/>
-            </w:pPr>
-            <w:r>
-              <w:rPr>
-                <w:rFonts w:ascii="Consolas" w:cs="Consolas" w:eastAsia="Consolas" w:hAnsi="Consolas"/>
-                <w:color w:val="3C3429"/>
-                <w:sz w:val="16"/>
-                <w:szCs w:val="16"/>
-              </w:rPr>
-              <w:t># 적용 명령</w:t>
-              <w:br/>
-              <w:t>ps aux | grep -i camera</w:t>
-              <w:br/>
-              <w:t>kill &lt;PID&gt;</w:t>
-            </w:r>
-          </w:p>
-        </w:tc>
-      </w:tr>
-    </w:tbl>
-    <w:p>
-      <w:pPr>
-        <w:pStyle w:val="Heading3"/>
-        <w:spacing w:after="120" w:before="260" w:line="260"/>
-      </w:pPr>
-      <w:r>
-        <w:rPr>
-          <w:rFonts w:ascii="맑은 고딕" w:cs="맑은 고딕" w:eastAsia="맑은 고딕" w:hAnsi="맑은 고딕"/>
-          <w:b/>
-          <w:bCs/>
-          <w:color w:val="241B12"/>
-          <w:sz w:val="21"/>
-          <w:szCs w:val="21"/>
-        </w:rPr>
-        <w:t xml:space="preserve">검증</w:t>
-      </w:r>
-    </w:p>
-    <w:p>
-      <w:pPr>
-        <w:pStyle w:val="ListParagraph"/>
-        <w:numPr>
-          <w:ilvl w:val="0"/>
-          <w:numId w:val="2"/>
-        </w:numPr>
-        <w:spacing w:after="80" w:line="260"/>
-      </w:pPr>
-      <w:r>
-        <w:rPr>
-          <w:rFonts w:ascii="맑은 고딕" w:cs="맑은 고딕" w:eastAsia="맑은 고딕" w:hAnsi="맑은 고딕"/>
-          <w:color w:val="3C3429"/>
-          <w:sz w:val="17"/>
-          <w:szCs w:val="17"/>
-        </w:rPr>
-        <w:t>좀비 프로세스를 kill한 뒤 카메라 launch를 재실행하면 에러 없이 기동되고 GUI에 화면이 다시 표시됨을 확인</w:t>
-      </w:r>
-    </w:p>
-    <w:p>
-      <w:pPr>
-        <w:pStyle w:val="ListParagraph"/>
-        <w:numPr>
-          <w:ilvl w:val="0"/>
-          <w:numId w:val="2"/>
-        </w:numPr>
-        <w:spacing w:after="80" w:line="260"/>
-      </w:pPr>
-      <w:r>
-        <w:rPr>
-          <w:rFonts w:ascii="맑은 고딕" w:cs="맑은 고딕" w:eastAsia="맑은 고딕" w:hAnsi="맑은 고딕"/>
-          <w:color w:val="3C3429"/>
-          <w:sz w:val="17"/>
-          <w:szCs w:val="17"/>
-        </w:rPr>
-        <w:t>여러 차례 재현 절차를 수행해 매번 동일하게 재현되고, kill 후 매번 정상 기동되는 것을 확인</w:t>
-      </w:r>
-    </w:p>
-    <w:p>
-      <w:pPr>
-        <w:pStyle w:val="Heading3"/>
-        <w:spacing w:after="120" w:before="260" w:line="260"/>
-      </w:pPr>
-      <w:r>
-        <w:rPr>
-          <w:rFonts w:ascii="맑은 고딕" w:cs="맑은 고딕" w:eastAsia="맑은 고딕" w:hAnsi="맑은 고딕"/>
-          <w:b/>
-          <w:bCs/>
-          <w:color w:val="241B12"/>
-          <w:sz w:val="21"/>
-          <w:szCs w:val="21"/>
-        </w:rPr>
-        <w:t xml:space="preserve">재발 방지</w:t>
-      </w:r>
-    </w:p>
-    <w:tbl>
-      <w:tblPr>
-        <w:tblW w:type="dxa" w:w="9746"/>
-        <w:tblBorders>
-          <w:top w:val="single" w:color="DEDEDE" w:sz="6"/>
-          <w:left w:val="single" w:color="DEDEDE" w:sz="6"/>
-          <w:bottom w:val="single" w:color="DEDEDE" w:sz="6"/>
-          <w:right w:val="single" w:color="DEDEDE" w:sz="6"/>
-          <w:insideH w:val="single" w:color="DEDEDE" w:sz="6"/>
-          <w:insideV w:val="single" w:color="DEDEDE" w:sz="6"/>
-        </w:tblBorders>
-      </w:tblPr>
-      <w:tblGrid>
-        <w:gridCol w:w="2600"/>
-        <w:gridCol w:w="7146"/>
-      </w:tblGrid>
-      <w:tr>
-        <w:trPr>
-          <w:tblHeader/>
-        </w:trPr>
-        <w:tc>
-          <w:tcPr>
-            <w:tcW w:type="dxa" w:w="2600"/>
-            <w:tcBorders>
-              <w:top w:val="single" w:color="49361D" w:sz="6"/>
-              <w:left w:val="single" w:color="49361D" w:sz="6"/>
-              <w:bottom w:val="single" w:color="49361D" w:sz="6"/>
-              <w:right w:val="single" w:color="49361D" w:sz="6"/>
-            </w:tcBorders>
-            <w:shd w:fill="241B12" w:color="auto" w:val="clear"/>
-            <w:tcMar>
-              <w:top w:type="dxa" w:w="90"/>
-              <w:left w:type="dxa" w:w="110"/>
-              <w:bottom w:type="dxa" w:w="90"/>
-              <w:right w:type="dxa" w:w="110"/>
-            </w:tcMar>
-            <w:vAlign w:val="center"/>
-          </w:tcPr>
-          <w:p>
-            <w:pPr>
-              <w:spacing w:after="0" w:before="0" w:line="260"/>
-            </w:pPr>
-            <w:r>
-              <w:rPr>
-                <w:rFonts w:ascii="맑은 고딕" w:cs="맑은 고딕" w:eastAsia="맑은 고딕" w:hAnsi="맑은 고딕"/>
-                <w:b/>
-                <w:bCs/>
-                <w:color w:val="F4CF87"/>
-                <w:sz w:val="17"/>
-                <w:szCs w:val="17"/>
-              </w:rPr>
-              <w:t xml:space="preserve">반영 위치</w:t>
-            </w:r>
-          </w:p>
-        </w:tc>
-        <w:tc>
-          <w:tcPr>
-            <w:tcW w:type="dxa" w:w="7146"/>
-            <w:tcBorders>
-              <w:top w:val="single" w:color="49361D" w:sz="6"/>
-              <w:left w:val="single" w:color="49361D" w:sz="6"/>
-              <w:bottom w:val="single" w:color="49361D" w:sz="6"/>
-              <w:right w:val="single" w:color="49361D" w:sz="6"/>
-            </w:tcBorders>
-            <w:shd w:fill="241B12" w:color="auto" w:val="clear"/>
-            <w:tcMar>
-              <w:top w:type="dxa" w:w="90"/>
-              <w:left w:type="dxa" w:w="110"/>
-              <w:bottom w:type="dxa" w:w="90"/>
-              <w:right w:type="dxa" w:w="110"/>
-            </w:tcMar>
-            <w:vAlign w:val="center"/>
-          </w:tcPr>
-          <w:p>
-            <w:pPr>
-              <w:spacing w:after="0" w:before="0" w:line="260"/>
-            </w:pPr>
-            <w:r>
-              <w:rPr>
-                <w:rFonts w:ascii="맑은 고딕" w:cs="맑은 고딕" w:eastAsia="맑은 고딕" w:hAnsi="맑은 고딕"/>
-                <w:b/>
-                <w:bCs/>
-                <w:color w:val="F4CF87"/>
-                <w:sz w:val="17"/>
-                <w:szCs w:val="17"/>
-              </w:rPr>
-              <w:t xml:space="preserve">내용</w:t>
-            </w:r>
-          </w:p>
-        </w:tc>
-      </w:tr>
-      <w:tr>
-        <w:tc>
-          <w:tcPr>
-            <w:tcW w:type="dxa" w:w="2600"/>
-            <w:tcBorders>
-              <w:top w:val="single" w:color="DEDEDE" w:sz="6"/>
-              <w:left w:val="single" w:color="DEDEDE" w:sz="6"/>
-              <w:bottom w:val="single" w:color="DEDEDE" w:sz="6"/>
-              <w:right w:val="single" w:color="DEDEDE" w:sz="6"/>
-            </w:tcBorders>
-            <w:tcMar>
-              <w:top w:type="dxa" w:w="70"/>
-              <w:left w:type="dxa" w:w="110"/>
-              <w:bottom w:type="dxa" w:w="70"/>
-              <w:right w:type="dxa" w:w="110"/>
-            </w:tcMar>
-            <w:vAlign w:val="center"/>
-          </w:tcPr>
-          <w:p>
-            <w:pPr>
-              <w:spacing w:after="0" w:before="0" w:line="260"/>
-            </w:pPr>
-            <w:r>
-              <w:rPr>
-                <w:rFonts w:ascii="맑은 고딕" w:cs="맑은 고딕" w:eastAsia="맑은 고딕" w:hAnsi="맑은 고딕"/>
-                <w:color w:val="3C3429"/>
-                <w:sz w:val="17"/>
-                <w:szCs w:val="17"/>
-              </w:rPr>
-              <w:t>없음(코드 미반영)</w:t>
-            </w:r>
-          </w:p>
-        </w:tc>
-        <w:tc>
-          <w:tcPr>
-            <w:tcW w:type="dxa" w:w="7146"/>
-            <w:tcBorders>
-              <w:top w:val="single" w:color="DEDEDE" w:sz="6"/>
-              <w:left w:val="single" w:color="DEDEDE" w:sz="6"/>
-              <w:bottom w:val="single" w:color="DEDEDE" w:sz="6"/>
-              <w:right w:val="single" w:color="DEDEDE" w:sz="6"/>
-            </w:tcBorders>
-            <w:tcMar>
-              <w:top w:type="dxa" w:w="70"/>
-              <w:left w:type="dxa" w:w="110"/>
-              <w:bottom w:type="dxa" w:w="70"/>
-              <w:right w:type="dxa" w:w="110"/>
-            </w:tcMar>
-            <w:vAlign w:val="center"/>
-          </w:tcPr>
-          <w:p>
-            <w:pPr>
-              <w:spacing w:after="0" w:before="0" w:line="260"/>
-            </w:pPr>
-            <w:r>
-              <w:t>자동 kill 로직은 아직 launch 스크립트에 반영하지 않았고, 재실행 전 수동으로 ps aux | grep -i camera 확인이 필요하다는 점만 이 카드로 기록해 둠. 반복되면 launch 스크립트에 사전 kill 단계 추가를 검토</w:t>
-            </w:r>
-          </w:p>
-        </w:tc>
-      </w:tr>
-    </w:tbl>
-    <w:p>
-      <w:pPr>
-        <w:pStyle w:val="Heading2"/>
-        <w:pBdr>
-          <w:left w:val="single" w:color="D9A441" w:sz="24" w:space="8"/>
-        </w:pBdr>
-        <w:spacing w:after="180" w:before="380" w:line="280"/>
-        <w:ind w:left="140"/>
-      </w:pPr>
-      <w:r>
-        <w:rPr>
-          <w:rFonts w:ascii="맑은 고딕" w:cs="맑은 고딕" w:eastAsia="맑은 고딕" w:hAnsi="맑은 고딕"/>
-          <w:b/>
-          <w:bCs/>
-          <w:color w:val="241B12"/>
-          <w:sz w:val="26"/>
-          <w:szCs w:val="26"/>
-        </w:rPr>
         <w:t>4.3 TS-INFRA-03 (medirun_mission/medirun_sensor/medirun_navigation 패키지가 빌드된 적 없었음)</w:t>
       </w:r>
     </w:p>
@@ -9636,7 +7663,7 @@
                 <w:sz w:val="17"/>
                 <w:szCs w:val="17"/>
               </w:rPr>
-              <w:t>TS-INFRA-05(같은 세션, 이 문제 해결 직후 발생)</w:t>
+              <w:t>-</w:t>
             </w:r>
           </w:p>
         </w:tc>
@@ -11031,2040 +9058,6 @@
     </w:tbl>
     <w:p>
       <w:pPr>
-        <w:pStyle w:val="Heading2"/>
-        <w:pBdr>
-          <w:left w:val="single" w:color="D9A441" w:sz="24" w:space="8"/>
-        </w:pBdr>
-        <w:spacing w:after="180" w:before="380" w:line="280"/>
-        <w:ind w:left="140"/>
-      </w:pPr>
-      <w:r>
-        <w:rPr>
-          <w:rFonts w:ascii="맑은 고딕" w:cs="맑은 고딕" w:eastAsia="맑은 고딕" w:hAnsi="맑은 고딕"/>
-          <w:b/>
-          <w:bCs/>
-          <w:color w:val="241B12"/>
-          <w:sz w:val="26"/>
-          <w:szCs w:val="26"/>
-        </w:rPr>
-        <w:t>4.5 TS-INFRA-05 (Arduino IDE 내장 serial-discovery 레이스 컨디션 버그로 Port 인식 실패)</w:t>
-      </w:r>
-    </w:p>
-    <w:p>
-      <w:pPr>
-        <w:pStyle w:val="Heading3"/>
-        <w:spacing w:after="120" w:before="260" w:line="260"/>
-      </w:pPr>
-      <w:r>
-        <w:rPr>
-          <w:rFonts w:ascii="맑은 고딕" w:cs="맑은 고딕" w:eastAsia="맑은 고딕" w:hAnsi="맑은 고딕"/>
-          <w:b/>
-          <w:bCs/>
-          <w:color w:val="241B12"/>
-          <w:sz w:val="21"/>
-          <w:szCs w:val="21"/>
-        </w:rPr>
-        <w:t xml:space="preserve">개요</w:t>
-      </w:r>
-    </w:p>
-    <w:tbl>
-      <w:tblPr>
-        <w:tblW w:type="dxa" w:w="9746"/>
-        <w:tblBorders>
-          <w:top w:val="single" w:color="DEDEDE" w:sz="6"/>
-          <w:left w:val="single" w:color="DEDEDE" w:sz="6"/>
-          <w:bottom w:val="single" w:color="DEDEDE" w:sz="6"/>
-          <w:right w:val="single" w:color="DEDEDE" w:sz="6"/>
-          <w:insideH w:val="single" w:color="DEDEDE" w:sz="6"/>
-          <w:insideV w:val="single" w:color="DEDEDE" w:sz="6"/>
-        </w:tblBorders>
-      </w:tblPr>
-      <w:tblGrid>
-        <w:gridCol w:w="2600"/>
-        <w:gridCol w:w="7146"/>
-      </w:tblGrid>
-      <w:tr>
-        <w:trPr>
-          <w:tblHeader/>
-        </w:trPr>
-        <w:tc>
-          <w:tcPr>
-            <w:tcW w:type="dxa" w:w="2600"/>
-            <w:tcBorders>
-              <w:top w:val="single" w:color="49361D" w:sz="6"/>
-              <w:left w:val="single" w:color="49361D" w:sz="6"/>
-              <w:bottom w:val="single" w:color="49361D" w:sz="6"/>
-              <w:right w:val="single" w:color="49361D" w:sz="6"/>
-            </w:tcBorders>
-            <w:shd w:fill="241B12" w:color="auto" w:val="clear"/>
-            <w:tcMar>
-              <w:top w:type="dxa" w:w="90"/>
-              <w:left w:type="dxa" w:w="110"/>
-              <w:bottom w:type="dxa" w:w="90"/>
-              <w:right w:type="dxa" w:w="110"/>
-            </w:tcMar>
-            <w:vAlign w:val="center"/>
-          </w:tcPr>
-          <w:p>
-            <w:pPr>
-              <w:spacing w:after="0" w:before="0" w:line="260"/>
-            </w:pPr>
-            <w:r>
-              <w:rPr>
-                <w:rFonts w:ascii="맑은 고딕" w:cs="맑은 고딕" w:eastAsia="맑은 고딕" w:hAnsi="맑은 고딕"/>
-                <w:b/>
-                <w:bCs/>
-                <w:color w:val="F4CF87"/>
-                <w:sz w:val="17"/>
-                <w:szCs w:val="17"/>
-              </w:rPr>
-              <w:t xml:space="preserve">항목</w:t>
-            </w:r>
-          </w:p>
-        </w:tc>
-        <w:tc>
-          <w:tcPr>
-            <w:tcW w:type="dxa" w:w="7146"/>
-            <w:tcBorders>
-              <w:top w:val="single" w:color="49361D" w:sz="6"/>
-              <w:left w:val="single" w:color="49361D" w:sz="6"/>
-              <w:bottom w:val="single" w:color="49361D" w:sz="6"/>
-              <w:right w:val="single" w:color="49361D" w:sz="6"/>
-            </w:tcBorders>
-            <w:shd w:fill="241B12" w:color="auto" w:val="clear"/>
-            <w:tcMar>
-              <w:top w:type="dxa" w:w="90"/>
-              <w:left w:type="dxa" w:w="110"/>
-              <w:bottom w:type="dxa" w:w="90"/>
-              <w:right w:type="dxa" w:w="110"/>
-            </w:tcMar>
-            <w:vAlign w:val="center"/>
-          </w:tcPr>
-          <w:p>
-            <w:pPr>
-              <w:spacing w:after="0" w:before="0" w:line="260"/>
-            </w:pPr>
-            <w:r>
-              <w:rPr>
-                <w:rFonts w:ascii="맑은 고딕" w:cs="맑은 고딕" w:eastAsia="맑은 고딕" w:hAnsi="맑은 고딕"/>
-                <w:b/>
-                <w:bCs/>
-                <w:color w:val="F4CF87"/>
-                <w:sz w:val="17"/>
-                <w:szCs w:val="17"/>
-              </w:rPr>
-              <w:t xml:space="preserve">내용</w:t>
-            </w:r>
-          </w:p>
-        </w:tc>
-      </w:tr>
-      <w:tr>
-        <w:tc>
-          <w:tcPr>
-            <w:tcW w:type="dxa" w:w="2600"/>
-            <w:tcBorders>
-              <w:top w:val="single" w:color="DEDEDE" w:sz="6"/>
-              <w:left w:val="single" w:color="DEDEDE" w:sz="6"/>
-              <w:bottom w:val="single" w:color="DEDEDE" w:sz="6"/>
-              <w:right w:val="single" w:color="DEDEDE" w:sz="6"/>
-            </w:tcBorders>
-            <w:tcMar>
-              <w:top w:type="dxa" w:w="70"/>
-              <w:left w:type="dxa" w:w="110"/>
-              <w:bottom w:type="dxa" w:w="70"/>
-              <w:right w:type="dxa" w:w="110"/>
-            </w:tcMar>
-            <w:vAlign w:val="center"/>
-          </w:tcPr>
-          <w:p>
-            <w:pPr>
-              <w:spacing w:after="0" w:before="0" w:line="260"/>
-            </w:pPr>
-            <w:r>
-              <w:rPr>
-                <w:rFonts w:ascii="맑은 고딕" w:cs="맑은 고딕" w:eastAsia="맑은 고딕" w:hAnsi="맑은 고딕"/>
-                <w:color w:val="3C3429"/>
-                <w:sz w:val="17"/>
-                <w:szCs w:val="17"/>
-              </w:rPr>
-              <w:t xml:space="preserve">심각도 / 상태</w:t>
-            </w:r>
-          </w:p>
-        </w:tc>
-        <w:tc>
-          <w:tcPr>
-            <w:tcW w:type="dxa" w:w="7146"/>
-            <w:tcBorders>
-              <w:top w:val="single" w:color="DEDEDE" w:sz="6"/>
-              <w:left w:val="single" w:color="DEDEDE" w:sz="6"/>
-              <w:bottom w:val="single" w:color="DEDEDE" w:sz="6"/>
-              <w:right w:val="single" w:color="DEDEDE" w:sz="6"/>
-            </w:tcBorders>
-            <w:tcMar>
-              <w:top w:type="dxa" w:w="70"/>
-              <w:left w:type="dxa" w:w="110"/>
-              <w:bottom w:type="dxa" w:w="70"/>
-              <w:right w:type="dxa" w:w="110"/>
-            </w:tcMar>
-            <w:vAlign w:val="center"/>
-          </w:tcPr>
-          <w:p>
-            <w:pPr>
-              <w:spacing w:after="0" w:before="0" w:line="260"/>
-            </w:pPr>
-            <w:r>
-              <w:rPr>
-                <w:rFonts w:ascii="맑은 고딕" w:cs="맑은 고딕" w:eastAsia="맑은 고딕" w:hAnsi="맑은 고딕"/>
-                <w:color w:val="3C3429"/>
-                <w:sz w:val="17"/>
-                <w:szCs w:val="17"/>
-              </w:rPr>
-              <w:t>MAJOR / WORKAROUND</w:t>
-            </w:r>
-          </w:p>
-        </w:tc>
-      </w:tr>
-      <w:tr>
-        <w:tc>
-          <w:tcPr>
-            <w:tcW w:type="dxa" w:w="2600"/>
-            <w:tcBorders>
-              <w:top w:val="single" w:color="DEDEDE" w:sz="6"/>
-              <w:left w:val="single" w:color="DEDEDE" w:sz="6"/>
-              <w:bottom w:val="single" w:color="DEDEDE" w:sz="6"/>
-              <w:right w:val="single" w:color="DEDEDE" w:sz="6"/>
-            </w:tcBorders>
-            <w:shd w:fill="FAFAFA" w:color="auto" w:val="clear"/>
-            <w:tcMar>
-              <w:top w:type="dxa" w:w="70"/>
-              <w:left w:type="dxa" w:w="110"/>
-              <w:bottom w:type="dxa" w:w="70"/>
-              <w:right w:type="dxa" w:w="110"/>
-            </w:tcMar>
-            <w:vAlign w:val="center"/>
-          </w:tcPr>
-          <w:p>
-            <w:pPr>
-              <w:spacing w:after="0" w:before="0" w:line="260"/>
-            </w:pPr>
-            <w:r>
-              <w:rPr>
-                <w:rFonts w:ascii="맑은 고딕" w:cs="맑은 고딕" w:eastAsia="맑은 고딕" w:hAnsi="맑은 고딕"/>
-                <w:color w:val="3C3429"/>
-                <w:sz w:val="17"/>
-                <w:szCs w:val="17"/>
-              </w:rPr>
-              <w:t xml:space="preserve">발생일 / 해결일</w:t>
-            </w:r>
-          </w:p>
-        </w:tc>
-        <w:tc>
-          <w:tcPr>
-            <w:tcW w:type="dxa" w:w="7146"/>
-            <w:tcBorders>
-              <w:top w:val="single" w:color="DEDEDE" w:sz="6"/>
-              <w:left w:val="single" w:color="DEDEDE" w:sz="6"/>
-              <w:bottom w:val="single" w:color="DEDEDE" w:sz="6"/>
-              <w:right w:val="single" w:color="DEDEDE" w:sz="6"/>
-            </w:tcBorders>
-            <w:shd w:fill="FAFAFA" w:color="auto" w:val="clear"/>
-            <w:tcMar>
-              <w:top w:type="dxa" w:w="70"/>
-              <w:left w:type="dxa" w:w="110"/>
-              <w:bottom w:type="dxa" w:w="70"/>
-              <w:right w:type="dxa" w:w="110"/>
-            </w:tcMar>
-            <w:vAlign w:val="center"/>
-          </w:tcPr>
-          <w:p>
-            <w:pPr>
-              <w:spacing w:after="0" w:before="0" w:line="260"/>
-            </w:pPr>
-            <w:r>
-              <w:rPr>
-                <w:rFonts w:ascii="맑은 고딕" w:cs="맑은 고딕" w:eastAsia="맑은 고딕" w:hAnsi="맑은 고딕"/>
-                <w:color w:val="3C3429"/>
-                <w:sz w:val="17"/>
-                <w:szCs w:val="17"/>
-              </w:rPr>
-              <w:t>2026-08-10 / 미해결(WORKAROUND, 근본 조치 없음)</w:t>
-            </w:r>
-          </w:p>
-        </w:tc>
-      </w:tr>
-      <w:tr>
-        <w:tc>
-          <w:tcPr>
-            <w:tcW w:type="dxa" w:w="2600"/>
-            <w:tcBorders>
-              <w:top w:val="single" w:color="DEDEDE" w:sz="6"/>
-              <w:left w:val="single" w:color="DEDEDE" w:sz="6"/>
-              <w:bottom w:val="single" w:color="DEDEDE" w:sz="6"/>
-              <w:right w:val="single" w:color="DEDEDE" w:sz="6"/>
-            </w:tcBorders>
-            <w:tcMar>
-              <w:top w:type="dxa" w:w="70"/>
-              <w:left w:type="dxa" w:w="110"/>
-              <w:bottom w:type="dxa" w:w="70"/>
-              <w:right w:type="dxa" w:w="110"/>
-            </w:tcMar>
-            <w:vAlign w:val="center"/>
-          </w:tcPr>
-          <w:p>
-            <w:pPr>
-              <w:spacing w:after="0" w:before="0" w:line="260"/>
-            </w:pPr>
-            <w:r>
-              <w:rPr>
-                <w:rFonts w:ascii="맑은 고딕" w:cs="맑은 고딕" w:eastAsia="맑은 고딕" w:hAnsi="맑은 고딕"/>
-                <w:color w:val="3C3429"/>
-                <w:sz w:val="17"/>
-                <w:szCs w:val="17"/>
-              </w:rPr>
-              <w:t xml:space="preserve">담당</w:t>
-            </w:r>
-          </w:p>
-        </w:tc>
-        <w:tc>
-          <w:tcPr>
-            <w:tcW w:type="dxa" w:w="7146"/>
-            <w:tcBorders>
-              <w:top w:val="single" w:color="DEDEDE" w:sz="6"/>
-              <w:left w:val="single" w:color="DEDEDE" w:sz="6"/>
-              <w:bottom w:val="single" w:color="DEDEDE" w:sz="6"/>
-              <w:right w:val="single" w:color="DEDEDE" w:sz="6"/>
-            </w:tcBorders>
-            <w:tcMar>
-              <w:top w:type="dxa" w:w="70"/>
-              <w:left w:type="dxa" w:w="110"/>
-              <w:bottom w:type="dxa" w:w="70"/>
-              <w:right w:type="dxa" w:w="110"/>
-            </w:tcMar>
-            <w:vAlign w:val="center"/>
-          </w:tcPr>
-          <w:p>
-            <w:pPr>
-              <w:spacing w:after="0" w:before="0" w:line="260"/>
-            </w:pPr>
-            <w:r>
-              <w:rPr>
-                <w:rFonts w:ascii="맑은 고딕" w:cs="맑은 고딕" w:eastAsia="맑은 고딕" w:hAnsi="맑은 고딕"/>
-                <w:color w:val="3C3429"/>
-                <w:sz w:val="17"/>
-                <w:szCs w:val="17"/>
-              </w:rPr>
-              <w:t>도희정</w:t>
-            </w:r>
-          </w:p>
-        </w:tc>
-      </w:tr>
-      <w:tr>
-        <w:tc>
-          <w:tcPr>
-            <w:tcW w:type="dxa" w:w="2600"/>
-            <w:tcBorders>
-              <w:top w:val="single" w:color="DEDEDE" w:sz="6"/>
-              <w:left w:val="single" w:color="DEDEDE" w:sz="6"/>
-              <w:bottom w:val="single" w:color="DEDEDE" w:sz="6"/>
-              <w:right w:val="single" w:color="DEDEDE" w:sz="6"/>
-            </w:tcBorders>
-            <w:shd w:fill="FAFAFA" w:color="auto" w:val="clear"/>
-            <w:tcMar>
-              <w:top w:type="dxa" w:w="70"/>
-              <w:left w:type="dxa" w:w="110"/>
-              <w:bottom w:type="dxa" w:w="70"/>
-              <w:right w:type="dxa" w:w="110"/>
-            </w:tcMar>
-            <w:vAlign w:val="center"/>
-          </w:tcPr>
-          <w:p>
-            <w:pPr>
-              <w:spacing w:after="0" w:before="0" w:line="260"/>
-            </w:pPr>
-            <w:r>
-              <w:rPr>
-                <w:rFonts w:ascii="맑은 고딕" w:cs="맑은 고딕" w:eastAsia="맑은 고딕" w:hAnsi="맑은 고딕"/>
-                <w:color w:val="3C3429"/>
-                <w:sz w:val="17"/>
-                <w:szCs w:val="17"/>
-              </w:rPr>
-              <w:t xml:space="preserve">환경</w:t>
-            </w:r>
-          </w:p>
-        </w:tc>
-        <w:tc>
-          <w:tcPr>
-            <w:tcW w:type="dxa" w:w="7146"/>
-            <w:tcBorders>
-              <w:top w:val="single" w:color="DEDEDE" w:sz="6"/>
-              <w:left w:val="single" w:color="DEDEDE" w:sz="6"/>
-              <w:bottom w:val="single" w:color="DEDEDE" w:sz="6"/>
-              <w:right w:val="single" w:color="DEDEDE" w:sz="6"/>
-            </w:tcBorders>
-            <w:shd w:fill="FAFAFA" w:color="auto" w:val="clear"/>
-            <w:tcMar>
-              <w:top w:type="dxa" w:w="70"/>
-              <w:left w:type="dxa" w:w="110"/>
-              <w:bottom w:type="dxa" w:w="70"/>
-              <w:right w:type="dxa" w:w="110"/>
-            </w:tcMar>
-            <w:vAlign w:val="center"/>
-          </w:tcPr>
-          <w:p>
-            <w:pPr>
-              <w:spacing w:after="0" w:before="0" w:line="260"/>
-            </w:pPr>
-            <w:r>
-              <w:rPr>
-                <w:rFonts w:ascii="맑은 고딕" w:cs="맑은 고딕" w:eastAsia="맑은 고딕" w:hAnsi="맑은 고딕"/>
-                <w:color w:val="3C3429"/>
-                <w:sz w:val="17"/>
-                <w:szCs w:val="17"/>
-              </w:rPr>
-              <w:t>VirtualBox VM(hj) · Arduino IDE 2.x(AppImage) · 번들 arduino-cli/serial-discovery 1.5.2 · ESP32 Dev Module</w:t>
-            </w:r>
-          </w:p>
-        </w:tc>
-      </w:tr>
-      <w:tr>
-        <w:tc>
-          <w:tcPr>
-            <w:tcW w:type="dxa" w:w="2600"/>
-            <w:tcBorders>
-              <w:top w:val="single" w:color="DEDEDE" w:sz="6"/>
-              <w:left w:val="single" w:color="DEDEDE" w:sz="6"/>
-              <w:bottom w:val="single" w:color="DEDEDE" w:sz="6"/>
-              <w:right w:val="single" w:color="DEDEDE" w:sz="6"/>
-            </w:tcBorders>
-            <w:tcMar>
-              <w:top w:type="dxa" w:w="70"/>
-              <w:left w:type="dxa" w:w="110"/>
-              <w:bottom w:type="dxa" w:w="70"/>
-              <w:right w:type="dxa" w:w="110"/>
-            </w:tcMar>
-            <w:vAlign w:val="center"/>
-          </w:tcPr>
-          <w:p>
-            <w:pPr>
-              <w:spacing w:after="0" w:before="0" w:line="260"/>
-            </w:pPr>
-            <w:r>
-              <w:rPr>
-                <w:rFonts w:ascii="맑은 고딕" w:cs="맑은 고딕" w:eastAsia="맑은 고딕" w:hAnsi="맑은 고딕"/>
-                <w:color w:val="3C3429"/>
-                <w:sz w:val="17"/>
-                <w:szCs w:val="17"/>
-              </w:rPr>
-              <w:t xml:space="preserve">관련</w:t>
-            </w:r>
-          </w:p>
-        </w:tc>
-        <w:tc>
-          <w:tcPr>
-            <w:tcW w:type="dxa" w:w="7146"/>
-            <w:tcBorders>
-              <w:top w:val="single" w:color="DEDEDE" w:sz="6"/>
-              <w:left w:val="single" w:color="DEDEDE" w:sz="6"/>
-              <w:bottom w:val="single" w:color="DEDEDE" w:sz="6"/>
-              <w:right w:val="single" w:color="DEDEDE" w:sz="6"/>
-            </w:tcBorders>
-            <w:tcMar>
-              <w:top w:type="dxa" w:w="70"/>
-              <w:left w:type="dxa" w:w="110"/>
-              <w:bottom w:type="dxa" w:w="70"/>
-              <w:right w:type="dxa" w:w="110"/>
-            </w:tcMar>
-            <w:vAlign w:val="center"/>
-          </w:tcPr>
-          <w:p>
-            <w:pPr>
-              <w:spacing w:after="0" w:before="0" w:line="260"/>
-            </w:pPr>
-            <w:r>
-              <w:rPr>
-                <w:rFonts w:ascii="맑은 고딕" w:cs="맑은 고딕" w:eastAsia="맑은 고딕" w:hAnsi="맑은 고딕"/>
-                <w:color w:val="3C3429"/>
-                <w:sz w:val="17"/>
-                <w:szCs w:val="17"/>
-              </w:rPr>
-              <w:t>TS-INFRA-04(같은 세션, USB 패스스루 이슈 해결 직후 발생)</w:t>
-            </w:r>
-          </w:p>
-        </w:tc>
-      </w:tr>
-    </w:tbl>
-    <w:p>
-      <w:pPr>
-        <w:pStyle w:val="Heading3"/>
-        <w:spacing w:after="120" w:before="260" w:line="260"/>
-      </w:pPr>
-      <w:r>
-        <w:rPr>
-          <w:rFonts w:ascii="맑은 고딕" w:cs="맑은 고딕" w:eastAsia="맑은 고딕" w:hAnsi="맑은 고딕"/>
-          <w:b/>
-          <w:bCs/>
-          <w:color w:val="241B12"/>
-          <w:sz w:val="21"/>
-          <w:szCs w:val="21"/>
-        </w:rPr>
-        <w:t xml:space="preserve">증상</w:t>
-      </w:r>
-    </w:p>
-    <w:p>
-      <w:pPr>
-        <w:spacing w:after="140" w:before="0" w:line="260"/>
-      </w:pPr>
-      <w:r>
-        <w:rPr>
-          <w:rFonts w:ascii="맑은 고딕" w:cs="맑은 고딕" w:eastAsia="맑은 고딕" w:hAnsi="맑은 고딕"/>
-          <w:color w:val="3C3429"/>
-          <w:sz w:val="17"/>
-          <w:szCs w:val="17"/>
-        </w:rPr>
-        <w:t>USB 패스스루로 ESP32(/dev/ttyUSB0)가 게스트에 정상 연결된 상태에서도, Arduino IDE의 Tools→Port가 계속 비활성화된 채 존재하지 않는 /dev/ttyACM0로 고정되어 있어 업로드가 실패했다. IDE를 완전히 재시작해도 동일했다.</w:t>
-      </w:r>
-    </w:p>
-    <w:tbl>
-      <w:tblPr>
-        <w:tblW w:type="dxa" w:w="9746"/>
-        <w:tblBorders>
-          <w:top w:val="single" w:color="DEDEDE" w:sz="6"/>
-          <w:left w:val="single" w:color="DEDEDE" w:sz="6"/>
-          <w:bottom w:val="single" w:color="DEDEDE" w:sz="6"/>
-          <w:right w:val="single" w:color="DEDEDE" w:sz="6"/>
-          <w:insideH w:val="single" w:color="DEDEDE" w:sz="6"/>
-          <w:insideV w:val="single" w:color="DEDEDE" w:sz="6"/>
-        </w:tblBorders>
-      </w:tblPr>
-      <w:tblGrid>
-        <w:gridCol w:w="9746"/>
-      </w:tblGrid>
-      <w:tr>
-        <w:tc>
-          <w:tcPr>
-            <w:tcW w:type="dxa" w:w="9746"/>
-            <w:tcBorders>
-              <w:top w:val="single" w:color="DEDEDE" w:sz="6"/>
-              <w:left w:val="single" w:color="DEDEDE" w:sz="6"/>
-              <w:bottom w:val="single" w:color="DEDEDE" w:sz="6"/>
-              <w:right w:val="single" w:color="DEDEDE" w:sz="6"/>
-            </w:tcBorders>
-            <w:shd w:fill="F7F8FA" w:color="auto" w:val="clear"/>
-            <w:tcMar>
-              <w:top w:type="dxa" w:w="140"/>
-              <w:left w:type="dxa" w:w="160"/>
-              <w:bottom w:type="dxa" w:w="140"/>
-              <w:right w:type="dxa" w:w="160"/>
-            </w:tcMar>
-          </w:tcPr>
-          <w:p>
-            <w:pPr>
-              <w:spacing w:after="20" w:line="240"/>
-            </w:pPr>
-            <w:r>
-              <w:rPr>
-                <w:rFonts w:ascii="Consolas" w:cs="Consolas" w:eastAsia="Consolas" w:hAnsi="Consolas"/>
-                <w:color w:val="3C3429"/>
-                <w:sz w:val="16"/>
-                <w:szCs w:val="16"/>
-              </w:rPr>
-              <w:t>$ (Arduino IDE 업로드 로그)</w:t>
-              <w:br/>
-              <w:t>esptool v5.3.1</w:t>
-              <w:br/>
-              <w:t>Serial port /dev/ttyACM0:</w:t>
-              <w:br/>
-              <w:t>A fatal error occurred: Could not open /dev/ttyACM0, the port is busy or doesn't exist.</w:t>
-              <w:br/>
-              <w:t>([Errno 2] could not open port /dev/ttyACM0: [Errno 2] No such file or directory: '/dev/ttyACM0')</w:t>
-            </w:r>
-          </w:p>
-          <w:p>
-            <w:pPr>
-              <w:spacing w:after="20" w:line="240"/>
-            </w:pPr>
-            <w:r>
-              <w:rPr>
-                <w:rFonts w:ascii="Consolas" w:cs="Consolas" w:eastAsia="Consolas" w:hAnsi="Consolas"/>
-                <w:color w:val="3C3429"/>
-                <w:sz w:val="16"/>
-                <w:szCs w:val="16"/>
-              </w:rPr>
-            </w:r>
-          </w:p>
-        </w:tc>
-      </w:tr>
-    </w:tbl>
-    <w:p>
-      <w:pPr>
-        <w:pStyle w:val="Heading3"/>
-        <w:spacing w:after="120" w:before="260" w:line="260"/>
-      </w:pPr>
-      <w:r>
-        <w:rPr>
-          <w:rFonts w:ascii="맑은 고딕" w:cs="맑은 고딕" w:eastAsia="맑은 고딕" w:hAnsi="맑은 고딕"/>
-          <w:b/>
-          <w:bCs/>
-          <w:color w:val="241B12"/>
-          <w:sz w:val="21"/>
-          <w:szCs w:val="21"/>
-        </w:rPr>
-        <w:t xml:space="preserve">재현 절차</w:t>
-      </w:r>
-    </w:p>
-    <w:tbl>
-      <w:tblPr>
-        <w:tblW w:type="dxa" w:w="9746"/>
-        <w:tblBorders>
-          <w:top w:val="single" w:color="DEDEDE" w:sz="6"/>
-          <w:left w:val="single" w:color="DEDEDE" w:sz="6"/>
-          <w:bottom w:val="single" w:color="DEDEDE" w:sz="6"/>
-          <w:right w:val="single" w:color="DEDEDE" w:sz="6"/>
-          <w:insideH w:val="single" w:color="DEDEDE" w:sz="6"/>
-          <w:insideV w:val="single" w:color="DEDEDE" w:sz="6"/>
-        </w:tblBorders>
-      </w:tblPr>
-      <w:tblGrid>
-        <w:gridCol w:w="1500"/>
-        <w:gridCol w:w="3000"/>
-        <w:gridCol w:w="5246"/>
-      </w:tblGrid>
-      <w:tr>
-        <w:trPr>
-          <w:tblHeader/>
-        </w:trPr>
-        <w:tc>
-          <w:tcPr>
-            <w:tcW w:type="dxa" w:w="1500"/>
-            <w:tcBorders>
-              <w:top w:val="single" w:color="49361D" w:sz="6"/>
-              <w:left w:val="single" w:color="49361D" w:sz="6"/>
-              <w:bottom w:val="single" w:color="49361D" w:sz="6"/>
-              <w:right w:val="single" w:color="49361D" w:sz="6"/>
-            </w:tcBorders>
-            <w:shd w:fill="241B12" w:color="auto" w:val="clear"/>
-            <w:tcMar>
-              <w:top w:type="dxa" w:w="90"/>
-              <w:left w:type="dxa" w:w="110"/>
-              <w:bottom w:type="dxa" w:w="90"/>
-              <w:right w:type="dxa" w:w="110"/>
-            </w:tcMar>
-            <w:vAlign w:val="center"/>
-          </w:tcPr>
-          <w:p>
-            <w:pPr>
-              <w:spacing w:after="0" w:before="0" w:line="260"/>
-            </w:pPr>
-            <w:r>
-              <w:rPr>
-                <w:rFonts w:ascii="맑은 고딕" w:cs="맑은 고딕" w:eastAsia="맑은 고딕" w:hAnsi="맑은 고딕"/>
-                <w:b/>
-                <w:bCs/>
-                <w:color w:val="F4CF87"/>
-                <w:sz w:val="17"/>
-                <w:szCs w:val="17"/>
-              </w:rPr>
-              <w:t xml:space="preserve">#</w:t>
-            </w:r>
-          </w:p>
-        </w:tc>
-        <w:tc>
-          <w:tcPr>
-            <w:tcW w:type="dxa" w:w="3000"/>
-            <w:tcBorders>
-              <w:top w:val="single" w:color="49361D" w:sz="6"/>
-              <w:left w:val="single" w:color="49361D" w:sz="6"/>
-              <w:bottom w:val="single" w:color="49361D" w:sz="6"/>
-              <w:right w:val="single" w:color="49361D" w:sz="6"/>
-            </w:tcBorders>
-            <w:shd w:fill="241B12" w:color="auto" w:val="clear"/>
-            <w:tcMar>
-              <w:top w:type="dxa" w:w="90"/>
-              <w:left w:type="dxa" w:w="110"/>
-              <w:bottom w:type="dxa" w:w="90"/>
-              <w:right w:type="dxa" w:w="110"/>
-            </w:tcMar>
-            <w:vAlign w:val="center"/>
-          </w:tcPr>
-          <w:p>
-            <w:pPr>
-              <w:spacing w:after="0" w:before="0" w:line="260"/>
-            </w:pPr>
-            <w:r>
-              <w:rPr>
-                <w:rFonts w:ascii="맑은 고딕" w:cs="맑은 고딕" w:eastAsia="맑은 고딕" w:hAnsi="맑은 고딕"/>
-                <w:b/>
-                <w:bCs/>
-                <w:color w:val="F4CF87"/>
-                <w:sz w:val="17"/>
-                <w:szCs w:val="17"/>
-              </w:rPr>
-              <w:t xml:space="preserve">동작</w:t>
-            </w:r>
-          </w:p>
-        </w:tc>
-        <w:tc>
-          <w:tcPr>
-            <w:tcW w:type="dxa" w:w="5246"/>
-            <w:tcBorders>
-              <w:top w:val="single" w:color="49361D" w:sz="6"/>
-              <w:left w:val="single" w:color="49361D" w:sz="6"/>
-              <w:bottom w:val="single" w:color="49361D" w:sz="6"/>
-              <w:right w:val="single" w:color="49361D" w:sz="6"/>
-            </w:tcBorders>
-            <w:shd w:fill="241B12" w:color="auto" w:val="clear"/>
-            <w:tcMar>
-              <w:top w:type="dxa" w:w="90"/>
-              <w:left w:type="dxa" w:w="110"/>
-              <w:bottom w:type="dxa" w:w="90"/>
-              <w:right w:type="dxa" w:w="110"/>
-            </w:tcMar>
-            <w:vAlign w:val="center"/>
-          </w:tcPr>
-          <w:p>
-            <w:pPr>
-              <w:spacing w:after="0" w:before="0" w:line="260"/>
-            </w:pPr>
-            <w:r>
-              <w:rPr>
-                <w:rFonts w:ascii="맑은 고딕" w:cs="맑은 고딕" w:eastAsia="맑은 고딕" w:hAnsi="맑은 고딕"/>
-                <w:b/>
-                <w:bCs/>
-                <w:color w:val="F4CF87"/>
-                <w:sz w:val="17"/>
-                <w:szCs w:val="17"/>
-              </w:rPr>
-              <w:t xml:space="preserve">결과</w:t>
-            </w:r>
-          </w:p>
-        </w:tc>
-      </w:tr>
-      <w:tr>
-        <w:tc>
-          <w:tcPr>
-            <w:tcW w:type="dxa" w:w="1500"/>
-            <w:tcBorders>
-              <w:top w:val="single" w:color="DEDEDE" w:sz="6"/>
-              <w:left w:val="single" w:color="DEDEDE" w:sz="6"/>
-              <w:bottom w:val="single" w:color="DEDEDE" w:sz="6"/>
-              <w:right w:val="single" w:color="DEDEDE" w:sz="6"/>
-            </w:tcBorders>
-            <w:tcMar>
-              <w:top w:type="dxa" w:w="70"/>
-              <w:left w:type="dxa" w:w="110"/>
-              <w:bottom w:type="dxa" w:w="70"/>
-              <w:right w:type="dxa" w:w="110"/>
-            </w:tcMar>
-            <w:vAlign w:val="center"/>
-          </w:tcPr>
-          <w:p>
-            <w:pPr>
-              <w:spacing w:after="0" w:before="0" w:line="260"/>
-            </w:pPr>
-            <w:r>
-              <w:rPr>
-                <w:rFonts w:ascii="맑은 고딕" w:cs="맑은 고딕" w:eastAsia="맑은 고딕" w:hAnsi="맑은 고딕"/>
-                <w:color w:val="3C3429"/>
-                <w:sz w:val="17"/>
-                <w:szCs w:val="17"/>
-              </w:rPr>
-              <w:t>1</w:t>
-            </w:r>
-          </w:p>
-        </w:tc>
-        <w:tc>
-          <w:tcPr>
-            <w:tcW w:type="dxa" w:w="3000"/>
-            <w:tcBorders>
-              <w:top w:val="single" w:color="DEDEDE" w:sz="6"/>
-              <w:left w:val="single" w:color="DEDEDE" w:sz="6"/>
-              <w:bottom w:val="single" w:color="DEDEDE" w:sz="6"/>
-              <w:right w:val="single" w:color="DEDEDE" w:sz="6"/>
-            </w:tcBorders>
-            <w:tcMar>
-              <w:top w:type="dxa" w:w="70"/>
-              <w:left w:type="dxa" w:w="110"/>
-              <w:bottom w:type="dxa" w:w="70"/>
-              <w:right w:type="dxa" w:w="110"/>
-            </w:tcMar>
-            <w:vAlign w:val="center"/>
-          </w:tcPr>
-          <w:p>
-            <w:pPr>
-              <w:spacing w:after="0" w:before="0" w:line="260"/>
-            </w:pPr>
-            <w:r>
-              <w:t>/dev/ttyUSB0 존재·권한 확인(ls, stty, python open)</w:t>
-            </w:r>
-          </w:p>
-        </w:tc>
-        <w:tc>
-          <w:tcPr>
-            <w:tcW w:type="dxa" w:w="5246"/>
-            <w:tcBorders>
-              <w:top w:val="single" w:color="DEDEDE" w:sz="6"/>
-              <w:left w:val="single" w:color="DEDEDE" w:sz="6"/>
-              <w:bottom w:val="single" w:color="DEDEDE" w:sz="6"/>
-              <w:right w:val="single" w:color="DEDEDE" w:sz="6"/>
-            </w:tcBorders>
-            <w:tcMar>
-              <w:top w:type="dxa" w:w="70"/>
-              <w:left w:type="dxa" w:w="110"/>
-              <w:bottom w:type="dxa" w:w="70"/>
-              <w:right w:type="dxa" w:w="110"/>
-            </w:tcMar>
-            <w:vAlign w:val="center"/>
-          </w:tcPr>
-          <w:p>
-            <w:pPr>
-              <w:spacing w:after="0" w:before="0" w:line="260"/>
-            </w:pPr>
-            <w:r>
-              <w:t>전부 정상, 장치 자체는 문제없이 열림</w:t>
-            </w:r>
-          </w:p>
-        </w:tc>
-      </w:tr>
-      <w:tr>
-        <w:tc>
-          <w:tcPr>
-            <w:tcW w:type="dxa" w:w="1500"/>
-            <w:tcBorders>
-              <w:top w:val="single" w:color="DEDEDE" w:sz="6"/>
-              <w:left w:val="single" w:color="DEDEDE" w:sz="6"/>
-              <w:bottom w:val="single" w:color="DEDEDE" w:sz="6"/>
-              <w:right w:val="single" w:color="DEDEDE" w:sz="6"/>
-            </w:tcBorders>
-            <w:shd w:fill="FAFAFA" w:color="auto" w:val="clear"/>
-            <w:tcMar>
-              <w:top w:type="dxa" w:w="70"/>
-              <w:left w:type="dxa" w:w="110"/>
-              <w:bottom w:type="dxa" w:w="70"/>
-              <w:right w:type="dxa" w:w="110"/>
-            </w:tcMar>
-            <w:vAlign w:val="center"/>
-          </w:tcPr>
-          <w:p>
-            <w:pPr>
-              <w:spacing w:after="0" w:before="0" w:line="260"/>
-            </w:pPr>
-            <w:r>
-              <w:rPr>
-                <w:rFonts w:ascii="맑은 고딕" w:cs="맑은 고딕" w:eastAsia="맑은 고딕" w:hAnsi="맑은 고딕"/>
-                <w:color w:val="3C3429"/>
-                <w:sz w:val="17"/>
-                <w:szCs w:val="17"/>
-              </w:rPr>
-              <w:t>2</w:t>
-            </w:r>
-          </w:p>
-        </w:tc>
-        <w:tc>
-          <w:tcPr>
-            <w:tcW w:type="dxa" w:w="3000"/>
-            <w:tcBorders>
-              <w:top w:val="single" w:color="DEDEDE" w:sz="6"/>
-              <w:left w:val="single" w:color="DEDEDE" w:sz="6"/>
-              <w:bottom w:val="single" w:color="DEDEDE" w:sz="6"/>
-              <w:right w:val="single" w:color="DEDEDE" w:sz="6"/>
-            </w:tcBorders>
-            <w:shd w:fill="FAFAFA" w:color="auto" w:val="clear"/>
-            <w:tcMar>
-              <w:top w:type="dxa" w:w="70"/>
-              <w:left w:type="dxa" w:w="110"/>
-              <w:bottom w:type="dxa" w:w="70"/>
-              <w:right w:type="dxa" w:w="110"/>
-            </w:tcMar>
-            <w:vAlign w:val="center"/>
-          </w:tcPr>
-          <w:p>
-            <w:pPr>
-              <w:spacing w:after="0" w:before="0" w:line="260"/>
-            </w:pPr>
-            <w:r>
-              <w:t>Arduino IDE에서 업로드 시도</w:t>
-            </w:r>
-          </w:p>
-        </w:tc>
-        <w:tc>
-          <w:tcPr>
-            <w:tcW w:type="dxa" w:w="5246"/>
-            <w:tcBorders>
-              <w:top w:val="single" w:color="DEDEDE" w:sz="6"/>
-              <w:left w:val="single" w:color="DEDEDE" w:sz="6"/>
-              <w:bottom w:val="single" w:color="DEDEDE" w:sz="6"/>
-              <w:right w:val="single" w:color="DEDEDE" w:sz="6"/>
-            </w:tcBorders>
-            <w:shd w:fill="FAFAFA" w:color="auto" w:val="clear"/>
-            <w:tcMar>
-              <w:top w:type="dxa" w:w="70"/>
-              <w:left w:type="dxa" w:w="110"/>
-              <w:bottom w:type="dxa" w:w="70"/>
-              <w:right w:type="dxa" w:w="110"/>
-            </w:tcMar>
-            <w:vAlign w:val="center"/>
-          </w:tcPr>
-          <w:p>
-            <w:pPr>
-              <w:spacing w:after="0" w:before="0" w:line="260"/>
-            </w:pPr>
-            <w:r>
-              <w:t>Tools→Port가 비활성화 상태로 /dev/ttyACM0 고정, 업로드 실패</w:t>
-            </w:r>
-          </w:p>
-        </w:tc>
-      </w:tr>
-      <w:tr>
-        <w:tc>
-          <w:tcPr>
-            <w:tcW w:type="dxa" w:w="1500"/>
-            <w:tcBorders>
-              <w:top w:val="single" w:color="DEDEDE" w:sz="6"/>
-              <w:left w:val="single" w:color="DEDEDE" w:sz="6"/>
-              <w:bottom w:val="single" w:color="DEDEDE" w:sz="6"/>
-              <w:right w:val="single" w:color="DEDEDE" w:sz="6"/>
-            </w:tcBorders>
-            <w:tcMar>
-              <w:top w:type="dxa" w:w="70"/>
-              <w:left w:type="dxa" w:w="110"/>
-              <w:bottom w:type="dxa" w:w="70"/>
-              <w:right w:type="dxa" w:w="110"/>
-            </w:tcMar>
-            <w:vAlign w:val="center"/>
-          </w:tcPr>
-          <w:p>
-            <w:pPr>
-              <w:spacing w:after="0" w:before="0" w:line="260"/>
-            </w:pPr>
-            <w:r>
-              <w:rPr>
-                <w:rFonts w:ascii="맑은 고딕" w:cs="맑은 고딕" w:eastAsia="맑은 고딕" w:hAnsi="맑은 고딕"/>
-                <w:color w:val="3C3429"/>
-                <w:sz w:val="17"/>
-                <w:szCs w:val="17"/>
-              </w:rPr>
-              <w:t>3</w:t>
-            </w:r>
-          </w:p>
-        </w:tc>
-        <w:tc>
-          <w:tcPr>
-            <w:tcW w:type="dxa" w:w="3000"/>
-            <w:tcBorders>
-              <w:top w:val="single" w:color="DEDEDE" w:sz="6"/>
-              <w:left w:val="single" w:color="DEDEDE" w:sz="6"/>
-              <w:bottom w:val="single" w:color="DEDEDE" w:sz="6"/>
-              <w:right w:val="single" w:color="DEDEDE" w:sz="6"/>
-            </w:tcBorders>
-            <w:tcMar>
-              <w:top w:type="dxa" w:w="70"/>
-              <w:left w:type="dxa" w:w="110"/>
-              <w:bottom w:type="dxa" w:w="70"/>
-              <w:right w:type="dxa" w:w="110"/>
-            </w:tcMar>
-            <w:vAlign w:val="center"/>
-          </w:tcPr>
-          <w:p>
-            <w:pPr>
-              <w:spacing w:after="0" w:before="0" w:line="260"/>
-            </w:pPr>
-            <w:r>
-              <w:t>IDE 번들 serial-discovery 바이너리에 HELLO/START/LIST 프로토콜 직접 질의(8회 반복)</w:t>
-            </w:r>
-          </w:p>
-        </w:tc>
-        <w:tc>
-          <w:tcPr>
-            <w:tcW w:type="dxa" w:w="5246"/>
-            <w:tcBorders>
-              <w:top w:val="single" w:color="DEDEDE" w:sz="6"/>
-              <w:left w:val="single" w:color="DEDEDE" w:sz="6"/>
-              <w:bottom w:val="single" w:color="DEDEDE" w:sz="6"/>
-              <w:right w:val="single" w:color="DEDEDE" w:sz="6"/>
-            </w:tcBorders>
-            <w:tcMar>
-              <w:top w:type="dxa" w:w="70"/>
-              <w:left w:type="dxa" w:w="110"/>
-              <w:bottom w:type="dxa" w:w="70"/>
-              <w:right w:type="dxa" w:w="110"/>
-            </w:tcMar>
-            <w:vAlign w:val="center"/>
-          </w:tcPr>
-          <w:p>
-            <w:pPr>
-              <w:spacing w:after="0" w:before="0" w:line="260"/>
-            </w:pPr>
-            <w:r>
-              <w:t>매번 ports: [] (빈 배열) 반환</w:t>
-            </w:r>
-          </w:p>
-        </w:tc>
-      </w:tr>
-      <w:tr>
-        <w:tc>
-          <w:tcPr>
-            <w:tcW w:type="dxa" w:w="1500"/>
-            <w:tcBorders>
-              <w:top w:val="single" w:color="DEDEDE" w:sz="6"/>
-              <w:left w:val="single" w:color="DEDEDE" w:sz="6"/>
-              <w:bottom w:val="single" w:color="DEDEDE" w:sz="6"/>
-              <w:right w:val="single" w:color="DEDEDE" w:sz="6"/>
-            </w:tcBorders>
-            <w:tcMar>
-              <w:top w:type="dxa" w:w="70"/>
-              <w:left w:type="dxa" w:w="110"/>
-              <w:bottom w:type="dxa" w:w="70"/>
-              <w:right w:type="dxa" w:w="110"/>
-            </w:tcMar>
-            <w:vAlign w:val="center"/>
-          </w:tcPr>
-          <w:p>
-            <w:pPr>
-              <w:spacing w:after="0" w:before="0" w:line="260"/>
-            </w:pPr>
-            <w:r>
-              <w:rPr>
-                <w:rFonts w:ascii="맑은 고딕" w:cs="맑은 고딕" w:eastAsia="맑은 고딕" w:hAnsi="맑은 고딕"/>
-                <w:color w:val="3C3429"/>
-                <w:sz w:val="17"/>
-                <w:szCs w:val="17"/>
-              </w:rPr>
-              <w:t>4</w:t>
-            </w:r>
-          </w:p>
-        </w:tc>
-        <w:tc>
-          <w:tcPr>
-            <w:tcW w:type="dxa" w:w="3000"/>
-            <w:tcBorders>
-              <w:top w:val="single" w:color="DEDEDE" w:sz="6"/>
-              <w:left w:val="single" w:color="DEDEDE" w:sz="6"/>
-              <w:bottom w:val="single" w:color="DEDEDE" w:sz="6"/>
-              <w:right w:val="single" w:color="DEDEDE" w:sz="6"/>
-            </w:tcBorders>
-            <w:tcMar>
-              <w:top w:type="dxa" w:w="70"/>
-              <w:left w:type="dxa" w:w="110"/>
-              <w:bottom w:type="dxa" w:w="70"/>
-              <w:right w:type="dxa" w:w="110"/>
-            </w:tcMar>
-            <w:vAlign w:val="center"/>
-          </w:tcPr>
-          <w:p>
-            <w:pPr>
-              <w:spacing w:after="0" w:before="0" w:line="260"/>
-            </w:pPr>
-            <w:r>
-              <w:t>같은 질의를 strace로 감싸 실행</w:t>
-            </w:r>
-          </w:p>
-        </w:tc>
-        <w:tc>
-          <w:tcPr>
-            <w:tcW w:type="dxa" w:w="5246"/>
-            <w:tcBorders>
-              <w:top w:val="single" w:color="DEDEDE" w:sz="6"/>
-              <w:left w:val="single" w:color="DEDEDE" w:sz="6"/>
-              <w:bottom w:val="single" w:color="DEDEDE" w:sz="6"/>
-              <w:right w:val="single" w:color="DEDEDE" w:sz="6"/>
-            </w:tcBorders>
-            <w:tcMar>
-              <w:top w:type="dxa" w:w="70"/>
-              <w:left w:type="dxa" w:w="110"/>
-              <w:bottom w:type="dxa" w:w="70"/>
-              <w:right w:type="dxa" w:w="110"/>
-            </w:tcMar>
-            <w:vAlign w:val="center"/>
-          </w:tcPr>
-          <w:p>
-            <w:pPr>
-              <w:spacing w:after="0" w:before="0" w:line="260"/>
-            </w:pPr>
-            <w:r>
-              <w:t>1회에 한해 정상적으로 /dev/ttyUSB0를 찾아 vid/pid/manufacturer까지 읽어들이는 것을 확인 → 응답 타이밍 레이스로 판단</w:t>
-            </w:r>
-          </w:p>
-        </w:tc>
-      </w:tr>
-    </w:tbl>
-    <w:p>
-      <w:pPr>
-        <w:spacing w:after="140" w:before="0" w:line="260"/>
-      </w:pPr>
-      <w:r>
-        <w:rPr>
-          <w:rFonts w:ascii="맑은 고딕" w:cs="맑은 고딕" w:eastAsia="맑은 고딕" w:hAnsi="맑은 고딕"/>
-          <w:color w:val="3C3429"/>
-          <w:sz w:val="17"/>
-          <w:szCs w:val="17"/>
-        </w:rPr>
-        <w:t>재현율: 8/8회 (IDE 재시작 포함, strace로 느리게 감쌌을 때만 예외적으로 1회 정상 검출)</w:t>
-      </w:r>
-    </w:p>
-    <w:p>
-      <w:pPr>
-        <w:pStyle w:val="Heading3"/>
-        <w:spacing w:after="120" w:before="260" w:line="260"/>
-      </w:pPr>
-      <w:r>
-        <w:rPr>
-          <w:rFonts w:ascii="맑은 고딕" w:cs="맑은 고딕" w:eastAsia="맑은 고딕" w:hAnsi="맑은 고딕"/>
-          <w:b/>
-          <w:bCs/>
-          <w:color w:val="241B12"/>
-          <w:sz w:val="21"/>
-          <w:szCs w:val="21"/>
-        </w:rPr>
-        <w:t xml:space="preserve">진단 과정</w:t>
-      </w:r>
-    </w:p>
-    <w:tbl>
-      <w:tblPr>
-        <w:tblW w:type="dxa" w:w="9746"/>
-        <w:tblBorders>
-          <w:top w:val="single" w:color="DEDEDE" w:sz="6"/>
-          <w:left w:val="single" w:color="DEDEDE" w:sz="6"/>
-          <w:bottom w:val="single" w:color="DEDEDE" w:sz="6"/>
-          <w:right w:val="single" w:color="DEDEDE" w:sz="6"/>
-          <w:insideH w:val="single" w:color="DEDEDE" w:sz="6"/>
-          <w:insideV w:val="single" w:color="DEDEDE" w:sz="6"/>
-        </w:tblBorders>
-      </w:tblPr>
-      <w:tblGrid>
-        <w:gridCol w:w="1500"/>
-        <w:gridCol w:w="3000"/>
-        <w:gridCol w:w="5246"/>
-      </w:tblGrid>
-      <w:tr>
-        <w:trPr>
-          <w:tblHeader/>
-        </w:trPr>
-        <w:tc>
-          <w:tcPr>
-            <w:tcW w:type="dxa" w:w="1500"/>
-            <w:tcBorders>
-              <w:top w:val="single" w:color="49361D" w:sz="6"/>
-              <w:left w:val="single" w:color="49361D" w:sz="6"/>
-              <w:bottom w:val="single" w:color="49361D" w:sz="6"/>
-              <w:right w:val="single" w:color="49361D" w:sz="6"/>
-            </w:tcBorders>
-            <w:shd w:fill="241B12" w:color="auto" w:val="clear"/>
-            <w:tcMar>
-              <w:top w:type="dxa" w:w="90"/>
-              <w:left w:type="dxa" w:w="110"/>
-              <w:bottom w:type="dxa" w:w="90"/>
-              <w:right w:type="dxa" w:w="110"/>
-            </w:tcMar>
-            <w:vAlign w:val="center"/>
-          </w:tcPr>
-          <w:p>
-            <w:pPr>
-              <w:spacing w:after="0" w:before="0" w:line="260"/>
-            </w:pPr>
-            <w:r>
-              <w:rPr>
-                <w:rFonts w:ascii="맑은 고딕" w:cs="맑은 고딕" w:eastAsia="맑은 고딕" w:hAnsi="맑은 고딕"/>
-                <w:b/>
-                <w:bCs/>
-                <w:color w:val="F4CF87"/>
-                <w:sz w:val="17"/>
-                <w:szCs w:val="17"/>
-              </w:rPr>
-              <w:t xml:space="preserve">가설</w:t>
-            </w:r>
-          </w:p>
-        </w:tc>
-        <w:tc>
-          <w:tcPr>
-            <w:tcW w:type="dxa" w:w="3000"/>
-            <w:tcBorders>
-              <w:top w:val="single" w:color="49361D" w:sz="6"/>
-              <w:left w:val="single" w:color="49361D" w:sz="6"/>
-              <w:bottom w:val="single" w:color="49361D" w:sz="6"/>
-              <w:right w:val="single" w:color="49361D" w:sz="6"/>
-            </w:tcBorders>
-            <w:shd w:fill="241B12" w:color="auto" w:val="clear"/>
-            <w:tcMar>
-              <w:top w:type="dxa" w:w="90"/>
-              <w:left w:type="dxa" w:w="110"/>
-              <w:bottom w:type="dxa" w:w="90"/>
-              <w:right w:type="dxa" w:w="110"/>
-            </w:tcMar>
-            <w:vAlign w:val="center"/>
-          </w:tcPr>
-          <w:p>
-            <w:pPr>
-              <w:spacing w:after="0" w:before="0" w:line="260"/>
-            </w:pPr>
-            <w:r>
-              <w:rPr>
-                <w:rFonts w:ascii="맑은 고딕" w:cs="맑은 고딕" w:eastAsia="맑은 고딕" w:hAnsi="맑은 고딕"/>
-                <w:b/>
-                <w:bCs/>
-                <w:color w:val="F4CF87"/>
-                <w:sz w:val="17"/>
-                <w:szCs w:val="17"/>
-              </w:rPr>
-              <w:t xml:space="preserve">확인 방법</w:t>
-            </w:r>
-          </w:p>
-        </w:tc>
-        <w:tc>
-          <w:tcPr>
-            <w:tcW w:type="dxa" w:w="5246"/>
-            <w:tcBorders>
-              <w:top w:val="single" w:color="49361D" w:sz="6"/>
-              <w:left w:val="single" w:color="49361D" w:sz="6"/>
-              <w:bottom w:val="single" w:color="49361D" w:sz="6"/>
-              <w:right w:val="single" w:color="49361D" w:sz="6"/>
-            </w:tcBorders>
-            <w:shd w:fill="241B12" w:color="auto" w:val="clear"/>
-            <w:tcMar>
-              <w:top w:type="dxa" w:w="90"/>
-              <w:left w:type="dxa" w:w="110"/>
-              <w:bottom w:type="dxa" w:w="90"/>
-              <w:right w:type="dxa" w:w="110"/>
-            </w:tcMar>
-            <w:vAlign w:val="center"/>
-          </w:tcPr>
-          <w:p>
-            <w:pPr>
-              <w:spacing w:after="0" w:before="0" w:line="260"/>
-            </w:pPr>
-            <w:r>
-              <w:rPr>
-                <w:rFonts w:ascii="맑은 고딕" w:cs="맑은 고딕" w:eastAsia="맑은 고딕" w:hAnsi="맑은 고딕"/>
-                <w:b/>
-                <w:bCs/>
-                <w:color w:val="F4CF87"/>
-                <w:sz w:val="17"/>
-                <w:szCs w:val="17"/>
-              </w:rPr>
-              <w:t xml:space="preserve">결과</w:t>
-            </w:r>
-          </w:p>
-        </w:tc>
-      </w:tr>
-      <w:tr>
-        <w:tc>
-          <w:tcPr>
-            <w:tcW w:type="dxa" w:w="1500"/>
-            <w:tcBorders>
-              <w:top w:val="single" w:color="DEDEDE" w:sz="6"/>
-              <w:left w:val="single" w:color="DEDEDE" w:sz="6"/>
-              <w:bottom w:val="single" w:color="DEDEDE" w:sz="6"/>
-              <w:right w:val="single" w:color="DEDEDE" w:sz="6"/>
-            </w:tcBorders>
-            <w:tcMar>
-              <w:top w:type="dxa" w:w="70"/>
-              <w:left w:type="dxa" w:w="110"/>
-              <w:bottom w:type="dxa" w:w="70"/>
-              <w:right w:type="dxa" w:w="110"/>
-            </w:tcMar>
-            <w:vAlign w:val="center"/>
-          </w:tcPr>
-          <w:p>
-            <w:pPr>
-              <w:spacing w:after="0" w:before="0" w:line="260"/>
-            </w:pPr>
-            <w:r>
-              <w:t>장치 권한 문제(dialout 그룹 등)다</w:t>
-            </w:r>
-          </w:p>
-        </w:tc>
-        <w:tc>
-          <w:tcPr>
-            <w:tcW w:type="dxa" w:w="3000"/>
-            <w:tcBorders>
-              <w:top w:val="single" w:color="DEDEDE" w:sz="6"/>
-              <w:left w:val="single" w:color="DEDEDE" w:sz="6"/>
-              <w:bottom w:val="single" w:color="DEDEDE" w:sz="6"/>
-              <w:right w:val="single" w:color="DEDEDE" w:sz="6"/>
-            </w:tcBorders>
-            <w:tcMar>
-              <w:top w:type="dxa" w:w="70"/>
-              <w:left w:type="dxa" w:w="110"/>
-              <w:bottom w:type="dxa" w:w="70"/>
-              <w:right w:type="dxa" w:w="110"/>
-            </w:tcMar>
-            <w:vAlign w:val="center"/>
-          </w:tcPr>
-          <w:p>
-            <w:pPr>
-              <w:spacing w:after="0" w:before="0" w:line="260"/>
-            </w:pPr>
-            <w:r>
-              <w:t>ls -la, id, stty -F, python3 open() 직접 시도</w:t>
-            </w:r>
-          </w:p>
-        </w:tc>
-        <w:tc>
-          <w:tcPr>
-            <w:tcW w:type="dxa" w:w="5246"/>
-            <w:tcBorders>
-              <w:top w:val="single" w:color="DEDEDE" w:sz="6"/>
-              <w:left w:val="single" w:color="DEDEDE" w:sz="6"/>
-              <w:bottom w:val="single" w:color="DEDEDE" w:sz="6"/>
-              <w:right w:val="single" w:color="DEDEDE" w:sz="6"/>
-            </w:tcBorders>
-            <w:tcMar>
-              <w:top w:type="dxa" w:w="70"/>
-              <w:left w:type="dxa" w:w="110"/>
-              <w:bottom w:type="dxa" w:w="70"/>
-              <w:right w:type="dxa" w:w="110"/>
-            </w:tcMar>
-            <w:vAlign w:val="center"/>
-          </w:tcPr>
-          <w:p>
-            <w:pPr>
-              <w:spacing w:after="0" w:before="0" w:line="260"/>
-            </w:pPr>
-            <w:r>
-              <w:rPr>
-                <w:rFonts w:ascii="맑은 고딕" w:cs="맑은 고딕" w:eastAsia="맑은 고딕" w:hAnsi="맑은 고딕"/>
-                <w:color w:val="3C3429"/>
-                <w:sz w:val="17"/>
-                <w:szCs w:val="17"/>
-              </w:rPr>
-              <w:t>아님 — 권한·오픈 전부 정상</w:t>
-            </w:r>
-          </w:p>
-        </w:tc>
-      </w:tr>
-      <w:tr>
-        <w:tc>
-          <w:tcPr>
-            <w:tcW w:type="dxa" w:w="1500"/>
-            <w:tcBorders>
-              <w:top w:val="single" w:color="DEDEDE" w:sz="6"/>
-              <w:left w:val="single" w:color="DEDEDE" w:sz="6"/>
-              <w:bottom w:val="single" w:color="DEDEDE" w:sz="6"/>
-              <w:right w:val="single" w:color="DEDEDE" w:sz="6"/>
-            </w:tcBorders>
-            <w:shd w:fill="FAFAFA" w:color="auto" w:val="clear"/>
-            <w:tcMar>
-              <w:top w:type="dxa" w:w="70"/>
-              <w:left w:type="dxa" w:w="110"/>
-              <w:bottom w:type="dxa" w:w="70"/>
-              <w:right w:type="dxa" w:w="110"/>
-            </w:tcMar>
-            <w:vAlign w:val="center"/>
-          </w:tcPr>
-          <w:p>
-            <w:pPr>
-              <w:spacing w:after="0" w:before="0" w:line="260"/>
-            </w:pPr>
-            <w:r>
-              <w:t>IDE의 arduino-cli 데몬이 USB 재연결 이전 상태를 캐싱하고 있다</w:t>
-            </w:r>
-          </w:p>
-        </w:tc>
-        <w:tc>
-          <w:tcPr>
-            <w:tcW w:type="dxa" w:w="3000"/>
-            <w:tcBorders>
-              <w:top w:val="single" w:color="DEDEDE" w:sz="6"/>
-              <w:left w:val="single" w:color="DEDEDE" w:sz="6"/>
-              <w:bottom w:val="single" w:color="DEDEDE" w:sz="6"/>
-              <w:right w:val="single" w:color="DEDEDE" w:sz="6"/>
-            </w:tcBorders>
-            <w:shd w:fill="FAFAFA" w:color="auto" w:val="clear"/>
-            <w:tcMar>
-              <w:top w:type="dxa" w:w="70"/>
-              <w:left w:type="dxa" w:w="110"/>
-              <w:bottom w:type="dxa" w:w="70"/>
-              <w:right w:type="dxa" w:w="110"/>
-            </w:tcMar>
-            <w:vAlign w:val="center"/>
-          </w:tcPr>
-          <w:p>
-            <w:pPr>
-              <w:spacing w:after="0" w:before="0" w:line="260"/>
-            </w:pPr>
-            <w:r>
-              <w:t>IDE 완전 재시작(새 arduino-cli 데몬 PID로 재기동) 후 재확인</w:t>
-            </w:r>
-          </w:p>
-        </w:tc>
-        <w:tc>
-          <w:tcPr>
-            <w:tcW w:type="dxa" w:w="5246"/>
-            <w:tcBorders>
-              <w:top w:val="single" w:color="DEDEDE" w:sz="6"/>
-              <w:left w:val="single" w:color="DEDEDE" w:sz="6"/>
-              <w:bottom w:val="single" w:color="DEDEDE" w:sz="6"/>
-              <w:right w:val="single" w:color="DEDEDE" w:sz="6"/>
-            </w:tcBorders>
-            <w:shd w:fill="FAFAFA" w:color="auto" w:val="clear"/>
-            <w:tcMar>
-              <w:top w:type="dxa" w:w="70"/>
-              <w:left w:type="dxa" w:w="110"/>
-              <w:bottom w:type="dxa" w:w="70"/>
-              <w:right w:type="dxa" w:w="110"/>
-            </w:tcMar>
-            <w:vAlign w:val="center"/>
-          </w:tcPr>
-          <w:p>
-            <w:pPr>
-              <w:spacing w:after="0" w:before="0" w:line="260"/>
-            </w:pPr>
-            <w:r>
-              <w:rPr>
-                <w:rFonts w:ascii="맑은 고딕" w:cs="맑은 고딕" w:eastAsia="맑은 고딕" w:hAnsi="맑은 고딕"/>
-                <w:color w:val="3C3429"/>
-                <w:sz w:val="17"/>
-                <w:szCs w:val="17"/>
-              </w:rPr>
-              <w:t>아님 — 재시작해도 동일하게 실패</w:t>
-            </w:r>
-          </w:p>
-        </w:tc>
-      </w:tr>
-      <w:tr>
-        <w:tc>
-          <w:tcPr>
-            <w:tcW w:type="dxa" w:w="1500"/>
-            <w:tcBorders>
-              <w:top w:val="single" w:color="DEDEDE" w:sz="6"/>
-              <w:left w:val="single" w:color="DEDEDE" w:sz="6"/>
-              <w:bottom w:val="single" w:color="DEDEDE" w:sz="6"/>
-              <w:right w:val="single" w:color="DEDEDE" w:sz="6"/>
-            </w:tcBorders>
-            <w:shd w:fill="FAFAFA" w:color="auto" w:val="clear"/>
-            <w:tcMar>
-              <w:top w:type="dxa" w:w="70"/>
-              <w:left w:type="dxa" w:w="110"/>
-              <w:bottom w:type="dxa" w:w="70"/>
-              <w:right w:type="dxa" w:w="110"/>
-            </w:tcMar>
-            <w:vAlign w:val="center"/>
-          </w:tcPr>
-          <w:p>
-            <w:pPr>
-              <w:spacing w:after="0" w:before="0" w:line="260"/>
-            </w:pPr>
-            <w:r>
-              <w:t>serial-discovery 바이너리 자체가 정상 속도로는 열거를 못 끝내는 레이스 컨디션이 있다</w:t>
-            </w:r>
-          </w:p>
-        </w:tc>
-        <w:tc>
-          <w:tcPr>
-            <w:tcW w:type="dxa" w:w="3000"/>
-            <w:tcBorders>
-              <w:top w:val="single" w:color="DEDEDE" w:sz="6"/>
-              <w:left w:val="single" w:color="DEDEDE" w:sz="6"/>
-              <w:bottom w:val="single" w:color="DEDEDE" w:sz="6"/>
-              <w:right w:val="single" w:color="DEDEDE" w:sz="6"/>
-            </w:tcBorders>
-            <w:shd w:fill="FAFAFA" w:color="auto" w:val="clear"/>
-            <w:tcMar>
-              <w:top w:type="dxa" w:w="70"/>
-              <w:left w:type="dxa" w:w="110"/>
-              <w:bottom w:type="dxa" w:w="70"/>
-              <w:right w:type="dxa" w:w="110"/>
-            </w:tcMar>
-            <w:vAlign w:val="center"/>
-          </w:tcPr>
-          <w:p>
-            <w:pPr>
-              <w:spacing w:after="0" w:before="0" w:line="260"/>
-            </w:pPr>
-            <w:r>
-              <w:t>HELLO/START/LIST 프로토콜을 직접 8회 반복 질의 + strace로 느리게 감싸 비교</w:t>
-            </w:r>
-          </w:p>
-        </w:tc>
-        <w:tc>
-          <w:tcPr>
-            <w:tcW w:type="dxa" w:w="5246"/>
-            <w:tcBorders>
-              <w:top w:val="single" w:color="DEDEDE" w:sz="6"/>
-              <w:left w:val="single" w:color="DEDEDE" w:sz="6"/>
-              <w:bottom w:val="single" w:color="DEDEDE" w:sz="6"/>
-              <w:right w:val="single" w:color="DEDEDE" w:sz="6"/>
-            </w:tcBorders>
-            <w:shd w:fill="FAFAFA" w:color="auto" w:val="clear"/>
-            <w:tcMar>
-              <w:top w:type="dxa" w:w="70"/>
-              <w:left w:type="dxa" w:w="110"/>
-              <w:bottom w:type="dxa" w:w="70"/>
-              <w:right w:type="dxa" w:w="110"/>
-            </w:tcMar>
-            <w:vAlign w:val="center"/>
-          </w:tcPr>
-          <w:p>
-            <w:pPr>
-              <w:spacing w:after="0" w:before="0" w:line="260"/>
-            </w:pPr>
-            <w:r>
-              <w:rPr>
-                <w:rFonts w:ascii="맑은 고딕" w:cs="맑은 고딕" w:eastAsia="맑은 고딕" w:hAnsi="맑은 고딕"/>
-                <w:color w:val="3C3429"/>
-                <w:sz w:val="17"/>
-                <w:szCs w:val="17"/>
-              </w:rPr>
-              <w:t>맞음 — 정상 속도로는 8/8회 빈 배열, strace로 느려진 1회만 정상 검출됨</w:t>
-            </w:r>
-          </w:p>
-        </w:tc>
-      </w:tr>
-    </w:tbl>
-    <w:p>
-      <w:pPr>
-        <w:pStyle w:val="Heading3"/>
-        <w:spacing w:after="120" w:before="260" w:line="260"/>
-      </w:pPr>
-      <w:r>
-        <w:rPr>
-          <w:rFonts w:ascii="맑은 고딕" w:cs="맑은 고딕" w:eastAsia="맑은 고딕" w:hAnsi="맑은 고딕"/>
-          <w:b/>
-          <w:bCs/>
-          <w:color w:val="241B12"/>
-          <w:sz w:val="21"/>
-          <w:szCs w:val="21"/>
-        </w:rPr>
-        <w:t xml:space="preserve">원인</w:t>
-      </w:r>
-    </w:p>
-    <w:p>
-      <w:pPr>
-        <w:spacing w:after="140" w:before="0" w:line="260"/>
-      </w:pPr>
-      <w:r>
-        <w:rPr>
-          <w:rFonts w:ascii="맑은 고딕" w:cs="맑은 고딕" w:eastAsia="맑은 고딕" w:hAnsi="맑은 고딕"/>
-          <w:color w:val="3C3429"/>
-          <w:sz w:val="17"/>
-          <w:szCs w:val="17"/>
-        </w:rPr>
-        <w:t>확인됨. Arduino IDE(및 arduino-cli)에 번들된 serial-discovery 1.5.2가 USB-시리얼 장치의 sysfs 속성(vid/pid/manufacturer/product)을 읽어 포트 목록을 구성하는 과정에서, 정상 실행 속도로는 LIST 응답을 만들기 전에 시간이 부족해 매번 빈 목록을 반환하는 레이스 컨디션이 있다. 이 VM 환경(VirtualBox 패스스루로 인한 sysfs 접근 지연)에서 특히 잘 걸리는 것으로 보인다. 도구 자체의 버그라 우리 코드/설정으로 근본 수정은 불가능하다.</w:t>
-      </w:r>
-    </w:p>
-    <w:p>
-      <w:pPr>
-        <w:pStyle w:val="Heading3"/>
-        <w:spacing w:after="120" w:before="260" w:line="260"/>
-      </w:pPr>
-      <w:r>
-        <w:rPr>
-          <w:rFonts w:ascii="맑은 고딕" w:cs="맑은 고딕" w:eastAsia="맑은 고딕" w:hAnsi="맑은 고딕"/>
-          <w:b/>
-          <w:bCs/>
-          <w:color w:val="241B12"/>
-          <w:sz w:val="21"/>
-          <w:szCs w:val="21"/>
-        </w:rPr>
-        <w:t xml:space="preserve">조치</w:t>
-      </w:r>
-    </w:p>
-    <w:tbl>
-      <w:tblPr>
-        <w:tblW w:type="dxa" w:w="9746"/>
-        <w:tblBorders>
-          <w:top w:val="single" w:color="DEDEDE" w:sz="6"/>
-          <w:left w:val="single" w:color="DEDEDE" w:sz="6"/>
-          <w:bottom w:val="single" w:color="DEDEDE" w:sz="6"/>
-          <w:right w:val="single" w:color="DEDEDE" w:sz="6"/>
-          <w:insideH w:val="single" w:color="DEDEDE" w:sz="6"/>
-          <w:insideV w:val="single" w:color="DEDEDE" w:sz="6"/>
-        </w:tblBorders>
-      </w:tblPr>
-      <w:tblGrid>
-        <w:gridCol w:w="1500"/>
-        <w:gridCol w:w="3000"/>
-        <w:gridCol w:w="5246"/>
-      </w:tblGrid>
-      <w:tr>
-        <w:trPr>
-          <w:tblHeader/>
-        </w:trPr>
-        <w:tc>
-          <w:tcPr>
-            <w:tcW w:type="dxa" w:w="1500"/>
-            <w:tcBorders>
-              <w:top w:val="single" w:color="49361D" w:sz="6"/>
-              <w:left w:val="single" w:color="49361D" w:sz="6"/>
-              <w:bottom w:val="single" w:color="49361D" w:sz="6"/>
-              <w:right w:val="single" w:color="49361D" w:sz="6"/>
-            </w:tcBorders>
-            <w:shd w:fill="241B12" w:color="auto" w:val="clear"/>
-            <w:tcMar>
-              <w:top w:type="dxa" w:w="90"/>
-              <w:left w:type="dxa" w:w="110"/>
-              <w:bottom w:type="dxa" w:w="90"/>
-              <w:right w:type="dxa" w:w="110"/>
-            </w:tcMar>
-            <w:vAlign w:val="center"/>
-          </w:tcPr>
-          <w:p>
-            <w:pPr>
-              <w:spacing w:after="0" w:before="0" w:line="260"/>
-            </w:pPr>
-            <w:r>
-              <w:rPr>
-                <w:rFonts w:ascii="맑은 고딕" w:cs="맑은 고딕" w:eastAsia="맑은 고딕" w:hAnsi="맑은 고딕"/>
-                <w:b/>
-                <w:bCs/>
-                <w:color w:val="F4CF87"/>
-                <w:sz w:val="17"/>
-                <w:szCs w:val="17"/>
-              </w:rPr>
-              <w:t xml:space="preserve">대상</w:t>
-            </w:r>
-          </w:p>
-        </w:tc>
-        <w:tc>
-          <w:tcPr>
-            <w:tcW w:type="dxa" w:w="3000"/>
-            <w:tcBorders>
-              <w:top w:val="single" w:color="49361D" w:sz="6"/>
-              <w:left w:val="single" w:color="49361D" w:sz="6"/>
-              <w:bottom w:val="single" w:color="49361D" w:sz="6"/>
-              <w:right w:val="single" w:color="49361D" w:sz="6"/>
-            </w:tcBorders>
-            <w:shd w:fill="241B12" w:color="auto" w:val="clear"/>
-            <w:tcMar>
-              <w:top w:type="dxa" w:w="90"/>
-              <w:left w:type="dxa" w:w="110"/>
-              <w:bottom w:type="dxa" w:w="90"/>
-              <w:right w:type="dxa" w:w="110"/>
-            </w:tcMar>
-            <w:vAlign w:val="center"/>
-          </w:tcPr>
-          <w:p>
-            <w:pPr>
-              <w:spacing w:after="0" w:before="0" w:line="260"/>
-            </w:pPr>
-            <w:r>
-              <w:rPr>
-                <w:rFonts w:ascii="맑은 고딕" w:cs="맑은 고딕" w:eastAsia="맑은 고딕" w:hAnsi="맑은 고딕"/>
-                <w:b/>
-                <w:bCs/>
-                <w:color w:val="F4CF87"/>
-                <w:sz w:val="17"/>
-                <w:szCs w:val="17"/>
-              </w:rPr>
-              <w:t xml:space="preserve">변경 전</w:t>
-            </w:r>
-          </w:p>
-        </w:tc>
-        <w:tc>
-          <w:tcPr>
-            <w:tcW w:type="dxa" w:w="5246"/>
-            <w:tcBorders>
-              <w:top w:val="single" w:color="49361D" w:sz="6"/>
-              <w:left w:val="single" w:color="49361D" w:sz="6"/>
-              <w:bottom w:val="single" w:color="49361D" w:sz="6"/>
-              <w:right w:val="single" w:color="49361D" w:sz="6"/>
-            </w:tcBorders>
-            <w:shd w:fill="241B12" w:color="auto" w:val="clear"/>
-            <w:tcMar>
-              <w:top w:type="dxa" w:w="90"/>
-              <w:left w:type="dxa" w:w="110"/>
-              <w:bottom w:type="dxa" w:w="90"/>
-              <w:right w:type="dxa" w:w="110"/>
-            </w:tcMar>
-            <w:vAlign w:val="center"/>
-          </w:tcPr>
-          <w:p>
-            <w:pPr>
-              <w:spacing w:after="0" w:before="0" w:line="260"/>
-            </w:pPr>
-            <w:r>
-              <w:rPr>
-                <w:rFonts w:ascii="맑은 고딕" w:cs="맑은 고딕" w:eastAsia="맑은 고딕" w:hAnsi="맑은 고딕"/>
-                <w:b/>
-                <w:bCs/>
-                <w:color w:val="F4CF87"/>
-                <w:sz w:val="17"/>
-                <w:szCs w:val="17"/>
-              </w:rPr>
-              <w:t xml:space="preserve">변경 후</w:t>
-            </w:r>
-          </w:p>
-        </w:tc>
-      </w:tr>
-      <w:tr>
-        <w:tc>
-          <w:tcPr>
-            <w:tcW w:type="dxa" w:w="1500"/>
-            <w:tcBorders>
-              <w:top w:val="single" w:color="DEDEDE" w:sz="6"/>
-              <w:left w:val="single" w:color="DEDEDE" w:sz="6"/>
-              <w:bottom w:val="single" w:color="DEDEDE" w:sz="6"/>
-              <w:right w:val="single" w:color="DEDEDE" w:sz="6"/>
-            </w:tcBorders>
-            <w:tcMar>
-              <w:top w:type="dxa" w:w="70"/>
-              <w:left w:type="dxa" w:w="110"/>
-              <w:bottom w:type="dxa" w:w="70"/>
-              <w:right w:type="dxa" w:w="110"/>
-            </w:tcMar>
-            <w:vAlign w:val="center"/>
-          </w:tcPr>
-          <w:p>
-            <w:pPr>
-              <w:spacing w:after="0" w:before="0" w:line="260"/>
-            </w:pPr>
-            <w:r>
-              <w:rPr>
-                <w:rFonts w:ascii="맑은 고딕" w:cs="맑은 고딕" w:eastAsia="맑은 고딕" w:hAnsi="맑은 고딕"/>
-                <w:color w:val="3C3429"/>
-                <w:sz w:val="17"/>
-                <w:szCs w:val="17"/>
-              </w:rPr>
-              <w:t>업로드 방식</w:t>
-            </w:r>
-          </w:p>
-        </w:tc>
-        <w:tc>
-          <w:tcPr>
-            <w:tcW w:type="dxa" w:w="3000"/>
-            <w:tcBorders>
-              <w:top w:val="single" w:color="DEDEDE" w:sz="6"/>
-              <w:left w:val="single" w:color="DEDEDE" w:sz="6"/>
-              <w:bottom w:val="single" w:color="DEDEDE" w:sz="6"/>
-              <w:right w:val="single" w:color="DEDEDE" w:sz="6"/>
-            </w:tcBorders>
-            <w:tcMar>
-              <w:top w:type="dxa" w:w="70"/>
-              <w:left w:type="dxa" w:w="110"/>
-              <w:bottom w:type="dxa" w:w="70"/>
-              <w:right w:type="dxa" w:w="110"/>
-            </w:tcMar>
-            <w:vAlign w:val="center"/>
-          </w:tcPr>
-          <w:p>
-            <w:pPr>
-              <w:spacing w:after="0" w:before="0" w:line="260"/>
-            </w:pPr>
-            <w:r>
-              <w:t>Arduino IDE GUI의 Tools→Port 선택 후 업로드</w:t>
-            </w:r>
-          </w:p>
-        </w:tc>
-        <w:tc>
-          <w:tcPr>
-            <w:tcW w:type="dxa" w:w="5246"/>
-            <w:tcBorders>
-              <w:top w:val="single" w:color="DEDEDE" w:sz="6"/>
-              <w:left w:val="single" w:color="DEDEDE" w:sz="6"/>
-              <w:bottom w:val="single" w:color="DEDEDE" w:sz="6"/>
-              <w:right w:val="single" w:color="DEDEDE" w:sz="6"/>
-            </w:tcBorders>
-            <w:tcMar>
-              <w:top w:type="dxa" w:w="70"/>
-              <w:left w:type="dxa" w:w="110"/>
-              <w:bottom w:type="dxa" w:w="70"/>
-              <w:right w:type="dxa" w:w="110"/>
-            </w:tcMar>
-            <w:vAlign w:val="center"/>
-          </w:tcPr>
-          <w:p>
-            <w:pPr>
-              <w:spacing w:after="0" w:before="0" w:line="260"/>
-            </w:pPr>
-            <w:r>
-              <w:t>IDE 번들 arduino-cli를 터미널에서 직접 호출해 -p /dev/ttyUSB0를 명시 지정, compile 후 upload</w:t>
-            </w:r>
-          </w:p>
-        </w:tc>
-      </w:tr>
-    </w:tbl>
-    <w:tbl>
-      <w:tblPr>
-        <w:tblW w:type="dxa" w:w="9746"/>
-        <w:tblBorders>
-          <w:top w:val="single" w:color="DEDEDE" w:sz="6"/>
-          <w:left w:val="single" w:color="DEDEDE" w:sz="6"/>
-          <w:bottom w:val="single" w:color="DEDEDE" w:sz="6"/>
-          <w:right w:val="single" w:color="DEDEDE" w:sz="6"/>
-          <w:insideH w:val="single" w:color="DEDEDE" w:sz="6"/>
-          <w:insideV w:val="single" w:color="DEDEDE" w:sz="6"/>
-        </w:tblBorders>
-      </w:tblPr>
-      <w:tblGrid>
-        <w:gridCol w:w="9746"/>
-      </w:tblGrid>
-      <w:tr>
-        <w:tc>
-          <w:tcPr>
-            <w:tcW w:type="dxa" w:w="9746"/>
-            <w:tcBorders>
-              <w:top w:val="single" w:color="DEDEDE" w:sz="6"/>
-              <w:left w:val="single" w:color="DEDEDE" w:sz="6"/>
-              <w:bottom w:val="single" w:color="DEDEDE" w:sz="6"/>
-              <w:right w:val="single" w:color="DEDEDE" w:sz="6"/>
-            </w:tcBorders>
-            <w:shd w:fill="F7F8FA" w:color="auto" w:val="clear"/>
-            <w:tcMar>
-              <w:top w:type="dxa" w:w="140"/>
-              <w:left w:type="dxa" w:w="160"/>
-              <w:bottom w:type="dxa" w:w="140"/>
-              <w:right w:type="dxa" w:w="160"/>
-            </w:tcMar>
-          </w:tcPr>
-          <w:p>
-            <w:pPr>
-              <w:spacing w:after="20" w:line="240"/>
-            </w:pPr>
-            <w:r>
-              <w:rPr>
-                <w:rFonts w:ascii="Consolas" w:cs="Consolas" w:eastAsia="Consolas" w:hAnsi="Consolas"/>
-                <w:color w:val="3C3429"/>
-                <w:sz w:val="16"/>
-                <w:szCs w:val="16"/>
-              </w:rPr>
-              <w:t># 적용 명령</w:t>
-              <w:br/>
-              <w:t>arduino-cli --config-file ~/.arduinoIDE/arduino-cli.yaml compile --fqbn esp32:esp32:esp32:&lt;옵션&gt; &lt;스케치경로&gt;</w:t>
-              <w:br/>
-              <w:t>arduino-cli --config-file ~/.arduinoIDE/arduino-cli.yaml upload -p /dev/ttyUSB0 --fqbn esp32:esp32:esp32:&lt;옵션&gt; &lt;스케치경로&gt;</w:t>
-            </w:r>
-          </w:p>
-          <w:p>
-            <w:pPr>
-              <w:spacing w:after="20" w:line="240"/>
-            </w:pPr>
-            <w:r>
-              <w:rPr>
-                <w:rFonts w:ascii="Consolas" w:cs="Consolas" w:eastAsia="Consolas" w:hAnsi="Consolas"/>
-                <w:color w:val="3C3429"/>
-                <w:sz w:val="16"/>
-                <w:szCs w:val="16"/>
-              </w:rPr>
-            </w:r>
-          </w:p>
-        </w:tc>
-      </w:tr>
-    </w:tbl>
-    <w:p>
-      <w:pPr>
-        <w:pStyle w:val="Heading3"/>
-        <w:spacing w:after="120" w:before="260" w:line="260"/>
-      </w:pPr>
-      <w:r>
-        <w:rPr>
-          <w:rFonts w:ascii="맑은 고딕" w:cs="맑은 고딕" w:eastAsia="맑은 고딕" w:hAnsi="맑은 고딕"/>
-          <w:b/>
-          <w:bCs/>
-          <w:color w:val="241B12"/>
-          <w:sz w:val="21"/>
-          <w:szCs w:val="21"/>
-        </w:rPr>
-        <w:t xml:space="preserve">검증</w:t>
-      </w:r>
-    </w:p>
-    <w:p>
-      <w:pPr>
-        <w:pStyle w:val="ListParagraph"/>
-        <w:numPr>
-          <w:ilvl w:val="0"/>
-          <w:numId w:val="2"/>
-        </w:numPr>
-        <w:spacing w:after="80" w:line="260"/>
-      </w:pPr>
-      <w:r>
-        <w:rPr>
-          <w:rFonts w:ascii="맑은 고딕" w:cs="맑은 고딕" w:eastAsia="맑은 고딕" w:hAnsi="맑은 고딕"/>
-          <w:color w:val="3C3429"/>
-          <w:sz w:val="17"/>
-          <w:szCs w:val="17"/>
-        </w:rPr>
-        <w:t>esptool 출력에서 Chip type/MAC 확인 후 Wrote ... bytes, Hash of data verified 로 플래시 성공 여부 확인</w:t>
-      </w:r>
-    </w:p>
-    <w:p>
-      <w:pPr>
-        <w:pStyle w:val="ListParagraph"/>
-        <w:numPr>
-          <w:ilvl w:val="0"/>
-          <w:numId w:val="2"/>
-        </w:numPr>
-        <w:spacing w:after="80" w:line="260"/>
-      </w:pPr>
-      <w:r>
-        <w:rPr>
-          <w:rFonts w:ascii="맑은 고딕" w:cs="맑은 고딕" w:eastAsia="맑은 고딕" w:hAnsi="맑은 고딕"/>
-          <w:color w:val="3C3429"/>
-          <w:sz w:val="17"/>
-          <w:szCs w:val="17"/>
-        </w:rPr>
-        <w:t>이 방법으로 BTN_01 펌웨어를 실제 업로드한 결과 성공적으로 완료됐고(Hash 검증 통과), 이후 같은 방식으로 재현 없이 매번 성공함. IDE GUI 경로는 여전히 동일하게 실패함(WORKAROUND, 근본 미해결)</w:t>
-      </w:r>
-    </w:p>
-    <w:p>
-      <w:pPr>
-        <w:pStyle w:val="Heading3"/>
-        <w:spacing w:after="120" w:before="260" w:line="260"/>
-      </w:pPr>
-      <w:r>
-        <w:rPr>
-          <w:rFonts w:ascii="맑은 고딕" w:cs="맑은 고딕" w:eastAsia="맑은 고딕" w:hAnsi="맑은 고딕"/>
-          <w:b/>
-          <w:bCs/>
-          <w:color w:val="241B12"/>
-          <w:sz w:val="21"/>
-          <w:szCs w:val="21"/>
-        </w:rPr>
-        <w:t xml:space="preserve">재발 방지</w:t>
-      </w:r>
-    </w:p>
-    <w:tbl>
-      <w:tblPr>
-        <w:tblW w:type="dxa" w:w="9746"/>
-        <w:tblBorders>
-          <w:top w:val="single" w:color="DEDEDE" w:sz="6"/>
-          <w:left w:val="single" w:color="DEDEDE" w:sz="6"/>
-          <w:bottom w:val="single" w:color="DEDEDE" w:sz="6"/>
-          <w:right w:val="single" w:color="DEDEDE" w:sz="6"/>
-          <w:insideH w:val="single" w:color="DEDEDE" w:sz="6"/>
-          <w:insideV w:val="single" w:color="DEDEDE" w:sz="6"/>
-        </w:tblBorders>
-      </w:tblPr>
-      <w:tblGrid>
-        <w:gridCol w:w="2600"/>
-        <w:gridCol w:w="7146"/>
-      </w:tblGrid>
-      <w:tr>
-        <w:trPr>
-          <w:tblHeader/>
-        </w:trPr>
-        <w:tc>
-          <w:tcPr>
-            <w:tcW w:type="dxa" w:w="2600"/>
-            <w:tcBorders>
-              <w:top w:val="single" w:color="49361D" w:sz="6"/>
-              <w:left w:val="single" w:color="49361D" w:sz="6"/>
-              <w:bottom w:val="single" w:color="49361D" w:sz="6"/>
-              <w:right w:val="single" w:color="49361D" w:sz="6"/>
-            </w:tcBorders>
-            <w:shd w:fill="241B12" w:color="auto" w:val="clear"/>
-            <w:tcMar>
-              <w:top w:type="dxa" w:w="90"/>
-              <w:left w:type="dxa" w:w="110"/>
-              <w:bottom w:type="dxa" w:w="90"/>
-              <w:right w:type="dxa" w:w="110"/>
-            </w:tcMar>
-            <w:vAlign w:val="center"/>
-          </w:tcPr>
-          <w:p>
-            <w:pPr>
-              <w:spacing w:after="0" w:before="0" w:line="260"/>
-            </w:pPr>
-            <w:r>
-              <w:rPr>
-                <w:rFonts w:ascii="맑은 고딕" w:cs="맑은 고딕" w:eastAsia="맑은 고딕" w:hAnsi="맑은 고딕"/>
-                <w:b/>
-                <w:bCs/>
-                <w:color w:val="F4CF87"/>
-                <w:sz w:val="17"/>
-                <w:szCs w:val="17"/>
-              </w:rPr>
-              <w:t xml:space="preserve">반영 위치</w:t>
-            </w:r>
-          </w:p>
-        </w:tc>
-        <w:tc>
-          <w:tcPr>
-            <w:tcW w:type="dxa" w:w="7146"/>
-            <w:tcBorders>
-              <w:top w:val="single" w:color="49361D" w:sz="6"/>
-              <w:left w:val="single" w:color="49361D" w:sz="6"/>
-              <w:bottom w:val="single" w:color="49361D" w:sz="6"/>
-              <w:right w:val="single" w:color="49361D" w:sz="6"/>
-            </w:tcBorders>
-            <w:shd w:fill="241B12" w:color="auto" w:val="clear"/>
-            <w:tcMar>
-              <w:top w:type="dxa" w:w="90"/>
-              <w:left w:type="dxa" w:w="110"/>
-              <w:bottom w:type="dxa" w:w="90"/>
-              <w:right w:type="dxa" w:w="110"/>
-            </w:tcMar>
-            <w:vAlign w:val="center"/>
-          </w:tcPr>
-          <w:p>
-            <w:pPr>
-              <w:spacing w:after="0" w:before="0" w:line="260"/>
-            </w:pPr>
-            <w:r>
-              <w:rPr>
-                <w:rFonts w:ascii="맑은 고딕" w:cs="맑은 고딕" w:eastAsia="맑은 고딕" w:hAnsi="맑은 고딕"/>
-                <w:b/>
-                <w:bCs/>
-                <w:color w:val="F4CF87"/>
-                <w:sz w:val="17"/>
-                <w:szCs w:val="17"/>
-              </w:rPr>
-              <w:t xml:space="preserve">내용</w:t>
-            </w:r>
-          </w:p>
-        </w:tc>
-      </w:tr>
-      <w:tr>
-        <w:tc>
-          <w:tcPr>
-            <w:tcW w:type="dxa" w:w="2600"/>
-            <w:tcBorders>
-              <w:top w:val="single" w:color="DEDEDE" w:sz="6"/>
-              <w:left w:val="single" w:color="DEDEDE" w:sz="6"/>
-              <w:bottom w:val="single" w:color="DEDEDE" w:sz="6"/>
-              <w:right w:val="single" w:color="DEDEDE" w:sz="6"/>
-            </w:tcBorders>
-            <w:tcMar>
-              <w:top w:type="dxa" w:w="70"/>
-              <w:left w:type="dxa" w:w="110"/>
-              <w:bottom w:type="dxa" w:w="70"/>
-              <w:right w:type="dxa" w:w="110"/>
-            </w:tcMar>
-            <w:vAlign w:val="center"/>
-          </w:tcPr>
-          <w:p>
-            <w:pPr>
-              <w:spacing w:after="0" w:before="0" w:line="260"/>
-            </w:pPr>
-            <w:r>
-              <w:rPr>
-                <w:rFonts w:ascii="맑은 고딕" w:cs="맑은 고딕" w:eastAsia="맑은 고딕" w:hAnsi="맑은 고딕"/>
-                <w:color w:val="3C3429"/>
-                <w:sz w:val="17"/>
-                <w:szCs w:val="17"/>
-              </w:rPr>
-              <w:t>문서</w:t>
-            </w:r>
-          </w:p>
-        </w:tc>
-        <w:tc>
-          <w:tcPr>
-            <w:tcW w:type="dxa" w:w="7146"/>
-            <w:tcBorders>
-              <w:top w:val="single" w:color="DEDEDE" w:sz="6"/>
-              <w:left w:val="single" w:color="DEDEDE" w:sz="6"/>
-              <w:bottom w:val="single" w:color="DEDEDE" w:sz="6"/>
-              <w:right w:val="single" w:color="DEDEDE" w:sz="6"/>
-            </w:tcBorders>
-            <w:tcMar>
-              <w:top w:type="dxa" w:w="70"/>
-              <w:left w:type="dxa" w:w="110"/>
-              <w:bottom w:type="dxa" w:w="70"/>
-              <w:right w:type="dxa" w:w="110"/>
-            </w:tcMar>
-            <w:vAlign w:val="center"/>
-          </w:tcPr>
-          <w:p>
-            <w:pPr>
-              <w:spacing w:after="0" w:before="0" w:line="260"/>
-            </w:pPr>
-            <w:r>
-              <w:t>Arduino IDE Port 메뉴가 비활성화되고 재시작으로도 안 풀리면, arduino-cli를 직접 호출해 -p로 포트를 명시 지정하는 우회 절차를 팀에 공유. 이 VM에서 반복되면 serial-discovery 버전 업데이트나 별도 업로드 스크립트 도입을 검토</w:t>
-            </w:r>
-          </w:p>
-        </w:tc>
-      </w:tr>
-    </w:tbl>
-    <w:p>
-      <w:pPr>
         <w:pStyle w:val="Heading1"/>
         <w:spacing w:after="220" w:before="200" w:line="280"/>
       </w:pPr>
@@ -13964,159 +9957,35 @@
         <w:tc>
           <w:tcPr>
             <w:tcW w:type="dxa" w:w="1500"/>
-            <w:tcBorders>
-              <w:top w:val="single" w:color="DEDEDE" w:sz="6"/>
-              <w:left w:val="single" w:color="DEDEDE" w:sz="6"/>
-              <w:bottom w:val="single" w:color="DEDEDE" w:sz="6"/>
-              <w:right w:val="single" w:color="DEDEDE" w:sz="6"/>
-            </w:tcBorders>
-            <w:tcMar>
-              <w:top w:type="dxa" w:w="70"/>
-              <w:left w:type="dxa" w:w="110"/>
-              <w:bottom w:type="dxa" w:w="70"/>
-              <w:right w:type="dxa" w:w="110"/>
-            </w:tcMar>
-            <w:vAlign w:val="center"/>
-          </w:tcPr>
-          <w:p>
-            <w:pPr>
-              <w:spacing w:after="0" w:before="0" w:line="260"/>
-            </w:pPr>
-            <w:r>
-              <w:rPr>
-                <w:rFonts w:ascii="맑은 고딕" w:cs="맑은 고딕" w:eastAsia="맑은 고딕" w:hAnsi="맑은 고딕"/>
-                <w:color w:val="3C3429"/>
-                <w:sz w:val="17"/>
-                <w:szCs w:val="17"/>
-              </w:rPr>
-              <w:t>TS-INFRA-02</w:t>
+          </w:tcPr>
+          <w:p>
+            <w:r>
+              <w:t>현재 미해결 이슈 없음</w:t>
             </w:r>
           </w:p>
         </w:tc>
         <w:tc>
           <w:tcPr>
             <w:tcW w:type="dxa" w:w="3300"/>
-            <w:tcBorders>
-              <w:top w:val="single" w:color="DEDEDE" w:sz="6"/>
-              <w:left w:val="single" w:color="DEDEDE" w:sz="6"/>
-              <w:bottom w:val="single" w:color="DEDEDE" w:sz="6"/>
-              <w:right w:val="single" w:color="DEDEDE" w:sz="6"/>
-            </w:tcBorders>
-            <w:tcMar>
-              <w:top w:type="dxa" w:w="70"/>
-              <w:left w:type="dxa" w:w="110"/>
-              <w:bottom w:type="dxa" w:w="70"/>
-              <w:right w:type="dxa" w:w="110"/>
-            </w:tcMar>
-            <w:vAlign w:val="center"/>
-          </w:tcPr>
-          <w:p>
-            <w:pPr>
-              <w:spacing w:after="0" w:before="0" w:line="260"/>
-            </w:pPr>
-            <w:r>
-              <w:t>카메라 재실행 시 Device or resource busy로 기동 실패</w:t>
-            </w:r>
+          </w:tcPr>
+          <w:p>
+            <w:r/>
           </w:p>
         </w:tc>
         <w:tc>
           <w:tcPr>
             <w:tcW w:type="dxa" w:w="1700"/>
-            <w:tcBorders>
-              <w:top w:val="single" w:color="DEDEDE" w:sz="6"/>
-              <w:left w:val="single" w:color="DEDEDE" w:sz="6"/>
-              <w:bottom w:val="single" w:color="DEDEDE" w:sz="6"/>
-              <w:right w:val="single" w:color="DEDEDE" w:sz="6"/>
-            </w:tcBorders>
-            <w:tcMar>
-              <w:top w:type="dxa" w:w="70"/>
-              <w:left w:type="dxa" w:w="110"/>
-              <w:bottom w:type="dxa" w:w="70"/>
-              <w:right w:type="dxa" w:w="110"/>
-            </w:tcMar>
-            <w:vAlign w:val="center"/>
-          </w:tcPr>
-          <w:p>
-            <w:pPr>
-              <w:spacing w:after="0" w:before="0" w:line="260"/>
-            </w:pPr>
-            <w:r>
-              <w:rPr>
-                <w:rFonts w:ascii="맑은 고딕" w:cs="맑은 고딕" w:eastAsia="맑은 고딕" w:hAnsi="맑은 고딕"/>
-                <w:color w:val="3C3429"/>
-                <w:sz w:val="17"/>
-                <w:szCs w:val="17"/>
-              </w:rPr>
-              <w:t>WORKAROUND</w:t>
-            </w:r>
+          </w:tcPr>
+          <w:p>
+            <w:r/>
           </w:p>
         </w:tc>
         <w:tc>
           <w:tcPr>
             <w:tcW w:type="dxa" w:w="3246"/>
-            <w:tcBorders>
-              <w:top w:val="single" w:color="DEDEDE" w:sz="6"/>
-              <w:left w:val="single" w:color="DEDEDE" w:sz="6"/>
-              <w:bottom w:val="single" w:color="DEDEDE" w:sz="6"/>
-              <w:right w:val="single" w:color="DEDEDE" w:sz="6"/>
-            </w:tcBorders>
-            <w:tcMar>
-              <w:top w:type="dxa" w:w="70"/>
-              <w:left w:type="dxa" w:w="110"/>
-              <w:bottom w:type="dxa" w:w="70"/>
-              <w:right w:type="dxa" w:w="110"/>
-            </w:tcMar>
-            <w:vAlign w:val="center"/>
-          </w:tcPr>
-          <w:p>
-            <w:pPr>
-              <w:spacing w:after="0" w:before="0" w:line="260"/>
-            </w:pPr>
-            <w:r>
-              <w:t>재실행할 때마다 카메라 화면이 안 뜸 → Pi에서 ps aux | grep -i camera로 이전 프로세스 확인 후 kill하고 재실행</w:t>
-            </w:r>
-          </w:p>
-        </w:tc>
-      </w:tr>
-      <w:tr>
-        <w:tc>
-          <w:tcPr>
-            <w:tcW w:type="dxa" w:w="1500"/>
-          </w:tcPr>
-          <w:p>
-            <w:r>
-              <w:t>TS-INFRA-05</w:t>
-            </w:r>
-          </w:p>
-        </w:tc>
-        <w:tc>
-          <w:tcPr>
-            <w:tcW w:type="dxa" w:w="3300"/>
-          </w:tcPr>
-          <w:p>
-            <w:r>
-              <w:t>Arduino IDE 내장 serial-discovery 레이스 컨디션 버그로 Port 인식 실패</w:t>
-            </w:r>
-          </w:p>
-        </w:tc>
-        <w:tc>
-          <w:tcPr>
-            <w:tcW w:type="dxa" w:w="1700"/>
-          </w:tcPr>
-          <w:p>
-            <w:r>
-              <w:t>WORKAROUND</w:t>
-            </w:r>
-          </w:p>
-        </w:tc>
-        <w:tc>
-          <w:tcPr>
-            <w:tcW w:type="dxa" w:w="3246"/>
-          </w:tcPr>
-          <w:p>
-            <w:r>
-              <w:t>Arduino IDE GUI로는 업로드 불가 → arduino-cli를 터미널에서 직접 호출해 -p /dev/ttyUSB0로 포트를 명시 지정해 compile/upload</w:t>
-            </w:r>
+          </w:tcPr>
+          <w:p>
+            <w:r/>
           </w:p>
         </w:tc>
       </w:tr>
